--- a/TCI - Introdução.docx
+++ b/TCI - Introdução.docx
@@ -506,7 +506,13 @@
         <w:rPr>
           <w:rFonts w:ascii="Arial" w:hAnsi="Arial" w:cs="Arial"/>
         </w:rPr>
-        <w:t>explorativa.</w:t>
+        <w:t>explicativa</w:t>
+      </w:r>
+      <w:r>
+        <w:rPr>
+          <w:rFonts w:ascii="Arial" w:hAnsi="Arial" w:cs="Arial"/>
+        </w:rPr>
+        <w:t>.</w:t>
       </w:r>
     </w:p>
     <w:p>
@@ -829,57 +835,30 @@
     <w:p>
       <w:pPr>
         <w:spacing w:line="360" w:lineRule="auto"/>
-        <w:rPr>
-          <w:rFonts w:ascii="Arial" w:hAnsi="Arial" w:cs="Arial"/>
-        </w:rPr>
-      </w:pPr>
-      <w:r>
-        <w:rPr>
-          <w:rFonts w:ascii="Arial" w:hAnsi="Arial" w:cs="Arial"/>
-        </w:rPr>
-        <w:t>Quanto aos delineamentos de pesquisa de nosso trabalho utiliza</w:t>
-      </w:r>
-      <w:r>
-        <w:rPr>
-          <w:rFonts w:ascii="Arial" w:hAnsi="Arial" w:cs="Arial"/>
-        </w:rPr>
-        <w:t>rem</w:t>
-      </w:r>
-      <w:r>
-        <w:rPr>
-          <w:rFonts w:ascii="Arial" w:hAnsi="Arial" w:cs="Arial"/>
-        </w:rPr>
-        <w:t xml:space="preserve">os a </w:t>
-      </w:r>
-      <w:r>
-        <w:rPr>
-          <w:rFonts w:ascii="Arial" w:hAnsi="Arial" w:cs="Arial"/>
-        </w:rPr>
-        <w:t>p</w:t>
-      </w:r>
-      <w:r>
-        <w:rPr>
-          <w:rFonts w:ascii="Arial" w:hAnsi="Arial" w:cs="Arial"/>
-        </w:rPr>
-        <w:t xml:space="preserve">esquisa bibliográfica sendo essa imprescindível para qualquer produção acadêmica, e ainda segundo </w:t>
-      </w:r>
-      <w:r>
-        <w:rPr>
-          <w:rFonts w:ascii="Arial" w:hAnsi="Arial" w:cs="Arial"/>
-        </w:rPr>
-        <w:t xml:space="preserve">Wazlawick </w:t>
-      </w:r>
-      <w:r>
-        <w:rPr>
-          <w:rFonts w:ascii="Arial" w:hAnsi="Arial" w:cs="Arial"/>
-        </w:rPr>
-        <w:t>(</w:t>
-      </w:r>
-      <w:r>
-        <w:rPr>
-          <w:rFonts w:ascii="Arial" w:hAnsi="Arial" w:cs="Arial"/>
-        </w:rPr>
-        <w:t>2020, p 18)</w:t>
+        <w:jc w:val="both"/>
+        <w:rPr>
+          <w:rFonts w:ascii="Arial" w:hAnsi="Arial" w:cs="Arial"/>
+        </w:rPr>
+      </w:pPr>
+      <w:r>
+        <w:rPr>
+          <w:rFonts w:ascii="Arial" w:hAnsi="Arial" w:cs="Arial"/>
+        </w:rPr>
+        <w:t>Quanto ao delineamento da pesquisa, será adotada a pesquisa bibliográfica, considerada essencial para qualquer produção acadêmica, pois envolve o estudo de livros, artigos científicos, teses e outras publicações relevantes, conforme destacado por Wazlawick (2020, p. 18).</w:t>
+      </w:r>
+    </w:p>
+    <w:p>
+      <w:pPr>
+        <w:spacing w:line="360" w:lineRule="auto"/>
+        <w:rPr>
+          <w:rFonts w:ascii="Arial" w:hAnsi="Arial" w:cs="Arial"/>
+        </w:rPr>
+      </w:pPr>
+      <w:r>
+        <w:rPr>
+          <w:rFonts w:ascii="Arial" w:hAnsi="Arial" w:cs="Arial"/>
+        </w:rPr>
+        <w:t>Além disso será feito</w:t>
       </w:r>
       <w:r>
         <w:rPr>
@@ -891,13 +870,13 @@
         <w:rPr>
           <w:rFonts w:ascii="Arial" w:hAnsi="Arial" w:cs="Arial"/>
         </w:rPr>
-        <w:t>“</w:t>
-      </w:r>
-      <w:r>
-        <w:rPr>
-          <w:rFonts w:ascii="Arial" w:hAnsi="Arial" w:cs="Arial"/>
-        </w:rPr>
-        <w:t>[...]</w:t>
+        <w:t>us</w:t>
+      </w:r>
+      <w:r>
+        <w:rPr>
+          <w:rFonts w:ascii="Arial" w:hAnsi="Arial" w:cs="Arial"/>
+        </w:rPr>
+        <w:t>o</w:t>
       </w:r>
       <w:r>
         <w:rPr>
@@ -909,39 +888,25 @@
         <w:rPr>
           <w:rFonts w:ascii="Arial" w:hAnsi="Arial" w:cs="Arial"/>
         </w:rPr>
-        <w:t>A pesquisa bibliográfica implica o estudo de artigos, teses, livros e outras publicações usualmente disponibilizadas por editoras e indexadas</w:t>
-      </w:r>
-      <w:r>
-        <w:rPr>
-          <w:rFonts w:ascii="Arial" w:hAnsi="Arial" w:cs="Arial"/>
-        </w:rPr>
-        <w:t>. [...]</w:t>
-      </w:r>
-      <w:r>
-        <w:rPr>
-          <w:rFonts w:ascii="Arial" w:hAnsi="Arial" w:cs="Arial"/>
-        </w:rPr>
-        <w:t>”</w:t>
-      </w:r>
-      <w:r>
-        <w:rPr>
-          <w:rFonts w:ascii="Arial" w:hAnsi="Arial" w:cs="Arial"/>
-        </w:rPr>
-        <w:t xml:space="preserve">. </w:t>
-      </w:r>
-    </w:p>
-    <w:p>
-      <w:pPr>
-        <w:spacing w:line="360" w:lineRule="auto"/>
-        <w:rPr>
-          <w:rFonts w:ascii="Arial" w:hAnsi="Arial" w:cs="Arial"/>
-        </w:rPr>
-      </w:pPr>
-      <w:r>
-        <w:rPr>
-          <w:rFonts w:ascii="Arial" w:hAnsi="Arial" w:cs="Arial"/>
-        </w:rPr>
-        <w:t>Também usaremos a pesquisa experimental.</w:t>
+        <w:t>d</w:t>
+      </w:r>
+      <w:r>
+        <w:rPr>
+          <w:rFonts w:ascii="Arial" w:hAnsi="Arial" w:cs="Arial"/>
+        </w:rPr>
+        <w:t>a pesquisa experimental</w:t>
+      </w:r>
+      <w:r>
+        <w:rPr>
+          <w:rFonts w:ascii="Arial" w:hAnsi="Arial" w:cs="Arial"/>
+        </w:rPr>
+        <w:t>, de acordo como Wazlawick:</w:t>
+      </w:r>
+      <w:r>
+        <w:rPr>
+          <w:rFonts w:ascii="Arial" w:hAnsi="Arial" w:cs="Arial"/>
+        </w:rPr>
+        <w:t xml:space="preserve"> </w:t>
       </w:r>
     </w:p>
     <w:p>
@@ -961,7 +926,7 @@
           <w:sz w:val="20"/>
           <w:szCs w:val="20"/>
         </w:rPr>
-        <w:t>A pesquisa experimental caracteriza-se pela manipulação de um aspecto da realidade pelo pesquisador. O pesquisador introduz, por exemplo, uma nova técnica em uma empresa de software e observa se a produtividade aumenta. A pesquisa experimental implica ter uma ou mais variáveis experimentais que podem ser controladas pelo pesquisador (o fato de usar ou não determinada técnica, por exemplo), e uma ou mais variáveis observadas, cuja medição poderá levar, possivelmente, à conclusão de que existe algum tipo de dependência com a variável experimental (por exemplo, avaliar a produtividade dos programadores em pontos de função por dia de trabalho e verificar se a técnica aumenta significativamente esse valor)</w:t>
+        <w:t>caracteriza-se pela manipulação de um aspecto da realidade pelo pesquisador. O pesquisador introduz, por exemplo, uma nova técnica em uma empresa de software e observa se a produtividade aumenta. A pesquisa experimental implica ter uma ou mais variáveis experimentais que podem ser controladas pelo pesquisador (o fato de usar ou não determinada técnica, por exemplo), e uma ou mais variáveis observadas, cuja medição poderá levar, possivelmente, à conclusão de que existe algum tipo de dependência com a variável experimental (por exemplo, avaliar a produtividade dos programadores em pontos de função por dia de trabalho e verificar se a técnica aumenta significativamente esse valor)</w:t>
       </w:r>
       <w:r>
         <w:rPr>

--- a/TCI - Introdução.docx
+++ b/TCI - Introdução.docx
@@ -4,24 +4,1233 @@
   <w:body>
     <w:p>
       <w:pPr>
-        <w:spacing w:line="360" w:lineRule="auto"/>
-        <w:rPr>
-          <w:rFonts w:ascii="Arial" w:hAnsi="Arial" w:cs="Arial"/>
+        <w:pStyle w:val="Capa-Folhaderosto"/>
+      </w:pPr>
+      <w:r>
+        <w:rPr>
           <w:b/>
           <w:bCs/>
         </w:rPr>
-      </w:pPr>
-      <w:r>
-        <w:rPr>
-          <w:rFonts w:ascii="Arial" w:hAnsi="Arial" w:cs="Arial"/>
+        <w:t>UNIVERSIDADE PAULISTA</w:t>
+      </w:r>
+    </w:p>
+    <w:p>
+      <w:pPr>
+        <w:pStyle w:val="Capa-Folhaderosto"/>
+        <w:rPr>
           <w:b/>
           <w:bCs/>
-        </w:rPr>
-        <w:t>1 INTRODUÇÃO</w:t>
-      </w:r>
-    </w:p>
-    <w:p>
-      <w:pPr>
+          <w:color w:val="385623"/>
+        </w:rPr>
+      </w:pPr>
+    </w:p>
+    <w:p>
+      <w:pPr>
+        <w:pStyle w:val="Capa-Folhaderosto"/>
+        <w:rPr>
+          <w:b/>
+          <w:bCs/>
+          <w:color w:val="385623"/>
+        </w:rPr>
+      </w:pPr>
+    </w:p>
+    <w:p>
+      <w:pPr>
+        <w:pStyle w:val="Capa-Folhaderosto"/>
+        <w:rPr>
+          <w:b/>
+          <w:bCs/>
+        </w:rPr>
+      </w:pPr>
+      <w:r>
+        <w:rPr>
+          <w:b/>
+          <w:bCs/>
+        </w:rPr>
+        <w:t xml:space="preserve">Cristian Monastério Silvestre </w:t>
+      </w:r>
+    </w:p>
+    <w:p>
+      <w:pPr>
+        <w:pStyle w:val="Capa-Folhaderosto"/>
+        <w:rPr>
+          <w:b/>
+          <w:bCs/>
+        </w:rPr>
+      </w:pPr>
+      <w:r>
+        <w:rPr>
+          <w:b/>
+          <w:bCs/>
+        </w:rPr>
+        <w:t xml:space="preserve">Rubens Vinicius Manna Filho </w:t>
+      </w:r>
+    </w:p>
+    <w:p>
+      <w:pPr>
+        <w:pStyle w:val="Capa-Folhaderosto"/>
+        <w:rPr>
+          <w:b/>
+          <w:bCs/>
+        </w:rPr>
+      </w:pPr>
+      <w:r>
+        <w:rPr>
+          <w:b/>
+          <w:bCs/>
+        </w:rPr>
+        <w:t>Samuel De Souza Padilha</w:t>
+      </w:r>
+    </w:p>
+    <w:p>
+      <w:pPr>
+        <w:pStyle w:val="Capa-Folhaderosto"/>
+        <w:rPr>
+          <w:b/>
+          <w:bCs/>
+        </w:rPr>
+      </w:pPr>
+      <w:r>
+        <w:rPr>
+          <w:b/>
+          <w:bCs/>
+        </w:rPr>
+        <w:t>Styben Kenny Maturano Soliz</w:t>
+      </w:r>
+      <w:r>
+        <w:rPr>
+          <w:b/>
+          <w:bCs/>
+        </w:rPr>
+        <w:t xml:space="preserve"> </w:t>
+      </w:r>
+    </w:p>
+    <w:p>
+      <w:pPr>
+        <w:pStyle w:val="Capa-Folhaderosto"/>
+        <w:rPr>
+          <w:b/>
+          <w:bCs/>
+        </w:rPr>
+      </w:pPr>
+    </w:p>
+    <w:p>
+      <w:pPr>
+        <w:pStyle w:val="Capa-Folhaderosto"/>
+        <w:rPr>
+          <w:b/>
+          <w:bCs/>
+        </w:rPr>
+      </w:pPr>
+    </w:p>
+    <w:p>
+      <w:pPr>
+        <w:pStyle w:val="Capa-Folhaderosto"/>
+        <w:rPr>
+          <w:b/>
+          <w:bCs/>
+        </w:rPr>
+      </w:pPr>
+    </w:p>
+    <w:p>
+      <w:pPr>
+        <w:pStyle w:val="Capa-Folhaderosto"/>
+        <w:rPr>
+          <w:b/>
+          <w:bCs/>
+        </w:rPr>
+      </w:pPr>
+    </w:p>
+    <w:p>
+      <w:pPr>
+        <w:pStyle w:val="Capa-Folhaderosto"/>
+        <w:rPr>
+          <w:b/>
+          <w:bCs/>
+        </w:rPr>
+      </w:pPr>
+    </w:p>
+    <w:p>
+      <w:pPr>
+        <w:pStyle w:val="Capa-Folhaderosto"/>
+        <w:rPr>
+          <w:b/>
+          <w:bCs/>
+        </w:rPr>
+      </w:pPr>
+    </w:p>
+    <w:p>
+      <w:pPr>
+        <w:pStyle w:val="Capa-Folhaderosto"/>
+        <w:rPr>
+          <w:b/>
+          <w:bCs/>
+        </w:rPr>
+      </w:pPr>
+    </w:p>
+    <w:p>
+      <w:pPr>
+        <w:pStyle w:val="SemEspaamento"/>
+        <w:jc w:val="center"/>
+        <w:rPr>
+          <w:rFonts w:hint="eastAsia"/>
+          <w:b/>
+          <w:bCs/>
+        </w:rPr>
+      </w:pPr>
+      <w:r>
+        <w:rPr>
+          <w:rFonts w:ascii="Arial" w:eastAsia="Calibri" w:hAnsi="Arial" w:cs="Arial"/>
+          <w:b/>
+          <w:bCs/>
+          <w:caps/>
+          <w:szCs w:val="22"/>
+          <w:lang w:bidi="ar-SA"/>
+        </w:rPr>
+        <w:t>Sistema de autenticação multifator em software embarcado</w:t>
+      </w:r>
+    </w:p>
+    <w:p>
+      <w:pPr>
+        <w:pStyle w:val="Capa-Folhaderosto"/>
+        <w:rPr>
+          <w:b/>
+          <w:bCs/>
+        </w:rPr>
+      </w:pPr>
+    </w:p>
+    <w:p>
+      <w:pPr>
+        <w:pStyle w:val="Capa-Folhaderosto"/>
+        <w:rPr>
+          <w:b/>
+          <w:bCs/>
+        </w:rPr>
+      </w:pPr>
+    </w:p>
+    <w:p>
+      <w:pPr>
+        <w:pStyle w:val="Capa-Folhaderosto"/>
+        <w:rPr>
+          <w:b/>
+          <w:bCs/>
+        </w:rPr>
+      </w:pPr>
+    </w:p>
+    <w:p>
+      <w:pPr>
+        <w:pStyle w:val="Capa-Folhaderosto"/>
+        <w:rPr>
+          <w:b/>
+          <w:bCs/>
+        </w:rPr>
+      </w:pPr>
+    </w:p>
+    <w:p>
+      <w:pPr>
+        <w:pStyle w:val="Capa-Folhaderosto"/>
+        <w:rPr>
+          <w:b/>
+          <w:bCs/>
+        </w:rPr>
+      </w:pPr>
+    </w:p>
+    <w:p>
+      <w:pPr>
+        <w:pStyle w:val="Capa-Folhaderosto"/>
+        <w:rPr>
+          <w:b/>
+          <w:bCs/>
+        </w:rPr>
+      </w:pPr>
+    </w:p>
+    <w:p>
+      <w:pPr>
+        <w:pStyle w:val="Capa-Folhaderosto"/>
+        <w:rPr>
+          <w:b/>
+          <w:bCs/>
+        </w:rPr>
+      </w:pPr>
+    </w:p>
+    <w:p>
+      <w:pPr>
+        <w:pStyle w:val="Capa-Folhaderosto"/>
+        <w:rPr>
+          <w:b/>
+          <w:bCs/>
+        </w:rPr>
+      </w:pPr>
+    </w:p>
+    <w:p>
+      <w:pPr>
+        <w:pStyle w:val="Capa-Folhaderosto"/>
+        <w:rPr>
+          <w:b/>
+          <w:bCs/>
+        </w:rPr>
+      </w:pPr>
+    </w:p>
+    <w:p>
+      <w:pPr>
+        <w:pStyle w:val="Capa-Folhaderosto"/>
+        <w:rPr>
+          <w:b/>
+          <w:bCs/>
+        </w:rPr>
+      </w:pPr>
+    </w:p>
+    <w:p>
+      <w:pPr>
+        <w:pStyle w:val="Capa-Folhaderosto"/>
+        <w:rPr>
+          <w:b/>
+          <w:bCs/>
+        </w:rPr>
+      </w:pPr>
+    </w:p>
+    <w:p>
+      <w:pPr>
+        <w:pStyle w:val="Capa-Folhaderosto"/>
+        <w:rPr>
+          <w:b/>
+          <w:bCs/>
+        </w:rPr>
+      </w:pPr>
+    </w:p>
+    <w:p>
+      <w:pPr>
+        <w:pStyle w:val="Capa-Folhaderosto"/>
+        <w:rPr>
+          <w:b/>
+          <w:bCs/>
+        </w:rPr>
+      </w:pPr>
+    </w:p>
+    <w:p>
+      <w:pPr>
+        <w:pStyle w:val="Capa-Folhaderosto"/>
+        <w:rPr>
+          <w:b/>
+          <w:bCs/>
+        </w:rPr>
+      </w:pPr>
+    </w:p>
+    <w:p>
+      <w:pPr>
+        <w:pStyle w:val="Capa-Folhaderosto"/>
+        <w:rPr>
+          <w:b/>
+          <w:bCs/>
+        </w:rPr>
+      </w:pPr>
+    </w:p>
+    <w:p>
+      <w:pPr>
+        <w:pStyle w:val="Capa-Folhaderosto"/>
+        <w:jc w:val="left"/>
+        <w:rPr>
+          <w:b/>
+          <w:bCs/>
+        </w:rPr>
+      </w:pPr>
+    </w:p>
+    <w:p>
+      <w:pPr>
+        <w:pStyle w:val="Capa-Folhaderosto"/>
+        <w:rPr>
+          <w:b/>
+          <w:bCs/>
+        </w:rPr>
+      </w:pPr>
+    </w:p>
+    <w:p>
+      <w:pPr>
+        <w:pStyle w:val="Capa-Folhaderosto"/>
+        <w:rPr>
+          <w:b/>
+          <w:bCs/>
+        </w:rPr>
+      </w:pPr>
+      <w:r>
+        <w:rPr>
+          <w:b/>
+          <w:bCs/>
+        </w:rPr>
+        <w:t>SÃO PAULO</w:t>
+      </w:r>
+    </w:p>
+    <w:p>
+      <w:pPr>
+        <w:pStyle w:val="Capa-Folhaderosto"/>
+      </w:pPr>
+      <w:r>
+        <w:rPr>
+          <w:b/>
+          <w:bCs/>
+        </w:rPr>
+        <w:t>202</w:t>
+      </w:r>
+      <w:r>
+        <w:rPr>
+          <w:b/>
+          <w:bCs/>
+        </w:rPr>
+        <w:t>6</w:t>
+      </w:r>
+    </w:p>
+    <w:p>
+      <w:pPr>
+        <w:pStyle w:val="Capa-Folhaderosto"/>
+      </w:pPr>
+      <w:r>
+        <w:lastRenderedPageBreak/>
+        <w:t xml:space="preserve">Cristian Monastério Silvestre - G81DAF1 </w:t>
+      </w:r>
+    </w:p>
+    <w:p>
+      <w:pPr>
+        <w:pStyle w:val="Capa-Folhaderosto"/>
+      </w:pPr>
+      <w:r>
+        <w:t xml:space="preserve">Rubens Vinicius Manna Filho - N091037 </w:t>
+      </w:r>
+    </w:p>
+    <w:p>
+      <w:pPr>
+        <w:pStyle w:val="Capa-Folhaderosto"/>
+      </w:pPr>
+      <w:r>
+        <w:t xml:space="preserve">Samuel De Souza Padilha – F3562C5 </w:t>
+      </w:r>
+    </w:p>
+    <w:p>
+      <w:pPr>
+        <w:pStyle w:val="Capa-Folhaderosto"/>
+      </w:pPr>
+      <w:r>
+        <w:t>Styben Kenny Maturano Soliz</w:t>
+      </w:r>
+      <w:r>
+        <w:t xml:space="preserve"> - </w:t>
+      </w:r>
+      <w:r>
+        <w:t>G7837E7</w:t>
+      </w:r>
+    </w:p>
+    <w:p>
+      <w:pPr>
+        <w:pStyle w:val="Capa-Folhaderosto"/>
+      </w:pPr>
+    </w:p>
+    <w:p>
+      <w:pPr>
+        <w:pStyle w:val="Capa-Folhaderosto"/>
+      </w:pPr>
+    </w:p>
+    <w:p>
+      <w:pPr>
+        <w:pStyle w:val="Capa-Folhaderosto"/>
+      </w:pPr>
+    </w:p>
+    <w:p>
+      <w:pPr>
+        <w:pStyle w:val="Capa-Folhaderosto"/>
+      </w:pPr>
+    </w:p>
+    <w:p>
+      <w:pPr>
+        <w:pStyle w:val="Capa-Folhaderosto"/>
+      </w:pPr>
+    </w:p>
+    <w:p>
+      <w:pPr>
+        <w:pStyle w:val="SemEspaamento"/>
+        <w:jc w:val="center"/>
+        <w:rPr>
+          <w:rFonts w:hint="eastAsia"/>
+        </w:rPr>
+      </w:pPr>
+      <w:r>
+        <w:rPr>
+          <w:rFonts w:ascii="Arial" w:eastAsia="Calibri" w:hAnsi="Arial" w:cs="Arial"/>
+          <w:caps/>
+          <w:szCs w:val="22"/>
+          <w:lang w:bidi="ar-SA"/>
+        </w:rPr>
+        <w:t>Sistema de autenticação multifator em software embarcado</w:t>
+      </w:r>
+    </w:p>
+    <w:p>
+      <w:pPr>
+        <w:pStyle w:val="Capa-Folhaderosto"/>
+      </w:pPr>
+    </w:p>
+    <w:p>
+      <w:pPr>
+        <w:pStyle w:val="Capa-Folhaderosto"/>
+      </w:pPr>
+    </w:p>
+    <w:p>
+      <w:pPr>
+        <w:pStyle w:val="Capa-Folhaderosto"/>
+      </w:pPr>
+    </w:p>
+    <w:p>
+      <w:pPr>
+        <w:pStyle w:val="Capa-Folhaderosto"/>
+      </w:pPr>
+    </w:p>
+    <w:p>
+      <w:pPr>
+        <w:pStyle w:val="Naturezadotrabalho"/>
+      </w:pPr>
+      <w:r>
+        <w:rPr>
+          <w:sz w:val="24"/>
+          <w:szCs w:val="24"/>
+        </w:rPr>
+        <w:t xml:space="preserve">Trabalho de conclusão de curso para obtenção do </w:t>
+      </w:r>
+      <w:r>
+        <w:rPr>
+          <w:sz w:val="24"/>
+          <w:szCs w:val="24"/>
+        </w:rPr>
+        <w:t>grau de bacharel</w:t>
+      </w:r>
+      <w:r>
+        <w:rPr>
+          <w:sz w:val="24"/>
+          <w:szCs w:val="24"/>
+        </w:rPr>
+        <w:t xml:space="preserve"> </w:t>
+      </w:r>
+      <w:r>
+        <w:rPr>
+          <w:sz w:val="24"/>
+          <w:szCs w:val="24"/>
+        </w:rPr>
+        <w:t>de</w:t>
+      </w:r>
+      <w:r>
+        <w:rPr>
+          <w:sz w:val="24"/>
+          <w:szCs w:val="24"/>
+        </w:rPr>
+        <w:t xml:space="preserve"> </w:t>
+      </w:r>
+      <w:r>
+        <w:rPr>
+          <w:sz w:val="24"/>
+          <w:szCs w:val="24"/>
+        </w:rPr>
+        <w:t>Ciência da computação</w:t>
+      </w:r>
+      <w:r>
+        <w:rPr>
+          <w:sz w:val="24"/>
+          <w:szCs w:val="24"/>
+        </w:rPr>
+        <w:t xml:space="preserve"> apresentado à Universidade Paulista – UNIP.</w:t>
+      </w:r>
+    </w:p>
+    <w:p>
+      <w:pPr>
+        <w:pStyle w:val="Naturezadotrabalho"/>
+        <w:rPr>
+          <w:sz w:val="24"/>
+          <w:szCs w:val="24"/>
+        </w:rPr>
+      </w:pPr>
+    </w:p>
+    <w:p>
+      <w:pPr>
+        <w:pStyle w:val="Naturezadotrabalho"/>
+      </w:pPr>
+      <w:r>
+        <w:rPr>
+          <w:sz w:val="24"/>
+          <w:szCs w:val="24"/>
+        </w:rPr>
+        <w:t>Orientador:</w:t>
+      </w:r>
+      <w:r>
+        <w:rPr>
+          <w:sz w:val="24"/>
+          <w:szCs w:val="24"/>
+        </w:rPr>
+        <w:t xml:space="preserve"> </w:t>
+      </w:r>
+      <w:r>
+        <w:rPr>
+          <w:b/>
+          <w:bCs/>
+          <w:sz w:val="24"/>
+          <w:szCs w:val="24"/>
+        </w:rPr>
+        <w:t>Prof.</w:t>
+      </w:r>
+      <w:r>
+        <w:rPr>
+          <w:b/>
+          <w:bCs/>
+          <w:sz w:val="24"/>
+          <w:szCs w:val="24"/>
+        </w:rPr>
+        <w:t xml:space="preserve"> </w:t>
+      </w:r>
+      <w:r>
+        <w:rPr>
+          <w:b/>
+          <w:bCs/>
+          <w:sz w:val="24"/>
+          <w:szCs w:val="24"/>
+        </w:rPr>
+        <w:t xml:space="preserve">Dr. </w:t>
+      </w:r>
+      <w:r>
+        <w:rPr>
+          <w:b/>
+          <w:bCs/>
+          <w:sz w:val="24"/>
+          <w:szCs w:val="24"/>
+        </w:rPr>
+        <w:t>Á</w:t>
+      </w:r>
+      <w:r>
+        <w:rPr>
+          <w:b/>
+          <w:bCs/>
+          <w:sz w:val="24"/>
+          <w:szCs w:val="24"/>
+        </w:rPr>
+        <w:t xml:space="preserve">lvaro </w:t>
+      </w:r>
+      <w:r>
+        <w:rPr>
+          <w:b/>
+          <w:bCs/>
+          <w:sz w:val="24"/>
+          <w:szCs w:val="24"/>
+        </w:rPr>
+        <w:t>A</w:t>
+      </w:r>
+      <w:r>
+        <w:rPr>
+          <w:b/>
+          <w:bCs/>
+          <w:sz w:val="24"/>
+          <w:szCs w:val="24"/>
+        </w:rPr>
+        <w:t>ndré</w:t>
+      </w:r>
+      <w:r>
+        <w:rPr>
+          <w:b/>
+          <w:bCs/>
+          <w:sz w:val="24"/>
+          <w:szCs w:val="24"/>
+        </w:rPr>
+        <w:t xml:space="preserve"> </w:t>
+      </w:r>
+      <w:proofErr w:type="spellStart"/>
+      <w:r>
+        <w:rPr>
+          <w:b/>
+          <w:bCs/>
+          <w:sz w:val="24"/>
+          <w:szCs w:val="24"/>
+        </w:rPr>
+        <w:t>C</w:t>
+      </w:r>
+      <w:r>
+        <w:rPr>
+          <w:b/>
+          <w:bCs/>
+          <w:sz w:val="24"/>
+          <w:szCs w:val="24"/>
+        </w:rPr>
+        <w:t>olombero</w:t>
+      </w:r>
+      <w:proofErr w:type="spellEnd"/>
+      <w:r>
+        <w:rPr>
+          <w:b/>
+          <w:bCs/>
+          <w:sz w:val="24"/>
+          <w:szCs w:val="24"/>
+        </w:rPr>
+        <w:t xml:space="preserve"> </w:t>
+      </w:r>
+      <w:r>
+        <w:rPr>
+          <w:b/>
+          <w:bCs/>
+          <w:sz w:val="24"/>
+          <w:szCs w:val="24"/>
+        </w:rPr>
+        <w:t>P</w:t>
+      </w:r>
+      <w:r>
+        <w:rPr>
+          <w:b/>
+          <w:bCs/>
+          <w:sz w:val="24"/>
+          <w:szCs w:val="24"/>
+        </w:rPr>
+        <w:t>rado</w:t>
+      </w:r>
+      <w:r>
+        <w:rPr>
+          <w:b/>
+          <w:bCs/>
+          <w:sz w:val="24"/>
+          <w:szCs w:val="24"/>
+        </w:rPr>
+        <w:t>.</w:t>
+      </w:r>
+    </w:p>
+    <w:p>
+      <w:pPr>
+        <w:pStyle w:val="Naturezadotrabalho"/>
+        <w:ind w:left="0"/>
+        <w:jc w:val="left"/>
+        <w:rPr>
+          <w:rFonts w:eastAsia="Arial"/>
+          <w:color w:val="FF0000"/>
+          <w:sz w:val="24"/>
+          <w:szCs w:val="24"/>
+        </w:rPr>
+      </w:pPr>
+    </w:p>
+    <w:p>
+      <w:pPr>
+        <w:pStyle w:val="Naturezadotrabalho"/>
+        <w:ind w:left="0"/>
+        <w:jc w:val="center"/>
+        <w:rPr>
+          <w:color w:val="FF0000"/>
+          <w:sz w:val="24"/>
+          <w:szCs w:val="24"/>
+        </w:rPr>
+      </w:pPr>
+    </w:p>
+    <w:p>
+      <w:pPr>
+        <w:pStyle w:val="Naturezadotrabalho"/>
+        <w:spacing w:line="276" w:lineRule="auto"/>
+        <w:rPr>
+          <w:color w:val="FF0000"/>
+          <w:sz w:val="24"/>
+          <w:szCs w:val="24"/>
+        </w:rPr>
+      </w:pPr>
+    </w:p>
+    <w:p>
+      <w:pPr>
+        <w:pStyle w:val="Naturezadotrabalho"/>
+        <w:spacing w:line="276" w:lineRule="auto"/>
+        <w:rPr>
+          <w:color w:val="FF0000"/>
+          <w:sz w:val="24"/>
+          <w:szCs w:val="24"/>
+        </w:rPr>
+      </w:pPr>
+    </w:p>
+    <w:p>
+      <w:pPr>
+        <w:pStyle w:val="Naturezadotrabalho"/>
+        <w:spacing w:line="276" w:lineRule="auto"/>
+        <w:rPr>
+          <w:color w:val="FF0000"/>
+          <w:sz w:val="24"/>
+          <w:szCs w:val="24"/>
+        </w:rPr>
+      </w:pPr>
+    </w:p>
+    <w:p>
+      <w:pPr>
+        <w:pStyle w:val="Capa-Folhaderosto"/>
+        <w:spacing w:line="276" w:lineRule="auto"/>
+        <w:rPr>
+          <w:color w:val="FF0000"/>
+          <w:szCs w:val="24"/>
+        </w:rPr>
+      </w:pPr>
+    </w:p>
+    <w:p>
+      <w:pPr>
+        <w:pStyle w:val="Capa-Folhaderosto"/>
+        <w:rPr>
+          <w:color w:val="FF0000"/>
+          <w:szCs w:val="24"/>
+        </w:rPr>
+      </w:pPr>
+    </w:p>
+    <w:p>
+      <w:pPr>
+        <w:pStyle w:val="Capa-Folhaderosto"/>
+        <w:rPr>
+          <w:color w:val="FF0000"/>
+          <w:szCs w:val="24"/>
+        </w:rPr>
+      </w:pPr>
+    </w:p>
+    <w:p>
+      <w:pPr>
+        <w:pStyle w:val="Capa-Folhaderosto"/>
+        <w:rPr>
+          <w:color w:val="FF0000"/>
+          <w:szCs w:val="24"/>
+        </w:rPr>
+      </w:pPr>
+    </w:p>
+    <w:p>
+      <w:pPr>
+        <w:pStyle w:val="Capa-Folhaderosto"/>
+        <w:rPr>
+          <w:color w:val="FF0000"/>
+          <w:szCs w:val="24"/>
+        </w:rPr>
+      </w:pPr>
+    </w:p>
+    <w:p>
+      <w:pPr>
+        <w:pStyle w:val="Capa-Folhaderosto"/>
+        <w:rPr>
+          <w:color w:val="FF0000"/>
+          <w:szCs w:val="24"/>
+        </w:rPr>
+      </w:pPr>
+    </w:p>
+    <w:p>
+      <w:pPr>
+        <w:pStyle w:val="Capa-Folhaderosto"/>
+        <w:rPr>
+          <w:color w:val="FF0000"/>
+          <w:szCs w:val="24"/>
+        </w:rPr>
+      </w:pPr>
+    </w:p>
+    <w:p>
+      <w:pPr>
+        <w:pStyle w:val="Capa-Folhaderosto"/>
+        <w:rPr>
+          <w:color w:val="FF0000"/>
+          <w:szCs w:val="24"/>
+        </w:rPr>
+      </w:pPr>
+    </w:p>
+    <w:p>
+      <w:pPr>
+        <w:pStyle w:val="Capa-Folhaderosto"/>
+      </w:pPr>
+    </w:p>
+    <w:p>
+      <w:pPr>
+        <w:pStyle w:val="Capa-Folhaderosto"/>
+      </w:pPr>
+    </w:p>
+    <w:p>
+      <w:pPr>
+        <w:pStyle w:val="Capa-Folhaderosto"/>
+      </w:pPr>
+      <w:r>
+        <w:t>SÃO PAULO</w:t>
+      </w:r>
+    </w:p>
+    <w:p>
+      <w:pPr>
+        <w:pStyle w:val="Capa-Folhaderosto"/>
+      </w:pPr>
+      <w:r>
+        <w:t>2026</w:t>
+      </w:r>
+    </w:p>
+    <w:p>
+      <w:pPr>
+        <w:pStyle w:val="Capa-Folhaderosto"/>
+      </w:pPr>
+      <w:r>
+        <w:lastRenderedPageBreak/>
+        <w:t xml:space="preserve">Cristian Monastério Silvestre - G81DAF1 </w:t>
+      </w:r>
+    </w:p>
+    <w:p>
+      <w:pPr>
+        <w:pStyle w:val="Capa-Folhaderosto"/>
+      </w:pPr>
+      <w:r>
+        <w:t xml:space="preserve">Rubens Vinicius Manna Filho - N091037 </w:t>
+      </w:r>
+    </w:p>
+    <w:p>
+      <w:pPr>
+        <w:pStyle w:val="Capa-Folhaderosto"/>
+      </w:pPr>
+      <w:r>
+        <w:t xml:space="preserve">Samuel De Souza Padilha – F3562C5 </w:t>
+      </w:r>
+    </w:p>
+    <w:p>
+      <w:pPr>
+        <w:pStyle w:val="Capa-Folhaderosto"/>
+      </w:pPr>
+      <w:r>
+        <w:t>Styben Kenny Maturano Soliz</w:t>
+      </w:r>
+      <w:r>
+        <w:t xml:space="preserve"> - </w:t>
+      </w:r>
+      <w:r>
+        <w:t>G7837E7</w:t>
+      </w:r>
+    </w:p>
+    <w:p>
+      <w:pPr>
+        <w:pStyle w:val="Capa-Folhaderosto"/>
+        <w:jc w:val="left"/>
+        <w:rPr>
+          <w:b/>
+          <w:bCs/>
+        </w:rPr>
+      </w:pPr>
+    </w:p>
+    <w:p>
+      <w:pPr>
+        <w:pStyle w:val="Capa-Folhaderosto"/>
+        <w:jc w:val="left"/>
+      </w:pPr>
+    </w:p>
+    <w:p>
+      <w:pPr>
+        <w:pStyle w:val="Capa-Folhaderosto"/>
+        <w:jc w:val="left"/>
+      </w:pPr>
+    </w:p>
+    <w:p>
+      <w:pPr>
+        <w:pStyle w:val="Capa-Folhaderosto"/>
+        <w:jc w:val="left"/>
+        <w:rPr>
+          <w:rFonts w:hint="eastAsia"/>
+        </w:rPr>
+      </w:pPr>
+      <w:r>
+        <w:t>Sistema de autenticação multifator em software embarcado</w:t>
+      </w:r>
+    </w:p>
+    <w:p>
+      <w:pPr>
+        <w:pStyle w:val="PargrafodaLista"/>
+        <w:ind w:left="-1560" w:firstLine="2280"/>
+      </w:pPr>
+      <w:r>
+        <w:rPr>
+          <w:rFonts w:ascii="Arial" w:hAnsi="Arial" w:cs="Arial"/>
+        </w:rPr>
+        <w:t xml:space="preserve"> </w:t>
+      </w:r>
+      <w:r>
+        <w:rPr>
+          <w:rFonts w:ascii="Arial" w:hAnsi="Arial" w:cs="Arial"/>
+        </w:rPr>
+        <w:tab/>
+      </w:r>
+      <w:r>
+        <w:rPr>
+          <w:rFonts w:ascii="Arial" w:hAnsi="Arial" w:cs="Arial"/>
+        </w:rPr>
+        <w:tab/>
+        <w:t xml:space="preserve">                 </w:t>
+      </w:r>
+    </w:p>
+    <w:p>
+      <w:pPr>
+        <w:pStyle w:val="Naturezadotrabalho"/>
+        <w:rPr>
+          <w:sz w:val="24"/>
+          <w:szCs w:val="24"/>
+        </w:rPr>
+      </w:pPr>
+    </w:p>
+    <w:p>
+      <w:pPr>
+        <w:pStyle w:val="Naturezadotrabalho"/>
+      </w:pPr>
+      <w:r>
+        <w:rPr>
+          <w:sz w:val="24"/>
+          <w:szCs w:val="24"/>
+        </w:rPr>
+        <w:t>Trabalho de conclusão de curso para obtenção do grau de bacharel de Ciência da computação apresentado à Universidade Paulista – UNIP.</w:t>
+      </w:r>
+    </w:p>
+    <w:p>
+      <w:pPr>
+        <w:pStyle w:val="Naturezadotrabalho"/>
+      </w:pPr>
+    </w:p>
+    <w:p>
+      <w:pPr>
+        <w:pStyle w:val="Naturezadotrabalho"/>
+        <w:rPr>
+          <w:sz w:val="24"/>
+          <w:szCs w:val="24"/>
+        </w:rPr>
+      </w:pPr>
+    </w:p>
+    <w:p>
+      <w:pPr>
+        <w:pStyle w:val="Naturezadotrabalho"/>
+        <w:rPr>
+          <w:sz w:val="24"/>
+          <w:szCs w:val="24"/>
+        </w:rPr>
+      </w:pPr>
+    </w:p>
+    <w:p>
+      <w:pPr>
+        <w:pStyle w:val="Text"/>
+        <w:ind w:firstLine="0"/>
+        <w:rPr>
+          <w:szCs w:val="24"/>
+        </w:rPr>
+      </w:pPr>
+    </w:p>
+    <w:p>
+      <w:pPr>
+        <w:pStyle w:val="Text"/>
+      </w:pPr>
+      <w:r>
+        <w:t>Aprovado(a) em: ______/______/______</w:t>
+      </w:r>
+    </w:p>
+    <w:p>
+      <w:pPr>
+        <w:pStyle w:val="Text"/>
+      </w:pPr>
+    </w:p>
+    <w:p>
+      <w:pPr>
+        <w:pStyle w:val="Text"/>
+        <w:jc w:val="center"/>
+      </w:pPr>
+    </w:p>
+    <w:p>
+      <w:pPr>
+        <w:pStyle w:val="Text"/>
+        <w:jc w:val="center"/>
+      </w:pPr>
+    </w:p>
+    <w:p>
+      <w:pPr>
+        <w:pStyle w:val="Text"/>
+        <w:jc w:val="center"/>
+      </w:pPr>
+      <w:r>
+        <w:t>BANCA EXAMINADORA</w:t>
+      </w:r>
+    </w:p>
+    <w:p>
+      <w:pPr>
+        <w:pStyle w:val="Text"/>
+        <w:jc w:val="center"/>
+      </w:pPr>
+    </w:p>
+    <w:p>
+      <w:pPr>
+        <w:pStyle w:val="Text"/>
+        <w:jc w:val="center"/>
+      </w:pPr>
+      <w:r>
+        <w:t>_________________________________</w:t>
+      </w:r>
+    </w:p>
+    <w:p>
+      <w:pPr>
+        <w:pStyle w:val="Text"/>
+        <w:jc w:val="center"/>
+      </w:pPr>
+      <w:r>
+        <w:t xml:space="preserve">Prof. ou Profa. </w:t>
+      </w:r>
+      <w:proofErr w:type="spellStart"/>
+      <w:r>
+        <w:t>Dr</w:t>
+      </w:r>
+      <w:proofErr w:type="spellEnd"/>
+      <w:r>
+        <w:t>(a</w:t>
+      </w:r>
+      <w:proofErr w:type="gramStart"/>
+      <w:r>
+        <w:t>)./</w:t>
+      </w:r>
+      <w:proofErr w:type="gramEnd"/>
+      <w:r>
+        <w:t xml:space="preserve">Me(a). </w:t>
+      </w:r>
+      <w:proofErr w:type="spellStart"/>
+      <w:r>
+        <w:t>xxxxxxxxxxxx</w:t>
+      </w:r>
+      <w:proofErr w:type="spellEnd"/>
+    </w:p>
+    <w:p>
+      <w:pPr>
+        <w:pStyle w:val="Text"/>
+        <w:jc w:val="center"/>
+      </w:pPr>
+      <w:r>
+        <w:t>Universidade Paulista - UNIP</w:t>
+      </w:r>
+    </w:p>
+    <w:p>
+      <w:pPr>
+        <w:pStyle w:val="Text"/>
+        <w:jc w:val="center"/>
+      </w:pPr>
+    </w:p>
+    <w:p>
+      <w:pPr>
+        <w:pStyle w:val="Text"/>
+        <w:jc w:val="center"/>
+      </w:pPr>
+      <w:r>
+        <w:t>_________________________________</w:t>
+      </w:r>
+    </w:p>
+    <w:p>
+      <w:pPr>
+        <w:pStyle w:val="Text"/>
+        <w:jc w:val="center"/>
+      </w:pPr>
+      <w:r>
+        <w:t xml:space="preserve">Prof. ou Profa. </w:t>
+      </w:r>
+      <w:proofErr w:type="spellStart"/>
+      <w:r>
+        <w:t>Dr</w:t>
+      </w:r>
+      <w:proofErr w:type="spellEnd"/>
+      <w:r>
+        <w:t>(a</w:t>
+      </w:r>
+      <w:proofErr w:type="gramStart"/>
+      <w:r>
+        <w:t>)./</w:t>
+      </w:r>
+      <w:proofErr w:type="gramEnd"/>
+      <w:r>
+        <w:t xml:space="preserve"> Me(a). </w:t>
+      </w:r>
+      <w:proofErr w:type="spellStart"/>
+      <w:r>
+        <w:t>xxxxxxxxxxxx</w:t>
+      </w:r>
+      <w:proofErr w:type="spellEnd"/>
+    </w:p>
+    <w:p>
+      <w:pPr>
+        <w:pStyle w:val="Text"/>
+        <w:jc w:val="center"/>
+      </w:pPr>
+      <w:r>
+        <w:t>Universidade Paulista - UNIP</w:t>
+      </w:r>
+    </w:p>
+    <w:p>
+      <w:pPr>
+        <w:pStyle w:val="Text"/>
+        <w:jc w:val="center"/>
+      </w:pPr>
+    </w:p>
+    <w:p>
+      <w:pPr>
+        <w:pStyle w:val="Text"/>
+        <w:jc w:val="center"/>
+      </w:pPr>
+      <w:r>
+        <w:t>_________________________________</w:t>
+      </w:r>
+    </w:p>
+    <w:p>
+      <w:pPr>
+        <w:pStyle w:val="Text"/>
+        <w:jc w:val="center"/>
+      </w:pPr>
+      <w:r>
+        <w:t xml:space="preserve">Prof. ou Profa. </w:t>
+      </w:r>
+      <w:proofErr w:type="spellStart"/>
+      <w:r>
+        <w:t>Dr</w:t>
+      </w:r>
+      <w:proofErr w:type="spellEnd"/>
+      <w:r>
+        <w:t>(a</w:t>
+      </w:r>
+      <w:proofErr w:type="gramStart"/>
+      <w:r>
+        <w:t>)./</w:t>
+      </w:r>
+      <w:proofErr w:type="gramEnd"/>
+      <w:r>
+        <w:t xml:space="preserve"> Me(a). </w:t>
+      </w:r>
+      <w:proofErr w:type="spellStart"/>
+      <w:r>
+        <w:t>xxxxxxxxxxxx</w:t>
+      </w:r>
+      <w:proofErr w:type="spellEnd"/>
+    </w:p>
+    <w:p>
+      <w:pPr>
+        <w:jc w:val="center"/>
+        <w:rPr>
+          <w:rFonts w:ascii="Arial" w:hAnsi="Arial" w:cs="Arial"/>
+          <w:b/>
+          <w:bCs/>
+        </w:rPr>
+      </w:pPr>
+      <w:r>
+        <w:t xml:space="preserve">               </w:t>
+      </w:r>
+      <w:r>
+        <w:t>Universidade Paulista - UNIP</w:t>
+      </w:r>
+    </w:p>
+    <w:p>
+      <w:pPr>
+        <w:rPr>
+          <w:rFonts w:ascii="Arial" w:hAnsi="Arial" w:cs="Arial"/>
+          <w:b/>
+          <w:bCs/>
+        </w:rPr>
+      </w:pPr>
+    </w:p>
+    <w:p>
+      <w:pPr>
+        <w:pStyle w:val="Ttulopr-textual"/>
+        <w:pageBreakBefore/>
+      </w:pPr>
+      <w:r>
+        <w:lastRenderedPageBreak/>
+        <w:t>resumo</w:t>
+      </w:r>
+    </w:p>
+    <w:p>
+      <w:pPr>
+        <w:rPr>
+          <w:lang w:eastAsia="zh-CN"/>
+        </w:rPr>
+      </w:pPr>
+    </w:p>
+    <w:p>
+      <w:pPr>
+        <w:spacing w:line="360" w:lineRule="auto"/>
         <w:ind w:firstLine="708"/>
         <w:jc w:val="both"/>
         <w:rPr>
@@ -32,11 +1241,12 @@
         <w:rPr>
           <w:rFonts w:ascii="Arial" w:hAnsi="Arial" w:cs="Arial"/>
         </w:rPr>
-        <w:t>Com o avanço tecnológico, tornou-se cada vez mais comum o uso de meios automatizados de controle de acesso. Tais tecnologias não são somente uma comodidade, mas também pedra fundamental na segurança de locais que demandam algum nível de restrição de acesso. Edifícios residenciais, empresas e laboratórios são apenas alguns exemplos.</w:t>
-      </w:r>
-    </w:p>
-    <w:p>
-      <w:pPr>
+        <w:t>Com o avanço tecnológico, tornou-se cada vez mais comum o uso de meios automatizados de controle de acesso. Tais tecnologias não são somente uma comodidade, mas pedra fundamental na segurança de locais que demandam algum nível de restrição de acesso. Edifícios residenciais, empresas e laboratórios são apenas alguns exemplos.</w:t>
+      </w:r>
+    </w:p>
+    <w:p>
+      <w:pPr>
+        <w:spacing w:line="360" w:lineRule="auto"/>
         <w:jc w:val="both"/>
         <w:rPr>
           <w:rFonts w:ascii="Arial" w:hAnsi="Arial" w:cs="Arial"/>
@@ -46,11 +1256,24 @@
         <w:rPr>
           <w:rFonts w:ascii="Arial" w:hAnsi="Arial" w:cs="Arial"/>
         </w:rPr>
-        <w:t>No entanto, na maioria dos casos, é demandado apenas um meio de autenticação, como um cartão ou uma senha, o que pode tornar esses métodos vulneráveis a fraudes. Há também o fato de que, em sua maioria, tais sistemas demandam acesso à internet, o que pode ser um ponto de vulnerabilidade no sistema, assim como de ineficiência em casos em que há latência na rede.</w:t>
-      </w:r>
-    </w:p>
-    <w:p>
-      <w:pPr>
+        <w:t>No entanto, na maioria dos casos, é demandado apenas um meio de autenticação, como um cartão ou uma senha, o que pode tornar esses métodos vulneráveis a fraudes. Há também o fato de que, em sua maioria, tais sistemas demandam acesso à internet, o que pode se</w:t>
+      </w:r>
+      <w:r>
+        <w:rPr>
+          <w:rFonts w:ascii="Arial" w:hAnsi="Arial" w:cs="Arial"/>
+        </w:rPr>
+        <w:t xml:space="preserve"> tornar</w:t>
+      </w:r>
+      <w:r>
+        <w:rPr>
+          <w:rFonts w:ascii="Arial" w:hAnsi="Arial" w:cs="Arial"/>
+        </w:rPr>
+        <w:t xml:space="preserve"> um ponto de vulnerabilidade, assim como de ineficiência em casos em que há latência na rede.</w:t>
+      </w:r>
+    </w:p>
+    <w:p>
+      <w:pPr>
+        <w:spacing w:line="360" w:lineRule="auto"/>
         <w:jc w:val="both"/>
         <w:rPr>
           <w:rFonts w:ascii="Arial" w:hAnsi="Arial" w:cs="Arial"/>
@@ -60,11 +1283,30 @@
         <w:rPr>
           <w:rFonts w:ascii="Arial" w:hAnsi="Arial" w:cs="Arial"/>
         </w:rPr>
-        <w:t>O presente trabalho propõe um sistema de controle de acesso que opere offline, baseado em autenticação de dois fatores, sendo eles biometria facial e reconhecimento por cartões RFID.</w:t>
-      </w:r>
-    </w:p>
-    <w:p>
-      <w:pPr>
+        <w:t>Diante desse cenário, o</w:t>
+      </w:r>
+      <w:r>
+        <w:rPr>
+          <w:rFonts w:ascii="Arial" w:hAnsi="Arial" w:cs="Arial"/>
+        </w:rPr>
+        <w:t xml:space="preserve"> presente trabalho propõe um sistema de controle de acesso que opere offline, baseado em autenticação de dois fatores, sendo eles biometria facial e </w:t>
+      </w:r>
+      <w:r>
+        <w:rPr>
+          <w:rFonts w:ascii="Arial" w:hAnsi="Arial" w:cs="Arial"/>
+        </w:rPr>
+        <w:t>identificação</w:t>
+      </w:r>
+      <w:r>
+        <w:rPr>
+          <w:rFonts w:ascii="Arial" w:hAnsi="Arial" w:cs="Arial"/>
+        </w:rPr>
+        <w:t xml:space="preserve"> por cartões RFID.</w:t>
+      </w:r>
+    </w:p>
+    <w:p>
+      <w:pPr>
+        <w:spacing w:line="360" w:lineRule="auto"/>
         <w:jc w:val="both"/>
         <w:rPr>
           <w:rFonts w:ascii="Arial" w:hAnsi="Arial" w:cs="Arial"/>
@@ -79,6 +1321,3823 @@
     </w:p>
     <w:p>
       <w:pPr>
+        <w:spacing w:line="360" w:lineRule="auto"/>
+        <w:jc w:val="both"/>
+        <w:rPr>
+          <w:rFonts w:ascii="Arial" w:hAnsi="Arial" w:cs="Arial"/>
+        </w:rPr>
+      </w:pPr>
+      <w:r>
+        <w:rPr>
+          <w:rFonts w:ascii="Arial" w:hAnsi="Arial" w:cs="Arial"/>
+        </w:rPr>
+        <w:t xml:space="preserve">Espera-se, ao final do projeto, obter um sistema completo de controle de acesso, composto por um hardware dedicado e um software capaz de realizar a autenticação dos usuários de forma segura, eficiente e independente de conexão com a </w:t>
+      </w:r>
+      <w:r>
+        <w:rPr>
+          <w:rFonts w:ascii="Arial" w:hAnsi="Arial" w:cs="Arial"/>
+        </w:rPr>
+        <w:t>rede.</w:t>
+      </w:r>
+    </w:p>
+    <w:p>
+      <w:pPr>
+        <w:spacing w:line="360" w:lineRule="auto"/>
+        <w:jc w:val="both"/>
+        <w:rPr>
+          <w:rFonts w:ascii="Arial" w:hAnsi="Arial" w:cs="Arial"/>
+        </w:rPr>
+      </w:pPr>
+    </w:p>
+    <w:p>
+      <w:pPr>
+        <w:spacing w:line="360" w:lineRule="auto"/>
+        <w:jc w:val="both"/>
+      </w:pPr>
+      <w:r>
+        <w:rPr>
+          <w:b/>
+          <w:bCs/>
+        </w:rPr>
+        <w:t>Palavras-chave:</w:t>
+      </w:r>
+      <w:r>
+        <w:t xml:space="preserve"> </w:t>
+      </w:r>
+      <w:r>
+        <w:t xml:space="preserve"> Controle de acesso</w:t>
+      </w:r>
+      <w:r>
+        <w:t xml:space="preserve">; </w:t>
+      </w:r>
+      <w:r>
+        <w:t>Autenticação multifator</w:t>
+      </w:r>
+      <w:r>
+        <w:t xml:space="preserve">; </w:t>
+      </w:r>
+      <w:r>
+        <w:t>Biometria facial</w:t>
+      </w:r>
+      <w:r>
+        <w:t xml:space="preserve">; </w:t>
+      </w:r>
+      <w:r>
+        <w:t>RFID</w:t>
+      </w:r>
+      <w:r>
+        <w:t xml:space="preserve">; </w:t>
+      </w:r>
+      <w:r>
+        <w:t>Sistema embarcado</w:t>
+      </w:r>
+      <w:r>
+        <w:t>.</w:t>
+      </w:r>
+    </w:p>
+    <w:p>
+      <w:r>
+        <w:br w:type="page"/>
+      </w:r>
+    </w:p>
+    <w:p>
+      <w:pPr>
+        <w:pStyle w:val="Ttulopr-textual"/>
+        <w:pageBreakBefore/>
+      </w:pPr>
+      <w:r>
+        <w:lastRenderedPageBreak/>
+        <w:t>Abstract</w:t>
+      </w:r>
+    </w:p>
+    <w:p>
+      <w:pPr>
+        <w:rPr>
+          <w:lang w:eastAsia="zh-CN"/>
+        </w:rPr>
+      </w:pPr>
+    </w:p>
+    <w:p>
+      <w:pPr>
+        <w:spacing w:line="360" w:lineRule="auto"/>
+        <w:ind w:firstLine="708"/>
+        <w:jc w:val="both"/>
+        <w:rPr>
+          <w:rFonts w:ascii="Arial" w:hAnsi="Arial" w:cs="Arial"/>
+          <w:lang w:eastAsia="zh-CN"/>
+        </w:rPr>
+      </w:pPr>
+      <w:proofErr w:type="spellStart"/>
+      <w:r>
+        <w:rPr>
+          <w:rFonts w:ascii="Arial" w:hAnsi="Arial" w:cs="Arial"/>
+          <w:lang w:eastAsia="zh-CN"/>
+        </w:rPr>
+        <w:t>With</w:t>
+      </w:r>
+      <w:proofErr w:type="spellEnd"/>
+      <w:r>
+        <w:rPr>
+          <w:rFonts w:ascii="Arial" w:hAnsi="Arial" w:cs="Arial"/>
+          <w:lang w:eastAsia="zh-CN"/>
+        </w:rPr>
+        <w:t xml:space="preserve"> </w:t>
+      </w:r>
+      <w:proofErr w:type="spellStart"/>
+      <w:r>
+        <w:rPr>
+          <w:rFonts w:ascii="Arial" w:hAnsi="Arial" w:cs="Arial"/>
+          <w:lang w:eastAsia="zh-CN"/>
+        </w:rPr>
+        <w:t>technological</w:t>
+      </w:r>
+      <w:proofErr w:type="spellEnd"/>
+      <w:r>
+        <w:rPr>
+          <w:rFonts w:ascii="Arial" w:hAnsi="Arial" w:cs="Arial"/>
+          <w:lang w:eastAsia="zh-CN"/>
+        </w:rPr>
+        <w:t xml:space="preserve"> </w:t>
+      </w:r>
+      <w:proofErr w:type="spellStart"/>
+      <w:r>
+        <w:rPr>
+          <w:rFonts w:ascii="Arial" w:hAnsi="Arial" w:cs="Arial"/>
+          <w:lang w:eastAsia="zh-CN"/>
+        </w:rPr>
+        <w:t>advancement</w:t>
+      </w:r>
+      <w:proofErr w:type="spellEnd"/>
+      <w:r>
+        <w:rPr>
+          <w:rFonts w:ascii="Arial" w:hAnsi="Arial" w:cs="Arial"/>
+          <w:lang w:eastAsia="zh-CN"/>
+        </w:rPr>
+        <w:t xml:space="preserve">, </w:t>
+      </w:r>
+      <w:proofErr w:type="spellStart"/>
+      <w:r>
+        <w:rPr>
+          <w:rFonts w:ascii="Arial" w:hAnsi="Arial" w:cs="Arial"/>
+          <w:lang w:eastAsia="zh-CN"/>
+        </w:rPr>
+        <w:t>the</w:t>
+      </w:r>
+      <w:proofErr w:type="spellEnd"/>
+      <w:r>
+        <w:rPr>
+          <w:rFonts w:ascii="Arial" w:hAnsi="Arial" w:cs="Arial"/>
+          <w:lang w:eastAsia="zh-CN"/>
+        </w:rPr>
+        <w:t xml:space="preserve"> use </w:t>
+      </w:r>
+      <w:proofErr w:type="spellStart"/>
+      <w:r>
+        <w:rPr>
+          <w:rFonts w:ascii="Arial" w:hAnsi="Arial" w:cs="Arial"/>
+          <w:lang w:eastAsia="zh-CN"/>
+        </w:rPr>
+        <w:t>of</w:t>
+      </w:r>
+      <w:proofErr w:type="spellEnd"/>
+      <w:r>
+        <w:rPr>
+          <w:rFonts w:ascii="Arial" w:hAnsi="Arial" w:cs="Arial"/>
+          <w:lang w:eastAsia="zh-CN"/>
+        </w:rPr>
+        <w:t xml:space="preserve"> </w:t>
+      </w:r>
+      <w:proofErr w:type="spellStart"/>
+      <w:r>
+        <w:rPr>
+          <w:rFonts w:ascii="Arial" w:hAnsi="Arial" w:cs="Arial"/>
+          <w:lang w:eastAsia="zh-CN"/>
+        </w:rPr>
+        <w:t>automated</w:t>
+      </w:r>
+      <w:proofErr w:type="spellEnd"/>
+      <w:r>
+        <w:rPr>
+          <w:rFonts w:ascii="Arial" w:hAnsi="Arial" w:cs="Arial"/>
+          <w:lang w:eastAsia="zh-CN"/>
+        </w:rPr>
+        <w:t xml:space="preserve"> </w:t>
+      </w:r>
+      <w:proofErr w:type="spellStart"/>
+      <w:r>
+        <w:rPr>
+          <w:rFonts w:ascii="Arial" w:hAnsi="Arial" w:cs="Arial"/>
+          <w:lang w:eastAsia="zh-CN"/>
+        </w:rPr>
+        <w:t>access</w:t>
+      </w:r>
+      <w:proofErr w:type="spellEnd"/>
+      <w:r>
+        <w:rPr>
+          <w:rFonts w:ascii="Arial" w:hAnsi="Arial" w:cs="Arial"/>
+          <w:lang w:eastAsia="zh-CN"/>
+        </w:rPr>
+        <w:t xml:space="preserve"> </w:t>
+      </w:r>
+      <w:proofErr w:type="spellStart"/>
+      <w:r>
+        <w:rPr>
+          <w:rFonts w:ascii="Arial" w:hAnsi="Arial" w:cs="Arial"/>
+          <w:lang w:eastAsia="zh-CN"/>
+        </w:rPr>
+        <w:t>control</w:t>
+      </w:r>
+      <w:proofErr w:type="spellEnd"/>
+      <w:r>
+        <w:rPr>
+          <w:rFonts w:ascii="Arial" w:hAnsi="Arial" w:cs="Arial"/>
+          <w:lang w:eastAsia="zh-CN"/>
+        </w:rPr>
+        <w:t xml:space="preserve"> systems </w:t>
+      </w:r>
+      <w:proofErr w:type="spellStart"/>
+      <w:r>
+        <w:rPr>
+          <w:rFonts w:ascii="Arial" w:hAnsi="Arial" w:cs="Arial"/>
+          <w:lang w:eastAsia="zh-CN"/>
+        </w:rPr>
+        <w:t>has</w:t>
+      </w:r>
+      <w:proofErr w:type="spellEnd"/>
+      <w:r>
+        <w:rPr>
+          <w:rFonts w:ascii="Arial" w:hAnsi="Arial" w:cs="Arial"/>
+          <w:lang w:eastAsia="zh-CN"/>
+        </w:rPr>
+        <w:t xml:space="preserve"> </w:t>
+      </w:r>
+      <w:proofErr w:type="spellStart"/>
+      <w:r>
+        <w:rPr>
+          <w:rFonts w:ascii="Arial" w:hAnsi="Arial" w:cs="Arial"/>
+          <w:lang w:eastAsia="zh-CN"/>
+        </w:rPr>
+        <w:t>become</w:t>
+      </w:r>
+      <w:proofErr w:type="spellEnd"/>
+      <w:r>
+        <w:rPr>
+          <w:rFonts w:ascii="Arial" w:hAnsi="Arial" w:cs="Arial"/>
+          <w:lang w:eastAsia="zh-CN"/>
+        </w:rPr>
+        <w:t xml:space="preserve"> </w:t>
+      </w:r>
+      <w:proofErr w:type="spellStart"/>
+      <w:r>
+        <w:rPr>
+          <w:rFonts w:ascii="Arial" w:hAnsi="Arial" w:cs="Arial"/>
+          <w:lang w:eastAsia="zh-CN"/>
+        </w:rPr>
+        <w:t>increasingly</w:t>
+      </w:r>
+      <w:proofErr w:type="spellEnd"/>
+      <w:r>
+        <w:rPr>
+          <w:rFonts w:ascii="Arial" w:hAnsi="Arial" w:cs="Arial"/>
+          <w:lang w:eastAsia="zh-CN"/>
+        </w:rPr>
+        <w:t xml:space="preserve"> common. </w:t>
+      </w:r>
+      <w:proofErr w:type="spellStart"/>
+      <w:r>
+        <w:rPr>
+          <w:rFonts w:ascii="Arial" w:hAnsi="Arial" w:cs="Arial"/>
+          <w:lang w:eastAsia="zh-CN"/>
+        </w:rPr>
+        <w:t>Such</w:t>
+      </w:r>
+      <w:proofErr w:type="spellEnd"/>
+      <w:r>
+        <w:rPr>
+          <w:rFonts w:ascii="Arial" w:hAnsi="Arial" w:cs="Arial"/>
+          <w:lang w:eastAsia="zh-CN"/>
+        </w:rPr>
+        <w:t xml:space="preserve"> </w:t>
+      </w:r>
+      <w:proofErr w:type="spellStart"/>
+      <w:r>
+        <w:rPr>
+          <w:rFonts w:ascii="Arial" w:hAnsi="Arial" w:cs="Arial"/>
+          <w:lang w:eastAsia="zh-CN"/>
+        </w:rPr>
+        <w:t>technologies</w:t>
+      </w:r>
+      <w:proofErr w:type="spellEnd"/>
+      <w:r>
+        <w:rPr>
+          <w:rFonts w:ascii="Arial" w:hAnsi="Arial" w:cs="Arial"/>
+          <w:lang w:eastAsia="zh-CN"/>
+        </w:rPr>
+        <w:t xml:space="preserve"> are </w:t>
+      </w:r>
+      <w:proofErr w:type="spellStart"/>
+      <w:r>
+        <w:rPr>
+          <w:rFonts w:ascii="Arial" w:hAnsi="Arial" w:cs="Arial"/>
+          <w:lang w:eastAsia="zh-CN"/>
+        </w:rPr>
+        <w:t>not</w:t>
+      </w:r>
+      <w:proofErr w:type="spellEnd"/>
+      <w:r>
+        <w:rPr>
+          <w:rFonts w:ascii="Arial" w:hAnsi="Arial" w:cs="Arial"/>
+          <w:lang w:eastAsia="zh-CN"/>
+        </w:rPr>
+        <w:t xml:space="preserve"> </w:t>
+      </w:r>
+      <w:proofErr w:type="spellStart"/>
+      <w:r>
+        <w:rPr>
+          <w:rFonts w:ascii="Arial" w:hAnsi="Arial" w:cs="Arial"/>
+          <w:lang w:eastAsia="zh-CN"/>
+        </w:rPr>
+        <w:t>merely</w:t>
+      </w:r>
+      <w:proofErr w:type="spellEnd"/>
+      <w:r>
+        <w:rPr>
+          <w:rFonts w:ascii="Arial" w:hAnsi="Arial" w:cs="Arial"/>
+          <w:lang w:eastAsia="zh-CN"/>
+        </w:rPr>
+        <w:t xml:space="preserve"> a </w:t>
+      </w:r>
+      <w:proofErr w:type="spellStart"/>
+      <w:r>
+        <w:rPr>
+          <w:rFonts w:ascii="Arial" w:hAnsi="Arial" w:cs="Arial"/>
+          <w:lang w:eastAsia="zh-CN"/>
+        </w:rPr>
+        <w:t>convenience</w:t>
+      </w:r>
+      <w:proofErr w:type="spellEnd"/>
+      <w:r>
+        <w:rPr>
+          <w:rFonts w:ascii="Arial" w:hAnsi="Arial" w:cs="Arial"/>
+          <w:lang w:eastAsia="zh-CN"/>
+        </w:rPr>
+        <w:t xml:space="preserve">, </w:t>
+      </w:r>
+      <w:proofErr w:type="spellStart"/>
+      <w:r>
+        <w:rPr>
+          <w:rFonts w:ascii="Arial" w:hAnsi="Arial" w:cs="Arial"/>
+          <w:lang w:eastAsia="zh-CN"/>
+        </w:rPr>
+        <w:t>but</w:t>
+      </w:r>
+      <w:proofErr w:type="spellEnd"/>
+      <w:r>
+        <w:rPr>
+          <w:rFonts w:ascii="Arial" w:hAnsi="Arial" w:cs="Arial"/>
+          <w:lang w:eastAsia="zh-CN"/>
+        </w:rPr>
+        <w:t xml:space="preserve"> a fundamental </w:t>
+      </w:r>
+      <w:proofErr w:type="spellStart"/>
+      <w:r>
+        <w:rPr>
+          <w:rFonts w:ascii="Arial" w:hAnsi="Arial" w:cs="Arial"/>
+          <w:lang w:eastAsia="zh-CN"/>
+        </w:rPr>
+        <w:t>element</w:t>
+      </w:r>
+      <w:proofErr w:type="spellEnd"/>
+      <w:r>
+        <w:rPr>
+          <w:rFonts w:ascii="Arial" w:hAnsi="Arial" w:cs="Arial"/>
+          <w:lang w:eastAsia="zh-CN"/>
+        </w:rPr>
+        <w:t xml:space="preserve"> in </w:t>
+      </w:r>
+      <w:proofErr w:type="spellStart"/>
+      <w:r>
+        <w:rPr>
+          <w:rFonts w:ascii="Arial" w:hAnsi="Arial" w:cs="Arial"/>
+          <w:lang w:eastAsia="zh-CN"/>
+        </w:rPr>
+        <w:t>the</w:t>
+      </w:r>
+      <w:proofErr w:type="spellEnd"/>
+      <w:r>
+        <w:rPr>
+          <w:rFonts w:ascii="Arial" w:hAnsi="Arial" w:cs="Arial"/>
+          <w:lang w:eastAsia="zh-CN"/>
+        </w:rPr>
+        <w:t xml:space="preserve"> </w:t>
+      </w:r>
+      <w:proofErr w:type="spellStart"/>
+      <w:r>
+        <w:rPr>
+          <w:rFonts w:ascii="Arial" w:hAnsi="Arial" w:cs="Arial"/>
+          <w:lang w:eastAsia="zh-CN"/>
+        </w:rPr>
+        <w:t>security</w:t>
+      </w:r>
+      <w:proofErr w:type="spellEnd"/>
+      <w:r>
+        <w:rPr>
+          <w:rFonts w:ascii="Arial" w:hAnsi="Arial" w:cs="Arial"/>
+          <w:lang w:eastAsia="zh-CN"/>
+        </w:rPr>
+        <w:t xml:space="preserve"> </w:t>
+      </w:r>
+      <w:proofErr w:type="spellStart"/>
+      <w:r>
+        <w:rPr>
+          <w:rFonts w:ascii="Arial" w:hAnsi="Arial" w:cs="Arial"/>
+          <w:lang w:eastAsia="zh-CN"/>
+        </w:rPr>
+        <w:t>of</w:t>
+      </w:r>
+      <w:proofErr w:type="spellEnd"/>
+      <w:r>
+        <w:rPr>
+          <w:rFonts w:ascii="Arial" w:hAnsi="Arial" w:cs="Arial"/>
+          <w:lang w:eastAsia="zh-CN"/>
+        </w:rPr>
+        <w:t xml:space="preserve"> </w:t>
+      </w:r>
+      <w:proofErr w:type="spellStart"/>
+      <w:r>
+        <w:rPr>
+          <w:rFonts w:ascii="Arial" w:hAnsi="Arial" w:cs="Arial"/>
+          <w:lang w:eastAsia="zh-CN"/>
+        </w:rPr>
+        <w:t>environments</w:t>
+      </w:r>
+      <w:proofErr w:type="spellEnd"/>
+      <w:r>
+        <w:rPr>
+          <w:rFonts w:ascii="Arial" w:hAnsi="Arial" w:cs="Arial"/>
+          <w:lang w:eastAsia="zh-CN"/>
+        </w:rPr>
+        <w:t xml:space="preserve"> </w:t>
+      </w:r>
+      <w:proofErr w:type="spellStart"/>
+      <w:r>
+        <w:rPr>
+          <w:rFonts w:ascii="Arial" w:hAnsi="Arial" w:cs="Arial"/>
+          <w:lang w:eastAsia="zh-CN"/>
+        </w:rPr>
+        <w:t>that</w:t>
+      </w:r>
+      <w:proofErr w:type="spellEnd"/>
+      <w:r>
+        <w:rPr>
+          <w:rFonts w:ascii="Arial" w:hAnsi="Arial" w:cs="Arial"/>
+          <w:lang w:eastAsia="zh-CN"/>
+        </w:rPr>
+        <w:t xml:space="preserve"> require some </w:t>
+      </w:r>
+      <w:proofErr w:type="spellStart"/>
+      <w:r>
+        <w:rPr>
+          <w:rFonts w:ascii="Arial" w:hAnsi="Arial" w:cs="Arial"/>
+          <w:lang w:eastAsia="zh-CN"/>
+        </w:rPr>
+        <w:t>level</w:t>
+      </w:r>
+      <w:proofErr w:type="spellEnd"/>
+      <w:r>
+        <w:rPr>
+          <w:rFonts w:ascii="Arial" w:hAnsi="Arial" w:cs="Arial"/>
+          <w:lang w:eastAsia="zh-CN"/>
+        </w:rPr>
+        <w:t xml:space="preserve"> </w:t>
+      </w:r>
+      <w:proofErr w:type="spellStart"/>
+      <w:r>
+        <w:rPr>
+          <w:rFonts w:ascii="Arial" w:hAnsi="Arial" w:cs="Arial"/>
+          <w:lang w:eastAsia="zh-CN"/>
+        </w:rPr>
+        <w:t>of</w:t>
+      </w:r>
+      <w:proofErr w:type="spellEnd"/>
+      <w:r>
+        <w:rPr>
+          <w:rFonts w:ascii="Arial" w:hAnsi="Arial" w:cs="Arial"/>
+          <w:lang w:eastAsia="zh-CN"/>
+        </w:rPr>
+        <w:t xml:space="preserve"> </w:t>
+      </w:r>
+      <w:proofErr w:type="spellStart"/>
+      <w:r>
+        <w:rPr>
+          <w:rFonts w:ascii="Arial" w:hAnsi="Arial" w:cs="Arial"/>
+          <w:lang w:eastAsia="zh-CN"/>
+        </w:rPr>
+        <w:t>access</w:t>
+      </w:r>
+      <w:proofErr w:type="spellEnd"/>
+      <w:r>
+        <w:rPr>
+          <w:rFonts w:ascii="Arial" w:hAnsi="Arial" w:cs="Arial"/>
+          <w:lang w:eastAsia="zh-CN"/>
+        </w:rPr>
+        <w:t xml:space="preserve"> </w:t>
+      </w:r>
+      <w:proofErr w:type="spellStart"/>
+      <w:r>
+        <w:rPr>
+          <w:rFonts w:ascii="Arial" w:hAnsi="Arial" w:cs="Arial"/>
+          <w:lang w:eastAsia="zh-CN"/>
+        </w:rPr>
+        <w:t>restriction</w:t>
+      </w:r>
+      <w:proofErr w:type="spellEnd"/>
+      <w:r>
+        <w:rPr>
+          <w:rFonts w:ascii="Arial" w:hAnsi="Arial" w:cs="Arial"/>
+          <w:lang w:eastAsia="zh-CN"/>
+        </w:rPr>
+        <w:t xml:space="preserve">. </w:t>
+      </w:r>
+      <w:proofErr w:type="spellStart"/>
+      <w:r>
+        <w:rPr>
+          <w:rFonts w:ascii="Arial" w:hAnsi="Arial" w:cs="Arial"/>
+          <w:lang w:eastAsia="zh-CN"/>
+        </w:rPr>
+        <w:t>Residential</w:t>
+      </w:r>
+      <w:proofErr w:type="spellEnd"/>
+      <w:r>
+        <w:rPr>
+          <w:rFonts w:ascii="Arial" w:hAnsi="Arial" w:cs="Arial"/>
+          <w:lang w:eastAsia="zh-CN"/>
+        </w:rPr>
+        <w:t xml:space="preserve"> </w:t>
+      </w:r>
+      <w:proofErr w:type="spellStart"/>
+      <w:r>
+        <w:rPr>
+          <w:rFonts w:ascii="Arial" w:hAnsi="Arial" w:cs="Arial"/>
+          <w:lang w:eastAsia="zh-CN"/>
+        </w:rPr>
+        <w:t>buildings</w:t>
+      </w:r>
+      <w:proofErr w:type="spellEnd"/>
+      <w:r>
+        <w:rPr>
+          <w:rFonts w:ascii="Arial" w:hAnsi="Arial" w:cs="Arial"/>
+          <w:lang w:eastAsia="zh-CN"/>
+        </w:rPr>
+        <w:t xml:space="preserve">, </w:t>
+      </w:r>
+      <w:proofErr w:type="spellStart"/>
+      <w:r>
+        <w:rPr>
+          <w:rFonts w:ascii="Arial" w:hAnsi="Arial" w:cs="Arial"/>
+          <w:lang w:eastAsia="zh-CN"/>
+        </w:rPr>
+        <w:t>companies</w:t>
+      </w:r>
+      <w:proofErr w:type="spellEnd"/>
+      <w:r>
+        <w:rPr>
+          <w:rFonts w:ascii="Arial" w:hAnsi="Arial" w:cs="Arial"/>
+          <w:lang w:eastAsia="zh-CN"/>
+        </w:rPr>
+        <w:t xml:space="preserve">, </w:t>
+      </w:r>
+      <w:proofErr w:type="spellStart"/>
+      <w:r>
+        <w:rPr>
+          <w:rFonts w:ascii="Arial" w:hAnsi="Arial" w:cs="Arial"/>
+          <w:lang w:eastAsia="zh-CN"/>
+        </w:rPr>
+        <w:t>and</w:t>
+      </w:r>
+      <w:proofErr w:type="spellEnd"/>
+      <w:r>
+        <w:rPr>
+          <w:rFonts w:ascii="Arial" w:hAnsi="Arial" w:cs="Arial"/>
+          <w:lang w:eastAsia="zh-CN"/>
+        </w:rPr>
+        <w:t xml:space="preserve"> </w:t>
+      </w:r>
+      <w:proofErr w:type="spellStart"/>
+      <w:r>
+        <w:rPr>
+          <w:rFonts w:ascii="Arial" w:hAnsi="Arial" w:cs="Arial"/>
+          <w:lang w:eastAsia="zh-CN"/>
+        </w:rPr>
+        <w:t>laboratories</w:t>
+      </w:r>
+      <w:proofErr w:type="spellEnd"/>
+      <w:r>
+        <w:rPr>
+          <w:rFonts w:ascii="Arial" w:hAnsi="Arial" w:cs="Arial"/>
+          <w:lang w:eastAsia="zh-CN"/>
+        </w:rPr>
+        <w:t xml:space="preserve"> are </w:t>
+      </w:r>
+      <w:proofErr w:type="spellStart"/>
+      <w:r>
+        <w:rPr>
+          <w:rFonts w:ascii="Arial" w:hAnsi="Arial" w:cs="Arial"/>
+          <w:lang w:eastAsia="zh-CN"/>
+        </w:rPr>
+        <w:t>just</w:t>
+      </w:r>
+      <w:proofErr w:type="spellEnd"/>
+      <w:r>
+        <w:rPr>
+          <w:rFonts w:ascii="Arial" w:hAnsi="Arial" w:cs="Arial"/>
+          <w:lang w:eastAsia="zh-CN"/>
+        </w:rPr>
+        <w:t xml:space="preserve"> a </w:t>
+      </w:r>
+      <w:proofErr w:type="spellStart"/>
+      <w:r>
+        <w:rPr>
+          <w:rFonts w:ascii="Arial" w:hAnsi="Arial" w:cs="Arial"/>
+          <w:lang w:eastAsia="zh-CN"/>
+        </w:rPr>
+        <w:t>few</w:t>
+      </w:r>
+      <w:proofErr w:type="spellEnd"/>
+      <w:r>
+        <w:rPr>
+          <w:rFonts w:ascii="Arial" w:hAnsi="Arial" w:cs="Arial"/>
+          <w:lang w:eastAsia="zh-CN"/>
+        </w:rPr>
+        <w:t xml:space="preserve"> </w:t>
+      </w:r>
+      <w:proofErr w:type="spellStart"/>
+      <w:r>
+        <w:rPr>
+          <w:rFonts w:ascii="Arial" w:hAnsi="Arial" w:cs="Arial"/>
+          <w:lang w:eastAsia="zh-CN"/>
+        </w:rPr>
+        <w:t>examples</w:t>
+      </w:r>
+      <w:proofErr w:type="spellEnd"/>
+      <w:r>
+        <w:rPr>
+          <w:rFonts w:ascii="Arial" w:hAnsi="Arial" w:cs="Arial"/>
+          <w:lang w:eastAsia="zh-CN"/>
+        </w:rPr>
+        <w:t>.</w:t>
+      </w:r>
+    </w:p>
+    <w:p>
+      <w:pPr>
+        <w:spacing w:line="360" w:lineRule="auto"/>
+        <w:jc w:val="both"/>
+        <w:rPr>
+          <w:rFonts w:ascii="Arial" w:hAnsi="Arial" w:cs="Arial"/>
+          <w:lang w:eastAsia="zh-CN"/>
+        </w:rPr>
+      </w:pPr>
+      <w:proofErr w:type="spellStart"/>
+      <w:r>
+        <w:rPr>
+          <w:rFonts w:ascii="Arial" w:hAnsi="Arial" w:cs="Arial"/>
+          <w:lang w:eastAsia="zh-CN"/>
+        </w:rPr>
+        <w:t>However</w:t>
+      </w:r>
+      <w:proofErr w:type="spellEnd"/>
+      <w:r>
+        <w:rPr>
+          <w:rFonts w:ascii="Arial" w:hAnsi="Arial" w:cs="Arial"/>
+          <w:lang w:eastAsia="zh-CN"/>
+        </w:rPr>
+        <w:t xml:space="preserve">, in </w:t>
+      </w:r>
+      <w:proofErr w:type="spellStart"/>
+      <w:r>
+        <w:rPr>
+          <w:rFonts w:ascii="Arial" w:hAnsi="Arial" w:cs="Arial"/>
+          <w:lang w:eastAsia="zh-CN"/>
+        </w:rPr>
+        <w:t>most</w:t>
+      </w:r>
+      <w:proofErr w:type="spellEnd"/>
+      <w:r>
+        <w:rPr>
+          <w:rFonts w:ascii="Arial" w:hAnsi="Arial" w:cs="Arial"/>
+          <w:lang w:eastAsia="zh-CN"/>
+        </w:rPr>
+        <w:t xml:space="preserve"> cases, </w:t>
+      </w:r>
+      <w:proofErr w:type="spellStart"/>
+      <w:r>
+        <w:rPr>
+          <w:rFonts w:ascii="Arial" w:hAnsi="Arial" w:cs="Arial"/>
+          <w:lang w:eastAsia="zh-CN"/>
+        </w:rPr>
+        <w:t>only</w:t>
+      </w:r>
+      <w:proofErr w:type="spellEnd"/>
+      <w:r>
+        <w:rPr>
+          <w:rFonts w:ascii="Arial" w:hAnsi="Arial" w:cs="Arial"/>
+          <w:lang w:eastAsia="zh-CN"/>
+        </w:rPr>
+        <w:t xml:space="preserve"> a single </w:t>
+      </w:r>
+      <w:proofErr w:type="spellStart"/>
+      <w:r>
+        <w:rPr>
+          <w:rFonts w:ascii="Arial" w:hAnsi="Arial" w:cs="Arial"/>
+          <w:lang w:eastAsia="zh-CN"/>
+        </w:rPr>
+        <w:t>method</w:t>
+      </w:r>
+      <w:proofErr w:type="spellEnd"/>
+      <w:r>
+        <w:rPr>
+          <w:rFonts w:ascii="Arial" w:hAnsi="Arial" w:cs="Arial"/>
+          <w:lang w:eastAsia="zh-CN"/>
+        </w:rPr>
+        <w:t xml:space="preserve"> </w:t>
+      </w:r>
+      <w:proofErr w:type="spellStart"/>
+      <w:r>
+        <w:rPr>
+          <w:rFonts w:ascii="Arial" w:hAnsi="Arial" w:cs="Arial"/>
+          <w:lang w:eastAsia="zh-CN"/>
+        </w:rPr>
+        <w:t>of</w:t>
+      </w:r>
+      <w:proofErr w:type="spellEnd"/>
+      <w:r>
+        <w:rPr>
+          <w:rFonts w:ascii="Arial" w:hAnsi="Arial" w:cs="Arial"/>
+          <w:lang w:eastAsia="zh-CN"/>
+        </w:rPr>
+        <w:t xml:space="preserve"> </w:t>
+      </w:r>
+      <w:proofErr w:type="spellStart"/>
+      <w:r>
+        <w:rPr>
+          <w:rFonts w:ascii="Arial" w:hAnsi="Arial" w:cs="Arial"/>
+          <w:lang w:eastAsia="zh-CN"/>
+        </w:rPr>
+        <w:t>authentication</w:t>
+      </w:r>
+      <w:proofErr w:type="spellEnd"/>
+      <w:r>
+        <w:rPr>
+          <w:rFonts w:ascii="Arial" w:hAnsi="Arial" w:cs="Arial"/>
+          <w:lang w:eastAsia="zh-CN"/>
+        </w:rPr>
+        <w:t xml:space="preserve"> </w:t>
+      </w:r>
+      <w:proofErr w:type="spellStart"/>
+      <w:r>
+        <w:rPr>
+          <w:rFonts w:ascii="Arial" w:hAnsi="Arial" w:cs="Arial"/>
+          <w:lang w:eastAsia="zh-CN"/>
+        </w:rPr>
+        <w:t>is</w:t>
+      </w:r>
+      <w:proofErr w:type="spellEnd"/>
+      <w:r>
+        <w:rPr>
+          <w:rFonts w:ascii="Arial" w:hAnsi="Arial" w:cs="Arial"/>
+          <w:lang w:eastAsia="zh-CN"/>
+        </w:rPr>
+        <w:t xml:space="preserve"> </w:t>
+      </w:r>
+      <w:proofErr w:type="spellStart"/>
+      <w:r>
+        <w:rPr>
+          <w:rFonts w:ascii="Arial" w:hAnsi="Arial" w:cs="Arial"/>
+          <w:lang w:eastAsia="zh-CN"/>
+        </w:rPr>
+        <w:t>required</w:t>
+      </w:r>
+      <w:proofErr w:type="spellEnd"/>
+      <w:r>
+        <w:rPr>
+          <w:rFonts w:ascii="Arial" w:hAnsi="Arial" w:cs="Arial"/>
+          <w:lang w:eastAsia="zh-CN"/>
+        </w:rPr>
+        <w:t xml:space="preserve">, </w:t>
+      </w:r>
+      <w:proofErr w:type="spellStart"/>
+      <w:r>
+        <w:rPr>
+          <w:rFonts w:ascii="Arial" w:hAnsi="Arial" w:cs="Arial"/>
+          <w:lang w:eastAsia="zh-CN"/>
+        </w:rPr>
+        <w:t>such</w:t>
+      </w:r>
+      <w:proofErr w:type="spellEnd"/>
+      <w:r>
+        <w:rPr>
+          <w:rFonts w:ascii="Arial" w:hAnsi="Arial" w:cs="Arial"/>
+          <w:lang w:eastAsia="zh-CN"/>
+        </w:rPr>
+        <w:t xml:space="preserve"> as a card </w:t>
+      </w:r>
+      <w:proofErr w:type="spellStart"/>
+      <w:r>
+        <w:rPr>
+          <w:rFonts w:ascii="Arial" w:hAnsi="Arial" w:cs="Arial"/>
+          <w:lang w:eastAsia="zh-CN"/>
+        </w:rPr>
+        <w:t>or</w:t>
+      </w:r>
+      <w:proofErr w:type="spellEnd"/>
+      <w:r>
+        <w:rPr>
+          <w:rFonts w:ascii="Arial" w:hAnsi="Arial" w:cs="Arial"/>
+          <w:lang w:eastAsia="zh-CN"/>
+        </w:rPr>
+        <w:t xml:space="preserve"> a </w:t>
+      </w:r>
+      <w:proofErr w:type="spellStart"/>
+      <w:r>
+        <w:rPr>
+          <w:rFonts w:ascii="Arial" w:hAnsi="Arial" w:cs="Arial"/>
+          <w:lang w:eastAsia="zh-CN"/>
+        </w:rPr>
+        <w:t>password</w:t>
+      </w:r>
+      <w:proofErr w:type="spellEnd"/>
+      <w:r>
+        <w:rPr>
+          <w:rFonts w:ascii="Arial" w:hAnsi="Arial" w:cs="Arial"/>
+          <w:lang w:eastAsia="zh-CN"/>
+        </w:rPr>
+        <w:t xml:space="preserve">, </w:t>
+      </w:r>
+      <w:proofErr w:type="spellStart"/>
+      <w:r>
+        <w:rPr>
+          <w:rFonts w:ascii="Arial" w:hAnsi="Arial" w:cs="Arial"/>
+          <w:lang w:eastAsia="zh-CN"/>
+        </w:rPr>
+        <w:t>which</w:t>
+      </w:r>
+      <w:proofErr w:type="spellEnd"/>
+      <w:r>
+        <w:rPr>
+          <w:rFonts w:ascii="Arial" w:hAnsi="Arial" w:cs="Arial"/>
+          <w:lang w:eastAsia="zh-CN"/>
+        </w:rPr>
+        <w:t xml:space="preserve"> </w:t>
+      </w:r>
+      <w:proofErr w:type="spellStart"/>
+      <w:r>
+        <w:rPr>
+          <w:rFonts w:ascii="Arial" w:hAnsi="Arial" w:cs="Arial"/>
+          <w:lang w:eastAsia="zh-CN"/>
+        </w:rPr>
+        <w:t>can</w:t>
+      </w:r>
+      <w:proofErr w:type="spellEnd"/>
+      <w:r>
+        <w:rPr>
+          <w:rFonts w:ascii="Arial" w:hAnsi="Arial" w:cs="Arial"/>
+          <w:lang w:eastAsia="zh-CN"/>
+        </w:rPr>
+        <w:t xml:space="preserve"> make </w:t>
+      </w:r>
+      <w:proofErr w:type="spellStart"/>
+      <w:r>
+        <w:rPr>
+          <w:rFonts w:ascii="Arial" w:hAnsi="Arial" w:cs="Arial"/>
+          <w:lang w:eastAsia="zh-CN"/>
+        </w:rPr>
+        <w:t>these</w:t>
+      </w:r>
+      <w:proofErr w:type="spellEnd"/>
+      <w:r>
+        <w:rPr>
+          <w:rFonts w:ascii="Arial" w:hAnsi="Arial" w:cs="Arial"/>
+          <w:lang w:eastAsia="zh-CN"/>
+        </w:rPr>
+        <w:t xml:space="preserve"> </w:t>
+      </w:r>
+      <w:proofErr w:type="spellStart"/>
+      <w:r>
+        <w:rPr>
+          <w:rFonts w:ascii="Arial" w:hAnsi="Arial" w:cs="Arial"/>
+          <w:lang w:eastAsia="zh-CN"/>
+        </w:rPr>
+        <w:t>methods</w:t>
+      </w:r>
+      <w:proofErr w:type="spellEnd"/>
+      <w:r>
+        <w:rPr>
+          <w:rFonts w:ascii="Arial" w:hAnsi="Arial" w:cs="Arial"/>
+          <w:lang w:eastAsia="zh-CN"/>
+        </w:rPr>
+        <w:t xml:space="preserve"> </w:t>
+      </w:r>
+      <w:proofErr w:type="spellStart"/>
+      <w:r>
+        <w:rPr>
+          <w:rFonts w:ascii="Arial" w:hAnsi="Arial" w:cs="Arial"/>
+          <w:lang w:eastAsia="zh-CN"/>
+        </w:rPr>
+        <w:t>vulnerable</w:t>
+      </w:r>
+      <w:proofErr w:type="spellEnd"/>
+      <w:r>
+        <w:rPr>
+          <w:rFonts w:ascii="Arial" w:hAnsi="Arial" w:cs="Arial"/>
+          <w:lang w:eastAsia="zh-CN"/>
+        </w:rPr>
+        <w:t xml:space="preserve"> </w:t>
+      </w:r>
+      <w:proofErr w:type="spellStart"/>
+      <w:r>
+        <w:rPr>
+          <w:rFonts w:ascii="Arial" w:hAnsi="Arial" w:cs="Arial"/>
+          <w:lang w:eastAsia="zh-CN"/>
+        </w:rPr>
+        <w:t>to</w:t>
+      </w:r>
+      <w:proofErr w:type="spellEnd"/>
+      <w:r>
+        <w:rPr>
+          <w:rFonts w:ascii="Arial" w:hAnsi="Arial" w:cs="Arial"/>
+          <w:lang w:eastAsia="zh-CN"/>
+        </w:rPr>
+        <w:t xml:space="preserve"> </w:t>
+      </w:r>
+      <w:proofErr w:type="spellStart"/>
+      <w:r>
+        <w:rPr>
+          <w:rFonts w:ascii="Arial" w:hAnsi="Arial" w:cs="Arial"/>
+          <w:lang w:eastAsia="zh-CN"/>
+        </w:rPr>
+        <w:t>fraud</w:t>
+      </w:r>
+      <w:proofErr w:type="spellEnd"/>
+      <w:r>
+        <w:rPr>
+          <w:rFonts w:ascii="Arial" w:hAnsi="Arial" w:cs="Arial"/>
+          <w:lang w:eastAsia="zh-CN"/>
+        </w:rPr>
+        <w:t xml:space="preserve">. </w:t>
+      </w:r>
+      <w:proofErr w:type="spellStart"/>
+      <w:r>
+        <w:rPr>
+          <w:rFonts w:ascii="Arial" w:hAnsi="Arial" w:cs="Arial"/>
+          <w:lang w:eastAsia="zh-CN"/>
+        </w:rPr>
+        <w:t>There</w:t>
+      </w:r>
+      <w:proofErr w:type="spellEnd"/>
+      <w:r>
+        <w:rPr>
+          <w:rFonts w:ascii="Arial" w:hAnsi="Arial" w:cs="Arial"/>
+          <w:lang w:eastAsia="zh-CN"/>
+        </w:rPr>
+        <w:t xml:space="preserve"> </w:t>
+      </w:r>
+      <w:proofErr w:type="spellStart"/>
+      <w:r>
+        <w:rPr>
+          <w:rFonts w:ascii="Arial" w:hAnsi="Arial" w:cs="Arial"/>
+          <w:lang w:eastAsia="zh-CN"/>
+        </w:rPr>
+        <w:t>is</w:t>
+      </w:r>
+      <w:proofErr w:type="spellEnd"/>
+      <w:r>
+        <w:rPr>
+          <w:rFonts w:ascii="Arial" w:hAnsi="Arial" w:cs="Arial"/>
+          <w:lang w:eastAsia="zh-CN"/>
+        </w:rPr>
+        <w:t xml:space="preserve"> </w:t>
+      </w:r>
+      <w:proofErr w:type="spellStart"/>
+      <w:r>
+        <w:rPr>
+          <w:rFonts w:ascii="Arial" w:hAnsi="Arial" w:cs="Arial"/>
+          <w:lang w:eastAsia="zh-CN"/>
+        </w:rPr>
+        <w:t>also</w:t>
+      </w:r>
+      <w:proofErr w:type="spellEnd"/>
+      <w:r>
+        <w:rPr>
+          <w:rFonts w:ascii="Arial" w:hAnsi="Arial" w:cs="Arial"/>
+          <w:lang w:eastAsia="zh-CN"/>
+        </w:rPr>
+        <w:t xml:space="preserve"> </w:t>
+      </w:r>
+      <w:proofErr w:type="spellStart"/>
+      <w:r>
+        <w:rPr>
+          <w:rFonts w:ascii="Arial" w:hAnsi="Arial" w:cs="Arial"/>
+          <w:lang w:eastAsia="zh-CN"/>
+        </w:rPr>
+        <w:t>the</w:t>
+      </w:r>
+      <w:proofErr w:type="spellEnd"/>
+      <w:r>
+        <w:rPr>
+          <w:rFonts w:ascii="Arial" w:hAnsi="Arial" w:cs="Arial"/>
+          <w:lang w:eastAsia="zh-CN"/>
+        </w:rPr>
+        <w:t xml:space="preserve"> </w:t>
+      </w:r>
+      <w:proofErr w:type="spellStart"/>
+      <w:r>
+        <w:rPr>
+          <w:rFonts w:ascii="Arial" w:hAnsi="Arial" w:cs="Arial"/>
+          <w:lang w:eastAsia="zh-CN"/>
+        </w:rPr>
+        <w:t>fact</w:t>
+      </w:r>
+      <w:proofErr w:type="spellEnd"/>
+      <w:r>
+        <w:rPr>
+          <w:rFonts w:ascii="Arial" w:hAnsi="Arial" w:cs="Arial"/>
+          <w:lang w:eastAsia="zh-CN"/>
+        </w:rPr>
+        <w:t xml:space="preserve"> </w:t>
+      </w:r>
+      <w:proofErr w:type="spellStart"/>
+      <w:r>
+        <w:rPr>
+          <w:rFonts w:ascii="Arial" w:hAnsi="Arial" w:cs="Arial"/>
+          <w:lang w:eastAsia="zh-CN"/>
+        </w:rPr>
+        <w:t>that</w:t>
+      </w:r>
+      <w:proofErr w:type="spellEnd"/>
+      <w:r>
+        <w:rPr>
+          <w:rFonts w:ascii="Arial" w:hAnsi="Arial" w:cs="Arial"/>
+          <w:lang w:eastAsia="zh-CN"/>
+        </w:rPr>
+        <w:t xml:space="preserve">, in </w:t>
+      </w:r>
+      <w:proofErr w:type="spellStart"/>
+      <w:r>
+        <w:rPr>
+          <w:rFonts w:ascii="Arial" w:hAnsi="Arial" w:cs="Arial"/>
+          <w:lang w:eastAsia="zh-CN"/>
+        </w:rPr>
+        <w:t>most</w:t>
+      </w:r>
+      <w:proofErr w:type="spellEnd"/>
+      <w:r>
+        <w:rPr>
+          <w:rFonts w:ascii="Arial" w:hAnsi="Arial" w:cs="Arial"/>
+          <w:lang w:eastAsia="zh-CN"/>
+        </w:rPr>
+        <w:t xml:space="preserve"> cases, </w:t>
+      </w:r>
+      <w:proofErr w:type="spellStart"/>
+      <w:r>
+        <w:rPr>
+          <w:rFonts w:ascii="Arial" w:hAnsi="Arial" w:cs="Arial"/>
+          <w:lang w:eastAsia="zh-CN"/>
+        </w:rPr>
+        <w:t>such</w:t>
+      </w:r>
+      <w:proofErr w:type="spellEnd"/>
+      <w:r>
+        <w:rPr>
+          <w:rFonts w:ascii="Arial" w:hAnsi="Arial" w:cs="Arial"/>
+          <w:lang w:eastAsia="zh-CN"/>
+        </w:rPr>
+        <w:t xml:space="preserve"> systems require internet </w:t>
+      </w:r>
+      <w:proofErr w:type="spellStart"/>
+      <w:r>
+        <w:rPr>
+          <w:rFonts w:ascii="Arial" w:hAnsi="Arial" w:cs="Arial"/>
+          <w:lang w:eastAsia="zh-CN"/>
+        </w:rPr>
+        <w:t>access</w:t>
+      </w:r>
+      <w:proofErr w:type="spellEnd"/>
+      <w:r>
+        <w:rPr>
+          <w:rFonts w:ascii="Arial" w:hAnsi="Arial" w:cs="Arial"/>
+          <w:lang w:eastAsia="zh-CN"/>
+        </w:rPr>
+        <w:t xml:space="preserve">, </w:t>
+      </w:r>
+      <w:proofErr w:type="spellStart"/>
+      <w:r>
+        <w:rPr>
+          <w:rFonts w:ascii="Arial" w:hAnsi="Arial" w:cs="Arial"/>
+          <w:lang w:eastAsia="zh-CN"/>
+        </w:rPr>
+        <w:t>which</w:t>
+      </w:r>
+      <w:proofErr w:type="spellEnd"/>
+      <w:r>
+        <w:rPr>
+          <w:rFonts w:ascii="Arial" w:hAnsi="Arial" w:cs="Arial"/>
+          <w:lang w:eastAsia="zh-CN"/>
+        </w:rPr>
+        <w:t xml:space="preserve"> </w:t>
+      </w:r>
+      <w:proofErr w:type="spellStart"/>
+      <w:r>
+        <w:rPr>
+          <w:rFonts w:ascii="Arial" w:hAnsi="Arial" w:cs="Arial"/>
+          <w:lang w:eastAsia="zh-CN"/>
+        </w:rPr>
+        <w:t>can</w:t>
+      </w:r>
+      <w:proofErr w:type="spellEnd"/>
+      <w:r>
+        <w:rPr>
+          <w:rFonts w:ascii="Arial" w:hAnsi="Arial" w:cs="Arial"/>
+          <w:lang w:eastAsia="zh-CN"/>
+        </w:rPr>
+        <w:t xml:space="preserve"> </w:t>
+      </w:r>
+      <w:proofErr w:type="spellStart"/>
+      <w:r>
+        <w:rPr>
+          <w:rFonts w:ascii="Arial" w:hAnsi="Arial" w:cs="Arial"/>
+          <w:lang w:eastAsia="zh-CN"/>
+        </w:rPr>
+        <w:t>become</w:t>
+      </w:r>
+      <w:proofErr w:type="spellEnd"/>
+      <w:r>
+        <w:rPr>
+          <w:rFonts w:ascii="Arial" w:hAnsi="Arial" w:cs="Arial"/>
+          <w:lang w:eastAsia="zh-CN"/>
+        </w:rPr>
+        <w:t xml:space="preserve"> a point </w:t>
+      </w:r>
+      <w:proofErr w:type="spellStart"/>
+      <w:r>
+        <w:rPr>
+          <w:rFonts w:ascii="Arial" w:hAnsi="Arial" w:cs="Arial"/>
+          <w:lang w:eastAsia="zh-CN"/>
+        </w:rPr>
+        <w:t>of</w:t>
+      </w:r>
+      <w:proofErr w:type="spellEnd"/>
+      <w:r>
+        <w:rPr>
+          <w:rFonts w:ascii="Arial" w:hAnsi="Arial" w:cs="Arial"/>
+          <w:lang w:eastAsia="zh-CN"/>
+        </w:rPr>
+        <w:t xml:space="preserve"> </w:t>
+      </w:r>
+      <w:proofErr w:type="spellStart"/>
+      <w:r>
+        <w:rPr>
+          <w:rFonts w:ascii="Arial" w:hAnsi="Arial" w:cs="Arial"/>
+          <w:lang w:eastAsia="zh-CN"/>
+        </w:rPr>
+        <w:t>vulnerability</w:t>
+      </w:r>
+      <w:proofErr w:type="spellEnd"/>
+      <w:r>
+        <w:rPr>
+          <w:rFonts w:ascii="Arial" w:hAnsi="Arial" w:cs="Arial"/>
+          <w:lang w:eastAsia="zh-CN"/>
+        </w:rPr>
+        <w:t xml:space="preserve"> as </w:t>
+      </w:r>
+      <w:proofErr w:type="spellStart"/>
+      <w:r>
+        <w:rPr>
+          <w:rFonts w:ascii="Arial" w:hAnsi="Arial" w:cs="Arial"/>
+          <w:lang w:eastAsia="zh-CN"/>
+        </w:rPr>
+        <w:t>well</w:t>
+      </w:r>
+      <w:proofErr w:type="spellEnd"/>
+      <w:r>
+        <w:rPr>
+          <w:rFonts w:ascii="Arial" w:hAnsi="Arial" w:cs="Arial"/>
+          <w:lang w:eastAsia="zh-CN"/>
+        </w:rPr>
+        <w:t xml:space="preserve"> as </w:t>
+      </w:r>
+      <w:proofErr w:type="spellStart"/>
+      <w:r>
+        <w:rPr>
+          <w:rFonts w:ascii="Arial" w:hAnsi="Arial" w:cs="Arial"/>
+          <w:lang w:eastAsia="zh-CN"/>
+        </w:rPr>
+        <w:t>inefficiency</w:t>
+      </w:r>
+      <w:proofErr w:type="spellEnd"/>
+      <w:r>
+        <w:rPr>
+          <w:rFonts w:ascii="Arial" w:hAnsi="Arial" w:cs="Arial"/>
+          <w:lang w:eastAsia="zh-CN"/>
+        </w:rPr>
+        <w:t xml:space="preserve"> in </w:t>
+      </w:r>
+      <w:proofErr w:type="spellStart"/>
+      <w:r>
+        <w:rPr>
+          <w:rFonts w:ascii="Arial" w:hAnsi="Arial" w:cs="Arial"/>
+          <w:lang w:eastAsia="zh-CN"/>
+        </w:rPr>
+        <w:t>situations</w:t>
+      </w:r>
+      <w:proofErr w:type="spellEnd"/>
+      <w:r>
+        <w:rPr>
+          <w:rFonts w:ascii="Arial" w:hAnsi="Arial" w:cs="Arial"/>
+          <w:lang w:eastAsia="zh-CN"/>
+        </w:rPr>
+        <w:t xml:space="preserve"> </w:t>
+      </w:r>
+      <w:proofErr w:type="spellStart"/>
+      <w:r>
+        <w:rPr>
+          <w:rFonts w:ascii="Arial" w:hAnsi="Arial" w:cs="Arial"/>
+          <w:lang w:eastAsia="zh-CN"/>
+        </w:rPr>
+        <w:t>where</w:t>
+      </w:r>
+      <w:proofErr w:type="spellEnd"/>
+      <w:r>
+        <w:rPr>
+          <w:rFonts w:ascii="Arial" w:hAnsi="Arial" w:cs="Arial"/>
+          <w:lang w:eastAsia="zh-CN"/>
+        </w:rPr>
+        <w:t xml:space="preserve"> </w:t>
+      </w:r>
+      <w:proofErr w:type="spellStart"/>
+      <w:r>
+        <w:rPr>
+          <w:rFonts w:ascii="Arial" w:hAnsi="Arial" w:cs="Arial"/>
+          <w:lang w:eastAsia="zh-CN"/>
+        </w:rPr>
+        <w:t>there</w:t>
+      </w:r>
+      <w:proofErr w:type="spellEnd"/>
+      <w:r>
+        <w:rPr>
+          <w:rFonts w:ascii="Arial" w:hAnsi="Arial" w:cs="Arial"/>
+          <w:lang w:eastAsia="zh-CN"/>
+        </w:rPr>
+        <w:t xml:space="preserve"> </w:t>
+      </w:r>
+      <w:proofErr w:type="spellStart"/>
+      <w:r>
+        <w:rPr>
+          <w:rFonts w:ascii="Arial" w:hAnsi="Arial" w:cs="Arial"/>
+          <w:lang w:eastAsia="zh-CN"/>
+        </w:rPr>
+        <w:t>is</w:t>
+      </w:r>
+      <w:proofErr w:type="spellEnd"/>
+      <w:r>
+        <w:rPr>
+          <w:rFonts w:ascii="Arial" w:hAnsi="Arial" w:cs="Arial"/>
+          <w:lang w:eastAsia="zh-CN"/>
+        </w:rPr>
+        <w:t xml:space="preserve"> network </w:t>
+      </w:r>
+      <w:proofErr w:type="spellStart"/>
+      <w:r>
+        <w:rPr>
+          <w:rFonts w:ascii="Arial" w:hAnsi="Arial" w:cs="Arial"/>
+          <w:lang w:eastAsia="zh-CN"/>
+        </w:rPr>
+        <w:t>latency</w:t>
+      </w:r>
+      <w:proofErr w:type="spellEnd"/>
+      <w:r>
+        <w:rPr>
+          <w:rFonts w:ascii="Arial" w:hAnsi="Arial" w:cs="Arial"/>
+          <w:lang w:eastAsia="zh-CN"/>
+        </w:rPr>
+        <w:t>.</w:t>
+      </w:r>
+    </w:p>
+    <w:p>
+      <w:pPr>
+        <w:spacing w:line="360" w:lineRule="auto"/>
+        <w:jc w:val="both"/>
+        <w:rPr>
+          <w:rFonts w:ascii="Arial" w:hAnsi="Arial" w:cs="Arial"/>
+          <w:lang w:eastAsia="zh-CN"/>
+        </w:rPr>
+      </w:pPr>
+      <w:proofErr w:type="spellStart"/>
+      <w:r>
+        <w:rPr>
+          <w:rFonts w:ascii="Arial" w:hAnsi="Arial" w:cs="Arial"/>
+          <w:lang w:eastAsia="zh-CN"/>
+        </w:rPr>
+        <w:t>Given</w:t>
+      </w:r>
+      <w:proofErr w:type="spellEnd"/>
+      <w:r>
+        <w:rPr>
+          <w:rFonts w:ascii="Arial" w:hAnsi="Arial" w:cs="Arial"/>
+          <w:lang w:eastAsia="zh-CN"/>
+        </w:rPr>
+        <w:t xml:space="preserve"> </w:t>
+      </w:r>
+      <w:proofErr w:type="spellStart"/>
+      <w:r>
+        <w:rPr>
+          <w:rFonts w:ascii="Arial" w:hAnsi="Arial" w:cs="Arial"/>
+          <w:lang w:eastAsia="zh-CN"/>
+        </w:rPr>
+        <w:t>this</w:t>
+      </w:r>
+      <w:proofErr w:type="spellEnd"/>
+      <w:r>
+        <w:rPr>
+          <w:rFonts w:ascii="Arial" w:hAnsi="Arial" w:cs="Arial"/>
+          <w:lang w:eastAsia="zh-CN"/>
+        </w:rPr>
+        <w:t xml:space="preserve"> </w:t>
+      </w:r>
+      <w:proofErr w:type="spellStart"/>
+      <w:r>
+        <w:rPr>
+          <w:rFonts w:ascii="Arial" w:hAnsi="Arial" w:cs="Arial"/>
+          <w:lang w:eastAsia="zh-CN"/>
+        </w:rPr>
+        <w:t>scenario</w:t>
+      </w:r>
+      <w:proofErr w:type="spellEnd"/>
+      <w:r>
+        <w:rPr>
+          <w:rFonts w:ascii="Arial" w:hAnsi="Arial" w:cs="Arial"/>
+          <w:lang w:eastAsia="zh-CN"/>
+        </w:rPr>
+        <w:t xml:space="preserve">, </w:t>
+      </w:r>
+      <w:proofErr w:type="spellStart"/>
+      <w:r>
+        <w:rPr>
+          <w:rFonts w:ascii="Arial" w:hAnsi="Arial" w:cs="Arial"/>
+          <w:lang w:eastAsia="zh-CN"/>
+        </w:rPr>
+        <w:t>the</w:t>
+      </w:r>
+      <w:proofErr w:type="spellEnd"/>
+      <w:r>
+        <w:rPr>
+          <w:rFonts w:ascii="Arial" w:hAnsi="Arial" w:cs="Arial"/>
+          <w:lang w:eastAsia="zh-CN"/>
+        </w:rPr>
+        <w:t xml:space="preserve"> </w:t>
+      </w:r>
+      <w:proofErr w:type="spellStart"/>
+      <w:r>
+        <w:rPr>
+          <w:rFonts w:ascii="Arial" w:hAnsi="Arial" w:cs="Arial"/>
+          <w:lang w:eastAsia="zh-CN"/>
+        </w:rPr>
+        <w:t>present</w:t>
+      </w:r>
+      <w:proofErr w:type="spellEnd"/>
+      <w:r>
+        <w:rPr>
+          <w:rFonts w:ascii="Arial" w:hAnsi="Arial" w:cs="Arial"/>
+          <w:lang w:eastAsia="zh-CN"/>
+        </w:rPr>
+        <w:t xml:space="preserve"> </w:t>
+      </w:r>
+      <w:proofErr w:type="spellStart"/>
+      <w:r>
+        <w:rPr>
+          <w:rFonts w:ascii="Arial" w:hAnsi="Arial" w:cs="Arial"/>
+          <w:lang w:eastAsia="zh-CN"/>
+        </w:rPr>
+        <w:t>work</w:t>
+      </w:r>
+      <w:proofErr w:type="spellEnd"/>
+      <w:r>
+        <w:rPr>
+          <w:rFonts w:ascii="Arial" w:hAnsi="Arial" w:cs="Arial"/>
+          <w:lang w:eastAsia="zh-CN"/>
+        </w:rPr>
+        <w:t xml:space="preserve"> </w:t>
+      </w:r>
+      <w:proofErr w:type="spellStart"/>
+      <w:r>
+        <w:rPr>
+          <w:rFonts w:ascii="Arial" w:hAnsi="Arial" w:cs="Arial"/>
+          <w:lang w:eastAsia="zh-CN"/>
+        </w:rPr>
+        <w:t>proposes</w:t>
+      </w:r>
+      <w:proofErr w:type="spellEnd"/>
+      <w:r>
+        <w:rPr>
+          <w:rFonts w:ascii="Arial" w:hAnsi="Arial" w:cs="Arial"/>
+          <w:lang w:eastAsia="zh-CN"/>
+        </w:rPr>
+        <w:t xml:space="preserve"> </w:t>
+      </w:r>
+      <w:proofErr w:type="spellStart"/>
+      <w:r>
+        <w:rPr>
+          <w:rFonts w:ascii="Arial" w:hAnsi="Arial" w:cs="Arial"/>
+          <w:lang w:eastAsia="zh-CN"/>
+        </w:rPr>
+        <w:t>an</w:t>
+      </w:r>
+      <w:proofErr w:type="spellEnd"/>
+      <w:r>
+        <w:rPr>
+          <w:rFonts w:ascii="Arial" w:hAnsi="Arial" w:cs="Arial"/>
+          <w:lang w:eastAsia="zh-CN"/>
+        </w:rPr>
+        <w:t xml:space="preserve"> </w:t>
+      </w:r>
+      <w:proofErr w:type="spellStart"/>
+      <w:r>
+        <w:rPr>
+          <w:rFonts w:ascii="Arial" w:hAnsi="Arial" w:cs="Arial"/>
+          <w:lang w:eastAsia="zh-CN"/>
+        </w:rPr>
+        <w:t>access</w:t>
+      </w:r>
+      <w:proofErr w:type="spellEnd"/>
+      <w:r>
+        <w:rPr>
+          <w:rFonts w:ascii="Arial" w:hAnsi="Arial" w:cs="Arial"/>
+          <w:lang w:eastAsia="zh-CN"/>
+        </w:rPr>
+        <w:t xml:space="preserve"> </w:t>
+      </w:r>
+      <w:proofErr w:type="spellStart"/>
+      <w:r>
+        <w:rPr>
+          <w:rFonts w:ascii="Arial" w:hAnsi="Arial" w:cs="Arial"/>
+          <w:lang w:eastAsia="zh-CN"/>
+        </w:rPr>
+        <w:t>control</w:t>
+      </w:r>
+      <w:proofErr w:type="spellEnd"/>
+      <w:r>
+        <w:rPr>
+          <w:rFonts w:ascii="Arial" w:hAnsi="Arial" w:cs="Arial"/>
+          <w:lang w:eastAsia="zh-CN"/>
+        </w:rPr>
+        <w:t xml:space="preserve"> system </w:t>
+      </w:r>
+      <w:proofErr w:type="spellStart"/>
+      <w:r>
+        <w:rPr>
+          <w:rFonts w:ascii="Arial" w:hAnsi="Arial" w:cs="Arial"/>
+          <w:lang w:eastAsia="zh-CN"/>
+        </w:rPr>
+        <w:t>that</w:t>
+      </w:r>
+      <w:proofErr w:type="spellEnd"/>
+      <w:r>
+        <w:rPr>
+          <w:rFonts w:ascii="Arial" w:hAnsi="Arial" w:cs="Arial"/>
+          <w:lang w:eastAsia="zh-CN"/>
+        </w:rPr>
+        <w:t xml:space="preserve"> </w:t>
+      </w:r>
+      <w:proofErr w:type="spellStart"/>
+      <w:r>
+        <w:rPr>
+          <w:rFonts w:ascii="Arial" w:hAnsi="Arial" w:cs="Arial"/>
+          <w:lang w:eastAsia="zh-CN"/>
+        </w:rPr>
+        <w:t>operates</w:t>
+      </w:r>
+      <w:proofErr w:type="spellEnd"/>
+      <w:r>
+        <w:rPr>
+          <w:rFonts w:ascii="Arial" w:hAnsi="Arial" w:cs="Arial"/>
+          <w:lang w:eastAsia="zh-CN"/>
+        </w:rPr>
+        <w:t xml:space="preserve"> offline, </w:t>
+      </w:r>
+      <w:proofErr w:type="spellStart"/>
+      <w:r>
+        <w:rPr>
+          <w:rFonts w:ascii="Arial" w:hAnsi="Arial" w:cs="Arial"/>
+          <w:lang w:eastAsia="zh-CN"/>
+        </w:rPr>
+        <w:t>based</w:t>
+      </w:r>
+      <w:proofErr w:type="spellEnd"/>
+      <w:r>
+        <w:rPr>
+          <w:rFonts w:ascii="Arial" w:hAnsi="Arial" w:cs="Arial"/>
+          <w:lang w:eastAsia="zh-CN"/>
+        </w:rPr>
+        <w:t xml:space="preserve"> </w:t>
+      </w:r>
+      <w:proofErr w:type="spellStart"/>
+      <w:r>
+        <w:rPr>
+          <w:rFonts w:ascii="Arial" w:hAnsi="Arial" w:cs="Arial"/>
+          <w:lang w:eastAsia="zh-CN"/>
+        </w:rPr>
+        <w:t>on</w:t>
+      </w:r>
+      <w:proofErr w:type="spellEnd"/>
+      <w:r>
+        <w:rPr>
+          <w:rFonts w:ascii="Arial" w:hAnsi="Arial" w:cs="Arial"/>
+          <w:lang w:eastAsia="zh-CN"/>
+        </w:rPr>
+        <w:t xml:space="preserve"> </w:t>
+      </w:r>
+      <w:proofErr w:type="spellStart"/>
+      <w:r>
+        <w:rPr>
+          <w:rFonts w:ascii="Arial" w:hAnsi="Arial" w:cs="Arial"/>
+          <w:lang w:eastAsia="zh-CN"/>
+        </w:rPr>
+        <w:t>two-factor</w:t>
+      </w:r>
+      <w:proofErr w:type="spellEnd"/>
+      <w:r>
+        <w:rPr>
+          <w:rFonts w:ascii="Arial" w:hAnsi="Arial" w:cs="Arial"/>
+          <w:lang w:eastAsia="zh-CN"/>
+        </w:rPr>
+        <w:t xml:space="preserve"> </w:t>
+      </w:r>
+      <w:proofErr w:type="spellStart"/>
+      <w:r>
+        <w:rPr>
+          <w:rFonts w:ascii="Arial" w:hAnsi="Arial" w:cs="Arial"/>
+          <w:lang w:eastAsia="zh-CN"/>
+        </w:rPr>
+        <w:t>authentication</w:t>
+      </w:r>
+      <w:proofErr w:type="spellEnd"/>
+      <w:r>
+        <w:rPr>
+          <w:rFonts w:ascii="Arial" w:hAnsi="Arial" w:cs="Arial"/>
+          <w:lang w:eastAsia="zh-CN"/>
+        </w:rPr>
+        <w:t xml:space="preserve">, </w:t>
+      </w:r>
+      <w:proofErr w:type="spellStart"/>
+      <w:r>
+        <w:rPr>
+          <w:rFonts w:ascii="Arial" w:hAnsi="Arial" w:cs="Arial"/>
+          <w:lang w:eastAsia="zh-CN"/>
+        </w:rPr>
+        <w:t>namely</w:t>
+      </w:r>
+      <w:proofErr w:type="spellEnd"/>
+      <w:r>
+        <w:rPr>
+          <w:rFonts w:ascii="Arial" w:hAnsi="Arial" w:cs="Arial"/>
+          <w:lang w:eastAsia="zh-CN"/>
+        </w:rPr>
+        <w:t xml:space="preserve"> facial </w:t>
+      </w:r>
+      <w:proofErr w:type="spellStart"/>
+      <w:r>
+        <w:rPr>
+          <w:rFonts w:ascii="Arial" w:hAnsi="Arial" w:cs="Arial"/>
+          <w:lang w:eastAsia="zh-CN"/>
+        </w:rPr>
+        <w:t>biometrics</w:t>
+      </w:r>
+      <w:proofErr w:type="spellEnd"/>
+      <w:r>
+        <w:rPr>
+          <w:rFonts w:ascii="Arial" w:hAnsi="Arial" w:cs="Arial"/>
+          <w:lang w:eastAsia="zh-CN"/>
+        </w:rPr>
+        <w:t xml:space="preserve"> </w:t>
+      </w:r>
+      <w:proofErr w:type="spellStart"/>
+      <w:r>
+        <w:rPr>
+          <w:rFonts w:ascii="Arial" w:hAnsi="Arial" w:cs="Arial"/>
+          <w:lang w:eastAsia="zh-CN"/>
+        </w:rPr>
+        <w:t>and</w:t>
+      </w:r>
+      <w:proofErr w:type="spellEnd"/>
+      <w:r>
+        <w:rPr>
+          <w:rFonts w:ascii="Arial" w:hAnsi="Arial" w:cs="Arial"/>
+          <w:lang w:eastAsia="zh-CN"/>
+        </w:rPr>
+        <w:t xml:space="preserve"> </w:t>
+      </w:r>
+      <w:proofErr w:type="spellStart"/>
+      <w:r>
+        <w:rPr>
+          <w:rFonts w:ascii="Arial" w:hAnsi="Arial" w:cs="Arial"/>
+          <w:lang w:eastAsia="zh-CN"/>
+        </w:rPr>
+        <w:t>identification</w:t>
+      </w:r>
+      <w:proofErr w:type="spellEnd"/>
+      <w:r>
+        <w:rPr>
+          <w:rFonts w:ascii="Arial" w:hAnsi="Arial" w:cs="Arial"/>
+          <w:lang w:eastAsia="zh-CN"/>
+        </w:rPr>
+        <w:t xml:space="preserve"> </w:t>
+      </w:r>
+      <w:proofErr w:type="spellStart"/>
+      <w:r>
+        <w:rPr>
+          <w:rFonts w:ascii="Arial" w:hAnsi="Arial" w:cs="Arial"/>
+          <w:lang w:eastAsia="zh-CN"/>
+        </w:rPr>
+        <w:t>through</w:t>
+      </w:r>
+      <w:proofErr w:type="spellEnd"/>
+      <w:r>
+        <w:rPr>
+          <w:rFonts w:ascii="Arial" w:hAnsi="Arial" w:cs="Arial"/>
+          <w:lang w:eastAsia="zh-CN"/>
+        </w:rPr>
+        <w:t xml:space="preserve"> RFID cards.</w:t>
+      </w:r>
+    </w:p>
+    <w:p>
+      <w:pPr>
+        <w:spacing w:line="360" w:lineRule="auto"/>
+        <w:jc w:val="both"/>
+        <w:rPr>
+          <w:rFonts w:ascii="Arial" w:hAnsi="Arial" w:cs="Arial"/>
+          <w:lang w:eastAsia="zh-CN"/>
+        </w:rPr>
+      </w:pPr>
+      <w:r>
+        <w:rPr>
+          <w:rFonts w:ascii="Arial" w:hAnsi="Arial" w:cs="Arial"/>
+          <w:lang w:eastAsia="zh-CN"/>
+        </w:rPr>
+        <w:t xml:space="preserve">For </w:t>
+      </w:r>
+      <w:proofErr w:type="spellStart"/>
+      <w:r>
+        <w:rPr>
+          <w:rFonts w:ascii="Arial" w:hAnsi="Arial" w:cs="Arial"/>
+          <w:lang w:eastAsia="zh-CN"/>
+        </w:rPr>
+        <w:t>the</w:t>
+      </w:r>
+      <w:proofErr w:type="spellEnd"/>
+      <w:r>
+        <w:rPr>
+          <w:rFonts w:ascii="Arial" w:hAnsi="Arial" w:cs="Arial"/>
+          <w:lang w:eastAsia="zh-CN"/>
+        </w:rPr>
+        <w:t xml:space="preserve"> </w:t>
+      </w:r>
+      <w:proofErr w:type="spellStart"/>
+      <w:r>
+        <w:rPr>
+          <w:rFonts w:ascii="Arial" w:hAnsi="Arial" w:cs="Arial"/>
+          <w:lang w:eastAsia="zh-CN"/>
+        </w:rPr>
+        <w:t>proposed</w:t>
+      </w:r>
+      <w:proofErr w:type="spellEnd"/>
+      <w:r>
+        <w:rPr>
+          <w:rFonts w:ascii="Arial" w:hAnsi="Arial" w:cs="Arial"/>
+          <w:lang w:eastAsia="zh-CN"/>
+        </w:rPr>
+        <w:t xml:space="preserve"> system, it </w:t>
+      </w:r>
+      <w:proofErr w:type="spellStart"/>
+      <w:r>
+        <w:rPr>
+          <w:rFonts w:ascii="Arial" w:hAnsi="Arial" w:cs="Arial"/>
+          <w:lang w:eastAsia="zh-CN"/>
+        </w:rPr>
+        <w:t>is</w:t>
+      </w:r>
+      <w:proofErr w:type="spellEnd"/>
+      <w:r>
+        <w:rPr>
+          <w:rFonts w:ascii="Arial" w:hAnsi="Arial" w:cs="Arial"/>
+          <w:lang w:eastAsia="zh-CN"/>
+        </w:rPr>
+        <w:t xml:space="preserve"> </w:t>
+      </w:r>
+      <w:proofErr w:type="spellStart"/>
+      <w:r>
+        <w:rPr>
+          <w:rFonts w:ascii="Arial" w:hAnsi="Arial" w:cs="Arial"/>
+          <w:lang w:eastAsia="zh-CN"/>
+        </w:rPr>
+        <w:t>also</w:t>
+      </w:r>
+      <w:proofErr w:type="spellEnd"/>
+      <w:r>
+        <w:rPr>
+          <w:rFonts w:ascii="Arial" w:hAnsi="Arial" w:cs="Arial"/>
+          <w:lang w:eastAsia="zh-CN"/>
+        </w:rPr>
+        <w:t xml:space="preserve"> </w:t>
+      </w:r>
+      <w:proofErr w:type="spellStart"/>
+      <w:r>
+        <w:rPr>
+          <w:rFonts w:ascii="Arial" w:hAnsi="Arial" w:cs="Arial"/>
+          <w:lang w:eastAsia="zh-CN"/>
+        </w:rPr>
+        <w:t>intended</w:t>
+      </w:r>
+      <w:proofErr w:type="spellEnd"/>
+      <w:r>
+        <w:rPr>
+          <w:rFonts w:ascii="Arial" w:hAnsi="Arial" w:cs="Arial"/>
+          <w:lang w:eastAsia="zh-CN"/>
+        </w:rPr>
+        <w:t xml:space="preserve"> </w:t>
+      </w:r>
+      <w:proofErr w:type="spellStart"/>
+      <w:r>
+        <w:rPr>
+          <w:rFonts w:ascii="Arial" w:hAnsi="Arial" w:cs="Arial"/>
+          <w:lang w:eastAsia="zh-CN"/>
+        </w:rPr>
+        <w:t>to</w:t>
+      </w:r>
+      <w:proofErr w:type="spellEnd"/>
+      <w:r>
+        <w:rPr>
+          <w:rFonts w:ascii="Arial" w:hAnsi="Arial" w:cs="Arial"/>
+          <w:lang w:eastAsia="zh-CN"/>
+        </w:rPr>
+        <w:t xml:space="preserve"> </w:t>
+      </w:r>
+      <w:proofErr w:type="spellStart"/>
+      <w:r>
+        <w:rPr>
+          <w:rFonts w:ascii="Arial" w:hAnsi="Arial" w:cs="Arial"/>
+          <w:lang w:eastAsia="zh-CN"/>
+        </w:rPr>
+        <w:t>develop</w:t>
+      </w:r>
+      <w:proofErr w:type="spellEnd"/>
+      <w:r>
+        <w:rPr>
+          <w:rFonts w:ascii="Arial" w:hAnsi="Arial" w:cs="Arial"/>
+          <w:lang w:eastAsia="zh-CN"/>
+        </w:rPr>
+        <w:t xml:space="preserve"> </w:t>
+      </w:r>
+      <w:proofErr w:type="spellStart"/>
+      <w:r>
+        <w:rPr>
+          <w:rFonts w:ascii="Arial" w:hAnsi="Arial" w:cs="Arial"/>
+          <w:lang w:eastAsia="zh-CN"/>
+        </w:rPr>
+        <w:t>the</w:t>
+      </w:r>
+      <w:proofErr w:type="spellEnd"/>
+      <w:r>
+        <w:rPr>
+          <w:rFonts w:ascii="Arial" w:hAnsi="Arial" w:cs="Arial"/>
+          <w:lang w:eastAsia="zh-CN"/>
+        </w:rPr>
+        <w:t xml:space="preserve"> hardware </w:t>
+      </w:r>
+      <w:proofErr w:type="spellStart"/>
+      <w:r>
+        <w:rPr>
+          <w:rFonts w:ascii="Arial" w:hAnsi="Arial" w:cs="Arial"/>
+          <w:lang w:eastAsia="zh-CN"/>
+        </w:rPr>
+        <w:t>assembly</w:t>
+      </w:r>
+      <w:proofErr w:type="spellEnd"/>
+      <w:r>
+        <w:rPr>
+          <w:rFonts w:ascii="Arial" w:hAnsi="Arial" w:cs="Arial"/>
+          <w:lang w:eastAsia="zh-CN"/>
+        </w:rPr>
+        <w:t xml:space="preserve"> </w:t>
+      </w:r>
+      <w:proofErr w:type="spellStart"/>
+      <w:r>
+        <w:rPr>
+          <w:rFonts w:ascii="Arial" w:hAnsi="Arial" w:cs="Arial"/>
+          <w:lang w:eastAsia="zh-CN"/>
+        </w:rPr>
+        <w:t>with</w:t>
+      </w:r>
+      <w:proofErr w:type="spellEnd"/>
+      <w:r>
+        <w:rPr>
+          <w:rFonts w:ascii="Arial" w:hAnsi="Arial" w:cs="Arial"/>
+          <w:lang w:eastAsia="zh-CN"/>
+        </w:rPr>
+        <w:t xml:space="preserve"> </w:t>
+      </w:r>
+      <w:proofErr w:type="spellStart"/>
+      <w:r>
+        <w:rPr>
+          <w:rFonts w:ascii="Arial" w:hAnsi="Arial" w:cs="Arial"/>
+          <w:lang w:eastAsia="zh-CN"/>
+        </w:rPr>
+        <w:t>all</w:t>
+      </w:r>
+      <w:proofErr w:type="spellEnd"/>
+      <w:r>
+        <w:rPr>
+          <w:rFonts w:ascii="Arial" w:hAnsi="Arial" w:cs="Arial"/>
+          <w:lang w:eastAsia="zh-CN"/>
+        </w:rPr>
+        <w:t xml:space="preserve"> </w:t>
+      </w:r>
+      <w:proofErr w:type="spellStart"/>
+      <w:r>
+        <w:rPr>
+          <w:rFonts w:ascii="Arial" w:hAnsi="Arial" w:cs="Arial"/>
+          <w:lang w:eastAsia="zh-CN"/>
+        </w:rPr>
+        <w:t>components</w:t>
+      </w:r>
+      <w:proofErr w:type="spellEnd"/>
+      <w:r>
+        <w:rPr>
+          <w:rFonts w:ascii="Arial" w:hAnsi="Arial" w:cs="Arial"/>
+          <w:lang w:eastAsia="zh-CN"/>
+        </w:rPr>
+        <w:t xml:space="preserve"> </w:t>
+      </w:r>
+      <w:proofErr w:type="spellStart"/>
+      <w:r>
+        <w:rPr>
+          <w:rFonts w:ascii="Arial" w:hAnsi="Arial" w:cs="Arial"/>
+          <w:lang w:eastAsia="zh-CN"/>
+        </w:rPr>
+        <w:t>that</w:t>
+      </w:r>
+      <w:proofErr w:type="spellEnd"/>
+      <w:r>
+        <w:rPr>
+          <w:rFonts w:ascii="Arial" w:hAnsi="Arial" w:cs="Arial"/>
+          <w:lang w:eastAsia="zh-CN"/>
+        </w:rPr>
+        <w:t xml:space="preserve"> </w:t>
+      </w:r>
+      <w:proofErr w:type="spellStart"/>
+      <w:r>
+        <w:rPr>
+          <w:rFonts w:ascii="Arial" w:hAnsi="Arial" w:cs="Arial"/>
+          <w:lang w:eastAsia="zh-CN"/>
+        </w:rPr>
+        <w:t>enable</w:t>
+      </w:r>
+      <w:proofErr w:type="spellEnd"/>
+      <w:r>
+        <w:rPr>
+          <w:rFonts w:ascii="Arial" w:hAnsi="Arial" w:cs="Arial"/>
+          <w:lang w:eastAsia="zh-CN"/>
+        </w:rPr>
+        <w:t xml:space="preserve"> </w:t>
+      </w:r>
+      <w:proofErr w:type="spellStart"/>
+      <w:r>
+        <w:rPr>
+          <w:rFonts w:ascii="Arial" w:hAnsi="Arial" w:cs="Arial"/>
+          <w:lang w:eastAsia="zh-CN"/>
+        </w:rPr>
+        <w:t>the</w:t>
+      </w:r>
+      <w:proofErr w:type="spellEnd"/>
+      <w:r>
+        <w:rPr>
+          <w:rFonts w:ascii="Arial" w:hAnsi="Arial" w:cs="Arial"/>
+          <w:lang w:eastAsia="zh-CN"/>
+        </w:rPr>
+        <w:t xml:space="preserve"> software </w:t>
+      </w:r>
+      <w:proofErr w:type="spellStart"/>
+      <w:r>
+        <w:rPr>
+          <w:rFonts w:ascii="Arial" w:hAnsi="Arial" w:cs="Arial"/>
+          <w:lang w:eastAsia="zh-CN"/>
+        </w:rPr>
+        <w:t>to</w:t>
+      </w:r>
+      <w:proofErr w:type="spellEnd"/>
+      <w:r>
+        <w:rPr>
+          <w:rFonts w:ascii="Arial" w:hAnsi="Arial" w:cs="Arial"/>
+          <w:lang w:eastAsia="zh-CN"/>
+        </w:rPr>
+        <w:t xml:space="preserve"> </w:t>
+      </w:r>
+      <w:proofErr w:type="spellStart"/>
+      <w:r>
+        <w:rPr>
+          <w:rFonts w:ascii="Arial" w:hAnsi="Arial" w:cs="Arial"/>
+          <w:lang w:eastAsia="zh-CN"/>
+        </w:rPr>
+        <w:t>function</w:t>
+      </w:r>
+      <w:proofErr w:type="spellEnd"/>
+      <w:r>
+        <w:rPr>
+          <w:rFonts w:ascii="Arial" w:hAnsi="Arial" w:cs="Arial"/>
+          <w:lang w:eastAsia="zh-CN"/>
+        </w:rPr>
+        <w:t xml:space="preserve">, </w:t>
+      </w:r>
+      <w:proofErr w:type="spellStart"/>
+      <w:r>
+        <w:rPr>
+          <w:rFonts w:ascii="Arial" w:hAnsi="Arial" w:cs="Arial"/>
+          <w:lang w:eastAsia="zh-CN"/>
+        </w:rPr>
+        <w:t>such</w:t>
+      </w:r>
+      <w:proofErr w:type="spellEnd"/>
+      <w:r>
+        <w:rPr>
+          <w:rFonts w:ascii="Arial" w:hAnsi="Arial" w:cs="Arial"/>
+          <w:lang w:eastAsia="zh-CN"/>
+        </w:rPr>
+        <w:t xml:space="preserve"> as </w:t>
+      </w:r>
+      <w:proofErr w:type="spellStart"/>
+      <w:r>
+        <w:rPr>
+          <w:rFonts w:ascii="Arial" w:hAnsi="Arial" w:cs="Arial"/>
+          <w:lang w:eastAsia="zh-CN"/>
+        </w:rPr>
+        <w:t>an</w:t>
+      </w:r>
+      <w:proofErr w:type="spellEnd"/>
+      <w:r>
+        <w:rPr>
+          <w:rFonts w:ascii="Arial" w:hAnsi="Arial" w:cs="Arial"/>
+          <w:lang w:eastAsia="zh-CN"/>
+        </w:rPr>
+        <w:t xml:space="preserve"> RFID </w:t>
+      </w:r>
+      <w:proofErr w:type="spellStart"/>
+      <w:r>
+        <w:rPr>
+          <w:rFonts w:ascii="Arial" w:hAnsi="Arial" w:cs="Arial"/>
+          <w:lang w:eastAsia="zh-CN"/>
+        </w:rPr>
+        <w:t>reader</w:t>
+      </w:r>
+      <w:proofErr w:type="spellEnd"/>
+      <w:r>
+        <w:rPr>
+          <w:rFonts w:ascii="Arial" w:hAnsi="Arial" w:cs="Arial"/>
+          <w:lang w:eastAsia="zh-CN"/>
+        </w:rPr>
+        <w:t xml:space="preserve">, a </w:t>
+      </w:r>
+      <w:proofErr w:type="spellStart"/>
+      <w:r>
+        <w:rPr>
+          <w:rFonts w:ascii="Arial" w:hAnsi="Arial" w:cs="Arial"/>
+          <w:lang w:eastAsia="zh-CN"/>
+        </w:rPr>
+        <w:t>camera</w:t>
+      </w:r>
+      <w:proofErr w:type="spellEnd"/>
+      <w:r>
+        <w:rPr>
+          <w:rFonts w:ascii="Arial" w:hAnsi="Arial" w:cs="Arial"/>
+          <w:lang w:eastAsia="zh-CN"/>
+        </w:rPr>
+        <w:t xml:space="preserve"> for </w:t>
+      </w:r>
+      <w:proofErr w:type="spellStart"/>
+      <w:r>
+        <w:rPr>
+          <w:rFonts w:ascii="Arial" w:hAnsi="Arial" w:cs="Arial"/>
+          <w:lang w:eastAsia="zh-CN"/>
+        </w:rPr>
+        <w:t>capturing</w:t>
+      </w:r>
+      <w:proofErr w:type="spellEnd"/>
+      <w:r>
+        <w:rPr>
+          <w:rFonts w:ascii="Arial" w:hAnsi="Arial" w:cs="Arial"/>
+          <w:lang w:eastAsia="zh-CN"/>
+        </w:rPr>
+        <w:t xml:space="preserve"> facial </w:t>
+      </w:r>
+      <w:proofErr w:type="spellStart"/>
+      <w:r>
+        <w:rPr>
+          <w:rFonts w:ascii="Arial" w:hAnsi="Arial" w:cs="Arial"/>
+          <w:lang w:eastAsia="zh-CN"/>
+        </w:rPr>
+        <w:t>images</w:t>
+      </w:r>
+      <w:proofErr w:type="spellEnd"/>
+      <w:r>
+        <w:rPr>
+          <w:rFonts w:ascii="Arial" w:hAnsi="Arial" w:cs="Arial"/>
+          <w:lang w:eastAsia="zh-CN"/>
+        </w:rPr>
+        <w:t xml:space="preserve">, </w:t>
+      </w:r>
+      <w:proofErr w:type="spellStart"/>
+      <w:r>
+        <w:rPr>
+          <w:rFonts w:ascii="Arial" w:hAnsi="Arial" w:cs="Arial"/>
+          <w:lang w:eastAsia="zh-CN"/>
+        </w:rPr>
+        <w:t>among</w:t>
+      </w:r>
+      <w:proofErr w:type="spellEnd"/>
+      <w:r>
+        <w:rPr>
+          <w:rFonts w:ascii="Arial" w:hAnsi="Arial" w:cs="Arial"/>
+          <w:lang w:eastAsia="zh-CN"/>
+        </w:rPr>
+        <w:t xml:space="preserve"> </w:t>
+      </w:r>
+      <w:proofErr w:type="spellStart"/>
+      <w:r>
+        <w:rPr>
+          <w:rFonts w:ascii="Arial" w:hAnsi="Arial" w:cs="Arial"/>
+          <w:lang w:eastAsia="zh-CN"/>
+        </w:rPr>
+        <w:t>other</w:t>
+      </w:r>
+      <w:proofErr w:type="spellEnd"/>
+      <w:r>
+        <w:rPr>
+          <w:rFonts w:ascii="Arial" w:hAnsi="Arial" w:cs="Arial"/>
+          <w:lang w:eastAsia="zh-CN"/>
+        </w:rPr>
+        <w:t xml:space="preserve"> </w:t>
+      </w:r>
+      <w:proofErr w:type="spellStart"/>
+      <w:r>
+        <w:rPr>
+          <w:rFonts w:ascii="Arial" w:hAnsi="Arial" w:cs="Arial"/>
+          <w:lang w:eastAsia="zh-CN"/>
+        </w:rPr>
+        <w:t>necessary</w:t>
+      </w:r>
+      <w:proofErr w:type="spellEnd"/>
+      <w:r>
+        <w:rPr>
+          <w:rFonts w:ascii="Arial" w:hAnsi="Arial" w:cs="Arial"/>
+          <w:lang w:eastAsia="zh-CN"/>
+        </w:rPr>
+        <w:t xml:space="preserve"> </w:t>
+      </w:r>
+      <w:proofErr w:type="spellStart"/>
+      <w:r>
+        <w:rPr>
+          <w:rFonts w:ascii="Arial" w:hAnsi="Arial" w:cs="Arial"/>
+          <w:lang w:eastAsia="zh-CN"/>
+        </w:rPr>
+        <w:t>components</w:t>
+      </w:r>
+      <w:proofErr w:type="spellEnd"/>
+      <w:r>
+        <w:rPr>
+          <w:rFonts w:ascii="Arial" w:hAnsi="Arial" w:cs="Arial"/>
+          <w:lang w:eastAsia="zh-CN"/>
+        </w:rPr>
+        <w:t>.</w:t>
+      </w:r>
+    </w:p>
+    <w:p>
+      <w:pPr>
+        <w:spacing w:line="360" w:lineRule="auto"/>
+        <w:jc w:val="both"/>
+        <w:rPr>
+          <w:rFonts w:ascii="Arial" w:hAnsi="Arial" w:cs="Arial"/>
+          <w:lang w:eastAsia="zh-CN"/>
+        </w:rPr>
+      </w:pPr>
+      <w:r>
+        <w:rPr>
+          <w:rFonts w:ascii="Arial" w:hAnsi="Arial" w:cs="Arial"/>
+          <w:lang w:eastAsia="zh-CN"/>
+        </w:rPr>
+        <w:t xml:space="preserve">At </w:t>
+      </w:r>
+      <w:proofErr w:type="spellStart"/>
+      <w:r>
+        <w:rPr>
+          <w:rFonts w:ascii="Arial" w:hAnsi="Arial" w:cs="Arial"/>
+          <w:lang w:eastAsia="zh-CN"/>
+        </w:rPr>
+        <w:t>the</w:t>
+      </w:r>
+      <w:proofErr w:type="spellEnd"/>
+      <w:r>
+        <w:rPr>
+          <w:rFonts w:ascii="Arial" w:hAnsi="Arial" w:cs="Arial"/>
+          <w:lang w:eastAsia="zh-CN"/>
+        </w:rPr>
+        <w:t xml:space="preserve"> </w:t>
+      </w:r>
+      <w:proofErr w:type="spellStart"/>
+      <w:r>
+        <w:rPr>
+          <w:rFonts w:ascii="Arial" w:hAnsi="Arial" w:cs="Arial"/>
+          <w:lang w:eastAsia="zh-CN"/>
+        </w:rPr>
+        <w:t>end</w:t>
+      </w:r>
+      <w:proofErr w:type="spellEnd"/>
+      <w:r>
+        <w:rPr>
+          <w:rFonts w:ascii="Arial" w:hAnsi="Arial" w:cs="Arial"/>
+          <w:lang w:eastAsia="zh-CN"/>
+        </w:rPr>
+        <w:t xml:space="preserve"> </w:t>
+      </w:r>
+      <w:proofErr w:type="spellStart"/>
+      <w:r>
+        <w:rPr>
+          <w:rFonts w:ascii="Arial" w:hAnsi="Arial" w:cs="Arial"/>
+          <w:lang w:eastAsia="zh-CN"/>
+        </w:rPr>
+        <w:t>of</w:t>
+      </w:r>
+      <w:proofErr w:type="spellEnd"/>
+      <w:r>
+        <w:rPr>
+          <w:rFonts w:ascii="Arial" w:hAnsi="Arial" w:cs="Arial"/>
+          <w:lang w:eastAsia="zh-CN"/>
+        </w:rPr>
+        <w:t xml:space="preserve"> </w:t>
+      </w:r>
+      <w:proofErr w:type="spellStart"/>
+      <w:r>
+        <w:rPr>
+          <w:rFonts w:ascii="Arial" w:hAnsi="Arial" w:cs="Arial"/>
+          <w:lang w:eastAsia="zh-CN"/>
+        </w:rPr>
+        <w:t>the</w:t>
+      </w:r>
+      <w:proofErr w:type="spellEnd"/>
+      <w:r>
+        <w:rPr>
+          <w:rFonts w:ascii="Arial" w:hAnsi="Arial" w:cs="Arial"/>
+          <w:lang w:eastAsia="zh-CN"/>
+        </w:rPr>
+        <w:t xml:space="preserve"> </w:t>
+      </w:r>
+      <w:proofErr w:type="spellStart"/>
+      <w:r>
+        <w:rPr>
+          <w:rFonts w:ascii="Arial" w:hAnsi="Arial" w:cs="Arial"/>
+          <w:lang w:eastAsia="zh-CN"/>
+        </w:rPr>
+        <w:t>project</w:t>
+      </w:r>
+      <w:proofErr w:type="spellEnd"/>
+      <w:r>
+        <w:rPr>
+          <w:rFonts w:ascii="Arial" w:hAnsi="Arial" w:cs="Arial"/>
+          <w:lang w:eastAsia="zh-CN"/>
+        </w:rPr>
+        <w:t xml:space="preserve">, it </w:t>
+      </w:r>
+      <w:proofErr w:type="spellStart"/>
+      <w:r>
+        <w:rPr>
+          <w:rFonts w:ascii="Arial" w:hAnsi="Arial" w:cs="Arial"/>
+          <w:lang w:eastAsia="zh-CN"/>
+        </w:rPr>
+        <w:t>is</w:t>
+      </w:r>
+      <w:proofErr w:type="spellEnd"/>
+      <w:r>
+        <w:rPr>
+          <w:rFonts w:ascii="Arial" w:hAnsi="Arial" w:cs="Arial"/>
+          <w:lang w:eastAsia="zh-CN"/>
+        </w:rPr>
+        <w:t xml:space="preserve"> </w:t>
+      </w:r>
+      <w:proofErr w:type="spellStart"/>
+      <w:r>
+        <w:rPr>
+          <w:rFonts w:ascii="Arial" w:hAnsi="Arial" w:cs="Arial"/>
+          <w:lang w:eastAsia="zh-CN"/>
+        </w:rPr>
+        <w:t>expected</w:t>
+      </w:r>
+      <w:proofErr w:type="spellEnd"/>
+      <w:r>
+        <w:rPr>
+          <w:rFonts w:ascii="Arial" w:hAnsi="Arial" w:cs="Arial"/>
+          <w:lang w:eastAsia="zh-CN"/>
+        </w:rPr>
+        <w:t xml:space="preserve"> </w:t>
+      </w:r>
+      <w:proofErr w:type="spellStart"/>
+      <w:r>
+        <w:rPr>
+          <w:rFonts w:ascii="Arial" w:hAnsi="Arial" w:cs="Arial"/>
+          <w:lang w:eastAsia="zh-CN"/>
+        </w:rPr>
+        <w:t>to</w:t>
+      </w:r>
+      <w:proofErr w:type="spellEnd"/>
+      <w:r>
+        <w:rPr>
+          <w:rFonts w:ascii="Arial" w:hAnsi="Arial" w:cs="Arial"/>
+          <w:lang w:eastAsia="zh-CN"/>
+        </w:rPr>
+        <w:t xml:space="preserve"> </w:t>
+      </w:r>
+      <w:proofErr w:type="spellStart"/>
+      <w:r>
+        <w:rPr>
+          <w:rFonts w:ascii="Arial" w:hAnsi="Arial" w:cs="Arial"/>
+          <w:lang w:eastAsia="zh-CN"/>
+        </w:rPr>
+        <w:t>obtain</w:t>
+      </w:r>
+      <w:proofErr w:type="spellEnd"/>
+      <w:r>
+        <w:rPr>
+          <w:rFonts w:ascii="Arial" w:hAnsi="Arial" w:cs="Arial"/>
+          <w:lang w:eastAsia="zh-CN"/>
+        </w:rPr>
+        <w:t xml:space="preserve"> a complete </w:t>
+      </w:r>
+      <w:proofErr w:type="spellStart"/>
+      <w:r>
+        <w:rPr>
+          <w:rFonts w:ascii="Arial" w:hAnsi="Arial" w:cs="Arial"/>
+          <w:lang w:eastAsia="zh-CN"/>
+        </w:rPr>
+        <w:t>access</w:t>
+      </w:r>
+      <w:proofErr w:type="spellEnd"/>
+      <w:r>
+        <w:rPr>
+          <w:rFonts w:ascii="Arial" w:hAnsi="Arial" w:cs="Arial"/>
+          <w:lang w:eastAsia="zh-CN"/>
+        </w:rPr>
+        <w:t xml:space="preserve"> </w:t>
+      </w:r>
+      <w:proofErr w:type="spellStart"/>
+      <w:r>
+        <w:rPr>
+          <w:rFonts w:ascii="Arial" w:hAnsi="Arial" w:cs="Arial"/>
+          <w:lang w:eastAsia="zh-CN"/>
+        </w:rPr>
+        <w:t>control</w:t>
+      </w:r>
+      <w:proofErr w:type="spellEnd"/>
+      <w:r>
+        <w:rPr>
+          <w:rFonts w:ascii="Arial" w:hAnsi="Arial" w:cs="Arial"/>
+          <w:lang w:eastAsia="zh-CN"/>
+        </w:rPr>
+        <w:t xml:space="preserve"> system, </w:t>
+      </w:r>
+      <w:proofErr w:type="spellStart"/>
+      <w:r>
+        <w:rPr>
+          <w:rFonts w:ascii="Arial" w:hAnsi="Arial" w:cs="Arial"/>
+          <w:lang w:eastAsia="zh-CN"/>
+        </w:rPr>
+        <w:t>composed</w:t>
+      </w:r>
+      <w:proofErr w:type="spellEnd"/>
+      <w:r>
+        <w:rPr>
+          <w:rFonts w:ascii="Arial" w:hAnsi="Arial" w:cs="Arial"/>
+          <w:lang w:eastAsia="zh-CN"/>
+        </w:rPr>
+        <w:t xml:space="preserve"> </w:t>
+      </w:r>
+      <w:proofErr w:type="spellStart"/>
+      <w:r>
+        <w:rPr>
+          <w:rFonts w:ascii="Arial" w:hAnsi="Arial" w:cs="Arial"/>
+          <w:lang w:eastAsia="zh-CN"/>
+        </w:rPr>
+        <w:t>of</w:t>
+      </w:r>
+      <w:proofErr w:type="spellEnd"/>
+      <w:r>
+        <w:rPr>
+          <w:rFonts w:ascii="Arial" w:hAnsi="Arial" w:cs="Arial"/>
+          <w:lang w:eastAsia="zh-CN"/>
+        </w:rPr>
+        <w:t xml:space="preserve"> </w:t>
+      </w:r>
+      <w:proofErr w:type="spellStart"/>
+      <w:r>
+        <w:rPr>
+          <w:rFonts w:ascii="Arial" w:hAnsi="Arial" w:cs="Arial"/>
+          <w:lang w:eastAsia="zh-CN"/>
+        </w:rPr>
+        <w:t>dedicated</w:t>
+      </w:r>
+      <w:proofErr w:type="spellEnd"/>
+      <w:r>
+        <w:rPr>
+          <w:rFonts w:ascii="Arial" w:hAnsi="Arial" w:cs="Arial"/>
+          <w:lang w:eastAsia="zh-CN"/>
+        </w:rPr>
+        <w:t xml:space="preserve"> hardware </w:t>
+      </w:r>
+      <w:proofErr w:type="spellStart"/>
+      <w:r>
+        <w:rPr>
+          <w:rFonts w:ascii="Arial" w:hAnsi="Arial" w:cs="Arial"/>
+          <w:lang w:eastAsia="zh-CN"/>
+        </w:rPr>
+        <w:t>and</w:t>
+      </w:r>
+      <w:proofErr w:type="spellEnd"/>
+      <w:r>
+        <w:rPr>
+          <w:rFonts w:ascii="Arial" w:hAnsi="Arial" w:cs="Arial"/>
+          <w:lang w:eastAsia="zh-CN"/>
+        </w:rPr>
+        <w:t xml:space="preserve"> software </w:t>
+      </w:r>
+      <w:proofErr w:type="spellStart"/>
+      <w:r>
+        <w:rPr>
+          <w:rFonts w:ascii="Arial" w:hAnsi="Arial" w:cs="Arial"/>
+          <w:lang w:eastAsia="zh-CN"/>
+        </w:rPr>
+        <w:t>capable</w:t>
+      </w:r>
+      <w:proofErr w:type="spellEnd"/>
+      <w:r>
+        <w:rPr>
+          <w:rFonts w:ascii="Arial" w:hAnsi="Arial" w:cs="Arial"/>
+          <w:lang w:eastAsia="zh-CN"/>
+        </w:rPr>
+        <w:t xml:space="preserve"> </w:t>
+      </w:r>
+      <w:proofErr w:type="spellStart"/>
+      <w:r>
+        <w:rPr>
+          <w:rFonts w:ascii="Arial" w:hAnsi="Arial" w:cs="Arial"/>
+          <w:lang w:eastAsia="zh-CN"/>
+        </w:rPr>
+        <w:t>of</w:t>
+      </w:r>
+      <w:proofErr w:type="spellEnd"/>
+      <w:r>
+        <w:rPr>
+          <w:rFonts w:ascii="Arial" w:hAnsi="Arial" w:cs="Arial"/>
+          <w:lang w:eastAsia="zh-CN"/>
+        </w:rPr>
+        <w:t xml:space="preserve"> </w:t>
+      </w:r>
+      <w:proofErr w:type="spellStart"/>
+      <w:r>
+        <w:rPr>
+          <w:rFonts w:ascii="Arial" w:hAnsi="Arial" w:cs="Arial"/>
+          <w:lang w:eastAsia="zh-CN"/>
+        </w:rPr>
+        <w:t>performing</w:t>
+      </w:r>
+      <w:proofErr w:type="spellEnd"/>
+      <w:r>
+        <w:rPr>
+          <w:rFonts w:ascii="Arial" w:hAnsi="Arial" w:cs="Arial"/>
+          <w:lang w:eastAsia="zh-CN"/>
+        </w:rPr>
+        <w:t xml:space="preserve"> </w:t>
+      </w:r>
+      <w:proofErr w:type="spellStart"/>
+      <w:r>
+        <w:rPr>
+          <w:rFonts w:ascii="Arial" w:hAnsi="Arial" w:cs="Arial"/>
+          <w:lang w:eastAsia="zh-CN"/>
+        </w:rPr>
+        <w:t>user</w:t>
+      </w:r>
+      <w:proofErr w:type="spellEnd"/>
+      <w:r>
+        <w:rPr>
+          <w:rFonts w:ascii="Arial" w:hAnsi="Arial" w:cs="Arial"/>
+          <w:lang w:eastAsia="zh-CN"/>
+        </w:rPr>
+        <w:t xml:space="preserve"> </w:t>
+      </w:r>
+      <w:proofErr w:type="spellStart"/>
+      <w:r>
+        <w:rPr>
+          <w:rFonts w:ascii="Arial" w:hAnsi="Arial" w:cs="Arial"/>
+          <w:lang w:eastAsia="zh-CN"/>
+        </w:rPr>
+        <w:t>authentication</w:t>
+      </w:r>
+      <w:proofErr w:type="spellEnd"/>
+      <w:r>
+        <w:rPr>
+          <w:rFonts w:ascii="Arial" w:hAnsi="Arial" w:cs="Arial"/>
+          <w:lang w:eastAsia="zh-CN"/>
+        </w:rPr>
+        <w:t xml:space="preserve"> in a </w:t>
+      </w:r>
+      <w:proofErr w:type="spellStart"/>
+      <w:r>
+        <w:rPr>
+          <w:rFonts w:ascii="Arial" w:hAnsi="Arial" w:cs="Arial"/>
+          <w:lang w:eastAsia="zh-CN"/>
+        </w:rPr>
+        <w:t>secure</w:t>
+      </w:r>
+      <w:proofErr w:type="spellEnd"/>
+      <w:r>
+        <w:rPr>
+          <w:rFonts w:ascii="Arial" w:hAnsi="Arial" w:cs="Arial"/>
+          <w:lang w:eastAsia="zh-CN"/>
+        </w:rPr>
+        <w:t xml:space="preserve">, </w:t>
+      </w:r>
+      <w:proofErr w:type="spellStart"/>
+      <w:r>
+        <w:rPr>
+          <w:rFonts w:ascii="Arial" w:hAnsi="Arial" w:cs="Arial"/>
+          <w:lang w:eastAsia="zh-CN"/>
+        </w:rPr>
+        <w:t>efficient</w:t>
+      </w:r>
+      <w:proofErr w:type="spellEnd"/>
+      <w:r>
+        <w:rPr>
+          <w:rFonts w:ascii="Arial" w:hAnsi="Arial" w:cs="Arial"/>
+          <w:lang w:eastAsia="zh-CN"/>
+        </w:rPr>
+        <w:t xml:space="preserve">, </w:t>
+      </w:r>
+      <w:proofErr w:type="spellStart"/>
+      <w:r>
+        <w:rPr>
+          <w:rFonts w:ascii="Arial" w:hAnsi="Arial" w:cs="Arial"/>
+          <w:lang w:eastAsia="zh-CN"/>
+        </w:rPr>
+        <w:t>and</w:t>
+      </w:r>
+      <w:proofErr w:type="spellEnd"/>
+      <w:r>
+        <w:rPr>
+          <w:rFonts w:ascii="Arial" w:hAnsi="Arial" w:cs="Arial"/>
+          <w:lang w:eastAsia="zh-CN"/>
+        </w:rPr>
+        <w:t xml:space="preserve"> network-</w:t>
+      </w:r>
+      <w:proofErr w:type="spellStart"/>
+      <w:r>
+        <w:rPr>
+          <w:rFonts w:ascii="Arial" w:hAnsi="Arial" w:cs="Arial"/>
+          <w:lang w:eastAsia="zh-CN"/>
+        </w:rPr>
+        <w:t>independent</w:t>
+      </w:r>
+      <w:proofErr w:type="spellEnd"/>
+      <w:r>
+        <w:rPr>
+          <w:rFonts w:ascii="Arial" w:hAnsi="Arial" w:cs="Arial"/>
+          <w:lang w:eastAsia="zh-CN"/>
+        </w:rPr>
+        <w:t xml:space="preserve"> </w:t>
+      </w:r>
+      <w:proofErr w:type="spellStart"/>
+      <w:r>
+        <w:rPr>
+          <w:rFonts w:ascii="Arial" w:hAnsi="Arial" w:cs="Arial"/>
+          <w:lang w:eastAsia="zh-CN"/>
+        </w:rPr>
+        <w:t>manner</w:t>
+      </w:r>
+      <w:proofErr w:type="spellEnd"/>
+      <w:r>
+        <w:rPr>
+          <w:rFonts w:ascii="Arial" w:hAnsi="Arial" w:cs="Arial"/>
+          <w:lang w:eastAsia="zh-CN"/>
+        </w:rPr>
+        <w:t>.</w:t>
+      </w:r>
+    </w:p>
+    <w:p>
+      <w:pPr>
+        <w:spacing w:line="360" w:lineRule="auto"/>
+        <w:jc w:val="both"/>
+        <w:rPr>
+          <w:rFonts w:ascii="Arial" w:hAnsi="Arial" w:cs="Arial"/>
+          <w:b/>
+          <w:bCs/>
+          <w:lang w:eastAsia="zh-CN"/>
+        </w:rPr>
+      </w:pPr>
+    </w:p>
+    <w:p>
+      <w:pPr>
+        <w:spacing w:line="360" w:lineRule="auto"/>
+        <w:jc w:val="both"/>
+        <w:rPr>
+          <w:rFonts w:ascii="Arial" w:hAnsi="Arial" w:cs="Arial"/>
+          <w:lang w:eastAsia="zh-CN"/>
+        </w:rPr>
+      </w:pPr>
+      <w:r>
+        <w:rPr>
+          <w:rFonts w:ascii="Arial" w:hAnsi="Arial" w:cs="Arial"/>
+          <w:b/>
+          <w:bCs/>
+          <w:lang w:eastAsia="zh-CN"/>
+        </w:rPr>
+        <w:t>Keywords:</w:t>
+      </w:r>
+      <w:r>
+        <w:rPr>
+          <w:rFonts w:ascii="Arial" w:hAnsi="Arial" w:cs="Arial"/>
+          <w:lang w:eastAsia="zh-CN"/>
+        </w:rPr>
+        <w:t xml:space="preserve"> Access </w:t>
+      </w:r>
+      <w:proofErr w:type="spellStart"/>
+      <w:r>
+        <w:rPr>
+          <w:rFonts w:ascii="Arial" w:hAnsi="Arial" w:cs="Arial"/>
+          <w:lang w:eastAsia="zh-CN"/>
+        </w:rPr>
+        <w:t>control</w:t>
+      </w:r>
+      <w:proofErr w:type="spellEnd"/>
+      <w:r>
+        <w:rPr>
+          <w:rFonts w:ascii="Arial" w:hAnsi="Arial" w:cs="Arial"/>
+          <w:lang w:eastAsia="zh-CN"/>
+        </w:rPr>
+        <w:t xml:space="preserve">; </w:t>
+      </w:r>
+      <w:proofErr w:type="spellStart"/>
+      <w:r>
+        <w:rPr>
+          <w:rFonts w:ascii="Arial" w:hAnsi="Arial" w:cs="Arial"/>
+          <w:lang w:eastAsia="zh-CN"/>
+        </w:rPr>
+        <w:t>Multi-factor</w:t>
+      </w:r>
+      <w:proofErr w:type="spellEnd"/>
+      <w:r>
+        <w:rPr>
+          <w:rFonts w:ascii="Arial" w:hAnsi="Arial" w:cs="Arial"/>
+          <w:lang w:eastAsia="zh-CN"/>
+        </w:rPr>
+        <w:t xml:space="preserve"> </w:t>
+      </w:r>
+      <w:proofErr w:type="spellStart"/>
+      <w:r>
+        <w:rPr>
+          <w:rFonts w:ascii="Arial" w:hAnsi="Arial" w:cs="Arial"/>
+          <w:lang w:eastAsia="zh-CN"/>
+        </w:rPr>
+        <w:t>authentication</w:t>
+      </w:r>
+      <w:proofErr w:type="spellEnd"/>
+      <w:r>
+        <w:rPr>
+          <w:rFonts w:ascii="Arial" w:hAnsi="Arial" w:cs="Arial"/>
+          <w:lang w:eastAsia="zh-CN"/>
+        </w:rPr>
+        <w:t xml:space="preserve">; </w:t>
+      </w:r>
+      <w:proofErr w:type="gramStart"/>
+      <w:r>
+        <w:rPr>
+          <w:rFonts w:ascii="Arial" w:hAnsi="Arial" w:cs="Arial"/>
+          <w:lang w:eastAsia="zh-CN"/>
+        </w:rPr>
+        <w:t>Facial</w:t>
+      </w:r>
+      <w:proofErr w:type="gramEnd"/>
+      <w:r>
+        <w:rPr>
+          <w:rFonts w:ascii="Arial" w:hAnsi="Arial" w:cs="Arial"/>
+          <w:lang w:eastAsia="zh-CN"/>
+        </w:rPr>
+        <w:t xml:space="preserve"> </w:t>
+      </w:r>
+      <w:proofErr w:type="spellStart"/>
+      <w:r>
+        <w:rPr>
+          <w:rFonts w:ascii="Arial" w:hAnsi="Arial" w:cs="Arial"/>
+          <w:lang w:eastAsia="zh-CN"/>
+        </w:rPr>
+        <w:t>biometrics</w:t>
+      </w:r>
+      <w:proofErr w:type="spellEnd"/>
+      <w:r>
+        <w:rPr>
+          <w:rFonts w:ascii="Arial" w:hAnsi="Arial" w:cs="Arial"/>
+          <w:lang w:eastAsia="zh-CN"/>
+        </w:rPr>
+        <w:t xml:space="preserve">; RFID; </w:t>
+      </w:r>
+      <w:proofErr w:type="spellStart"/>
+      <w:r>
+        <w:rPr>
+          <w:rFonts w:ascii="Arial" w:hAnsi="Arial" w:cs="Arial"/>
+          <w:lang w:eastAsia="zh-CN"/>
+        </w:rPr>
+        <w:t>Embedded</w:t>
+      </w:r>
+      <w:proofErr w:type="spellEnd"/>
+      <w:r>
+        <w:rPr>
+          <w:rFonts w:ascii="Arial" w:hAnsi="Arial" w:cs="Arial"/>
+          <w:lang w:eastAsia="zh-CN"/>
+        </w:rPr>
+        <w:t xml:space="preserve"> system</w:t>
+      </w:r>
+    </w:p>
+    <w:p>
+      <w:pPr>
+        <w:jc w:val="both"/>
+        <w:rPr>
+          <w:rFonts w:ascii="Arial" w:hAnsi="Arial" w:cs="Arial"/>
+          <w:lang w:eastAsia="zh-CN"/>
+        </w:rPr>
+      </w:pPr>
+    </w:p>
+    <w:p>
+      <w:pPr>
+        <w:rPr>
+          <w:rFonts w:ascii="Arial" w:hAnsi="Arial" w:cs="Arial"/>
+          <w:lang w:eastAsia="zh-CN"/>
+        </w:rPr>
+      </w:pPr>
+    </w:p>
+    <w:p>
+      <w:pPr>
+        <w:spacing w:line="360" w:lineRule="auto"/>
+        <w:jc w:val="both"/>
+        <w:rPr>
+          <w:rFonts w:ascii="Arial" w:hAnsi="Arial" w:cs="Arial"/>
+        </w:rPr>
+      </w:pPr>
+    </w:p>
+    <w:p>
+      <w:pPr>
+        <w:rPr>
+          <w:rFonts w:ascii="Arial" w:hAnsi="Arial" w:cs="Arial"/>
+          <w:lang w:eastAsia="zh-CN"/>
+        </w:rPr>
+      </w:pPr>
+    </w:p>
+    <w:p>
+      <w:pPr>
+        <w:spacing w:line="360" w:lineRule="auto"/>
+        <w:rPr>
+          <w:rFonts w:ascii="Arial" w:hAnsi="Arial" w:cs="Arial"/>
+          <w:b/>
+          <w:bCs/>
+        </w:rPr>
+      </w:pPr>
+    </w:p>
+    <w:p>
+      <w:pPr>
+        <w:pStyle w:val="Ttulopr-textual"/>
+        <w:pageBreakBefore/>
+      </w:pPr>
+      <w:r>
+        <w:lastRenderedPageBreak/>
+        <w:t>SUMÁRIO</w:t>
+      </w:r>
+    </w:p>
+    <w:p>
+      <w:pPr>
+        <w:rPr>
+          <w:rFonts w:ascii="Arial" w:hAnsi="Arial" w:cs="Arial"/>
+          <w:b/>
+          <w:bCs/>
+        </w:rPr>
+      </w:pPr>
+    </w:p>
+    <w:tbl>
+      <w:tblPr>
+        <w:tblW w:w="9270" w:type="dxa"/>
+        <w:tblInd w:w="-108" w:type="dxa"/>
+        <w:tblLayout w:type="fixed"/>
+        <w:tblCellMar>
+          <w:left w:w="10" w:type="dxa"/>
+          <w:right w:w="10" w:type="dxa"/>
+        </w:tblCellMar>
+        <w:tblLook w:val="0000" w:firstRow="0" w:lastRow="0" w:firstColumn="0" w:lastColumn="0" w:noHBand="0" w:noVBand="0"/>
+      </w:tblPr>
+      <w:tblGrid>
+        <w:gridCol w:w="1080"/>
+        <w:gridCol w:w="7592"/>
+        <w:gridCol w:w="598"/>
+      </w:tblGrid>
+      <w:tr>
+        <w:tc>
+          <w:tcPr>
+            <w:tcW w:w="1080" w:type="dxa"/>
+            <w:tcMar>
+              <w:top w:w="0" w:type="dxa"/>
+              <w:left w:w="108" w:type="dxa"/>
+              <w:bottom w:w="0" w:type="dxa"/>
+              <w:right w:w="108" w:type="dxa"/>
+            </w:tcMar>
+          </w:tcPr>
+          <w:p>
+            <w:pPr>
+              <w:pStyle w:val="Text"/>
+              <w:spacing w:line="480" w:lineRule="auto"/>
+              <w:ind w:firstLine="0"/>
+              <w:rPr>
+                <w:b/>
+              </w:rPr>
+            </w:pPr>
+            <w:r>
+              <w:rPr>
+                <w:b/>
+              </w:rPr>
+              <w:t>1</w:t>
+            </w:r>
+          </w:p>
+        </w:tc>
+        <w:tc>
+          <w:tcPr>
+            <w:tcW w:w="7592" w:type="dxa"/>
+            <w:tcMar>
+              <w:top w:w="0" w:type="dxa"/>
+              <w:left w:w="108" w:type="dxa"/>
+              <w:bottom w:w="0" w:type="dxa"/>
+              <w:right w:w="108" w:type="dxa"/>
+            </w:tcMar>
+          </w:tcPr>
+          <w:p>
+            <w:pPr>
+              <w:pStyle w:val="Text"/>
+              <w:spacing w:line="480" w:lineRule="auto"/>
+              <w:ind w:firstLine="0"/>
+            </w:pPr>
+            <w:r>
+              <w:rPr>
+                <w:b/>
+              </w:rPr>
+              <w:t>INTRODUÇÃO</w:t>
+            </w:r>
+            <w:r>
+              <w:t>......................................................................................</w:t>
+            </w:r>
+          </w:p>
+        </w:tc>
+        <w:tc>
+          <w:tcPr>
+            <w:tcW w:w="598" w:type="dxa"/>
+            <w:tcMar>
+              <w:top w:w="0" w:type="dxa"/>
+              <w:left w:w="108" w:type="dxa"/>
+              <w:bottom w:w="0" w:type="dxa"/>
+              <w:right w:w="108" w:type="dxa"/>
+            </w:tcMar>
+          </w:tcPr>
+          <w:p>
+            <w:pPr>
+              <w:pStyle w:val="Text"/>
+              <w:spacing w:line="480" w:lineRule="auto"/>
+              <w:ind w:firstLine="0"/>
+            </w:pPr>
+            <w:r>
+              <w:t>8</w:t>
+            </w:r>
+          </w:p>
+        </w:tc>
+      </w:tr>
+      <w:tr>
+        <w:tc>
+          <w:tcPr>
+            <w:tcW w:w="1080" w:type="dxa"/>
+            <w:tcMar>
+              <w:top w:w="0" w:type="dxa"/>
+              <w:left w:w="108" w:type="dxa"/>
+              <w:bottom w:w="0" w:type="dxa"/>
+              <w:right w:w="108" w:type="dxa"/>
+            </w:tcMar>
+          </w:tcPr>
+          <w:p>
+            <w:pPr>
+              <w:pStyle w:val="Text"/>
+              <w:spacing w:line="480" w:lineRule="auto"/>
+              <w:ind w:firstLine="0"/>
+              <w:rPr>
+                <w:b/>
+              </w:rPr>
+            </w:pPr>
+            <w:r>
+              <w:rPr>
+                <w:b/>
+              </w:rPr>
+              <w:t>1</w:t>
+            </w:r>
+            <w:r>
+              <w:rPr>
+                <w:b/>
+              </w:rPr>
+              <w:t>.</w:t>
+            </w:r>
+            <w:r>
+              <w:rPr>
+                <w:b/>
+              </w:rPr>
+              <w:t>1</w:t>
+            </w:r>
+          </w:p>
+        </w:tc>
+        <w:tc>
+          <w:tcPr>
+            <w:tcW w:w="7592" w:type="dxa"/>
+            <w:tcMar>
+              <w:top w:w="0" w:type="dxa"/>
+              <w:left w:w="108" w:type="dxa"/>
+              <w:bottom w:w="0" w:type="dxa"/>
+              <w:right w:w="108" w:type="dxa"/>
+            </w:tcMar>
+          </w:tcPr>
+          <w:p>
+            <w:pPr>
+              <w:pStyle w:val="Text"/>
+              <w:spacing w:line="480" w:lineRule="auto"/>
+              <w:ind w:firstLine="0"/>
+              <w:rPr>
+                <w:bCs/>
+              </w:rPr>
+            </w:pPr>
+            <w:r>
+              <w:rPr>
+                <w:b/>
+              </w:rPr>
+              <w:t>Contextualização</w:t>
+            </w:r>
+            <w:r>
+              <w:rPr>
+                <w:bCs/>
+              </w:rPr>
+              <w:t>..................................................................…..</w:t>
+            </w:r>
+            <w:r>
+              <w:rPr>
+                <w:bCs/>
+              </w:rPr>
+              <w:t>.........</w:t>
+            </w:r>
+          </w:p>
+        </w:tc>
+        <w:tc>
+          <w:tcPr>
+            <w:tcW w:w="598" w:type="dxa"/>
+            <w:tcMar>
+              <w:top w:w="0" w:type="dxa"/>
+              <w:left w:w="108" w:type="dxa"/>
+              <w:bottom w:w="0" w:type="dxa"/>
+              <w:right w:w="108" w:type="dxa"/>
+            </w:tcMar>
+          </w:tcPr>
+          <w:p>
+            <w:pPr>
+              <w:pStyle w:val="Text"/>
+              <w:spacing w:line="480" w:lineRule="auto"/>
+              <w:ind w:firstLine="0"/>
+            </w:pPr>
+            <w:r>
+              <w:t xml:space="preserve">8 </w:t>
+            </w:r>
+          </w:p>
+        </w:tc>
+      </w:tr>
+      <w:tr>
+        <w:tc>
+          <w:tcPr>
+            <w:tcW w:w="1080" w:type="dxa"/>
+            <w:tcMar>
+              <w:top w:w="0" w:type="dxa"/>
+              <w:left w:w="108" w:type="dxa"/>
+              <w:bottom w:w="0" w:type="dxa"/>
+              <w:right w:w="108" w:type="dxa"/>
+            </w:tcMar>
+          </w:tcPr>
+          <w:p>
+            <w:pPr>
+              <w:pStyle w:val="Text"/>
+              <w:spacing w:line="480" w:lineRule="auto"/>
+              <w:ind w:firstLine="0"/>
+              <w:rPr>
+                <w:b/>
+              </w:rPr>
+            </w:pPr>
+            <w:r>
+              <w:rPr>
+                <w:b/>
+              </w:rPr>
+              <w:t>1.2</w:t>
+            </w:r>
+          </w:p>
+          <w:p>
+            <w:pPr>
+              <w:pStyle w:val="Text"/>
+              <w:spacing w:line="480" w:lineRule="auto"/>
+              <w:ind w:firstLine="0"/>
+              <w:rPr>
+                <w:b/>
+              </w:rPr>
+            </w:pPr>
+            <w:r>
+              <w:rPr>
+                <w:b/>
+              </w:rPr>
+              <w:t>1.3</w:t>
+            </w:r>
+          </w:p>
+          <w:p>
+            <w:pPr>
+              <w:pStyle w:val="Text"/>
+              <w:spacing w:line="480" w:lineRule="auto"/>
+              <w:ind w:firstLine="0"/>
+              <w:rPr>
+                <w:b/>
+              </w:rPr>
+            </w:pPr>
+            <w:r>
+              <w:rPr>
+                <w:b/>
+              </w:rPr>
+              <w:t>1.4</w:t>
+            </w:r>
+          </w:p>
+          <w:p>
+            <w:pPr>
+              <w:pStyle w:val="Text"/>
+              <w:spacing w:line="480" w:lineRule="auto"/>
+              <w:ind w:firstLine="0"/>
+              <w:rPr>
+                <w:bCs/>
+              </w:rPr>
+            </w:pPr>
+            <w:r>
+              <w:rPr>
+                <w:bCs/>
+              </w:rPr>
+              <w:t>1</w:t>
+            </w:r>
+            <w:r>
+              <w:rPr>
+                <w:bCs/>
+              </w:rPr>
+              <w:t>.</w:t>
+            </w:r>
+            <w:r>
+              <w:rPr>
+                <w:bCs/>
+              </w:rPr>
+              <w:t>4</w:t>
+            </w:r>
+            <w:r>
+              <w:rPr>
+                <w:bCs/>
+              </w:rPr>
+              <w:t>.1</w:t>
+            </w:r>
+          </w:p>
+          <w:p>
+            <w:pPr>
+              <w:pStyle w:val="Text"/>
+              <w:spacing w:line="480" w:lineRule="auto"/>
+              <w:ind w:firstLine="0"/>
+              <w:rPr>
+                <w:bCs/>
+              </w:rPr>
+            </w:pPr>
+            <w:r>
+              <w:rPr>
+                <w:bCs/>
+              </w:rPr>
+              <w:t>1</w:t>
+            </w:r>
+            <w:r>
+              <w:rPr>
+                <w:bCs/>
+              </w:rPr>
+              <w:t>.</w:t>
+            </w:r>
+            <w:r>
+              <w:rPr>
+                <w:bCs/>
+              </w:rPr>
+              <w:t>4</w:t>
+            </w:r>
+            <w:r>
+              <w:rPr>
+                <w:bCs/>
+              </w:rPr>
+              <w:t>.</w:t>
+            </w:r>
+            <w:r>
+              <w:rPr>
+                <w:bCs/>
+              </w:rPr>
+              <w:t>2</w:t>
+            </w:r>
+          </w:p>
+          <w:p>
+            <w:pPr>
+              <w:pStyle w:val="Text"/>
+              <w:spacing w:line="480" w:lineRule="auto"/>
+              <w:ind w:firstLine="0"/>
+              <w:rPr>
+                <w:b/>
+              </w:rPr>
+            </w:pPr>
+            <w:r>
+              <w:rPr>
+                <w:b/>
+              </w:rPr>
+              <w:t>1.5</w:t>
+            </w:r>
+          </w:p>
+          <w:p>
+            <w:pPr>
+              <w:pStyle w:val="Text"/>
+              <w:spacing w:line="480" w:lineRule="auto"/>
+              <w:ind w:firstLine="0"/>
+              <w:rPr>
+                <w:b/>
+              </w:rPr>
+            </w:pPr>
+            <w:r>
+              <w:rPr>
+                <w:b/>
+              </w:rPr>
+              <w:t>1.6</w:t>
+            </w:r>
+          </w:p>
+        </w:tc>
+        <w:tc>
+          <w:tcPr>
+            <w:tcW w:w="7592" w:type="dxa"/>
+            <w:tcMar>
+              <w:top w:w="0" w:type="dxa"/>
+              <w:left w:w="108" w:type="dxa"/>
+              <w:bottom w:w="0" w:type="dxa"/>
+              <w:right w:w="108" w:type="dxa"/>
+            </w:tcMar>
+          </w:tcPr>
+          <w:p>
+            <w:pPr>
+              <w:pStyle w:val="Text"/>
+              <w:spacing w:line="480" w:lineRule="auto"/>
+              <w:ind w:firstLine="0"/>
+              <w:rPr>
+                <w:bCs/>
+              </w:rPr>
+            </w:pPr>
+            <w:r>
+              <w:rPr>
+                <w:b/>
+              </w:rPr>
+              <w:t>Motivação</w:t>
+            </w:r>
+            <w:r>
+              <w:rPr>
+                <w:bCs/>
+              </w:rPr>
+              <w:t>..........................................................</w:t>
+            </w:r>
+            <w:r>
+              <w:rPr>
+                <w:bCs/>
+              </w:rPr>
+              <w:t>...........................</w:t>
+            </w:r>
+            <w:r>
+              <w:rPr>
+                <w:bCs/>
+              </w:rPr>
+              <w:t>...….</w:t>
+            </w:r>
+          </w:p>
+          <w:p>
+            <w:pPr>
+              <w:pStyle w:val="Text"/>
+              <w:spacing w:line="480" w:lineRule="auto"/>
+              <w:ind w:firstLine="0"/>
+              <w:rPr>
+                <w:b/>
+              </w:rPr>
+            </w:pPr>
+            <w:r>
+              <w:rPr>
+                <w:b/>
+              </w:rPr>
+              <w:t>Justificativa</w:t>
+            </w:r>
+            <w:r>
+              <w:rPr>
+                <w:bCs/>
+              </w:rPr>
+              <w:t>..........................................................</w:t>
+            </w:r>
+            <w:r>
+              <w:rPr>
+                <w:bCs/>
+              </w:rPr>
+              <w:t>...........................</w:t>
+            </w:r>
+            <w:r>
+              <w:rPr>
+                <w:bCs/>
+              </w:rPr>
+              <w:t>...</w:t>
+            </w:r>
+          </w:p>
+          <w:p>
+            <w:pPr>
+              <w:pStyle w:val="Text"/>
+              <w:spacing w:line="480" w:lineRule="auto"/>
+              <w:ind w:firstLine="0"/>
+              <w:rPr>
+                <w:b/>
+              </w:rPr>
+            </w:pPr>
+            <w:r>
+              <w:rPr>
+                <w:b/>
+              </w:rPr>
+              <w:t>Objetivos</w:t>
+            </w:r>
+            <w:r>
+              <w:rPr>
+                <w:bCs/>
+              </w:rPr>
+              <w:t>..........................................................</w:t>
+            </w:r>
+            <w:r>
+              <w:rPr>
+                <w:bCs/>
+              </w:rPr>
+              <w:t>...........................</w:t>
+            </w:r>
+            <w:r>
+              <w:rPr>
+                <w:bCs/>
+              </w:rPr>
+              <w:t>...….</w:t>
+            </w:r>
+          </w:p>
+          <w:p>
+            <w:pPr>
+              <w:pStyle w:val="Text"/>
+              <w:spacing w:line="480" w:lineRule="auto"/>
+              <w:ind w:firstLine="0"/>
+              <w:rPr>
+                <w:bCs/>
+              </w:rPr>
+            </w:pPr>
+            <w:r>
+              <w:rPr>
+                <w:bCs/>
+              </w:rPr>
+              <w:t>Objetivo Geral</w:t>
+            </w:r>
+            <w:r>
+              <w:rPr>
+                <w:bCs/>
+              </w:rPr>
+              <w:t>..........................................................</w:t>
+            </w:r>
+            <w:r>
+              <w:rPr>
+                <w:bCs/>
+              </w:rPr>
+              <w:t>...........................</w:t>
+            </w:r>
+            <w:r>
+              <w:rPr>
+                <w:bCs/>
+              </w:rPr>
+              <w:t>..</w:t>
+            </w:r>
+          </w:p>
+          <w:p>
+            <w:pPr>
+              <w:pStyle w:val="Text"/>
+              <w:spacing w:line="480" w:lineRule="auto"/>
+              <w:ind w:firstLine="0"/>
+              <w:rPr>
+                <w:bCs/>
+              </w:rPr>
+            </w:pPr>
+            <w:r>
+              <w:rPr>
+                <w:bCs/>
+              </w:rPr>
+              <w:t>Objetivos</w:t>
+            </w:r>
+            <w:r>
+              <w:rPr>
+                <w:bCs/>
+              </w:rPr>
+              <w:t xml:space="preserve"> </w:t>
+            </w:r>
+            <w:r>
+              <w:rPr>
+                <w:bCs/>
+              </w:rPr>
+              <w:t>Específicos</w:t>
+            </w:r>
+            <w:r>
+              <w:rPr>
+                <w:bCs/>
+              </w:rPr>
+              <w:t>..........................................</w:t>
+            </w:r>
+            <w:r>
+              <w:rPr>
+                <w:bCs/>
+              </w:rPr>
+              <w:t>...........................</w:t>
+            </w:r>
+            <w:r>
+              <w:rPr>
+                <w:bCs/>
+              </w:rPr>
+              <w:t>...</w:t>
+            </w:r>
+            <w:r>
+              <w:rPr>
+                <w:bCs/>
+              </w:rPr>
+              <w:t xml:space="preserve">.... </w:t>
+            </w:r>
+          </w:p>
+          <w:p>
+            <w:pPr>
+              <w:pStyle w:val="Text"/>
+              <w:spacing w:line="480" w:lineRule="auto"/>
+              <w:ind w:firstLine="0"/>
+              <w:rPr>
+                <w:b/>
+              </w:rPr>
+            </w:pPr>
+            <w:r>
+              <w:rPr>
+                <w:b/>
+              </w:rPr>
+              <w:t>Procedimentos Metodológicos</w:t>
+            </w:r>
+            <w:r>
+              <w:rPr>
+                <w:bCs/>
+              </w:rPr>
+              <w:t>...............................</w:t>
+            </w:r>
+            <w:r>
+              <w:rPr>
+                <w:bCs/>
+              </w:rPr>
+              <w:t>...........................</w:t>
+            </w:r>
+          </w:p>
+          <w:p>
+            <w:pPr>
+              <w:pStyle w:val="Text"/>
+              <w:spacing w:line="480" w:lineRule="auto"/>
+              <w:ind w:firstLine="0"/>
+              <w:rPr>
+                <w:bCs/>
+              </w:rPr>
+            </w:pPr>
+            <w:r>
+              <w:rPr>
+                <w:b/>
+              </w:rPr>
+              <w:t>Estrutura do Trabalho</w:t>
+            </w:r>
+            <w:r>
+              <w:rPr>
+                <w:bCs/>
+              </w:rPr>
+              <w:t>................</w:t>
+            </w:r>
+            <w:r>
+              <w:rPr>
+                <w:bCs/>
+              </w:rPr>
+              <w:t>........</w:t>
+            </w:r>
+            <w:r>
+              <w:rPr>
+                <w:bCs/>
+              </w:rPr>
+              <w:t>.............................................….</w:t>
+            </w:r>
+          </w:p>
+        </w:tc>
+        <w:tc>
+          <w:tcPr>
+            <w:tcW w:w="598" w:type="dxa"/>
+            <w:tcMar>
+              <w:top w:w="0" w:type="dxa"/>
+              <w:left w:w="108" w:type="dxa"/>
+              <w:bottom w:w="0" w:type="dxa"/>
+              <w:right w:w="108" w:type="dxa"/>
+            </w:tcMar>
+          </w:tcPr>
+          <w:p>
+            <w:pPr>
+              <w:pStyle w:val="Text"/>
+              <w:spacing w:line="480" w:lineRule="auto"/>
+              <w:ind w:firstLine="0"/>
+            </w:pPr>
+            <w:r>
+              <w:t>9</w:t>
+            </w:r>
+          </w:p>
+          <w:p>
+            <w:pPr>
+              <w:pStyle w:val="Text"/>
+              <w:spacing w:line="480" w:lineRule="auto"/>
+              <w:ind w:firstLine="0"/>
+            </w:pPr>
+            <w:r>
+              <w:t>10</w:t>
+            </w:r>
+          </w:p>
+          <w:p>
+            <w:pPr>
+              <w:pStyle w:val="Text"/>
+              <w:spacing w:line="480" w:lineRule="auto"/>
+              <w:ind w:firstLine="0"/>
+            </w:pPr>
+            <w:r>
+              <w:t>10</w:t>
+            </w:r>
+          </w:p>
+          <w:p>
+            <w:pPr>
+              <w:pStyle w:val="Text"/>
+              <w:spacing w:line="480" w:lineRule="auto"/>
+              <w:ind w:firstLine="0"/>
+            </w:pPr>
+            <w:r>
+              <w:t>10</w:t>
+            </w:r>
+          </w:p>
+          <w:p>
+            <w:pPr>
+              <w:pStyle w:val="Text"/>
+              <w:spacing w:line="480" w:lineRule="auto"/>
+              <w:ind w:firstLine="0"/>
+            </w:pPr>
+            <w:r>
+              <w:t>10</w:t>
+            </w:r>
+          </w:p>
+          <w:p>
+            <w:pPr>
+              <w:pStyle w:val="Text"/>
+              <w:spacing w:line="480" w:lineRule="auto"/>
+              <w:ind w:firstLine="0"/>
+            </w:pPr>
+            <w:r>
+              <w:t>11</w:t>
+            </w:r>
+          </w:p>
+          <w:p>
+            <w:pPr>
+              <w:pStyle w:val="Text"/>
+              <w:spacing w:line="480" w:lineRule="auto"/>
+              <w:ind w:firstLine="0"/>
+            </w:pPr>
+            <w:r>
+              <w:t>13</w:t>
+            </w:r>
+          </w:p>
+        </w:tc>
+      </w:tr>
+      <w:tr>
+        <w:tc>
+          <w:tcPr>
+            <w:tcW w:w="1080" w:type="dxa"/>
+            <w:tcMar>
+              <w:top w:w="0" w:type="dxa"/>
+              <w:left w:w="108" w:type="dxa"/>
+              <w:bottom w:w="0" w:type="dxa"/>
+              <w:right w:w="108" w:type="dxa"/>
+            </w:tcMar>
+          </w:tcPr>
+          <w:p>
+            <w:pPr>
+              <w:pStyle w:val="Text"/>
+              <w:spacing w:line="480" w:lineRule="auto"/>
+              <w:ind w:firstLine="0"/>
+              <w:rPr>
+                <w:bCs/>
+              </w:rPr>
+            </w:pPr>
+          </w:p>
+        </w:tc>
+        <w:tc>
+          <w:tcPr>
+            <w:tcW w:w="7592" w:type="dxa"/>
+            <w:tcMar>
+              <w:top w:w="0" w:type="dxa"/>
+              <w:left w:w="108" w:type="dxa"/>
+              <w:bottom w:w="0" w:type="dxa"/>
+              <w:right w:w="108" w:type="dxa"/>
+            </w:tcMar>
+          </w:tcPr>
+          <w:p>
+            <w:pPr>
+              <w:pStyle w:val="Text"/>
+              <w:spacing w:line="480" w:lineRule="auto"/>
+              <w:ind w:firstLine="0"/>
+              <w:rPr>
+                <w:bCs/>
+              </w:rPr>
+            </w:pPr>
+          </w:p>
+        </w:tc>
+        <w:tc>
+          <w:tcPr>
+            <w:tcW w:w="598" w:type="dxa"/>
+            <w:tcMar>
+              <w:top w:w="0" w:type="dxa"/>
+              <w:left w:w="108" w:type="dxa"/>
+              <w:bottom w:w="0" w:type="dxa"/>
+              <w:right w:w="108" w:type="dxa"/>
+            </w:tcMar>
+          </w:tcPr>
+          <w:p>
+            <w:pPr>
+              <w:pStyle w:val="Text"/>
+              <w:spacing w:line="480" w:lineRule="auto"/>
+              <w:ind w:firstLine="0"/>
+            </w:pPr>
+          </w:p>
+        </w:tc>
+      </w:tr>
+      <w:tr>
+        <w:tc>
+          <w:tcPr>
+            <w:tcW w:w="1080" w:type="dxa"/>
+            <w:tcMar>
+              <w:top w:w="0" w:type="dxa"/>
+              <w:left w:w="108" w:type="dxa"/>
+              <w:bottom w:w="0" w:type="dxa"/>
+              <w:right w:w="108" w:type="dxa"/>
+            </w:tcMar>
+          </w:tcPr>
+          <w:p>
+            <w:pPr>
+              <w:pStyle w:val="Text"/>
+              <w:spacing w:line="480" w:lineRule="auto"/>
+              <w:ind w:firstLine="0"/>
+              <w:rPr>
+                <w:bCs/>
+              </w:rPr>
+            </w:pPr>
+          </w:p>
+        </w:tc>
+        <w:tc>
+          <w:tcPr>
+            <w:tcW w:w="7592" w:type="dxa"/>
+            <w:tcMar>
+              <w:top w:w="0" w:type="dxa"/>
+              <w:left w:w="108" w:type="dxa"/>
+              <w:bottom w:w="0" w:type="dxa"/>
+              <w:right w:w="108" w:type="dxa"/>
+            </w:tcMar>
+          </w:tcPr>
+          <w:p>
+            <w:pPr>
+              <w:pStyle w:val="Text"/>
+              <w:spacing w:line="480" w:lineRule="auto"/>
+              <w:ind w:firstLine="0"/>
+              <w:rPr>
+                <w:bCs/>
+              </w:rPr>
+            </w:pPr>
+          </w:p>
+        </w:tc>
+        <w:tc>
+          <w:tcPr>
+            <w:tcW w:w="598" w:type="dxa"/>
+            <w:tcMar>
+              <w:top w:w="0" w:type="dxa"/>
+              <w:left w:w="108" w:type="dxa"/>
+              <w:bottom w:w="0" w:type="dxa"/>
+              <w:right w:w="108" w:type="dxa"/>
+            </w:tcMar>
+          </w:tcPr>
+          <w:p>
+            <w:pPr>
+              <w:pStyle w:val="Text"/>
+              <w:spacing w:line="480" w:lineRule="auto"/>
+              <w:ind w:firstLine="0"/>
+            </w:pPr>
+          </w:p>
+        </w:tc>
+      </w:tr>
+      <w:tr>
+        <w:tc>
+          <w:tcPr>
+            <w:tcW w:w="1080" w:type="dxa"/>
+            <w:tcMar>
+              <w:top w:w="0" w:type="dxa"/>
+              <w:left w:w="108" w:type="dxa"/>
+              <w:bottom w:w="0" w:type="dxa"/>
+              <w:right w:w="108" w:type="dxa"/>
+            </w:tcMar>
+          </w:tcPr>
+          <w:p>
+            <w:pPr>
+              <w:pStyle w:val="Text"/>
+              <w:spacing w:line="480" w:lineRule="auto"/>
+              <w:ind w:firstLine="0"/>
+              <w:rPr>
+                <w:bCs/>
+              </w:rPr>
+            </w:pPr>
+          </w:p>
+        </w:tc>
+        <w:tc>
+          <w:tcPr>
+            <w:tcW w:w="7592" w:type="dxa"/>
+            <w:tcMar>
+              <w:top w:w="0" w:type="dxa"/>
+              <w:left w:w="108" w:type="dxa"/>
+              <w:bottom w:w="0" w:type="dxa"/>
+              <w:right w:w="108" w:type="dxa"/>
+            </w:tcMar>
+          </w:tcPr>
+          <w:p>
+            <w:pPr>
+              <w:pStyle w:val="Text"/>
+              <w:spacing w:line="480" w:lineRule="auto"/>
+              <w:ind w:firstLine="0"/>
+              <w:rPr>
+                <w:bCs/>
+              </w:rPr>
+            </w:pPr>
+          </w:p>
+        </w:tc>
+        <w:tc>
+          <w:tcPr>
+            <w:tcW w:w="598" w:type="dxa"/>
+            <w:tcMar>
+              <w:top w:w="0" w:type="dxa"/>
+              <w:left w:w="108" w:type="dxa"/>
+              <w:bottom w:w="0" w:type="dxa"/>
+              <w:right w:w="108" w:type="dxa"/>
+            </w:tcMar>
+          </w:tcPr>
+          <w:p>
+            <w:pPr>
+              <w:pStyle w:val="Text"/>
+              <w:spacing w:line="480" w:lineRule="auto"/>
+              <w:ind w:firstLine="0"/>
+            </w:pPr>
+          </w:p>
+        </w:tc>
+      </w:tr>
+    </w:tbl>
+    <w:p>
+      <w:pPr>
+        <w:rPr>
+          <w:rFonts w:ascii="Arial" w:hAnsi="Arial" w:cs="Arial"/>
+          <w:b/>
+          <w:bCs/>
+        </w:rPr>
+      </w:pPr>
+    </w:p>
+    <w:p>
+      <w:pPr>
+        <w:spacing w:line="360" w:lineRule="auto"/>
+        <w:rPr>
+          <w:rFonts w:ascii="Arial" w:hAnsi="Arial" w:cs="Arial"/>
+          <w:b/>
+          <w:bCs/>
+        </w:rPr>
+      </w:pPr>
+    </w:p>
+    <w:p>
+      <w:pPr>
+        <w:spacing w:line="360" w:lineRule="auto"/>
+        <w:rPr>
+          <w:rFonts w:ascii="Arial" w:hAnsi="Arial" w:cs="Arial"/>
+          <w:b/>
+          <w:bCs/>
+        </w:rPr>
+      </w:pPr>
+    </w:p>
+    <w:p>
+      <w:pPr>
+        <w:spacing w:line="360" w:lineRule="auto"/>
+        <w:rPr>
+          <w:rFonts w:ascii="Arial" w:hAnsi="Arial" w:cs="Arial"/>
+          <w:b/>
+          <w:bCs/>
+        </w:rPr>
+      </w:pPr>
+    </w:p>
+    <w:p>
+      <w:pPr>
+        <w:spacing w:line="360" w:lineRule="auto"/>
+        <w:rPr>
+          <w:rFonts w:ascii="Arial" w:hAnsi="Arial" w:cs="Arial"/>
+          <w:b/>
+          <w:bCs/>
+        </w:rPr>
+      </w:pPr>
+    </w:p>
+    <w:p>
+      <w:pPr>
+        <w:spacing w:line="360" w:lineRule="auto"/>
+        <w:rPr>
+          <w:rFonts w:ascii="Arial" w:hAnsi="Arial" w:cs="Arial"/>
+          <w:b/>
+          <w:bCs/>
+        </w:rPr>
+      </w:pPr>
+    </w:p>
+    <w:p>
+      <w:pPr>
+        <w:spacing w:line="360" w:lineRule="auto"/>
+        <w:rPr>
+          <w:rFonts w:ascii="Arial" w:hAnsi="Arial" w:cs="Arial"/>
+          <w:b/>
+          <w:bCs/>
+        </w:rPr>
+      </w:pPr>
+    </w:p>
+    <w:p>
+      <w:pPr>
+        <w:spacing w:line="360" w:lineRule="auto"/>
+        <w:rPr>
+          <w:rFonts w:ascii="Arial" w:hAnsi="Arial" w:cs="Arial"/>
+          <w:b/>
+          <w:bCs/>
+        </w:rPr>
+      </w:pPr>
+    </w:p>
+    <w:p>
+      <w:pPr>
+        <w:spacing w:line="360" w:lineRule="auto"/>
+        <w:rPr>
+          <w:rFonts w:ascii="Arial" w:hAnsi="Arial" w:cs="Arial"/>
+          <w:b/>
+          <w:bCs/>
+        </w:rPr>
+      </w:pPr>
+    </w:p>
+    <w:p>
+      <w:pPr>
+        <w:spacing w:line="360" w:lineRule="auto"/>
+        <w:rPr>
+          <w:rFonts w:ascii="Arial" w:hAnsi="Arial" w:cs="Arial"/>
+          <w:b/>
+          <w:bCs/>
+        </w:rPr>
+      </w:pPr>
+    </w:p>
+    <w:p>
+      <w:pPr>
+        <w:spacing w:line="360" w:lineRule="auto"/>
+        <w:rPr>
+          <w:rFonts w:ascii="Arial" w:hAnsi="Arial" w:cs="Arial"/>
+          <w:b/>
+          <w:bCs/>
+        </w:rPr>
+        <w:sectPr>
+          <w:headerReference w:type="default" r:id="rId8"/>
+          <w:pgSz w:w="11906" w:h="16838"/>
+          <w:pgMar w:top="1701" w:right="1134" w:bottom="1134" w:left="1701" w:header="709" w:footer="709" w:gutter="0"/>
+          <w:pgNumType w:start="6"/>
+          <w:cols w:space="708"/>
+          <w:docGrid w:linePitch="360"/>
+        </w:sectPr>
+      </w:pPr>
+    </w:p>
+    <w:p>
+      <w:pPr>
+        <w:spacing w:line="360" w:lineRule="auto"/>
+        <w:rPr>
+          <w:rFonts w:ascii="Arial" w:hAnsi="Arial" w:cs="Arial"/>
+          <w:b/>
+          <w:bCs/>
+        </w:rPr>
+      </w:pPr>
+    </w:p>
+    <w:p>
+      <w:pPr>
+        <w:spacing w:line="360" w:lineRule="auto"/>
+        <w:rPr>
+          <w:rFonts w:ascii="Arial" w:hAnsi="Arial" w:cs="Arial"/>
+          <w:b/>
+          <w:bCs/>
+        </w:rPr>
+      </w:pPr>
+      <w:r>
+        <w:rPr>
+          <w:rFonts w:ascii="Arial" w:hAnsi="Arial" w:cs="Arial"/>
+          <w:b/>
+          <w:bCs/>
+        </w:rPr>
+        <w:lastRenderedPageBreak/>
+        <w:t xml:space="preserve">1 </w:t>
+      </w:r>
+      <w:r>
+        <w:rPr>
+          <w:rFonts w:ascii="Arial" w:hAnsi="Arial" w:cs="Arial"/>
+          <w:b/>
+          <w:bCs/>
+        </w:rPr>
+        <w:t>INTRODUÇÃO</w:t>
+      </w:r>
+    </w:p>
+    <w:p>
+      <w:pPr>
+        <w:spacing w:line="360" w:lineRule="auto"/>
+        <w:ind w:firstLine="708"/>
+        <w:jc w:val="both"/>
+        <w:rPr>
+          <w:rFonts w:ascii="Arial" w:hAnsi="Arial" w:cs="Arial"/>
+        </w:rPr>
+      </w:pPr>
+      <w:r>
+        <w:rPr>
+          <w:rFonts w:ascii="Arial" w:hAnsi="Arial" w:cs="Arial"/>
+        </w:rPr>
+        <w:t>O presente trabalho propõe o desenvolvimento de um sistema de controle de acesso que opere de forma offline, baseado em autenticação de dois fatores, utilizando biometria facial e identificação por cartões RFID.</w:t>
+      </w:r>
+    </w:p>
+    <w:p>
+      <w:pPr>
+        <w:spacing w:line="360" w:lineRule="auto"/>
+        <w:jc w:val="both"/>
+        <w:rPr>
+          <w:rFonts w:ascii="Arial" w:hAnsi="Arial" w:cs="Arial"/>
+        </w:rPr>
+      </w:pPr>
+      <w:r>
+        <w:rPr>
+          <w:rFonts w:ascii="Arial" w:hAnsi="Arial" w:cs="Arial"/>
+        </w:rPr>
+        <w:t xml:space="preserve">O sistema contará com um hardware dedicado, implementado por meio de um </w:t>
+      </w:r>
+      <w:proofErr w:type="spellStart"/>
+      <w:r>
+        <w:rPr>
+          <w:rFonts w:ascii="Arial" w:hAnsi="Arial" w:cs="Arial"/>
+        </w:rPr>
+        <w:t>Raspberry</w:t>
+      </w:r>
+      <w:proofErr w:type="spellEnd"/>
+      <w:r>
+        <w:rPr>
+          <w:rFonts w:ascii="Arial" w:hAnsi="Arial" w:cs="Arial"/>
+        </w:rPr>
+        <w:t xml:space="preserve"> Pi, o qual será responsável pela integração dos dispositivos utilizados nos métodos de autenticação, bem como pela execução do software do sistema.</w:t>
+      </w:r>
+    </w:p>
+    <w:p>
+      <w:pPr>
+        <w:spacing w:line="360" w:lineRule="auto"/>
+        <w:jc w:val="both"/>
+        <w:rPr>
+          <w:rFonts w:ascii="Arial" w:hAnsi="Arial" w:cs="Arial"/>
+        </w:rPr>
+      </w:pPr>
+      <w:r>
+        <w:rPr>
+          <w:rFonts w:ascii="Arial" w:hAnsi="Arial" w:cs="Arial"/>
+        </w:rPr>
+        <w:t>Considerando que o sistema foi projetado para operar de forma independente da conexão com a internet, espera-se, ao final do desenvolvimento, obter um dispositivo de controle de acesso seguro, eficiente e autônomo.</w:t>
+      </w:r>
+    </w:p>
+    <w:p>
+      <w:pPr>
+        <w:jc w:val="both"/>
         <w:rPr>
           <w:rFonts w:ascii="Arial" w:hAnsi="Arial" w:cs="Arial"/>
         </w:rPr>
@@ -105,97 +5164,151 @@
     </w:p>
     <w:p>
       <w:pPr>
-        <w:pStyle w:val="PargrafodaLista"/>
-        <w:ind w:left="396"/>
-        <w:rPr>
-          <w:rFonts w:ascii="Arial" w:hAnsi="Arial" w:cs="Arial"/>
-        </w:rPr>
-      </w:pPr>
-      <w:r>
-        <w:rPr>
-          <w:rFonts w:ascii="Arial" w:hAnsi="Arial" w:cs="Arial"/>
-        </w:rPr>
-        <w:t>Texto</w:t>
-      </w:r>
-    </w:p>
-    <w:p>
-      <w:pPr>
         <w:spacing w:line="360" w:lineRule="auto"/>
-        <w:rPr>
-          <w:rFonts w:ascii="Arial" w:hAnsi="Arial" w:cs="Arial"/>
-          <w:b/>
-          <w:bCs/>
-        </w:rPr>
-      </w:pPr>
-      <w:r>
-        <w:rPr>
-          <w:rFonts w:ascii="Arial" w:hAnsi="Arial" w:cs="Arial"/>
-          <w:b/>
-          <w:bCs/>
-        </w:rPr>
-        <w:t>1.1.1 Problema</w:t>
-      </w:r>
-    </w:p>
-    <w:p>
-      <w:pPr>
-        <w:ind w:left="396"/>
-        <w:rPr>
-          <w:rFonts w:ascii="Arial" w:hAnsi="Arial" w:cs="Arial"/>
-        </w:rPr>
-      </w:pPr>
-      <w:r>
-        <w:rPr>
-          <w:rFonts w:ascii="Arial" w:hAnsi="Arial" w:cs="Arial"/>
-        </w:rPr>
-        <w:t>Texto</w:t>
-      </w:r>
-    </w:p>
-    <w:p>
-      <w:pPr>
-        <w:pStyle w:val="PargrafodaLista"/>
-        <w:ind w:left="396"/>
-        <w:rPr>
-          <w:rFonts w:ascii="Arial" w:hAnsi="Arial" w:cs="Arial"/>
-        </w:rPr>
-      </w:pPr>
+        <w:ind w:firstLine="396"/>
+        <w:jc w:val="both"/>
+        <w:rPr>
+          <w:rFonts w:ascii="Arial" w:hAnsi="Arial" w:cs="Arial"/>
+        </w:rPr>
+      </w:pPr>
+      <w:r>
+        <w:rPr>
+          <w:rFonts w:ascii="Arial" w:hAnsi="Arial" w:cs="Arial"/>
+        </w:rPr>
+        <w:t xml:space="preserve">O controle de acesso a instalações não é uma prática recente. Desde que a espécie humana passou a se organizar em sociedade, tornou-se comum a restrição de determinados ambientes a grupos específicos de indivíduos. Na Roma Antiga, por exemplo, o templo de </w:t>
+      </w:r>
+      <w:proofErr w:type="spellStart"/>
+      <w:r>
+        <w:rPr>
+          <w:rFonts w:ascii="Arial" w:hAnsi="Arial" w:cs="Arial"/>
+        </w:rPr>
+        <w:t>Vesta</w:t>
+      </w:r>
+      <w:proofErr w:type="spellEnd"/>
+      <w:r>
+        <w:rPr>
+          <w:rFonts w:ascii="Arial" w:hAnsi="Arial" w:cs="Arial"/>
+        </w:rPr>
+        <w:t xml:space="preserve"> era acessível apenas às sacerdotisas da deusa, sendo o </w:t>
+      </w:r>
+      <w:proofErr w:type="spellStart"/>
+      <w:r>
+        <w:rPr>
+          <w:rStyle w:val="nfase"/>
+          <w:rFonts w:ascii="Arial" w:eastAsiaTheme="majorEastAsia" w:hAnsi="Arial" w:cs="Arial"/>
+        </w:rPr>
+        <w:t>pontifex</w:t>
+      </w:r>
+      <w:proofErr w:type="spellEnd"/>
+      <w:r>
+        <w:rPr>
+          <w:rStyle w:val="nfase"/>
+          <w:rFonts w:ascii="Arial" w:eastAsiaTheme="majorEastAsia" w:hAnsi="Arial" w:cs="Arial"/>
+        </w:rPr>
+        <w:t xml:space="preserve"> </w:t>
+      </w:r>
+      <w:proofErr w:type="spellStart"/>
+      <w:r>
+        <w:rPr>
+          <w:rStyle w:val="nfase"/>
+          <w:rFonts w:ascii="Arial" w:eastAsiaTheme="majorEastAsia" w:hAnsi="Arial" w:cs="Arial"/>
+        </w:rPr>
+        <w:t>maximus</w:t>
+      </w:r>
+      <w:proofErr w:type="spellEnd"/>
+      <w:r>
+        <w:rPr>
+          <w:rFonts w:ascii="Arial" w:hAnsi="Arial" w:cs="Arial"/>
+        </w:rPr>
+        <w:t xml:space="preserve"> a única exceção (HORVAT, 2007, p. 9).</w:t>
+      </w:r>
     </w:p>
     <w:p>
       <w:pPr>
         <w:spacing w:line="360" w:lineRule="auto"/>
-        <w:rPr>
-          <w:rFonts w:ascii="Arial" w:hAnsi="Arial" w:cs="Arial"/>
-          <w:b/>
-          <w:bCs/>
-        </w:rPr>
-      </w:pPr>
-      <w:r>
-        <w:rPr>
-          <w:rFonts w:ascii="Arial" w:hAnsi="Arial" w:cs="Arial"/>
-          <w:b/>
-          <w:bCs/>
-        </w:rPr>
-        <w:t>1.1.2 Hipótese</w:t>
-      </w:r>
-    </w:p>
-    <w:p>
-      <w:pPr>
-        <w:ind w:left="396"/>
-        <w:rPr>
-          <w:rFonts w:ascii="Arial" w:hAnsi="Arial" w:cs="Arial"/>
-        </w:rPr>
-      </w:pPr>
-      <w:r>
-        <w:rPr>
-          <w:rFonts w:ascii="Arial" w:hAnsi="Arial" w:cs="Arial"/>
-        </w:rPr>
-        <w:t>Texto</w:t>
-      </w:r>
-    </w:p>
-    <w:p>
-      <w:pPr>
-        <w:pStyle w:val="PargrafodaLista"/>
+        <w:jc w:val="both"/>
+        <w:rPr>
+          <w:rFonts w:ascii="Arial" w:hAnsi="Arial" w:cs="Arial"/>
+        </w:rPr>
+      </w:pPr>
+      <w:r>
+        <w:rPr>
+          <w:rFonts w:ascii="Arial" w:hAnsi="Arial" w:cs="Arial"/>
+        </w:rPr>
+        <w:t>Na era contemporânea, por motivos de segurança, os mecanismos de controle de acesso tornaram-se indispensáveis, mesmo em ambientes considerados simples. Com o avanço tecnológico, novos métodos automatizados passaram a ser amplamente utilizados, proporcionando maior praticidade e eficiência.</w:t>
+      </w:r>
+    </w:p>
+    <w:p>
+      <w:pPr>
         <w:spacing w:line="360" w:lineRule="auto"/>
-        <w:ind w:left="0" w:firstLine="396"/>
+        <w:jc w:val="both"/>
+        <w:rPr>
+          <w:rFonts w:ascii="Arial" w:hAnsi="Arial" w:cs="Arial"/>
+        </w:rPr>
+      </w:pPr>
+      <w:r>
+        <w:rPr>
+          <w:rFonts w:ascii="Arial" w:hAnsi="Arial" w:cs="Arial"/>
+        </w:rPr>
+        <w:t>Entre os diversos métodos existentes, a utilização de senhas é uma das formas mais comuns de autenticação. No entanto, sua segurança é considerada limitada, uma vez que podem ser compartilhadas entre indivíduos ou até mesmo esquecidas pelos próprios usuários.</w:t>
+      </w:r>
+    </w:p>
+    <w:p>
+      <w:pPr>
+        <w:spacing w:line="360" w:lineRule="auto"/>
+        <w:jc w:val="both"/>
+        <w:rPr>
+          <w:rFonts w:ascii="Arial" w:hAnsi="Arial" w:cs="Arial"/>
+        </w:rPr>
+      </w:pPr>
+      <w:r>
+        <w:rPr>
+          <w:rFonts w:ascii="Arial" w:hAnsi="Arial" w:cs="Arial"/>
+        </w:rPr>
+        <w:t>A biometria constitui outro método amplamente empregado, podendo ser realizada por meio de reconhecimento facial ou impressão digital. Esse tipo de autenticação apresenta maior nível de segurança, pois utiliza características únicas de cada indivíduo, garantindo maior precisão na identificação do usuário.</w:t>
+      </w:r>
+    </w:p>
+    <w:p>
+      <w:pPr>
+        <w:spacing w:line="360" w:lineRule="auto"/>
+        <w:jc w:val="both"/>
+        <w:rPr>
+          <w:rFonts w:ascii="Arial" w:hAnsi="Arial" w:cs="Arial"/>
+        </w:rPr>
+      </w:pPr>
+      <w:r>
+        <w:rPr>
+          <w:rFonts w:ascii="Arial" w:hAnsi="Arial" w:cs="Arial"/>
+        </w:rPr>
+        <w:lastRenderedPageBreak/>
+        <w:t>A tecnologia RFID (</w:t>
+      </w:r>
+      <w:r>
+        <w:rPr>
+          <w:rStyle w:val="nfase"/>
+          <w:rFonts w:ascii="Arial" w:hAnsi="Arial" w:cs="Arial"/>
+        </w:rPr>
+        <w:t xml:space="preserve">Radio Frequency </w:t>
+      </w:r>
+      <w:proofErr w:type="spellStart"/>
+      <w:r>
+        <w:rPr>
+          <w:rStyle w:val="nfase"/>
+          <w:rFonts w:ascii="Arial" w:hAnsi="Arial" w:cs="Arial"/>
+        </w:rPr>
+        <w:t>Identification</w:t>
+      </w:r>
+      <w:proofErr w:type="spellEnd"/>
+      <w:r>
+        <w:rPr>
+          <w:rFonts w:ascii="Arial" w:hAnsi="Arial" w:cs="Arial"/>
+        </w:rPr>
+        <w:t>) também é amplamente utilizada em sistemas de controle de acesso. Ela pode ser considerada uma solução intermediária entre o uso de senhas e a biometria no que se refere à segurança. Embora seja mais prática e eficiente que a biometria em termos de rapidez, ainda permite o compartilhamento do dispositivo de acesso. Por outro lado, apresenta maior segurança em relação às senhas, pois exige a posse física do identificador para liberação do acesso.</w:t>
+      </w:r>
+    </w:p>
+    <w:p>
+      <w:pPr>
+        <w:spacing w:line="360" w:lineRule="auto"/>
         <w:rPr>
           <w:rFonts w:ascii="Arial" w:hAnsi="Arial" w:cs="Arial"/>
         </w:rPr>
@@ -224,16 +5337,128 @@
       <w:pPr>
         <w:spacing w:line="360" w:lineRule="auto"/>
         <w:ind w:firstLine="396"/>
-        <w:rPr>
-          <w:rFonts w:ascii="Arial" w:hAnsi="Arial" w:cs="Arial"/>
-        </w:rPr>
-      </w:pPr>
-      <w:r>
-        <w:rPr>
-          <w:rFonts w:ascii="Arial" w:hAnsi="Arial" w:cs="Arial"/>
-        </w:rPr>
-        <w:t>Texto</w:t>
-      </w:r>
+        <w:jc w:val="both"/>
+        <w:rPr>
+          <w:rFonts w:ascii="Arial" w:hAnsi="Arial" w:cs="Arial"/>
+        </w:rPr>
+      </w:pPr>
+      <w:r>
+        <w:rPr>
+          <w:rFonts w:ascii="Arial" w:hAnsi="Arial" w:cs="Arial"/>
+        </w:rPr>
+        <w:t>A maioria dos sistemas de controle de acesso utilizados atualmente depende de conexão com a internet, sendo que as informações necessárias para a autenticação dos usuários ficam armazenadas em servidores de banco de dados remotos.</w:t>
+      </w:r>
+    </w:p>
+    <w:p>
+      <w:pPr>
+        <w:spacing w:line="360" w:lineRule="auto"/>
+        <w:jc w:val="both"/>
+        <w:rPr>
+          <w:rFonts w:ascii="Arial" w:hAnsi="Arial" w:cs="Arial"/>
+        </w:rPr>
+      </w:pPr>
+      <w:r>
+        <w:rPr>
+          <w:rFonts w:ascii="Arial" w:hAnsi="Arial" w:cs="Arial"/>
+        </w:rPr>
+        <w:t>Essa dependência da rede pode gerar diversas vulnerabilidades. Uma delas está relacionada à segurança, uma vez que é amplamente reconhecido na área de segurança da informação que qualquer dispositivo conectado à internet está sujeito a riscos, como ataques cibernéticos e acessos não autorizados.</w:t>
+      </w:r>
+    </w:p>
+    <w:p>
+      <w:pPr>
+        <w:spacing w:line="360" w:lineRule="auto"/>
+        <w:jc w:val="both"/>
+        <w:rPr>
+          <w:rFonts w:ascii="Arial" w:hAnsi="Arial" w:cs="Arial"/>
+        </w:rPr>
+      </w:pPr>
+      <w:r>
+        <w:rPr>
+          <w:rFonts w:ascii="Arial" w:hAnsi="Arial" w:cs="Arial"/>
+        </w:rPr>
+        <w:t>Outro fator relevante é a disponibilidade do sistema. Por mais confiável que seja um provedor de internet, não é possível garantir a conectividade de forma contínua e ininterrupta. Dessa forma, caso haja indisponibilidade da rede, o sistema de autenticação pode deixar de funcionar, comprometendo o controle de acesso.</w:t>
+      </w:r>
+    </w:p>
+    <w:p>
+      <w:pPr>
+        <w:spacing w:line="360" w:lineRule="auto"/>
+        <w:jc w:val="both"/>
+        <w:rPr>
+          <w:rFonts w:ascii="Arial" w:hAnsi="Arial" w:cs="Arial"/>
+        </w:rPr>
+      </w:pPr>
+      <w:r>
+        <w:rPr>
+          <w:rFonts w:ascii="Arial" w:hAnsi="Arial" w:cs="Arial"/>
+        </w:rPr>
+        <w:t>Além disso, a latência da rede também pode impactar negativamente o desempenho do sistema. Mesmo com a conexão ativa, atrasos na comunicação podem fazer com que o processo de autenticação seja mais lento do que o esperado, prejudicando a experiência do usuário e a eficiência do sistema.</w:t>
+      </w:r>
+    </w:p>
+    <w:p>
+      <w:pPr>
+        <w:spacing w:line="360" w:lineRule="auto"/>
+        <w:jc w:val="both"/>
+        <w:rPr>
+          <w:rFonts w:ascii="Arial" w:hAnsi="Arial" w:cs="Arial"/>
+        </w:rPr>
+      </w:pPr>
+      <w:r>
+        <w:rPr>
+          <w:rFonts w:ascii="Arial" w:hAnsi="Arial" w:cs="Arial"/>
+        </w:rPr>
+        <w:t xml:space="preserve">Diante desses aspectos, torna-se relevante o desenvolvimento de </w:t>
+      </w:r>
+      <w:r>
+        <w:rPr>
+          <w:rFonts w:ascii="Arial" w:hAnsi="Arial" w:cs="Arial"/>
+        </w:rPr>
+        <w:t xml:space="preserve">um </w:t>
+      </w:r>
+      <w:r>
+        <w:rPr>
+          <w:rFonts w:ascii="Arial" w:hAnsi="Arial" w:cs="Arial"/>
+        </w:rPr>
+        <w:t xml:space="preserve">sistema </w:t>
+      </w:r>
+      <w:r>
+        <w:rPr>
+          <w:rFonts w:ascii="Arial" w:hAnsi="Arial" w:cs="Arial"/>
+        </w:rPr>
+        <w:t>que</w:t>
+      </w:r>
+      <w:r>
+        <w:rPr>
+          <w:rFonts w:ascii="Arial" w:hAnsi="Arial" w:cs="Arial"/>
+        </w:rPr>
+        <w:t xml:space="preserve"> opere de forma independente da internet, garantindo maior segurança, disponibilidade e desempenho no controle de acesso</w:t>
+      </w:r>
+    </w:p>
+    <w:p>
+      <w:pPr>
+        <w:spacing w:line="360" w:lineRule="auto"/>
+        <w:jc w:val="both"/>
+        <w:rPr>
+          <w:rFonts w:ascii="Arial" w:hAnsi="Arial" w:cs="Arial"/>
+        </w:rPr>
+      </w:pPr>
+    </w:p>
+    <w:p>
+      <w:pPr>
+        <w:spacing w:line="360" w:lineRule="auto"/>
+        <w:jc w:val="both"/>
+        <w:rPr>
+          <w:rFonts w:ascii="Arial" w:hAnsi="Arial" w:cs="Arial"/>
+        </w:rPr>
+      </w:pPr>
+    </w:p>
+    <w:p>
+      <w:pPr>
+        <w:spacing w:line="360" w:lineRule="auto"/>
+        <w:jc w:val="both"/>
+        <w:rPr>
+          <w:rFonts w:ascii="Arial" w:hAnsi="Arial" w:cs="Arial"/>
+        </w:rPr>
+      </w:pPr>
     </w:p>
     <w:p>
       <w:pPr>
@@ -251,22 +5476,124 @@
         <w:rPr>
           <w:rFonts w:ascii="Arial" w:hAnsi="Arial" w:cs="Arial"/>
         </w:rPr>
+        <w:lastRenderedPageBreak/>
         <w:t>JUSTIFICATIVA</w:t>
       </w:r>
     </w:p>
     <w:p>
       <w:pPr>
-        <w:pStyle w:val="PargrafodaLista"/>
-        <w:ind w:left="396"/>
-        <w:rPr>
-          <w:rFonts w:ascii="Arial" w:hAnsi="Arial" w:cs="Arial"/>
-        </w:rPr>
-      </w:pPr>
-      <w:r>
-        <w:rPr>
-          <w:rFonts w:ascii="Arial" w:hAnsi="Arial" w:cs="Arial"/>
-        </w:rPr>
-        <w:t>Texto</w:t>
+        <w:spacing w:line="360" w:lineRule="auto"/>
+        <w:ind w:firstLine="396"/>
+        <w:jc w:val="both"/>
+        <w:rPr>
+          <w:rFonts w:ascii="Arial" w:hAnsi="Arial" w:cs="Arial"/>
+        </w:rPr>
+      </w:pPr>
+      <w:r>
+        <w:rPr>
+          <w:rFonts w:ascii="Arial" w:hAnsi="Arial" w:cs="Arial"/>
+        </w:rPr>
+        <w:t xml:space="preserve">A crescente demanda por sistemas de controle de acesso mais robustos e seguros está diretamente relacionada ao aumento das preocupações com a proteção de ambientes físicos e informações sensíveis. </w:t>
+      </w:r>
+      <w:r>
+        <w:rPr>
+          <w:rFonts w:ascii="Arial" w:hAnsi="Arial" w:cs="Arial"/>
+        </w:rPr>
+        <w:t>O</w:t>
+      </w:r>
+      <w:r>
+        <w:rPr>
+          <w:rFonts w:ascii="Arial" w:hAnsi="Arial" w:cs="Arial"/>
+        </w:rPr>
+        <w:t xml:space="preserve"> controle adequado de acesso tornou-se um fator essencial para a prevenção de incidentes de segurança, exigindo soluções cada vez mais confiáveis, eficientes e adaptáveis às diferentes realidades de </w:t>
+      </w:r>
+      <w:r>
+        <w:rPr>
+          <w:rFonts w:ascii="Arial" w:hAnsi="Arial" w:cs="Arial"/>
+        </w:rPr>
+        <w:t>uso</w:t>
+      </w:r>
+      <w:r>
+        <w:rPr>
+          <w:rFonts w:ascii="Arial" w:hAnsi="Arial" w:cs="Arial"/>
+        </w:rPr>
+        <w:t xml:space="preserve"> (</w:t>
+      </w:r>
+      <w:proofErr w:type="spellStart"/>
+      <w:r>
+        <w:rPr>
+          <w:rFonts w:ascii="Arial" w:hAnsi="Arial" w:cs="Arial"/>
+        </w:rPr>
+        <w:t>Sfre</w:t>
+      </w:r>
+      <w:r>
+        <w:rPr>
+          <w:rFonts w:ascii="Arial" w:hAnsi="Arial" w:cs="Arial"/>
+        </w:rPr>
+        <w:t>d</w:t>
+      </w:r>
+      <w:r>
+        <w:rPr>
+          <w:rFonts w:ascii="Arial" w:hAnsi="Arial" w:cs="Arial"/>
+        </w:rPr>
+        <w:t>do</w:t>
+      </w:r>
+      <w:proofErr w:type="spellEnd"/>
+      <w:r>
+        <w:rPr>
+          <w:rFonts w:ascii="Arial" w:hAnsi="Arial" w:cs="Arial"/>
+        </w:rPr>
+        <w:t>; Flores, 2009)</w:t>
+      </w:r>
+      <w:r>
+        <w:rPr>
+          <w:rFonts w:ascii="Arial" w:hAnsi="Arial" w:cs="Arial"/>
+        </w:rPr>
+        <w:t>.</w:t>
+      </w:r>
+    </w:p>
+    <w:p>
+      <w:pPr>
+        <w:spacing w:line="360" w:lineRule="auto"/>
+        <w:jc w:val="both"/>
+        <w:rPr>
+          <w:rFonts w:ascii="Arial" w:hAnsi="Arial" w:cs="Arial"/>
+        </w:rPr>
+      </w:pPr>
+      <w:r>
+        <w:rPr>
+          <w:rFonts w:ascii="Arial" w:hAnsi="Arial" w:cs="Arial"/>
+        </w:rPr>
+        <w:t>A utilização de autenticação multifator contribui significativamente para a redução dos riscos de acesso indevido, uma vez que combina diferentes formas de verificação da identidade do usuário. Além disso, o funcionamento offline elimina vulnerabilidades associadas à dependência de conexão com a internet, bem como reduz ineficiências relacionadas à latência da rede.</w:t>
+      </w:r>
+    </w:p>
+    <w:p>
+      <w:pPr>
+        <w:spacing w:line="360" w:lineRule="auto"/>
+        <w:jc w:val="both"/>
+        <w:rPr>
+          <w:rFonts w:ascii="Arial" w:hAnsi="Arial" w:cs="Arial"/>
+        </w:rPr>
+      </w:pPr>
+      <w:r>
+        <w:rPr>
+          <w:rFonts w:ascii="Arial" w:hAnsi="Arial" w:cs="Arial"/>
+        </w:rPr>
+        <w:t xml:space="preserve">Adicionalmente, o uso de um hardware dedicado, por meio de um </w:t>
+      </w:r>
+      <w:proofErr w:type="spellStart"/>
+      <w:r>
+        <w:rPr>
+          <w:rFonts w:ascii="Arial" w:hAnsi="Arial" w:cs="Arial"/>
+        </w:rPr>
+        <w:t>Raspberry</w:t>
+      </w:r>
+      <w:proofErr w:type="spellEnd"/>
+      <w:r>
+        <w:rPr>
+          <w:rFonts w:ascii="Arial" w:hAnsi="Arial" w:cs="Arial"/>
+        </w:rPr>
+        <w:t xml:space="preserve"> Pi, possibilita o desenvolvimento de uma solução de baixo custo e alta eficiência, tornando-a viável para diferentes aplicações no contexto de controle de acesso.</w:t>
       </w:r>
     </w:p>
     <w:p>
@@ -299,29 +5626,6 @@
     </w:p>
     <w:p>
       <w:pPr>
-        <w:ind w:left="396"/>
-        <w:rPr>
-          <w:rFonts w:ascii="Arial" w:hAnsi="Arial" w:cs="Arial"/>
-        </w:rPr>
-      </w:pPr>
-      <w:r>
-        <w:rPr>
-          <w:rFonts w:ascii="Arial" w:hAnsi="Arial" w:cs="Arial"/>
-        </w:rPr>
-        <w:lastRenderedPageBreak/>
-        <w:t>Texto</w:t>
-      </w:r>
-    </w:p>
-    <w:p>
-      <w:pPr>
-        <w:pStyle w:val="PargrafodaLista"/>
-        <w:rPr>
-          <w:rFonts w:ascii="Arial" w:hAnsi="Arial" w:cs="Arial"/>
-        </w:rPr>
-      </w:pPr>
-    </w:p>
-    <w:p>
-      <w:pPr>
         <w:pStyle w:val="PargrafodaLista"/>
         <w:numPr>
           <w:ilvl w:val="2"/>
@@ -340,29 +5644,60 @@
           <w:b/>
           <w:bCs/>
         </w:rPr>
-        <w:t>Gerais</w:t>
-      </w:r>
-    </w:p>
-    <w:p>
-      <w:pPr>
-        <w:pStyle w:val="PargrafodaLista"/>
+        <w:t>Objetivo g</w:t>
+      </w:r>
+      <w:r>
+        <w:rPr>
+          <w:rFonts w:ascii="Arial" w:hAnsi="Arial" w:cs="Arial"/>
+          <w:b/>
+          <w:bCs/>
+        </w:rPr>
+        <w:t>era</w:t>
+      </w:r>
+      <w:r>
+        <w:rPr>
+          <w:rFonts w:ascii="Arial" w:hAnsi="Arial" w:cs="Arial"/>
+          <w:b/>
+          <w:bCs/>
+        </w:rPr>
+        <w:t>l</w:t>
+      </w:r>
+    </w:p>
+    <w:p>
+      <w:pPr>
         <w:spacing w:line="360" w:lineRule="auto"/>
-        <w:ind w:left="396"/>
-        <w:rPr>
-          <w:rFonts w:ascii="Arial" w:hAnsi="Arial" w:cs="Arial"/>
-        </w:rPr>
-      </w:pPr>
-      <w:r>
-        <w:rPr>
-          <w:rFonts w:ascii="Arial" w:hAnsi="Arial" w:cs="Arial"/>
-        </w:rPr>
-        <w:t>Texto</w:t>
-      </w:r>
-    </w:p>
-    <w:p>
-      <w:pPr>
-        <w:pStyle w:val="PargrafodaLista"/>
-        <w:ind w:left="396"/>
+        <w:ind w:firstLine="708"/>
+        <w:jc w:val="both"/>
+        <w:rPr>
+          <w:rFonts w:ascii="Arial" w:hAnsi="Arial" w:cs="Arial"/>
+        </w:rPr>
+      </w:pPr>
+      <w:r>
+        <w:rPr>
+          <w:rFonts w:ascii="Arial" w:hAnsi="Arial" w:cs="Arial"/>
+        </w:rPr>
+        <w:t xml:space="preserve">Desenvolver um sistema de controle de acesso baseado em autenticação de dois fatores, utilizando leitura de cartão RFID e biometria facial, capaz de operar de forma independente da conexão com a internet, por meio de um hardware dedicado implementado em um </w:t>
+      </w:r>
+      <w:proofErr w:type="spellStart"/>
+      <w:r>
+        <w:rPr>
+          <w:rFonts w:ascii="Arial" w:hAnsi="Arial" w:cs="Arial"/>
+        </w:rPr>
+        <w:t>Raspberry</w:t>
+      </w:r>
+      <w:proofErr w:type="spellEnd"/>
+      <w:r>
+        <w:rPr>
+          <w:rFonts w:ascii="Arial" w:hAnsi="Arial" w:cs="Arial"/>
+        </w:rPr>
+        <w:t xml:space="preserve"> Pi.</w:t>
+      </w:r>
+    </w:p>
+    <w:p>
+      <w:pPr>
+        <w:spacing w:line="360" w:lineRule="auto"/>
+        <w:ind w:firstLine="708"/>
+        <w:jc w:val="both"/>
         <w:rPr>
           <w:rFonts w:ascii="Arial" w:hAnsi="Arial" w:cs="Arial"/>
         </w:rPr>
@@ -388,30 +5723,311 @@
           <w:b/>
           <w:bCs/>
         </w:rPr>
-        <w:t>Específicos</w:t>
+        <w:t>Objetivos e</w:t>
+      </w:r>
+      <w:r>
+        <w:rPr>
+          <w:rFonts w:ascii="Arial" w:hAnsi="Arial" w:cs="Arial"/>
+          <w:b/>
+          <w:bCs/>
+        </w:rPr>
+        <w:t>specíficos</w:t>
+      </w:r>
+    </w:p>
+    <w:p>
+      <w:pPr>
+        <w:rPr>
+          <w:rFonts w:ascii="Arial" w:hAnsi="Arial" w:cs="Arial"/>
+        </w:rPr>
+      </w:pPr>
+      <w:r>
+        <w:rPr>
+          <w:rFonts w:ascii="Arial" w:hAnsi="Arial" w:cs="Arial"/>
+        </w:rPr>
+        <w:t>Como objetivos específicos constituem-se:</w:t>
       </w:r>
     </w:p>
     <w:p>
       <w:pPr>
         <w:pStyle w:val="PargrafodaLista"/>
-        <w:spacing w:line="360" w:lineRule="auto"/>
-        <w:ind w:left="396"/>
-        <w:rPr>
-          <w:rFonts w:ascii="Arial" w:hAnsi="Arial" w:cs="Arial"/>
-        </w:rPr>
-      </w:pPr>
-      <w:r>
-        <w:rPr>
-          <w:rFonts w:ascii="Arial" w:hAnsi="Arial" w:cs="Arial"/>
-        </w:rPr>
-        <w:t>Texto</w:t>
-      </w:r>
+        <w:rPr>
+          <w:rFonts w:ascii="Arial" w:hAnsi="Arial" w:cs="Arial"/>
+        </w:rPr>
+      </w:pPr>
     </w:p>
     <w:p>
       <w:pPr>
         <w:pStyle w:val="PargrafodaLista"/>
-        <w:spacing w:line="360" w:lineRule="auto"/>
-        <w:ind w:left="396"/>
+        <w:numPr>
+          <w:ilvl w:val="0"/>
+          <w:numId w:val="2"/>
+        </w:numPr>
+        <w:jc w:val="both"/>
+        <w:rPr>
+          <w:rFonts w:ascii="Arial" w:hAnsi="Arial" w:cs="Arial"/>
+        </w:rPr>
+      </w:pPr>
+      <w:r>
+        <w:rPr>
+          <w:rFonts w:ascii="Arial" w:hAnsi="Arial" w:cs="Arial"/>
+        </w:rPr>
+        <w:t xml:space="preserve">Implementar o módulo de leitura de cartões RFID para identificação dos usuários; </w:t>
+      </w:r>
+    </w:p>
+    <w:p>
+      <w:pPr>
+        <w:pStyle w:val="PargrafodaLista"/>
+        <w:jc w:val="both"/>
+        <w:rPr>
+          <w:rFonts w:ascii="Arial" w:hAnsi="Arial" w:cs="Arial"/>
+        </w:rPr>
+      </w:pPr>
+    </w:p>
+    <w:p>
+      <w:pPr>
+        <w:pStyle w:val="PargrafodaLista"/>
+        <w:numPr>
+          <w:ilvl w:val="0"/>
+          <w:numId w:val="2"/>
+        </w:numPr>
+        <w:jc w:val="both"/>
+        <w:rPr>
+          <w:rFonts w:ascii="Arial" w:hAnsi="Arial" w:cs="Arial"/>
+        </w:rPr>
+      </w:pPr>
+      <w:r>
+        <w:rPr>
+          <w:rFonts w:ascii="Arial" w:hAnsi="Arial" w:cs="Arial"/>
+        </w:rPr>
+        <w:t xml:space="preserve">Desenvolver o sistema de reconhecimento facial para validação biométrica; </w:t>
+      </w:r>
+    </w:p>
+    <w:p>
+      <w:pPr>
+        <w:pStyle w:val="PargrafodaLista"/>
+        <w:jc w:val="both"/>
+        <w:rPr>
+          <w:rFonts w:ascii="Arial" w:hAnsi="Arial" w:cs="Arial"/>
+        </w:rPr>
+      </w:pPr>
+    </w:p>
+    <w:p>
+      <w:pPr>
+        <w:pStyle w:val="PargrafodaLista"/>
+        <w:numPr>
+          <w:ilvl w:val="0"/>
+          <w:numId w:val="2"/>
+        </w:numPr>
+        <w:jc w:val="both"/>
+        <w:rPr>
+          <w:rFonts w:ascii="Arial" w:hAnsi="Arial" w:cs="Arial"/>
+        </w:rPr>
+      </w:pPr>
+      <w:r>
+        <w:rPr>
+          <w:rFonts w:ascii="Arial" w:hAnsi="Arial" w:cs="Arial"/>
+        </w:rPr>
+        <w:lastRenderedPageBreak/>
+        <w:t xml:space="preserve">Integrar os métodos de autenticação por RFID e biometria facial em um único sistema; </w:t>
+      </w:r>
+    </w:p>
+    <w:p>
+      <w:pPr>
+        <w:pStyle w:val="PargrafodaLista"/>
+        <w:rPr>
+          <w:rFonts w:ascii="Arial" w:hAnsi="Arial" w:cs="Arial"/>
+        </w:rPr>
+      </w:pPr>
+    </w:p>
+    <w:p>
+      <w:pPr>
+        <w:pStyle w:val="PargrafodaLista"/>
+        <w:numPr>
+          <w:ilvl w:val="0"/>
+          <w:numId w:val="2"/>
+        </w:numPr>
+        <w:jc w:val="both"/>
+        <w:rPr>
+          <w:rFonts w:ascii="Arial" w:hAnsi="Arial" w:cs="Arial"/>
+        </w:rPr>
+      </w:pPr>
+      <w:r>
+        <w:rPr>
+          <w:rFonts w:ascii="Arial" w:hAnsi="Arial" w:cs="Arial"/>
+        </w:rPr>
+        <w:t xml:space="preserve">Desenvolver um banco de dados local para armazenamento das informações dos usuários; </w:t>
+      </w:r>
+    </w:p>
+    <w:p>
+      <w:pPr>
+        <w:pStyle w:val="PargrafodaLista"/>
+        <w:jc w:val="both"/>
+        <w:rPr>
+          <w:rFonts w:ascii="Arial" w:hAnsi="Arial" w:cs="Arial"/>
+        </w:rPr>
+      </w:pPr>
+    </w:p>
+    <w:p>
+      <w:pPr>
+        <w:pStyle w:val="PargrafodaLista"/>
+        <w:numPr>
+          <w:ilvl w:val="0"/>
+          <w:numId w:val="2"/>
+        </w:numPr>
+        <w:jc w:val="both"/>
+        <w:rPr>
+          <w:rFonts w:ascii="Arial" w:hAnsi="Arial" w:cs="Arial"/>
+        </w:rPr>
+      </w:pPr>
+      <w:r>
+        <w:rPr>
+          <w:rFonts w:ascii="Arial" w:hAnsi="Arial" w:cs="Arial"/>
+        </w:rPr>
+        <w:t xml:space="preserve">Garantir </w:t>
+      </w:r>
+      <w:r>
+        <w:rPr>
+          <w:rFonts w:ascii="Arial" w:hAnsi="Arial" w:cs="Arial"/>
+        </w:rPr>
+        <w:t xml:space="preserve">que </w:t>
+      </w:r>
+      <w:r>
+        <w:rPr>
+          <w:rFonts w:ascii="Arial" w:hAnsi="Arial" w:cs="Arial"/>
+        </w:rPr>
+        <w:t>o sistema</w:t>
+      </w:r>
+      <w:r>
+        <w:rPr>
+          <w:rFonts w:ascii="Arial" w:hAnsi="Arial" w:cs="Arial"/>
+        </w:rPr>
+        <w:t xml:space="preserve"> opere</w:t>
+      </w:r>
+      <w:r>
+        <w:rPr>
+          <w:rFonts w:ascii="Arial" w:hAnsi="Arial" w:cs="Arial"/>
+        </w:rPr>
+        <w:t xml:space="preserve"> de forma independente da conexão com a internet; </w:t>
+      </w:r>
+    </w:p>
+    <w:p>
+      <w:pPr>
+        <w:pStyle w:val="PargrafodaLista"/>
+        <w:jc w:val="both"/>
+        <w:rPr>
+          <w:rFonts w:ascii="Arial" w:hAnsi="Arial" w:cs="Arial"/>
+        </w:rPr>
+      </w:pPr>
+    </w:p>
+    <w:p>
+      <w:pPr>
+        <w:pStyle w:val="PargrafodaLista"/>
+        <w:numPr>
+          <w:ilvl w:val="0"/>
+          <w:numId w:val="2"/>
+        </w:numPr>
+        <w:jc w:val="both"/>
+        <w:rPr>
+          <w:rFonts w:ascii="Arial" w:hAnsi="Arial" w:cs="Arial"/>
+        </w:rPr>
+      </w:pPr>
+      <w:r>
+        <w:rPr>
+          <w:rFonts w:ascii="Arial" w:hAnsi="Arial" w:cs="Arial"/>
+        </w:rPr>
+        <w:t xml:space="preserve">Configurar e integrar os componentes de hardware utilizando um </w:t>
+      </w:r>
+      <w:proofErr w:type="spellStart"/>
+      <w:r>
+        <w:rPr>
+          <w:rFonts w:ascii="Arial" w:hAnsi="Arial" w:cs="Arial"/>
+        </w:rPr>
+        <w:t>Raspberry</w:t>
+      </w:r>
+      <w:proofErr w:type="spellEnd"/>
+      <w:r>
+        <w:rPr>
+          <w:rFonts w:ascii="Arial" w:hAnsi="Arial" w:cs="Arial"/>
+        </w:rPr>
+        <w:t xml:space="preserve"> Pi como plataforma de processamento; </w:t>
+      </w:r>
+    </w:p>
+    <w:p>
+      <w:pPr>
+        <w:pStyle w:val="PargrafodaLista"/>
+        <w:jc w:val="both"/>
+        <w:rPr>
+          <w:rFonts w:ascii="Arial" w:hAnsi="Arial" w:cs="Arial"/>
+        </w:rPr>
+      </w:pPr>
+    </w:p>
+    <w:p>
+      <w:pPr>
+        <w:pStyle w:val="PargrafodaLista"/>
+        <w:numPr>
+          <w:ilvl w:val="0"/>
+          <w:numId w:val="2"/>
+        </w:numPr>
+        <w:jc w:val="both"/>
+        <w:rPr>
+          <w:rFonts w:ascii="Arial" w:hAnsi="Arial" w:cs="Arial"/>
+        </w:rPr>
+      </w:pPr>
+      <w:r>
+        <w:rPr>
+          <w:rFonts w:ascii="Arial" w:hAnsi="Arial" w:cs="Arial"/>
+        </w:rPr>
+        <w:t>Realizar testes para avaliar o desempenho, a precisão</w:t>
+      </w:r>
+      <w:r>
+        <w:rPr>
+          <w:rFonts w:ascii="Arial" w:hAnsi="Arial" w:cs="Arial"/>
+        </w:rPr>
+        <w:t>,</w:t>
+      </w:r>
+      <w:r>
+        <w:rPr>
+          <w:rFonts w:ascii="Arial" w:hAnsi="Arial" w:cs="Arial"/>
+        </w:rPr>
+        <w:t xml:space="preserve"> confiabilidade</w:t>
+      </w:r>
+      <w:r>
+        <w:rPr>
+          <w:rFonts w:ascii="Arial" w:hAnsi="Arial" w:cs="Arial"/>
+        </w:rPr>
+        <w:t xml:space="preserve"> e a estabilidade</w:t>
+      </w:r>
+      <w:r>
+        <w:rPr>
+          <w:rFonts w:ascii="Arial" w:hAnsi="Arial" w:cs="Arial"/>
+        </w:rPr>
+        <w:t xml:space="preserve"> do sistema.</w:t>
+      </w:r>
+    </w:p>
+    <w:p>
+      <w:pPr>
+        <w:pStyle w:val="PargrafodaLista"/>
+        <w:jc w:val="both"/>
+        <w:rPr>
+          <w:rFonts w:ascii="Arial" w:hAnsi="Arial" w:cs="Arial"/>
+          <w:lang w:eastAsia="pt-BR"/>
+        </w:rPr>
+      </w:pPr>
+    </w:p>
+    <w:p>
+      <w:pPr>
+        <w:pStyle w:val="PargrafodaLista"/>
+        <w:jc w:val="both"/>
+        <w:rPr>
+          <w:rFonts w:ascii="Arial" w:hAnsi="Arial" w:cs="Arial"/>
+          <w:lang w:eastAsia="pt-BR"/>
+        </w:rPr>
+      </w:pPr>
+    </w:p>
+    <w:p>
+      <w:pPr>
+        <w:pStyle w:val="PargrafodaLista"/>
+        <w:jc w:val="both"/>
         <w:rPr>
           <w:rFonts w:ascii="Arial" w:hAnsi="Arial" w:cs="Arial"/>
         </w:rPr>
@@ -437,6 +6053,7 @@
     </w:p>
     <w:p>
       <w:pPr>
+        <w:spacing w:line="360" w:lineRule="auto"/>
         <w:ind w:firstLine="396"/>
         <w:rPr>
           <w:rFonts w:ascii="Arial" w:hAnsi="Arial" w:cs="Arial"/>
@@ -582,6 +6199,7 @@
     </w:p>
     <w:p>
       <w:pPr>
+        <w:spacing w:line="360" w:lineRule="auto"/>
         <w:jc w:val="both"/>
         <w:rPr>
           <w:rFonts w:ascii="Arial" w:hAnsi="Arial" w:cs="Arial"/>
@@ -591,7 +6209,25 @@
         <w:rPr>
           <w:rFonts w:ascii="Arial" w:hAnsi="Arial" w:cs="Arial"/>
         </w:rPr>
-        <w:t>Ainda nos métodos de pesquisa que usaremos a pesquisa descritiva também segundo o autor:</w:t>
+        <w:t>também</w:t>
+      </w:r>
+      <w:r>
+        <w:rPr>
+          <w:rFonts w:ascii="Arial" w:hAnsi="Arial" w:cs="Arial"/>
+        </w:rPr>
+        <w:t xml:space="preserve"> nos métodos de pesquisa que usaremos</w:t>
+      </w:r>
+      <w:r>
+        <w:rPr>
+          <w:rFonts w:ascii="Arial" w:hAnsi="Arial" w:cs="Arial"/>
+        </w:rPr>
+        <w:t xml:space="preserve"> para elaborar o nosso projeto,</w:t>
+      </w:r>
+      <w:r>
+        <w:rPr>
+          <w:rFonts w:ascii="Arial" w:hAnsi="Arial" w:cs="Arial"/>
+        </w:rPr>
+        <w:t xml:space="preserve"> a pesquisa descritiva:</w:t>
       </w:r>
     </w:p>
     <w:p>
@@ -618,7 +6254,7 @@
           <w:sz w:val="20"/>
           <w:szCs w:val="20"/>
         </w:rPr>
-        <w:t xml:space="preserve"> </w:t>
+        <w:t xml:space="preserve"> (</w:t>
       </w:r>
       <w:r>
         <w:rPr>
@@ -626,7 +6262,7 @@
           <w:sz w:val="20"/>
           <w:szCs w:val="20"/>
         </w:rPr>
-        <w:t>(</w:t>
+        <w:t>Wazlawick</w:t>
       </w:r>
       <w:r>
         <w:rPr>
@@ -634,26 +6270,94 @@
           <w:sz w:val="20"/>
           <w:szCs w:val="20"/>
         </w:rPr>
-        <w:t>Wazlawick</w:t>
-      </w:r>
-      <w:r>
+        <w:t>, 2020, p 18).</w:t>
+      </w:r>
+    </w:p>
+    <w:p>
+      <w:pPr>
+        <w:jc w:val="both"/>
         <w:rPr>
           <w:rFonts w:ascii="Arial" w:hAnsi="Arial" w:cs="Arial"/>
           <w:sz w:val="20"/>
           <w:szCs w:val="20"/>
         </w:rPr>
-        <w:t>, 2020, p 18).</w:t>
-      </w:r>
-    </w:p>
-    <w:p>
-      <w:pPr>
+      </w:pPr>
+    </w:p>
+    <w:p>
+      <w:pPr>
+        <w:spacing w:line="360" w:lineRule="auto"/>
         <w:jc w:val="both"/>
         <w:rPr>
           <w:rFonts w:ascii="Arial" w:hAnsi="Arial" w:cs="Arial"/>
-          <w:sz w:val="20"/>
-          <w:szCs w:val="20"/>
-        </w:rPr>
-      </w:pPr>
+        </w:rPr>
+      </w:pPr>
+      <w:r>
+        <w:rPr>
+          <w:rFonts w:ascii="Arial" w:hAnsi="Arial" w:cs="Arial"/>
+        </w:rPr>
+        <w:t>Concluindo</w:t>
+      </w:r>
+      <w:r>
+        <w:rPr>
+          <w:rFonts w:ascii="Arial" w:hAnsi="Arial" w:cs="Arial"/>
+        </w:rPr>
+        <w:t xml:space="preserve"> nossos métodos de pesquisa a pesquisa explicativa de acordo com </w:t>
+      </w:r>
+      <w:r>
+        <w:rPr>
+          <w:rFonts w:ascii="Arial" w:hAnsi="Arial" w:cs="Arial"/>
+        </w:rPr>
+        <w:t xml:space="preserve">Wazlawick </w:t>
+      </w:r>
+      <w:r>
+        <w:rPr>
+          <w:rFonts w:ascii="Arial" w:hAnsi="Arial" w:cs="Arial"/>
+        </w:rPr>
+        <w:t>(</w:t>
+      </w:r>
+      <w:r>
+        <w:rPr>
+          <w:rFonts w:ascii="Arial" w:hAnsi="Arial" w:cs="Arial"/>
+        </w:rPr>
+        <w:t>2020, p 18)</w:t>
+      </w:r>
+      <w:r>
+        <w:rPr>
+          <w:rFonts w:ascii="Arial" w:hAnsi="Arial" w:cs="Arial"/>
+        </w:rPr>
+        <w:t xml:space="preserve"> “[...]</w:t>
+      </w:r>
+      <w:r>
+        <w:rPr>
+          <w:rFonts w:ascii="Arial" w:hAnsi="Arial" w:cs="Arial"/>
+        </w:rPr>
+        <w:t xml:space="preserve"> é a mais complexa e completa. É a pesquisa científica </w:t>
+      </w:r>
+      <w:r>
+        <w:rPr>
+          <w:rFonts w:ascii="Arial" w:hAnsi="Arial" w:cs="Arial"/>
+        </w:rPr>
+        <w:lastRenderedPageBreak/>
+        <w:t>por excelência porque, além de analisar os dados observados, busca suas causas e explicações, ou seja, os fatores determinantes desses dados</w:t>
+      </w:r>
+      <w:r>
+        <w:rPr>
+          <w:rFonts w:ascii="Arial" w:hAnsi="Arial" w:cs="Arial"/>
+        </w:rPr>
+        <w:t xml:space="preserve"> [...]</w:t>
+      </w:r>
+      <w:r>
+        <w:rPr>
+          <w:rFonts w:ascii="Arial" w:hAnsi="Arial" w:cs="Arial"/>
+        </w:rPr>
+        <w:t>.</w:t>
+      </w:r>
+      <w:r>
+        <w:rPr>
+          <w:rFonts w:ascii="Arial" w:hAnsi="Arial" w:cs="Arial"/>
+        </w:rPr>
+        <w:t>”</w:t>
+      </w:r>
     </w:p>
     <w:p>
       <w:pPr>
@@ -662,69 +6366,10 @@
           <w:rFonts w:ascii="Arial" w:hAnsi="Arial" w:cs="Arial"/>
         </w:rPr>
       </w:pPr>
-      <w:r>
-        <w:rPr>
-          <w:rFonts w:ascii="Arial" w:hAnsi="Arial" w:cs="Arial"/>
-        </w:rPr>
-        <w:t xml:space="preserve">Fechando nossos métodos de pesquisa a pesquisa explicativa de acordo com </w:t>
-      </w:r>
-      <w:r>
-        <w:rPr>
-          <w:rFonts w:ascii="Arial" w:hAnsi="Arial" w:cs="Arial"/>
-        </w:rPr>
-        <w:t xml:space="preserve">Wazlawick </w:t>
-      </w:r>
-      <w:r>
-        <w:rPr>
-          <w:rFonts w:ascii="Arial" w:hAnsi="Arial" w:cs="Arial"/>
-        </w:rPr>
-        <w:t>(</w:t>
-      </w:r>
-      <w:r>
-        <w:rPr>
-          <w:rFonts w:ascii="Arial" w:hAnsi="Arial" w:cs="Arial"/>
-        </w:rPr>
-        <w:t>2020, p 18)</w:t>
-      </w:r>
-      <w:r>
-        <w:rPr>
-          <w:rFonts w:ascii="Arial" w:hAnsi="Arial" w:cs="Arial"/>
-        </w:rPr>
-        <w:t xml:space="preserve"> “[...]</w:t>
-      </w:r>
-      <w:r>
-        <w:rPr>
-          <w:rFonts w:ascii="Arial" w:hAnsi="Arial" w:cs="Arial"/>
-        </w:rPr>
-        <w:t xml:space="preserve"> é a mais complexa e completa. É a pesquisa científica por excelência porque, além de analisar os dados observados, busca suas causas e explicações, ou seja, os fatores determinantes desses dados</w:t>
-      </w:r>
-      <w:r>
-        <w:rPr>
-          <w:rFonts w:ascii="Arial" w:hAnsi="Arial" w:cs="Arial"/>
-        </w:rPr>
-        <w:t xml:space="preserve"> </w:t>
-      </w:r>
-      <w:r>
-        <w:rPr>
-          <w:rFonts w:ascii="Arial" w:hAnsi="Arial" w:cs="Arial"/>
-        </w:rPr>
-        <w:t>[...]</w:t>
-      </w:r>
-      <w:r>
-        <w:rPr>
-          <w:rFonts w:ascii="Arial" w:hAnsi="Arial" w:cs="Arial"/>
-        </w:rPr>
-        <w:t>.</w:t>
-      </w:r>
-      <w:r>
-        <w:rPr>
-          <w:rFonts w:ascii="Arial" w:hAnsi="Arial" w:cs="Arial"/>
-        </w:rPr>
-        <w:t>”</w:t>
-      </w:r>
-    </w:p>
-    <w:p>
-      <w:pPr>
+    </w:p>
+    <w:p>
+      <w:pPr>
+        <w:spacing w:line="360" w:lineRule="auto"/>
         <w:jc w:val="both"/>
         <w:rPr>
           <w:rFonts w:ascii="Arial" w:hAnsi="Arial" w:cs="Arial"/>
@@ -757,6 +6402,7 @@
     </w:p>
     <w:p>
       <w:pPr>
+        <w:spacing w:line="360" w:lineRule="auto"/>
         <w:jc w:val="both"/>
         <w:rPr>
           <w:rFonts w:ascii="Arial" w:hAnsi="Arial" w:cs="Arial"/>
@@ -819,6 +6465,7 @@
     </w:p>
     <w:p>
       <w:pPr>
+        <w:spacing w:line="360" w:lineRule="auto"/>
         <w:jc w:val="both"/>
         <w:rPr>
           <w:rFonts w:ascii="Arial" w:hAnsi="Arial" w:cs="Arial"/>
@@ -828,7 +6475,6 @@
         <w:rPr>
           <w:rFonts w:ascii="Arial" w:hAnsi="Arial" w:cs="Arial"/>
         </w:rPr>
-        <w:lastRenderedPageBreak/>
         <w:t>A pesquisa explicativa é a mais completa das três pois utiliza os dados captados pela pesquisa descritiva e busca formular as causas e explicações para elas.</w:t>
       </w:r>
     </w:p>
@@ -926,40 +6572,58 @@
           <w:sz w:val="20"/>
           <w:szCs w:val="20"/>
         </w:rPr>
-        <w:t>caracteriza-se pela manipulação de um aspecto da realidade pelo pesquisador. O pesquisador introduz, por exemplo, uma nova técnica em uma empresa de software e observa se a produtividade aumenta. A pesquisa experimental implica ter uma ou mais variáveis experimentais que podem ser controladas pelo pesquisador (o fato de usar ou não determinada técnica, por exemplo), e uma ou mais variáveis observadas, cuja medição poderá levar, possivelmente, à conclusão de que existe algum tipo de dependência com a variável experimental (por exemplo, avaliar a produtividade dos programadores em pontos de função por dia de trabalho e verificar se a técnica aumenta significativamente esse valor)</w:t>
-      </w:r>
-      <w:r>
-        <w:rPr>
-          <w:rFonts w:ascii="Arial" w:hAnsi="Arial" w:cs="Arial"/>
-          <w:sz w:val="20"/>
-          <w:szCs w:val="20"/>
-        </w:rPr>
-        <w:t xml:space="preserve"> (</w:t>
-      </w:r>
-      <w:r>
-        <w:rPr>
-          <w:rFonts w:ascii="Arial" w:hAnsi="Arial" w:cs="Arial"/>
-          <w:sz w:val="20"/>
-          <w:szCs w:val="20"/>
-        </w:rPr>
-        <w:t>Wazlawick</w:t>
-      </w:r>
-      <w:r>
-        <w:rPr>
-          <w:rFonts w:ascii="Arial" w:hAnsi="Arial" w:cs="Arial"/>
-          <w:sz w:val="20"/>
-          <w:szCs w:val="20"/>
-        </w:rPr>
-        <w:t xml:space="preserve">, </w:t>
-      </w:r>
-      <w:r>
-        <w:rPr>
-          <w:rFonts w:ascii="Arial" w:hAnsi="Arial" w:cs="Arial"/>
-          <w:sz w:val="20"/>
-          <w:szCs w:val="20"/>
-        </w:rPr>
-        <w:t>2020, p 18).</w:t>
-      </w:r>
+        <w:t>caracteriza-se pela manipulação de um aspecto da realidade pelo pesquisador. O pesquisador introduz, por exemplo, uma nova técnica em uma empresa de software e observa se a produtividade aumenta. A pesquisa experimental implica ter uma ou mais variáveis experimentais que podem ser controladas pelo pesquisador (o fato de usar ou não determinada técnica, por exemplo), e uma ou mais variáveis observadas, cuja medição poderá levar, possivelmente, à conclusão de que existe algum tipo de dependência com a variável experimental (por exemplo, avaliar a produtividade dos programadores em pontos de função por dia de trabalho e verificar se a técnica aumenta significativamente esse valor) (Wazlawick, 2020, p 18).</w:t>
+      </w:r>
+    </w:p>
+    <w:p>
+      <w:pPr>
+        <w:pStyle w:val="PargrafodaLista"/>
+        <w:spacing w:line="360" w:lineRule="auto"/>
+        <w:ind w:left="396"/>
+        <w:rPr>
+          <w:rFonts w:ascii="Arial" w:hAnsi="Arial" w:cs="Arial"/>
+        </w:rPr>
+      </w:pPr>
+    </w:p>
+    <w:p>
+      <w:pPr>
+        <w:pStyle w:val="PargrafodaLista"/>
+        <w:spacing w:line="360" w:lineRule="auto"/>
+        <w:ind w:left="396"/>
+        <w:rPr>
+          <w:rFonts w:ascii="Arial" w:hAnsi="Arial" w:cs="Arial"/>
+        </w:rPr>
+      </w:pPr>
+    </w:p>
+    <w:p>
+      <w:pPr>
+        <w:pStyle w:val="PargrafodaLista"/>
+        <w:spacing w:line="360" w:lineRule="auto"/>
+        <w:ind w:left="396"/>
+        <w:rPr>
+          <w:rFonts w:ascii="Arial" w:hAnsi="Arial" w:cs="Arial"/>
+        </w:rPr>
+      </w:pPr>
+    </w:p>
+    <w:p>
+      <w:pPr>
+        <w:pStyle w:val="PargrafodaLista"/>
+        <w:spacing w:line="360" w:lineRule="auto"/>
+        <w:ind w:left="396"/>
+        <w:rPr>
+          <w:rFonts w:ascii="Arial" w:hAnsi="Arial" w:cs="Arial"/>
+        </w:rPr>
+      </w:pPr>
+    </w:p>
+    <w:p>
+      <w:pPr>
+        <w:pStyle w:val="PargrafodaLista"/>
+        <w:spacing w:line="360" w:lineRule="auto"/>
+        <w:ind w:left="396"/>
+        <w:rPr>
+          <w:rFonts w:ascii="Arial" w:hAnsi="Arial" w:cs="Arial"/>
+        </w:rPr>
+      </w:pPr>
     </w:p>
     <w:p>
       <w:pPr>
@@ -987,53 +6651,100 @@
         <w:rPr>
           <w:rFonts w:ascii="Arial" w:hAnsi="Arial" w:cs="Arial"/>
         </w:rPr>
+        <w:lastRenderedPageBreak/>
         <w:t>ESTRUTURA DO TRABALHO</w:t>
       </w:r>
     </w:p>
     <w:p>
       <w:pPr>
-        <w:pStyle w:val="PargrafodaLista"/>
         <w:spacing w:line="360" w:lineRule="auto"/>
-        <w:ind w:left="396"/>
-        <w:rPr>
-          <w:rFonts w:ascii="Arial" w:hAnsi="Arial" w:cs="Arial"/>
-        </w:rPr>
-      </w:pPr>
-      <w:r>
-        <w:rPr>
-          <w:rFonts w:ascii="Arial" w:hAnsi="Arial" w:cs="Arial"/>
-        </w:rPr>
-        <w:t>Texto</w:t>
-      </w:r>
-    </w:p>
-    <w:p>
-      <w:pPr>
-        <w:pStyle w:val="PargrafodaLista"/>
-        <w:numPr>
-          <w:ilvl w:val="1"/>
-          <w:numId w:val="1"/>
-        </w:numPr>
-        <w:rPr>
-          <w:rFonts w:ascii="Arial" w:hAnsi="Arial" w:cs="Arial"/>
-        </w:rPr>
-      </w:pPr>
-      <w:r>
-        <w:rPr>
-          <w:rFonts w:ascii="Arial" w:hAnsi="Arial" w:cs="Arial"/>
-        </w:rPr>
-        <w:br w:type="page"/>
-      </w:r>
-    </w:p>
-    <w:p>
-      <w:pPr>
+        <w:ind w:firstLine="396"/>
+        <w:jc w:val="both"/>
+        <w:rPr>
+          <w:rFonts w:ascii="Arial" w:hAnsi="Arial" w:cs="Arial"/>
+        </w:rPr>
+      </w:pPr>
+      <w:r>
+        <w:rPr>
+          <w:rFonts w:ascii="Arial" w:hAnsi="Arial" w:cs="Arial"/>
+        </w:rPr>
+        <w:t>Após a apresentação da origem do projeto, bem como das diretrizes para o seu desenvolvimento no Capítulo 1, o Capítulo 2 aborda os principais conceitos teóricos necessários à construção do sistema, incluindo temas como segurança da informação, autenticação multifator, tecnologia RFID, biometria facial, visão computacional e sistemas embarcados, além de um levantamento do estado da arte com trabalhos relacionados ao controle de acesso.</w:t>
+      </w:r>
+    </w:p>
+    <w:p>
+      <w:pPr>
+        <w:spacing w:line="360" w:lineRule="auto"/>
+        <w:jc w:val="both"/>
+        <w:rPr>
+          <w:rFonts w:ascii="Arial" w:hAnsi="Arial" w:cs="Arial"/>
+        </w:rPr>
+      </w:pPr>
+      <w:r>
+        <w:rPr>
+          <w:rFonts w:ascii="Arial" w:hAnsi="Arial" w:cs="Arial"/>
+        </w:rPr>
+        <w:t xml:space="preserve">O Capítulo 3 apresenta o desenvolvimento do sistema proposto, incluindo a arquitetura da solução, a integração entre hardware e software, bem como a implementação utilizando um </w:t>
+      </w:r>
+      <w:proofErr w:type="spellStart"/>
+      <w:r>
+        <w:rPr>
+          <w:rFonts w:ascii="Arial" w:hAnsi="Arial" w:cs="Arial"/>
+        </w:rPr>
+        <w:t>Raspberry</w:t>
+      </w:r>
+      <w:proofErr w:type="spellEnd"/>
+      <w:r>
+        <w:rPr>
+          <w:rFonts w:ascii="Arial" w:hAnsi="Arial" w:cs="Arial"/>
+        </w:rPr>
+        <w:t xml:space="preserve"> Pi e os módulos necessários para autenticação.</w:t>
+      </w:r>
+    </w:p>
+    <w:p>
+      <w:pPr>
+        <w:spacing w:line="360" w:lineRule="auto"/>
+        <w:jc w:val="both"/>
+        <w:rPr>
+          <w:rFonts w:ascii="Arial" w:hAnsi="Arial" w:cs="Arial"/>
+        </w:rPr>
+      </w:pPr>
+      <w:r>
+        <w:rPr>
+          <w:rFonts w:ascii="Arial" w:hAnsi="Arial" w:cs="Arial"/>
+        </w:rPr>
+        <w:t>O Capítulo 4 apresenta os resultados obtidos a partir dos testes realizados com o sistema, incluindo a análise de desempenho, precisão e confiabilidade dos métodos de autenticação utilizados.</w:t>
+      </w:r>
+    </w:p>
+    <w:p>
+      <w:pPr>
+        <w:spacing w:line="360" w:lineRule="auto"/>
+        <w:jc w:val="both"/>
+        <w:rPr>
+          <w:rFonts w:ascii="Arial" w:hAnsi="Arial" w:cs="Arial"/>
+        </w:rPr>
+      </w:pPr>
+      <w:r>
+        <w:rPr>
+          <w:rFonts w:ascii="Arial" w:hAnsi="Arial" w:cs="Arial"/>
+        </w:rPr>
+        <w:t>Por fim, o Capítulo 5 apresenta a avaliação geral do sistema desenvolvido, bem como as considerações finais e sugestões para trabalhos futuros.</w:t>
+      </w:r>
+    </w:p>
+    <w:p>
+      <w:pPr>
+        <w:spacing w:line="360" w:lineRule="auto"/>
+        <w:jc w:val="both"/>
         <w:rPr>
           <w:rFonts w:ascii="Arial" w:hAnsi="Arial" w:cs="Arial"/>
         </w:rPr>
       </w:pPr>
     </w:p>
     <w:sectPr>
+      <w:headerReference w:type="default" r:id="rId9"/>
+      <w:type w:val="continuous"/>
       <w:pgSz w:w="11906" w:h="16838"/>
       <w:pgMar w:top="1701" w:right="1134" w:bottom="1134" w:left="1701" w:header="709" w:footer="709" w:gutter="0"/>
+      <w:pgNumType w:start="7"/>
       <w:cols w:space="708"/>
       <w:docGrid w:linePitch="360"/>
     </w:sectPr>
@@ -1041,9 +6752,230 @@
 </w:document>
 </file>
 
+<file path=word/endnotes.xml><?xml version="1.0" encoding="utf-8"?>
+<w:endnotes xmlns:wpc="http://schemas.microsoft.com/office/word/2010/wordprocessingCanvas" xmlns:cx="http://schemas.microsoft.com/office/drawing/2014/chartex" xmlns:cx1="http://schemas.microsoft.com/office/drawing/2015/9/8/chartex" xmlns:cx2="http://schemas.microsoft.com/office/drawing/2015/10/21/chartex" xmlns:cx3="http://schemas.microsoft.com/office/drawing/2016/5/9/chartex" xmlns:cx4="http://schemas.microsoft.com/office/drawing/2016/5/10/chartex" xmlns:cx5="http://schemas.microsoft.com/office/drawing/2016/5/11/chartex" xmlns:cx6="http://schemas.microsoft.com/office/drawing/2016/5/12/chartex" xmlns:cx7="http://schemas.microsoft.com/office/drawing/2016/5/13/chartex" xmlns:cx8="http://schemas.microsoft.com/office/drawing/2016/5/14/chartex" xmlns:mc="http://schemas.openxmlformats.org/markup-compatibility/2006" xmlns:aink="http://schemas.microsoft.com/office/drawing/2016/ink" xmlns:am3d="http://schemas.microsoft.com/office/drawing/2017/model3d" xmlns:o="urn:schemas-microsoft-com:office:office" xmlns:oel="http://schemas.microsoft.com/office/2019/extlst" xmlns:r="http://schemas.openxmlformats.org/officeDocument/2006/relationships" xmlns:m="http://schemas.openxmlformats.org/officeDocument/2006/math" xmlns:v="urn:schemas-microsoft-com:vml" xmlns:wp14="http://schemas.microsoft.com/office/word/2010/wordprocessingDrawing" xmlns:wp="http://schemas.openxmlformats.org/drawingml/2006/wordprocessingDrawing" xmlns:w10="urn:schemas-microsoft-com:office:word" xmlns:w="http://schemas.openxmlformats.org/wordprocessingml/2006/main" xmlns:w14="http://schemas.microsoft.com/office/word/2010/wordml" xmlns:w15="http://schemas.microsoft.com/office/word/2012/wordml" xmlns:w16cex="http://schemas.microsoft.com/office/word/2018/wordml/cex" xmlns:w16cid="http://schemas.microsoft.com/office/word/2016/wordml/cid" xmlns:w16="http://schemas.microsoft.com/office/word/2018/wordml" xmlns:w16du="http://schemas.microsoft.com/office/word/2023/wordml/word16du" xmlns:w16sdtdh="http://schemas.microsoft.com/office/word/2020/wordml/sdtdatahash" xmlns:w16sdtfl="http://schemas.microsoft.com/office/word/2024/wordml/sdtformatlock" xmlns:w16se="http://schemas.microsoft.com/office/word/2015/wordml/symex" xmlns:wpg="http://schemas.microsoft.com/office/word/2010/wordprocessingGroup" xmlns:wpi="http://schemas.microsoft.com/office/word/2010/wordprocessingInk" xmlns:wne="http://schemas.microsoft.com/office/word/2006/wordml" xmlns:wps="http://schemas.microsoft.com/office/word/2010/wordprocessingShape" mc:Ignorable="w14 w15 w16se w16cid w16 w16cex w16sdtdh w16sdtfl w16du wp14">
+  <w:endnote w:type="separator" w:id="-1">
+    <w:p>
+      <w:pPr>
+        <w:spacing w:after="0" w:line="240" w:lineRule="auto"/>
+      </w:pPr>
+      <w:r>
+        <w:separator/>
+      </w:r>
+    </w:p>
+  </w:endnote>
+  <w:endnote w:type="continuationSeparator" w:id="0">
+    <w:p>
+      <w:pPr>
+        <w:spacing w:after="0" w:line="240" w:lineRule="auto"/>
+      </w:pPr>
+      <w:r>
+        <w:continuationSeparator/>
+      </w:r>
+    </w:p>
+  </w:endnote>
+</w:endnotes>
+</file>
+
+<file path=word/footnotes.xml><?xml version="1.0" encoding="utf-8"?>
+<w:footnotes xmlns:wpc="http://schemas.microsoft.com/office/word/2010/wordprocessingCanvas" xmlns:cx="http://schemas.microsoft.com/office/drawing/2014/chartex" xmlns:cx1="http://schemas.microsoft.com/office/drawing/2015/9/8/chartex" xmlns:cx2="http://schemas.microsoft.com/office/drawing/2015/10/21/chartex" xmlns:cx3="http://schemas.microsoft.com/office/drawing/2016/5/9/chartex" xmlns:cx4="http://schemas.microsoft.com/office/drawing/2016/5/10/chartex" xmlns:cx5="http://schemas.microsoft.com/office/drawing/2016/5/11/chartex" xmlns:cx6="http://schemas.microsoft.com/office/drawing/2016/5/12/chartex" xmlns:cx7="http://schemas.microsoft.com/office/drawing/2016/5/13/chartex" xmlns:cx8="http://schemas.microsoft.com/office/drawing/2016/5/14/chartex" xmlns:mc="http://schemas.openxmlformats.org/markup-compatibility/2006" xmlns:aink="http://schemas.microsoft.com/office/drawing/2016/ink" xmlns:am3d="http://schemas.microsoft.com/office/drawing/2017/model3d" xmlns:o="urn:schemas-microsoft-com:office:office" xmlns:oel="http://schemas.microsoft.com/office/2019/extlst" xmlns:r="http://schemas.openxmlformats.org/officeDocument/2006/relationships" xmlns:m="http://schemas.openxmlformats.org/officeDocument/2006/math" xmlns:v="urn:schemas-microsoft-com:vml" xmlns:wp14="http://schemas.microsoft.com/office/word/2010/wordprocessingDrawing" xmlns:wp="http://schemas.openxmlformats.org/drawingml/2006/wordprocessingDrawing" xmlns:w10="urn:schemas-microsoft-com:office:word" xmlns:w="http://schemas.openxmlformats.org/wordprocessingml/2006/main" xmlns:w14="http://schemas.microsoft.com/office/word/2010/wordml" xmlns:w15="http://schemas.microsoft.com/office/word/2012/wordml" xmlns:w16cex="http://schemas.microsoft.com/office/word/2018/wordml/cex" xmlns:w16cid="http://schemas.microsoft.com/office/word/2016/wordml/cid" xmlns:w16="http://schemas.microsoft.com/office/word/2018/wordml" xmlns:w16du="http://schemas.microsoft.com/office/word/2023/wordml/word16du" xmlns:w16sdtdh="http://schemas.microsoft.com/office/word/2020/wordml/sdtdatahash" xmlns:w16sdtfl="http://schemas.microsoft.com/office/word/2024/wordml/sdtformatlock" xmlns:w16se="http://schemas.microsoft.com/office/word/2015/wordml/symex" xmlns:wpg="http://schemas.microsoft.com/office/word/2010/wordprocessingGroup" xmlns:wpi="http://schemas.microsoft.com/office/word/2010/wordprocessingInk" xmlns:wne="http://schemas.microsoft.com/office/word/2006/wordml" xmlns:wps="http://schemas.microsoft.com/office/word/2010/wordprocessingShape" mc:Ignorable="w14 w15 w16se w16cid w16 w16cex w16sdtdh w16sdtfl w16du wp14">
+  <w:footnote w:type="separator" w:id="-1">
+    <w:p>
+      <w:pPr>
+        <w:spacing w:after="0" w:line="240" w:lineRule="auto"/>
+      </w:pPr>
+      <w:r>
+        <w:separator/>
+      </w:r>
+    </w:p>
+  </w:footnote>
+  <w:footnote w:type="continuationSeparator" w:id="0">
+    <w:p>
+      <w:pPr>
+        <w:spacing w:after="0" w:line="240" w:lineRule="auto"/>
+      </w:pPr>
+      <w:r>
+        <w:continuationSeparator/>
+      </w:r>
+    </w:p>
+  </w:footnote>
+</w:footnotes>
+</file>
+
+<file path=word/header1.xml><?xml version="1.0" encoding="utf-8"?>
+<w:hdr xmlns:wpc="http://schemas.microsoft.com/office/word/2010/wordprocessingCanvas" xmlns:cx="http://schemas.microsoft.com/office/drawing/2014/chartex" xmlns:cx1="http://schemas.microsoft.com/office/drawing/2015/9/8/chartex" xmlns:cx2="http://schemas.microsoft.com/office/drawing/2015/10/21/chartex" xmlns:cx3="http://schemas.microsoft.com/office/drawing/2016/5/9/chartex" xmlns:cx4="http://schemas.microsoft.com/office/drawing/2016/5/10/chartex" xmlns:cx5="http://schemas.microsoft.com/office/drawing/2016/5/11/chartex" xmlns:cx6="http://schemas.microsoft.com/office/drawing/2016/5/12/chartex" xmlns:cx7="http://schemas.microsoft.com/office/drawing/2016/5/13/chartex" xmlns:cx8="http://schemas.microsoft.com/office/drawing/2016/5/14/chartex" xmlns:mc="http://schemas.openxmlformats.org/markup-compatibility/2006" xmlns:aink="http://schemas.microsoft.com/office/drawing/2016/ink" xmlns:am3d="http://schemas.microsoft.com/office/drawing/2017/model3d" xmlns:o="urn:schemas-microsoft-com:office:office" xmlns:oel="http://schemas.microsoft.com/office/2019/extlst" xmlns:r="http://schemas.openxmlformats.org/officeDocument/2006/relationships" xmlns:m="http://schemas.openxmlformats.org/officeDocument/2006/math" xmlns:v="urn:schemas-microsoft-com:vml" xmlns:wp14="http://schemas.microsoft.com/office/word/2010/wordprocessingDrawing" xmlns:wp="http://schemas.openxmlformats.org/drawingml/2006/wordprocessingDrawing" xmlns:w10="urn:schemas-microsoft-com:office:word" xmlns:w="http://schemas.openxmlformats.org/wordprocessingml/2006/main" xmlns:w14="http://schemas.microsoft.com/office/word/2010/wordml" xmlns:w15="http://schemas.microsoft.com/office/word/2012/wordml" xmlns:w16cex="http://schemas.microsoft.com/office/word/2018/wordml/cex" xmlns:w16cid="http://schemas.microsoft.com/office/word/2016/wordml/cid" xmlns:w16="http://schemas.microsoft.com/office/word/2018/wordml" xmlns:w16du="http://schemas.microsoft.com/office/word/2023/wordml/word16du" xmlns:w16sdtdh="http://schemas.microsoft.com/office/word/2020/wordml/sdtdatahash" xmlns:w16sdtfl="http://schemas.microsoft.com/office/word/2024/wordml/sdtformatlock" xmlns:w16se="http://schemas.microsoft.com/office/word/2015/wordml/symex" xmlns:wpg="http://schemas.microsoft.com/office/word/2010/wordprocessingGroup" xmlns:wpi="http://schemas.microsoft.com/office/word/2010/wordprocessingInk" xmlns:wne="http://schemas.microsoft.com/office/word/2006/wordml" xmlns:wps="http://schemas.microsoft.com/office/word/2010/wordprocessingShape" mc:Ignorable="w14 w15 w16se w16cid w16 w16cex w16sdtdh w16sdtfl w16du wp14">
+  <w:p>
+    <w:pPr>
+      <w:pStyle w:val="Cabealho"/>
+      <w:jc w:val="center"/>
+    </w:pPr>
+  </w:p>
+  <w:p>
+    <w:pPr>
+      <w:pStyle w:val="Cabealho"/>
+    </w:pPr>
+  </w:p>
+</w:hdr>
+</file>
+
+<file path=word/header2.xml><?xml version="1.0" encoding="utf-8"?>
+<w:hdr xmlns:wpc="http://schemas.microsoft.com/office/word/2010/wordprocessingCanvas" xmlns:cx="http://schemas.microsoft.com/office/drawing/2014/chartex" xmlns:cx1="http://schemas.microsoft.com/office/drawing/2015/9/8/chartex" xmlns:cx2="http://schemas.microsoft.com/office/drawing/2015/10/21/chartex" xmlns:cx3="http://schemas.microsoft.com/office/drawing/2016/5/9/chartex" xmlns:cx4="http://schemas.microsoft.com/office/drawing/2016/5/10/chartex" xmlns:cx5="http://schemas.microsoft.com/office/drawing/2016/5/11/chartex" xmlns:cx6="http://schemas.microsoft.com/office/drawing/2016/5/12/chartex" xmlns:cx7="http://schemas.microsoft.com/office/drawing/2016/5/13/chartex" xmlns:cx8="http://schemas.microsoft.com/office/drawing/2016/5/14/chartex" xmlns:mc="http://schemas.openxmlformats.org/markup-compatibility/2006" xmlns:aink="http://schemas.microsoft.com/office/drawing/2016/ink" xmlns:am3d="http://schemas.microsoft.com/office/drawing/2017/model3d" xmlns:o="urn:schemas-microsoft-com:office:office" xmlns:oel="http://schemas.microsoft.com/office/2019/extlst" xmlns:r="http://schemas.openxmlformats.org/officeDocument/2006/relationships" xmlns:m="http://schemas.openxmlformats.org/officeDocument/2006/math" xmlns:v="urn:schemas-microsoft-com:vml" xmlns:wp14="http://schemas.microsoft.com/office/word/2010/wordprocessingDrawing" xmlns:wp="http://schemas.openxmlformats.org/drawingml/2006/wordprocessingDrawing" xmlns:w10="urn:schemas-microsoft-com:office:word" xmlns:w="http://schemas.openxmlformats.org/wordprocessingml/2006/main" xmlns:w14="http://schemas.microsoft.com/office/word/2010/wordml" xmlns:w15="http://schemas.microsoft.com/office/word/2012/wordml" xmlns:w16cex="http://schemas.microsoft.com/office/word/2018/wordml/cex" xmlns:w16cid="http://schemas.microsoft.com/office/word/2016/wordml/cid" xmlns:w16="http://schemas.microsoft.com/office/word/2018/wordml" xmlns:w16du="http://schemas.microsoft.com/office/word/2023/wordml/word16du" xmlns:w16sdtdh="http://schemas.microsoft.com/office/word/2020/wordml/sdtdatahash" xmlns:w16sdtfl="http://schemas.microsoft.com/office/word/2024/wordml/sdtformatlock" xmlns:w16se="http://schemas.microsoft.com/office/word/2015/wordml/symex" xmlns:wpg="http://schemas.microsoft.com/office/word/2010/wordprocessingGroup" xmlns:wpi="http://schemas.microsoft.com/office/word/2010/wordprocessingInk" xmlns:wne="http://schemas.microsoft.com/office/word/2006/wordml" xmlns:wps="http://schemas.microsoft.com/office/word/2010/wordprocessingShape" mc:Ignorable="w14 w15 w16se w16cid w16 w16cex w16sdtdh w16sdtfl w16du wp14">
+  <w:sdt>
+    <w:sdtPr>
+      <w:id w:val="837889217"/>
+      <w:docPartObj>
+        <w:docPartGallery w:val="Page Numbers (Top of Page)"/>
+        <w:docPartUnique/>
+      </w:docPartObj>
+    </w:sdtPr>
+    <w:sdtContent>
+      <w:p>
+        <w:pPr>
+          <w:pStyle w:val="Cabealho"/>
+          <w:jc w:val="right"/>
+        </w:pPr>
+        <w:r>
+          <w:fldChar w:fldCharType="begin"/>
+        </w:r>
+        <w:r>
+          <w:instrText>PAGE   \* MERGEFORMAT</w:instrText>
+        </w:r>
+        <w:r>
+          <w:fldChar w:fldCharType="separate"/>
+        </w:r>
+        <w:r>
+          <w:t>2</w:t>
+        </w:r>
+        <w:r>
+          <w:fldChar w:fldCharType="end"/>
+        </w:r>
+      </w:p>
+    </w:sdtContent>
+  </w:sdt>
+  <w:p>
+    <w:pPr>
+      <w:pStyle w:val="Cabealho"/>
+    </w:pPr>
+  </w:p>
+</w:hdr>
+</file>
+
 <file path=word/numbering.xml><?xml version="1.0" encoding="utf-8"?>
 <w:numbering xmlns:wpc="http://schemas.microsoft.com/office/word/2010/wordprocessingCanvas" xmlns:cx="http://schemas.microsoft.com/office/drawing/2014/chartex" xmlns:cx1="http://schemas.microsoft.com/office/drawing/2015/9/8/chartex" xmlns:cx2="http://schemas.microsoft.com/office/drawing/2015/10/21/chartex" xmlns:cx3="http://schemas.microsoft.com/office/drawing/2016/5/9/chartex" xmlns:cx4="http://schemas.microsoft.com/office/drawing/2016/5/10/chartex" xmlns:cx5="http://schemas.microsoft.com/office/drawing/2016/5/11/chartex" xmlns:cx6="http://schemas.microsoft.com/office/drawing/2016/5/12/chartex" xmlns:cx7="http://schemas.microsoft.com/office/drawing/2016/5/13/chartex" xmlns:cx8="http://schemas.microsoft.com/office/drawing/2016/5/14/chartex" xmlns:mc="http://schemas.openxmlformats.org/markup-compatibility/2006" xmlns:aink="http://schemas.microsoft.com/office/drawing/2016/ink" xmlns:am3d="http://schemas.microsoft.com/office/drawing/2017/model3d" xmlns:o="urn:schemas-microsoft-com:office:office" xmlns:oel="http://schemas.microsoft.com/office/2019/extlst" xmlns:r="http://schemas.openxmlformats.org/officeDocument/2006/relationships" xmlns:m="http://schemas.openxmlformats.org/officeDocument/2006/math" xmlns:v="urn:schemas-microsoft-com:vml" xmlns:wp14="http://schemas.microsoft.com/office/word/2010/wordprocessingDrawing" xmlns:wp="http://schemas.openxmlformats.org/drawingml/2006/wordprocessingDrawing" xmlns:w10="urn:schemas-microsoft-com:office:word" xmlns:w="http://schemas.openxmlformats.org/wordprocessingml/2006/main" xmlns:w14="http://schemas.microsoft.com/office/word/2010/wordml" xmlns:w15="http://schemas.microsoft.com/office/word/2012/wordml" xmlns:w16cex="http://schemas.microsoft.com/office/word/2018/wordml/cex" xmlns:w16cid="http://schemas.microsoft.com/office/word/2016/wordml/cid" xmlns:w16="http://schemas.microsoft.com/office/word/2018/wordml" xmlns:w16du="http://schemas.microsoft.com/office/word/2023/wordml/word16du" xmlns:w16sdtdh="http://schemas.microsoft.com/office/word/2020/wordml/sdtdatahash" xmlns:w16sdtfl="http://schemas.microsoft.com/office/word/2024/wordml/sdtformatlock" xmlns:w16se="http://schemas.microsoft.com/office/word/2015/wordml/symex" xmlns:wpg="http://schemas.microsoft.com/office/word/2010/wordprocessingGroup" xmlns:wpi="http://schemas.microsoft.com/office/word/2010/wordprocessingInk" xmlns:wne="http://schemas.microsoft.com/office/word/2006/wordml" xmlns:wps="http://schemas.microsoft.com/office/word/2010/wordprocessingShape" mc:Ignorable="w14 w15 w16se w16cid w16 w16cex w16sdtdh w16sdtfl w16du wp14">
   <w:abstractNum w:abstractNumId="0" w15:restartNumberingAfterBreak="0">
+    <w:nsid w:val="1E6429D8"/>
+    <w:multiLevelType w:val="hybridMultilevel"/>
+    <w:tmpl w:val="945E4F72"/>
+    <w:lvl w:ilvl="0" w:tplc="EEE42952">
+      <w:start w:val="1"/>
+      <w:numFmt w:val="bullet"/>
+      <w:lvlText w:val=""/>
+      <w:lvlJc w:val="left"/>
+      <w:pPr>
+        <w:ind w:left="720" w:hanging="360"/>
+      </w:pPr>
+      <w:rPr>
+        <w:rFonts w:ascii="Symbol" w:eastAsiaTheme="minorHAnsi" w:hAnsi="Symbol" w:cs="Arial" w:hint="default"/>
+      </w:rPr>
+    </w:lvl>
+    <w:lvl w:ilvl="1" w:tplc="04160003" w:tentative="1">
+      <w:start w:val="1"/>
+      <w:numFmt w:val="bullet"/>
+      <w:lvlText w:val="o"/>
+      <w:lvlJc w:val="left"/>
+      <w:pPr>
+        <w:ind w:left="1440" w:hanging="360"/>
+      </w:pPr>
+      <w:rPr>
+        <w:rFonts w:ascii="Courier New" w:hAnsi="Courier New" w:cs="Courier New" w:hint="default"/>
+      </w:rPr>
+    </w:lvl>
+    <w:lvl w:ilvl="2" w:tplc="04160005" w:tentative="1">
+      <w:start w:val="1"/>
+      <w:numFmt w:val="bullet"/>
+      <w:lvlText w:val=""/>
+      <w:lvlJc w:val="left"/>
+      <w:pPr>
+        <w:ind w:left="2160" w:hanging="360"/>
+      </w:pPr>
+      <w:rPr>
+        <w:rFonts w:ascii="Wingdings" w:hAnsi="Wingdings" w:hint="default"/>
+      </w:rPr>
+    </w:lvl>
+    <w:lvl w:ilvl="3" w:tplc="04160001" w:tentative="1">
+      <w:start w:val="1"/>
+      <w:numFmt w:val="bullet"/>
+      <w:lvlText w:val=""/>
+      <w:lvlJc w:val="left"/>
+      <w:pPr>
+        <w:ind w:left="2880" w:hanging="360"/>
+      </w:pPr>
+      <w:rPr>
+        <w:rFonts w:ascii="Symbol" w:hAnsi="Symbol" w:hint="default"/>
+      </w:rPr>
+    </w:lvl>
+    <w:lvl w:ilvl="4" w:tplc="04160003" w:tentative="1">
+      <w:start w:val="1"/>
+      <w:numFmt w:val="bullet"/>
+      <w:lvlText w:val="o"/>
+      <w:lvlJc w:val="left"/>
+      <w:pPr>
+        <w:ind w:left="3600" w:hanging="360"/>
+      </w:pPr>
+      <w:rPr>
+        <w:rFonts w:ascii="Courier New" w:hAnsi="Courier New" w:cs="Courier New" w:hint="default"/>
+      </w:rPr>
+    </w:lvl>
+    <w:lvl w:ilvl="5" w:tplc="04160005" w:tentative="1">
+      <w:start w:val="1"/>
+      <w:numFmt w:val="bullet"/>
+      <w:lvlText w:val=""/>
+      <w:lvlJc w:val="left"/>
+      <w:pPr>
+        <w:ind w:left="4320" w:hanging="360"/>
+      </w:pPr>
+      <w:rPr>
+        <w:rFonts w:ascii="Wingdings" w:hAnsi="Wingdings" w:hint="default"/>
+      </w:rPr>
+    </w:lvl>
+    <w:lvl w:ilvl="6" w:tplc="04160001" w:tentative="1">
+      <w:start w:val="1"/>
+      <w:numFmt w:val="bullet"/>
+      <w:lvlText w:val=""/>
+      <w:lvlJc w:val="left"/>
+      <w:pPr>
+        <w:ind w:left="5040" w:hanging="360"/>
+      </w:pPr>
+      <w:rPr>
+        <w:rFonts w:ascii="Symbol" w:hAnsi="Symbol" w:hint="default"/>
+      </w:rPr>
+    </w:lvl>
+    <w:lvl w:ilvl="7" w:tplc="04160003" w:tentative="1">
+      <w:start w:val="1"/>
+      <w:numFmt w:val="bullet"/>
+      <w:lvlText w:val="o"/>
+      <w:lvlJc w:val="left"/>
+      <w:pPr>
+        <w:ind w:left="5760" w:hanging="360"/>
+      </w:pPr>
+      <w:rPr>
+        <w:rFonts w:ascii="Courier New" w:hAnsi="Courier New" w:cs="Courier New" w:hint="default"/>
+      </w:rPr>
+    </w:lvl>
+    <w:lvl w:ilvl="8" w:tplc="04160005" w:tentative="1">
+      <w:start w:val="1"/>
+      <w:numFmt w:val="bullet"/>
+      <w:lvlText w:val=""/>
+      <w:lvlJc w:val="left"/>
+      <w:pPr>
+        <w:ind w:left="6480" w:hanging="360"/>
+      </w:pPr>
+      <w:rPr>
+        <w:rFonts w:ascii="Wingdings" w:hAnsi="Wingdings" w:hint="default"/>
+      </w:rPr>
+    </w:lvl>
+  </w:abstractNum>
+  <w:abstractNum w:abstractNumId="1" w15:restartNumberingAfterBreak="0">
     <w:nsid w:val="6F085CBA"/>
     <w:multiLevelType w:val="multilevel"/>
     <w:tmpl w:val="1E4EDC8A"/>
@@ -1157,6 +7089,9 @@
     </w:lvl>
   </w:abstractNum>
   <w:num w:numId="1" w16cid:durableId="450826770">
+    <w:abstractNumId w:val="1"/>
+  </w:num>
+  <w:num w:numId="2" w16cid:durableId="245118101">
     <w:abstractNumId w:val="0"/>
   </w:num>
 </w:numbering>
@@ -1339,7 +7274,7 @@
     <w:lsdException w:name="Table Grid" w:uiPriority="39"/>
     <w:lsdException w:name="Table Theme" w:semiHidden="1" w:unhideWhenUsed="1"/>
     <w:lsdException w:name="Placeholder Text" w:semiHidden="1"/>
-    <w:lsdException w:name="No Spacing" w:uiPriority="1" w:qFormat="1"/>
+    <w:lsdException w:name="No Spacing" w:uiPriority="0" w:qFormat="1"/>
     <w:lsdException w:name="Light Shading" w:uiPriority="60"/>
     <w:lsdException w:name="Light List" w:uiPriority="61"/>
     <w:lsdException w:name="Light Grid" w:uiPriority="62"/>
@@ -1361,7 +7296,7 @@
     <w:lsdException w:name="Medium Shading 2 Accent 1" w:uiPriority="64"/>
     <w:lsdException w:name="Medium List 1 Accent 1" w:uiPriority="65"/>
     <w:lsdException w:name="Revision" w:semiHidden="1"/>
-    <w:lsdException w:name="List Paragraph" w:uiPriority="34" w:qFormat="1"/>
+    <w:lsdException w:name="List Paragraph" w:uiPriority="0" w:qFormat="1"/>
     <w:lsdException w:name="Quote" w:uiPriority="29" w:qFormat="1"/>
     <w:lsdException w:name="Intense Quote" w:uiPriority="30" w:qFormat="1"/>
     <w:lsdException w:name="Medium List 2 Accent 1" w:uiPriority="66"/>
@@ -2010,7 +7945,6 @@
   <w:style w:type="paragraph" w:styleId="PargrafodaLista">
     <w:name w:val="List Paragraph"/>
     <w:basedOn w:val="Normal"/>
-    <w:uiPriority w:val="34"/>
     <w:qFormat/>
     <w:rsid w:val="00F011CB"/>
     <w:pPr>
@@ -2077,6 +8011,199 @@
       <w:smallCaps/>
       <w:color w:val="0F4761" w:themeColor="accent1" w:themeShade="BF"/>
       <w:spacing w:val="5"/>
+    </w:rPr>
+  </w:style>
+  <w:style w:type="paragraph" w:styleId="SemEspaamento">
+    <w:name w:val="No Spacing"/>
+    <w:rsid w:val="00031379"/>
+    <w:pPr>
+      <w:widowControl w:val="0"/>
+      <w:suppressAutoHyphens/>
+      <w:autoSpaceDN w:val="0"/>
+      <w:spacing w:after="0" w:line="240" w:lineRule="auto"/>
+      <w:textAlignment w:val="baseline"/>
+    </w:pPr>
+    <w:rPr>
+      <w:rFonts w:ascii="Liberation Serif" w:eastAsia="NSimSun" w:hAnsi="Liberation Serif" w:cs="Mangal"/>
+      <w:kern w:val="3"/>
+      <w:szCs w:val="21"/>
+      <w:lang w:eastAsia="zh-CN" w:bidi="hi-IN"/>
+      <w14:ligatures w14:val="none"/>
+    </w:rPr>
+  </w:style>
+  <w:style w:type="paragraph" w:customStyle="1" w:styleId="Capa-Folhaderosto">
+    <w:name w:val="Capa-Folha de rosto"/>
+    <w:basedOn w:val="Normal"/>
+    <w:rsid w:val="00031379"/>
+    <w:pPr>
+      <w:suppressAutoHyphens/>
+      <w:autoSpaceDN w:val="0"/>
+      <w:spacing w:after="0" w:line="360" w:lineRule="auto"/>
+      <w:jc w:val="center"/>
+      <w:textAlignment w:val="baseline"/>
+    </w:pPr>
+    <w:rPr>
+      <w:rFonts w:ascii="Arial" w:eastAsia="Calibri" w:hAnsi="Arial" w:cs="Arial"/>
+      <w:caps/>
+      <w:kern w:val="3"/>
+      <w:szCs w:val="22"/>
+      <w:lang w:eastAsia="zh-CN"/>
+      <w14:ligatures w14:val="none"/>
+    </w:rPr>
+  </w:style>
+  <w:style w:type="paragraph" w:customStyle="1" w:styleId="Naturezadotrabalho">
+    <w:name w:val="Natureza do trabalho"/>
+    <w:basedOn w:val="Normal"/>
+    <w:rsid w:val="00031379"/>
+    <w:pPr>
+      <w:suppressAutoHyphens/>
+      <w:autoSpaceDN w:val="0"/>
+      <w:spacing w:after="0" w:line="240" w:lineRule="auto"/>
+      <w:ind w:left="4536"/>
+      <w:jc w:val="both"/>
+      <w:textAlignment w:val="baseline"/>
+    </w:pPr>
+    <w:rPr>
+      <w:rFonts w:ascii="Arial" w:eastAsia="Calibri" w:hAnsi="Arial" w:cs="Arial"/>
+      <w:kern w:val="3"/>
+      <w:sz w:val="20"/>
+      <w:szCs w:val="22"/>
+      <w:lang w:eastAsia="zh-CN"/>
+      <w14:ligatures w14:val="none"/>
+    </w:rPr>
+  </w:style>
+  <w:style w:type="paragraph" w:customStyle="1" w:styleId="Ttulopr-textual">
+    <w:name w:val="Título pré-textual"/>
+    <w:basedOn w:val="Normal"/>
+    <w:next w:val="Normal"/>
+    <w:rsid w:val="0032560F"/>
+    <w:pPr>
+      <w:suppressAutoHyphens/>
+      <w:autoSpaceDN w:val="0"/>
+      <w:spacing w:after="0" w:line="360" w:lineRule="auto"/>
+      <w:jc w:val="center"/>
+      <w:textAlignment w:val="baseline"/>
+    </w:pPr>
+    <w:rPr>
+      <w:rFonts w:ascii="Arial" w:eastAsia="Calibri" w:hAnsi="Arial" w:cs="Arial"/>
+      <w:b/>
+      <w:caps/>
+      <w:kern w:val="3"/>
+      <w:szCs w:val="22"/>
+      <w:lang w:eastAsia="zh-CN"/>
+      <w14:ligatures w14:val="none"/>
+    </w:rPr>
+  </w:style>
+  <w:style w:type="paragraph" w:customStyle="1" w:styleId="Text">
+    <w:name w:val="Text"/>
+    <w:basedOn w:val="Normal"/>
+    <w:rsid w:val="00EC4537"/>
+    <w:pPr>
+      <w:suppressAutoHyphens/>
+      <w:autoSpaceDN w:val="0"/>
+      <w:spacing w:after="0" w:line="360" w:lineRule="auto"/>
+      <w:ind w:firstLine="851"/>
+      <w:jc w:val="both"/>
+      <w:textAlignment w:val="baseline"/>
+    </w:pPr>
+    <w:rPr>
+      <w:rFonts w:ascii="Arial" w:eastAsia="Calibri" w:hAnsi="Arial" w:cs="Arial"/>
+      <w:kern w:val="3"/>
+      <w:szCs w:val="22"/>
+      <w:lang w:eastAsia="zh-CN"/>
+      <w14:ligatures w14:val="none"/>
+    </w:rPr>
+  </w:style>
+  <w:style w:type="paragraph" w:styleId="NormalWeb">
+    <w:name w:val="Normal (Web)"/>
+    <w:basedOn w:val="Normal"/>
+    <w:uiPriority w:val="99"/>
+    <w:semiHidden/>
+    <w:unhideWhenUsed/>
+    <w:rsid w:val="005F2DFA"/>
+    <w:pPr>
+      <w:spacing w:before="100" w:beforeAutospacing="1" w:after="100" w:afterAutospacing="1" w:line="240" w:lineRule="auto"/>
+    </w:pPr>
+    <w:rPr>
+      <w:rFonts w:ascii="Times New Roman" w:eastAsia="Times New Roman" w:hAnsi="Times New Roman" w:cs="Times New Roman"/>
+      <w:kern w:val="0"/>
+      <w:lang w:eastAsia="pt-BR"/>
+      <w14:ligatures w14:val="none"/>
+    </w:rPr>
+  </w:style>
+  <w:style w:type="character" w:styleId="nfase">
+    <w:name w:val="Emphasis"/>
+    <w:basedOn w:val="Fontepargpadro"/>
+    <w:uiPriority w:val="20"/>
+    <w:qFormat/>
+    <w:rsid w:val="005F2DFA"/>
+    <w:rPr>
+      <w:i/>
+      <w:iCs/>
+    </w:rPr>
+  </w:style>
+  <w:style w:type="paragraph" w:styleId="Cabealho">
+    <w:name w:val="header"/>
+    <w:basedOn w:val="Normal"/>
+    <w:link w:val="CabealhoChar"/>
+    <w:uiPriority w:val="99"/>
+    <w:unhideWhenUsed/>
+    <w:rsid w:val="00B0205B"/>
+    <w:pPr>
+      <w:tabs>
+        <w:tab w:val="center" w:pos="4252"/>
+        <w:tab w:val="right" w:pos="8504"/>
+      </w:tabs>
+      <w:spacing w:after="0" w:line="240" w:lineRule="auto"/>
+    </w:pPr>
+  </w:style>
+  <w:style w:type="character" w:customStyle="1" w:styleId="CabealhoChar">
+    <w:name w:val="Cabeçalho Char"/>
+    <w:basedOn w:val="Fontepargpadro"/>
+    <w:link w:val="Cabealho"/>
+    <w:uiPriority w:val="99"/>
+    <w:rsid w:val="00B0205B"/>
+  </w:style>
+  <w:style w:type="paragraph" w:styleId="Rodap">
+    <w:name w:val="footer"/>
+    <w:basedOn w:val="Normal"/>
+    <w:link w:val="RodapChar"/>
+    <w:uiPriority w:val="99"/>
+    <w:unhideWhenUsed/>
+    <w:rsid w:val="00B0205B"/>
+    <w:pPr>
+      <w:tabs>
+        <w:tab w:val="center" w:pos="4252"/>
+        <w:tab w:val="right" w:pos="8504"/>
+      </w:tabs>
+      <w:spacing w:after="0" w:line="240" w:lineRule="auto"/>
+    </w:pPr>
+  </w:style>
+  <w:style w:type="character" w:customStyle="1" w:styleId="RodapChar">
+    <w:name w:val="Rodapé Char"/>
+    <w:basedOn w:val="Fontepargpadro"/>
+    <w:link w:val="Rodap"/>
+    <w:uiPriority w:val="99"/>
+    <w:rsid w:val="00B0205B"/>
+  </w:style>
+  <w:style w:type="paragraph" w:styleId="CabealhodoSumrio">
+    <w:name w:val="TOC Heading"/>
+    <w:basedOn w:val="Ttulo1"/>
+    <w:next w:val="Normal"/>
+    <w:uiPriority w:val="39"/>
+    <w:unhideWhenUsed/>
+    <w:qFormat/>
+    <w:rsid w:val="006D5548"/>
+    <w:pPr>
+      <w:spacing w:before="240" w:after="0" w:line="259" w:lineRule="auto"/>
+      <w:outlineLvl w:val="9"/>
+    </w:pPr>
+    <w:rPr>
+      <w:kern w:val="0"/>
+      <w:sz w:val="32"/>
+      <w:szCs w:val="32"/>
+      <w:lang w:eastAsia="pt-BR"/>
+      <w14:ligatures w14:val="none"/>
     </w:rPr>
   </w:style>
 </w:styles>
@@ -2395,4 +8522,16 @@
     </a:ext>
   </a:extLst>
 </a:theme>
+</file>
+
+<file path=customXml/item1.xml><?xml version="1.0" encoding="utf-8"?>
+<b:Sources xmlns:b="http://schemas.openxmlformats.org/officeDocument/2006/bibliography" xmlns="http://schemas.openxmlformats.org/officeDocument/2006/bibliography" SelectedStyle="\APASixthEditionOfficeOnline.xsl" StyleName="APA" Version="6"/>
+</file>
+
+<file path=customXml/itemProps1.xml><?xml version="1.0" encoding="utf-8"?>
+<ds:datastoreItem xmlns:ds="http://schemas.openxmlformats.org/officeDocument/2006/customXml" ds:itemID="{25CC423A-3A7C-45AE-8FEF-AD956E7C7B43}">
+  <ds:schemaRefs>
+    <ds:schemaRef ds:uri="http://schemas.openxmlformats.org/officeDocument/2006/bibliography"/>
+  </ds:schemaRefs>
+</ds:datastoreItem>
 </file>
--- a/TCI - Introdução.docx
+++ b/TCI - Introdução.docx
@@ -596,7 +596,7 @@
           <w:sz w:val="24"/>
           <w:szCs w:val="24"/>
         </w:rPr>
-        <w:t>Á</w:t>
+        <w:t>Álvaro André</w:t>
       </w:r>
       <w:r>
         <w:rPr>
@@ -605,7 +605,7 @@
           <w:sz w:val="24"/>
           <w:szCs w:val="24"/>
         </w:rPr>
-        <w:t xml:space="preserve">lvaro </w:t>
+        <w:t xml:space="preserve"> </w:t>
       </w:r>
       <w:r>
         <w:rPr>
@@ -614,72 +614,7 @@
           <w:sz w:val="24"/>
           <w:szCs w:val="24"/>
         </w:rPr>
-        <w:t>A</w:t>
-      </w:r>
-      <w:r>
-        <w:rPr>
-          <w:b/>
-          <w:bCs/>
-          <w:sz w:val="24"/>
-          <w:szCs w:val="24"/>
-        </w:rPr>
-        <w:t>ndré</w:t>
-      </w:r>
-      <w:r>
-        <w:rPr>
-          <w:b/>
-          <w:bCs/>
-          <w:sz w:val="24"/>
-          <w:szCs w:val="24"/>
-        </w:rPr>
-        <w:t xml:space="preserve"> </w:t>
-      </w:r>
-      <w:proofErr w:type="spellStart"/>
-      <w:r>
-        <w:rPr>
-          <w:b/>
-          <w:bCs/>
-          <w:sz w:val="24"/>
-          <w:szCs w:val="24"/>
-        </w:rPr>
-        <w:t>C</w:t>
-      </w:r>
-      <w:r>
-        <w:rPr>
-          <w:b/>
-          <w:bCs/>
-          <w:sz w:val="24"/>
-          <w:szCs w:val="24"/>
-        </w:rPr>
-        <w:t>olombero</w:t>
-      </w:r>
-      <w:proofErr w:type="spellEnd"/>
-      <w:r>
-        <w:rPr>
-          <w:b/>
-          <w:bCs/>
-          <w:sz w:val="24"/>
-          <w:szCs w:val="24"/>
-        </w:rPr>
-        <w:t xml:space="preserve"> </w:t>
-      </w:r>
-      <w:r>
-        <w:rPr>
-          <w:b/>
-          <w:bCs/>
-          <w:sz w:val="24"/>
-          <w:szCs w:val="24"/>
-        </w:rPr>
-        <w:t>P</w:t>
-      </w:r>
-      <w:r>
-        <w:rPr>
-          <w:b/>
-          <w:bCs/>
-          <w:sz w:val="24"/>
-          <w:szCs w:val="24"/>
-        </w:rPr>
-        <w:t>rado</w:t>
+        <w:t>Colombero Prado</w:t>
       </w:r>
       <w:r>
         <w:rPr>
@@ -913,9 +848,6 @@
       <w:pPr>
         <w:pStyle w:val="Capa-Folhaderosto"/>
         <w:jc w:val="left"/>
-        <w:rPr>
-          <w:rFonts w:hint="eastAsia"/>
-        </w:rPr>
       </w:pPr>
       <w:r>
         <w:t>Sistema de autenticação multifator em software embarcado</w:t>
@@ -1054,29 +986,8 @@
         <w:jc w:val="center"/>
       </w:pPr>
       <w:r>
-        <w:t xml:space="preserve">Prof. ou Profa. </w:t>
-      </w:r>
-      <w:proofErr w:type="spellStart"/>
-      <w:r>
-        <w:t>Dr</w:t>
-      </w:r>
-      <w:proofErr w:type="spellEnd"/>
-      <w:r>
-        <w:t>(a</w:t>
-      </w:r>
-      <w:proofErr w:type="gramStart"/>
-      <w:r>
-        <w:t>)./</w:t>
-      </w:r>
-      <w:proofErr w:type="gramEnd"/>
-      <w:r>
-        <w:t xml:space="preserve">Me(a). </w:t>
-      </w:r>
-      <w:proofErr w:type="spellStart"/>
-      <w:r>
-        <w:t>xxxxxxxxxxxx</w:t>
-      </w:r>
-      <w:proofErr w:type="spellEnd"/>
+        <w:t>Prof. ou Profa. Dr(a)./Me(a). xxxxxxxxxxxx</w:t>
+      </w:r>
     </w:p>
     <w:p>
       <w:pPr>
@@ -1108,29 +1019,8 @@
         <w:jc w:val="center"/>
       </w:pPr>
       <w:r>
-        <w:t xml:space="preserve">Prof. ou Profa. </w:t>
-      </w:r>
-      <w:proofErr w:type="spellStart"/>
-      <w:r>
-        <w:t>Dr</w:t>
-      </w:r>
-      <w:proofErr w:type="spellEnd"/>
-      <w:r>
-        <w:t>(a</w:t>
-      </w:r>
-      <w:proofErr w:type="gramStart"/>
-      <w:r>
-        <w:t>)./</w:t>
-      </w:r>
-      <w:proofErr w:type="gramEnd"/>
-      <w:r>
-        <w:t xml:space="preserve"> Me(a). </w:t>
-      </w:r>
-      <w:proofErr w:type="spellStart"/>
-      <w:r>
-        <w:t>xxxxxxxxxxxx</w:t>
-      </w:r>
-      <w:proofErr w:type="spellEnd"/>
+        <w:t>Prof. ou Profa. Dr(a)./ Me(a). xxxxxxxxxxxx</w:t>
+      </w:r>
     </w:p>
     <w:p>
       <w:pPr>
@@ -1162,29 +1052,8 @@
         <w:jc w:val="center"/>
       </w:pPr>
       <w:r>
-        <w:t xml:space="preserve">Prof. ou Profa. </w:t>
-      </w:r>
-      <w:proofErr w:type="spellStart"/>
-      <w:r>
-        <w:t>Dr</w:t>
-      </w:r>
-      <w:proofErr w:type="spellEnd"/>
-      <w:r>
-        <w:t>(a</w:t>
-      </w:r>
-      <w:proofErr w:type="gramStart"/>
-      <w:r>
-        <w:t>)./</w:t>
-      </w:r>
-      <w:proofErr w:type="gramEnd"/>
-      <w:r>
-        <w:t xml:space="preserve"> Me(a). </w:t>
-      </w:r>
-      <w:proofErr w:type="spellStart"/>
-      <w:r>
-        <w:t>xxxxxxxxxxxx</w:t>
-      </w:r>
-      <w:proofErr w:type="spellEnd"/>
+        <w:t>Prof. ou Profa. Dr(a)./ Me(a). xxxxxxxxxxxx</w:t>
+      </w:r>
     </w:p>
     <w:p>
       <w:pPr>
@@ -1196,10 +1065,7 @@
         </w:rPr>
       </w:pPr>
       <w:r>
-        <w:t xml:space="preserve">               </w:t>
-      </w:r>
-      <w:r>
-        <w:t>Universidade Paulista - UNIP</w:t>
+        <w:t xml:space="preserve">               Universidade Paulista - UNIP</w:t>
       </w:r>
     </w:p>
     <w:p>
@@ -1427,2545 +1293,118 @@
           <w:lang w:eastAsia="zh-CN"/>
         </w:rPr>
       </w:pPr>
-      <w:proofErr w:type="spellStart"/>
       <w:r>
         <w:rPr>
           <w:rFonts w:ascii="Arial" w:hAnsi="Arial" w:cs="Arial"/>
           <w:lang w:eastAsia="zh-CN"/>
         </w:rPr>
-        <w:t>With</w:t>
-      </w:r>
-      <w:proofErr w:type="spellEnd"/>
-      <w:r>
+        <w:t>With technological advancement, the use of automated access control systems has become increasingly common. Such technologies are not merely a convenience, but a fundamental element in the security of environments that require some level of access restriction. Residential buildings, companies, and laboratories are just a few examples.</w:t>
+      </w:r>
+    </w:p>
+    <w:p>
+      <w:pPr>
+        <w:spacing w:line="360" w:lineRule="auto"/>
+        <w:jc w:val="both"/>
         <w:rPr>
           <w:rFonts w:ascii="Arial" w:hAnsi="Arial" w:cs="Arial"/>
           <w:lang w:eastAsia="zh-CN"/>
         </w:rPr>
-        <w:t xml:space="preserve"> </w:t>
-      </w:r>
-      <w:proofErr w:type="spellStart"/>
+      </w:pPr>
       <w:r>
         <w:rPr>
           <w:rFonts w:ascii="Arial" w:hAnsi="Arial" w:cs="Arial"/>
           <w:lang w:eastAsia="zh-CN"/>
         </w:rPr>
-        <w:t>technological</w:t>
-      </w:r>
-      <w:proofErr w:type="spellEnd"/>
-      <w:r>
+        <w:t>However, in most cases, only a single method of authentication is required, such as a card or a password, which can make these methods vulnerable to fraud. There is also the fact that, in most cases, such systems require internet access, which can become a point of vulnerability as well as inefficiency in situations where there is network latency.</w:t>
+      </w:r>
+    </w:p>
+    <w:p>
+      <w:pPr>
+        <w:spacing w:line="360" w:lineRule="auto"/>
+        <w:jc w:val="both"/>
         <w:rPr>
           <w:rFonts w:ascii="Arial" w:hAnsi="Arial" w:cs="Arial"/>
           <w:lang w:eastAsia="zh-CN"/>
         </w:rPr>
-        <w:t xml:space="preserve"> </w:t>
-      </w:r>
-      <w:proofErr w:type="spellStart"/>
+      </w:pPr>
       <w:r>
         <w:rPr>
           <w:rFonts w:ascii="Arial" w:hAnsi="Arial" w:cs="Arial"/>
           <w:lang w:eastAsia="zh-CN"/>
         </w:rPr>
-        <w:t>advancement</w:t>
-      </w:r>
-      <w:proofErr w:type="spellEnd"/>
-      <w:r>
+        <w:t>Given this scenario, the present work proposes an access control system that operates offline, based on two-factor authentication, namely facial biometrics and identification through RFID cards.</w:t>
+      </w:r>
+    </w:p>
+    <w:p>
+      <w:pPr>
+        <w:spacing w:line="360" w:lineRule="auto"/>
+        <w:jc w:val="both"/>
         <w:rPr>
           <w:rFonts w:ascii="Arial" w:hAnsi="Arial" w:cs="Arial"/>
           <w:lang w:eastAsia="zh-CN"/>
         </w:rPr>
-        <w:t xml:space="preserve">, </w:t>
-      </w:r>
-      <w:proofErr w:type="spellStart"/>
+      </w:pPr>
       <w:r>
         <w:rPr>
           <w:rFonts w:ascii="Arial" w:hAnsi="Arial" w:cs="Arial"/>
           <w:lang w:eastAsia="zh-CN"/>
         </w:rPr>
-        <w:t>the</w:t>
-      </w:r>
-      <w:proofErr w:type="spellEnd"/>
-      <w:r>
+        <w:t>For the proposed system, it is also intended to develop the hardware assembly with all components that enable the software to function, such as an RFID reader, a camera for capturing facial images, among other necessary components.</w:t>
+      </w:r>
+    </w:p>
+    <w:p>
+      <w:pPr>
+        <w:spacing w:line="360" w:lineRule="auto"/>
+        <w:jc w:val="both"/>
         <w:rPr>
           <w:rFonts w:ascii="Arial" w:hAnsi="Arial" w:cs="Arial"/>
           <w:lang w:eastAsia="zh-CN"/>
         </w:rPr>
-        <w:t xml:space="preserve"> use </w:t>
-      </w:r>
-      <w:proofErr w:type="spellStart"/>
+      </w:pPr>
       <w:r>
         <w:rPr>
           <w:rFonts w:ascii="Arial" w:hAnsi="Arial" w:cs="Arial"/>
           <w:lang w:eastAsia="zh-CN"/>
         </w:rPr>
-        <w:t>of</w:t>
-      </w:r>
-      <w:proofErr w:type="spellEnd"/>
-      <w:r>
-        <w:rPr>
-          <w:rFonts w:ascii="Arial" w:hAnsi="Arial" w:cs="Arial"/>
+        <w:t>At the end of the project, it is expected to obtain a complete access control system, composed of dedicated hardware and software capable of performing user authentication in a secure, efficient, and network-independent manner.</w:t>
+      </w:r>
+    </w:p>
+    <w:p>
+      <w:pPr>
+        <w:spacing w:line="360" w:lineRule="auto"/>
+        <w:jc w:val="both"/>
+        <w:rPr>
+          <w:rFonts w:ascii="Arial" w:hAnsi="Arial" w:cs="Arial"/>
+          <w:b/>
+          <w:bCs/>
           <w:lang w:eastAsia="zh-CN"/>
         </w:rPr>
-        <w:t xml:space="preserve"> </w:t>
-      </w:r>
-      <w:proofErr w:type="spellStart"/>
-      <w:r>
+      </w:pPr>
+    </w:p>
+    <w:p>
+      <w:pPr>
+        <w:spacing w:line="360" w:lineRule="auto"/>
+        <w:jc w:val="both"/>
         <w:rPr>
           <w:rFonts w:ascii="Arial" w:hAnsi="Arial" w:cs="Arial"/>
           <w:lang w:eastAsia="zh-CN"/>
         </w:rPr>
-        <w:t>automated</w:t>
-      </w:r>
-      <w:proofErr w:type="spellEnd"/>
-      <w:r>
-        <w:rPr>
-          <w:rFonts w:ascii="Arial" w:hAnsi="Arial" w:cs="Arial"/>
+      </w:pPr>
+      <w:r>
+        <w:rPr>
+          <w:rFonts w:ascii="Arial" w:hAnsi="Arial" w:cs="Arial"/>
+          <w:b/>
+          <w:bCs/>
           <w:lang w:eastAsia="zh-CN"/>
         </w:rPr>
-        <w:t xml:space="preserve"> </w:t>
-      </w:r>
-      <w:proofErr w:type="spellStart"/>
+        <w:t>Keywords:</w:t>
+      </w:r>
       <w:r>
         <w:rPr>
           <w:rFonts w:ascii="Arial" w:hAnsi="Arial" w:cs="Arial"/>
           <w:lang w:eastAsia="zh-CN"/>
         </w:rPr>
-        <w:t>access</w:t>
-      </w:r>
-      <w:proofErr w:type="spellEnd"/>
-      <w:r>
-        <w:rPr>
-          <w:rFonts w:ascii="Arial" w:hAnsi="Arial" w:cs="Arial"/>
-          <w:lang w:eastAsia="zh-CN"/>
-        </w:rPr>
-        <w:t xml:space="preserve"> </w:t>
-      </w:r>
-      <w:proofErr w:type="spellStart"/>
-      <w:r>
-        <w:rPr>
-          <w:rFonts w:ascii="Arial" w:hAnsi="Arial" w:cs="Arial"/>
-          <w:lang w:eastAsia="zh-CN"/>
-        </w:rPr>
-        <w:t>control</w:t>
-      </w:r>
-      <w:proofErr w:type="spellEnd"/>
-      <w:r>
-        <w:rPr>
-          <w:rFonts w:ascii="Arial" w:hAnsi="Arial" w:cs="Arial"/>
-          <w:lang w:eastAsia="zh-CN"/>
-        </w:rPr>
-        <w:t xml:space="preserve"> systems </w:t>
-      </w:r>
-      <w:proofErr w:type="spellStart"/>
-      <w:r>
-        <w:rPr>
-          <w:rFonts w:ascii="Arial" w:hAnsi="Arial" w:cs="Arial"/>
-          <w:lang w:eastAsia="zh-CN"/>
-        </w:rPr>
-        <w:t>has</w:t>
-      </w:r>
-      <w:proofErr w:type="spellEnd"/>
-      <w:r>
-        <w:rPr>
-          <w:rFonts w:ascii="Arial" w:hAnsi="Arial" w:cs="Arial"/>
-          <w:lang w:eastAsia="zh-CN"/>
-        </w:rPr>
-        <w:t xml:space="preserve"> </w:t>
-      </w:r>
-      <w:proofErr w:type="spellStart"/>
-      <w:r>
-        <w:rPr>
-          <w:rFonts w:ascii="Arial" w:hAnsi="Arial" w:cs="Arial"/>
-          <w:lang w:eastAsia="zh-CN"/>
-        </w:rPr>
-        <w:t>become</w:t>
-      </w:r>
-      <w:proofErr w:type="spellEnd"/>
-      <w:r>
-        <w:rPr>
-          <w:rFonts w:ascii="Arial" w:hAnsi="Arial" w:cs="Arial"/>
-          <w:lang w:eastAsia="zh-CN"/>
-        </w:rPr>
-        <w:t xml:space="preserve"> </w:t>
-      </w:r>
-      <w:proofErr w:type="spellStart"/>
-      <w:r>
-        <w:rPr>
-          <w:rFonts w:ascii="Arial" w:hAnsi="Arial" w:cs="Arial"/>
-          <w:lang w:eastAsia="zh-CN"/>
-        </w:rPr>
-        <w:t>increasingly</w:t>
-      </w:r>
-      <w:proofErr w:type="spellEnd"/>
-      <w:r>
-        <w:rPr>
-          <w:rFonts w:ascii="Arial" w:hAnsi="Arial" w:cs="Arial"/>
-          <w:lang w:eastAsia="zh-CN"/>
-        </w:rPr>
-        <w:t xml:space="preserve"> common. </w:t>
-      </w:r>
-      <w:proofErr w:type="spellStart"/>
-      <w:r>
-        <w:rPr>
-          <w:rFonts w:ascii="Arial" w:hAnsi="Arial" w:cs="Arial"/>
-          <w:lang w:eastAsia="zh-CN"/>
-        </w:rPr>
-        <w:t>Such</w:t>
-      </w:r>
-      <w:proofErr w:type="spellEnd"/>
-      <w:r>
-        <w:rPr>
-          <w:rFonts w:ascii="Arial" w:hAnsi="Arial" w:cs="Arial"/>
-          <w:lang w:eastAsia="zh-CN"/>
-        </w:rPr>
-        <w:t xml:space="preserve"> </w:t>
-      </w:r>
-      <w:proofErr w:type="spellStart"/>
-      <w:r>
-        <w:rPr>
-          <w:rFonts w:ascii="Arial" w:hAnsi="Arial" w:cs="Arial"/>
-          <w:lang w:eastAsia="zh-CN"/>
-        </w:rPr>
-        <w:t>technologies</w:t>
-      </w:r>
-      <w:proofErr w:type="spellEnd"/>
-      <w:r>
-        <w:rPr>
-          <w:rFonts w:ascii="Arial" w:hAnsi="Arial" w:cs="Arial"/>
-          <w:lang w:eastAsia="zh-CN"/>
-        </w:rPr>
-        <w:t xml:space="preserve"> are </w:t>
-      </w:r>
-      <w:proofErr w:type="spellStart"/>
-      <w:r>
-        <w:rPr>
-          <w:rFonts w:ascii="Arial" w:hAnsi="Arial" w:cs="Arial"/>
-          <w:lang w:eastAsia="zh-CN"/>
-        </w:rPr>
-        <w:t>not</w:t>
-      </w:r>
-      <w:proofErr w:type="spellEnd"/>
-      <w:r>
-        <w:rPr>
-          <w:rFonts w:ascii="Arial" w:hAnsi="Arial" w:cs="Arial"/>
-          <w:lang w:eastAsia="zh-CN"/>
-        </w:rPr>
-        <w:t xml:space="preserve"> </w:t>
-      </w:r>
-      <w:proofErr w:type="spellStart"/>
-      <w:r>
-        <w:rPr>
-          <w:rFonts w:ascii="Arial" w:hAnsi="Arial" w:cs="Arial"/>
-          <w:lang w:eastAsia="zh-CN"/>
-        </w:rPr>
-        <w:t>merely</w:t>
-      </w:r>
-      <w:proofErr w:type="spellEnd"/>
-      <w:r>
-        <w:rPr>
-          <w:rFonts w:ascii="Arial" w:hAnsi="Arial" w:cs="Arial"/>
-          <w:lang w:eastAsia="zh-CN"/>
-        </w:rPr>
-        <w:t xml:space="preserve"> a </w:t>
-      </w:r>
-      <w:proofErr w:type="spellStart"/>
-      <w:r>
-        <w:rPr>
-          <w:rFonts w:ascii="Arial" w:hAnsi="Arial" w:cs="Arial"/>
-          <w:lang w:eastAsia="zh-CN"/>
-        </w:rPr>
-        <w:t>convenience</w:t>
-      </w:r>
-      <w:proofErr w:type="spellEnd"/>
-      <w:r>
-        <w:rPr>
-          <w:rFonts w:ascii="Arial" w:hAnsi="Arial" w:cs="Arial"/>
-          <w:lang w:eastAsia="zh-CN"/>
-        </w:rPr>
-        <w:t xml:space="preserve">, </w:t>
-      </w:r>
-      <w:proofErr w:type="spellStart"/>
-      <w:r>
-        <w:rPr>
-          <w:rFonts w:ascii="Arial" w:hAnsi="Arial" w:cs="Arial"/>
-          <w:lang w:eastAsia="zh-CN"/>
-        </w:rPr>
-        <w:t>but</w:t>
-      </w:r>
-      <w:proofErr w:type="spellEnd"/>
-      <w:r>
-        <w:rPr>
-          <w:rFonts w:ascii="Arial" w:hAnsi="Arial" w:cs="Arial"/>
-          <w:lang w:eastAsia="zh-CN"/>
-        </w:rPr>
-        <w:t xml:space="preserve"> a fundamental </w:t>
-      </w:r>
-      <w:proofErr w:type="spellStart"/>
-      <w:r>
-        <w:rPr>
-          <w:rFonts w:ascii="Arial" w:hAnsi="Arial" w:cs="Arial"/>
-          <w:lang w:eastAsia="zh-CN"/>
-        </w:rPr>
-        <w:t>element</w:t>
-      </w:r>
-      <w:proofErr w:type="spellEnd"/>
-      <w:r>
-        <w:rPr>
-          <w:rFonts w:ascii="Arial" w:hAnsi="Arial" w:cs="Arial"/>
-          <w:lang w:eastAsia="zh-CN"/>
-        </w:rPr>
-        <w:t xml:space="preserve"> in </w:t>
-      </w:r>
-      <w:proofErr w:type="spellStart"/>
-      <w:r>
-        <w:rPr>
-          <w:rFonts w:ascii="Arial" w:hAnsi="Arial" w:cs="Arial"/>
-          <w:lang w:eastAsia="zh-CN"/>
-        </w:rPr>
-        <w:t>the</w:t>
-      </w:r>
-      <w:proofErr w:type="spellEnd"/>
-      <w:r>
-        <w:rPr>
-          <w:rFonts w:ascii="Arial" w:hAnsi="Arial" w:cs="Arial"/>
-          <w:lang w:eastAsia="zh-CN"/>
-        </w:rPr>
-        <w:t xml:space="preserve"> </w:t>
-      </w:r>
-      <w:proofErr w:type="spellStart"/>
-      <w:r>
-        <w:rPr>
-          <w:rFonts w:ascii="Arial" w:hAnsi="Arial" w:cs="Arial"/>
-          <w:lang w:eastAsia="zh-CN"/>
-        </w:rPr>
-        <w:t>security</w:t>
-      </w:r>
-      <w:proofErr w:type="spellEnd"/>
-      <w:r>
-        <w:rPr>
-          <w:rFonts w:ascii="Arial" w:hAnsi="Arial" w:cs="Arial"/>
-          <w:lang w:eastAsia="zh-CN"/>
-        </w:rPr>
-        <w:t xml:space="preserve"> </w:t>
-      </w:r>
-      <w:proofErr w:type="spellStart"/>
-      <w:r>
-        <w:rPr>
-          <w:rFonts w:ascii="Arial" w:hAnsi="Arial" w:cs="Arial"/>
-          <w:lang w:eastAsia="zh-CN"/>
-        </w:rPr>
-        <w:t>of</w:t>
-      </w:r>
-      <w:proofErr w:type="spellEnd"/>
-      <w:r>
-        <w:rPr>
-          <w:rFonts w:ascii="Arial" w:hAnsi="Arial" w:cs="Arial"/>
-          <w:lang w:eastAsia="zh-CN"/>
-        </w:rPr>
-        <w:t xml:space="preserve"> </w:t>
-      </w:r>
-      <w:proofErr w:type="spellStart"/>
-      <w:r>
-        <w:rPr>
-          <w:rFonts w:ascii="Arial" w:hAnsi="Arial" w:cs="Arial"/>
-          <w:lang w:eastAsia="zh-CN"/>
-        </w:rPr>
-        <w:t>environments</w:t>
-      </w:r>
-      <w:proofErr w:type="spellEnd"/>
-      <w:r>
-        <w:rPr>
-          <w:rFonts w:ascii="Arial" w:hAnsi="Arial" w:cs="Arial"/>
-          <w:lang w:eastAsia="zh-CN"/>
-        </w:rPr>
-        <w:t xml:space="preserve"> </w:t>
-      </w:r>
-      <w:proofErr w:type="spellStart"/>
-      <w:r>
-        <w:rPr>
-          <w:rFonts w:ascii="Arial" w:hAnsi="Arial" w:cs="Arial"/>
-          <w:lang w:eastAsia="zh-CN"/>
-        </w:rPr>
-        <w:t>that</w:t>
-      </w:r>
-      <w:proofErr w:type="spellEnd"/>
-      <w:r>
-        <w:rPr>
-          <w:rFonts w:ascii="Arial" w:hAnsi="Arial" w:cs="Arial"/>
-          <w:lang w:eastAsia="zh-CN"/>
-        </w:rPr>
-        <w:t xml:space="preserve"> require some </w:t>
-      </w:r>
-      <w:proofErr w:type="spellStart"/>
-      <w:r>
-        <w:rPr>
-          <w:rFonts w:ascii="Arial" w:hAnsi="Arial" w:cs="Arial"/>
-          <w:lang w:eastAsia="zh-CN"/>
-        </w:rPr>
-        <w:t>level</w:t>
-      </w:r>
-      <w:proofErr w:type="spellEnd"/>
-      <w:r>
-        <w:rPr>
-          <w:rFonts w:ascii="Arial" w:hAnsi="Arial" w:cs="Arial"/>
-          <w:lang w:eastAsia="zh-CN"/>
-        </w:rPr>
-        <w:t xml:space="preserve"> </w:t>
-      </w:r>
-      <w:proofErr w:type="spellStart"/>
-      <w:r>
-        <w:rPr>
-          <w:rFonts w:ascii="Arial" w:hAnsi="Arial" w:cs="Arial"/>
-          <w:lang w:eastAsia="zh-CN"/>
-        </w:rPr>
-        <w:t>of</w:t>
-      </w:r>
-      <w:proofErr w:type="spellEnd"/>
-      <w:r>
-        <w:rPr>
-          <w:rFonts w:ascii="Arial" w:hAnsi="Arial" w:cs="Arial"/>
-          <w:lang w:eastAsia="zh-CN"/>
-        </w:rPr>
-        <w:t xml:space="preserve"> </w:t>
-      </w:r>
-      <w:proofErr w:type="spellStart"/>
-      <w:r>
-        <w:rPr>
-          <w:rFonts w:ascii="Arial" w:hAnsi="Arial" w:cs="Arial"/>
-          <w:lang w:eastAsia="zh-CN"/>
-        </w:rPr>
-        <w:t>access</w:t>
-      </w:r>
-      <w:proofErr w:type="spellEnd"/>
-      <w:r>
-        <w:rPr>
-          <w:rFonts w:ascii="Arial" w:hAnsi="Arial" w:cs="Arial"/>
-          <w:lang w:eastAsia="zh-CN"/>
-        </w:rPr>
-        <w:t xml:space="preserve"> </w:t>
-      </w:r>
-      <w:proofErr w:type="spellStart"/>
-      <w:r>
-        <w:rPr>
-          <w:rFonts w:ascii="Arial" w:hAnsi="Arial" w:cs="Arial"/>
-          <w:lang w:eastAsia="zh-CN"/>
-        </w:rPr>
-        <w:t>restriction</w:t>
-      </w:r>
-      <w:proofErr w:type="spellEnd"/>
-      <w:r>
-        <w:rPr>
-          <w:rFonts w:ascii="Arial" w:hAnsi="Arial" w:cs="Arial"/>
-          <w:lang w:eastAsia="zh-CN"/>
-        </w:rPr>
-        <w:t xml:space="preserve">. </w:t>
-      </w:r>
-      <w:proofErr w:type="spellStart"/>
-      <w:r>
-        <w:rPr>
-          <w:rFonts w:ascii="Arial" w:hAnsi="Arial" w:cs="Arial"/>
-          <w:lang w:eastAsia="zh-CN"/>
-        </w:rPr>
-        <w:t>Residential</w:t>
-      </w:r>
-      <w:proofErr w:type="spellEnd"/>
-      <w:r>
-        <w:rPr>
-          <w:rFonts w:ascii="Arial" w:hAnsi="Arial" w:cs="Arial"/>
-          <w:lang w:eastAsia="zh-CN"/>
-        </w:rPr>
-        <w:t xml:space="preserve"> </w:t>
-      </w:r>
-      <w:proofErr w:type="spellStart"/>
-      <w:r>
-        <w:rPr>
-          <w:rFonts w:ascii="Arial" w:hAnsi="Arial" w:cs="Arial"/>
-          <w:lang w:eastAsia="zh-CN"/>
-        </w:rPr>
-        <w:t>buildings</w:t>
-      </w:r>
-      <w:proofErr w:type="spellEnd"/>
-      <w:r>
-        <w:rPr>
-          <w:rFonts w:ascii="Arial" w:hAnsi="Arial" w:cs="Arial"/>
-          <w:lang w:eastAsia="zh-CN"/>
-        </w:rPr>
-        <w:t xml:space="preserve">, </w:t>
-      </w:r>
-      <w:proofErr w:type="spellStart"/>
-      <w:r>
-        <w:rPr>
-          <w:rFonts w:ascii="Arial" w:hAnsi="Arial" w:cs="Arial"/>
-          <w:lang w:eastAsia="zh-CN"/>
-        </w:rPr>
-        <w:t>companies</w:t>
-      </w:r>
-      <w:proofErr w:type="spellEnd"/>
-      <w:r>
-        <w:rPr>
-          <w:rFonts w:ascii="Arial" w:hAnsi="Arial" w:cs="Arial"/>
-          <w:lang w:eastAsia="zh-CN"/>
-        </w:rPr>
-        <w:t xml:space="preserve">, </w:t>
-      </w:r>
-      <w:proofErr w:type="spellStart"/>
-      <w:r>
-        <w:rPr>
-          <w:rFonts w:ascii="Arial" w:hAnsi="Arial" w:cs="Arial"/>
-          <w:lang w:eastAsia="zh-CN"/>
-        </w:rPr>
-        <w:t>and</w:t>
-      </w:r>
-      <w:proofErr w:type="spellEnd"/>
-      <w:r>
-        <w:rPr>
-          <w:rFonts w:ascii="Arial" w:hAnsi="Arial" w:cs="Arial"/>
-          <w:lang w:eastAsia="zh-CN"/>
-        </w:rPr>
-        <w:t xml:space="preserve"> </w:t>
-      </w:r>
-      <w:proofErr w:type="spellStart"/>
-      <w:r>
-        <w:rPr>
-          <w:rFonts w:ascii="Arial" w:hAnsi="Arial" w:cs="Arial"/>
-          <w:lang w:eastAsia="zh-CN"/>
-        </w:rPr>
-        <w:t>laboratories</w:t>
-      </w:r>
-      <w:proofErr w:type="spellEnd"/>
-      <w:r>
-        <w:rPr>
-          <w:rFonts w:ascii="Arial" w:hAnsi="Arial" w:cs="Arial"/>
-          <w:lang w:eastAsia="zh-CN"/>
-        </w:rPr>
-        <w:t xml:space="preserve"> are </w:t>
-      </w:r>
-      <w:proofErr w:type="spellStart"/>
-      <w:r>
-        <w:rPr>
-          <w:rFonts w:ascii="Arial" w:hAnsi="Arial" w:cs="Arial"/>
-          <w:lang w:eastAsia="zh-CN"/>
-        </w:rPr>
-        <w:t>just</w:t>
-      </w:r>
-      <w:proofErr w:type="spellEnd"/>
-      <w:r>
-        <w:rPr>
-          <w:rFonts w:ascii="Arial" w:hAnsi="Arial" w:cs="Arial"/>
-          <w:lang w:eastAsia="zh-CN"/>
-        </w:rPr>
-        <w:t xml:space="preserve"> a </w:t>
-      </w:r>
-      <w:proofErr w:type="spellStart"/>
-      <w:r>
-        <w:rPr>
-          <w:rFonts w:ascii="Arial" w:hAnsi="Arial" w:cs="Arial"/>
-          <w:lang w:eastAsia="zh-CN"/>
-        </w:rPr>
-        <w:t>few</w:t>
-      </w:r>
-      <w:proofErr w:type="spellEnd"/>
-      <w:r>
-        <w:rPr>
-          <w:rFonts w:ascii="Arial" w:hAnsi="Arial" w:cs="Arial"/>
-          <w:lang w:eastAsia="zh-CN"/>
-        </w:rPr>
-        <w:t xml:space="preserve"> </w:t>
-      </w:r>
-      <w:proofErr w:type="spellStart"/>
-      <w:r>
-        <w:rPr>
-          <w:rFonts w:ascii="Arial" w:hAnsi="Arial" w:cs="Arial"/>
-          <w:lang w:eastAsia="zh-CN"/>
-        </w:rPr>
-        <w:t>examples</w:t>
-      </w:r>
-      <w:proofErr w:type="spellEnd"/>
-      <w:r>
-        <w:rPr>
-          <w:rFonts w:ascii="Arial" w:hAnsi="Arial" w:cs="Arial"/>
-          <w:lang w:eastAsia="zh-CN"/>
-        </w:rPr>
-        <w:t>.</w:t>
-      </w:r>
-    </w:p>
-    <w:p>
-      <w:pPr>
-        <w:spacing w:line="360" w:lineRule="auto"/>
-        <w:jc w:val="both"/>
-        <w:rPr>
-          <w:rFonts w:ascii="Arial" w:hAnsi="Arial" w:cs="Arial"/>
-          <w:lang w:eastAsia="zh-CN"/>
-        </w:rPr>
-      </w:pPr>
-      <w:proofErr w:type="spellStart"/>
-      <w:r>
-        <w:rPr>
-          <w:rFonts w:ascii="Arial" w:hAnsi="Arial" w:cs="Arial"/>
-          <w:lang w:eastAsia="zh-CN"/>
-        </w:rPr>
-        <w:t>However</w:t>
-      </w:r>
-      <w:proofErr w:type="spellEnd"/>
-      <w:r>
-        <w:rPr>
-          <w:rFonts w:ascii="Arial" w:hAnsi="Arial" w:cs="Arial"/>
-          <w:lang w:eastAsia="zh-CN"/>
-        </w:rPr>
-        <w:t xml:space="preserve">, in </w:t>
-      </w:r>
-      <w:proofErr w:type="spellStart"/>
-      <w:r>
-        <w:rPr>
-          <w:rFonts w:ascii="Arial" w:hAnsi="Arial" w:cs="Arial"/>
-          <w:lang w:eastAsia="zh-CN"/>
-        </w:rPr>
-        <w:t>most</w:t>
-      </w:r>
-      <w:proofErr w:type="spellEnd"/>
-      <w:r>
-        <w:rPr>
-          <w:rFonts w:ascii="Arial" w:hAnsi="Arial" w:cs="Arial"/>
-          <w:lang w:eastAsia="zh-CN"/>
-        </w:rPr>
-        <w:t xml:space="preserve"> cases, </w:t>
-      </w:r>
-      <w:proofErr w:type="spellStart"/>
-      <w:r>
-        <w:rPr>
-          <w:rFonts w:ascii="Arial" w:hAnsi="Arial" w:cs="Arial"/>
-          <w:lang w:eastAsia="zh-CN"/>
-        </w:rPr>
-        <w:t>only</w:t>
-      </w:r>
-      <w:proofErr w:type="spellEnd"/>
-      <w:r>
-        <w:rPr>
-          <w:rFonts w:ascii="Arial" w:hAnsi="Arial" w:cs="Arial"/>
-          <w:lang w:eastAsia="zh-CN"/>
-        </w:rPr>
-        <w:t xml:space="preserve"> a single </w:t>
-      </w:r>
-      <w:proofErr w:type="spellStart"/>
-      <w:r>
-        <w:rPr>
-          <w:rFonts w:ascii="Arial" w:hAnsi="Arial" w:cs="Arial"/>
-          <w:lang w:eastAsia="zh-CN"/>
-        </w:rPr>
-        <w:t>method</w:t>
-      </w:r>
-      <w:proofErr w:type="spellEnd"/>
-      <w:r>
-        <w:rPr>
-          <w:rFonts w:ascii="Arial" w:hAnsi="Arial" w:cs="Arial"/>
-          <w:lang w:eastAsia="zh-CN"/>
-        </w:rPr>
-        <w:t xml:space="preserve"> </w:t>
-      </w:r>
-      <w:proofErr w:type="spellStart"/>
-      <w:r>
-        <w:rPr>
-          <w:rFonts w:ascii="Arial" w:hAnsi="Arial" w:cs="Arial"/>
-          <w:lang w:eastAsia="zh-CN"/>
-        </w:rPr>
-        <w:t>of</w:t>
-      </w:r>
-      <w:proofErr w:type="spellEnd"/>
-      <w:r>
-        <w:rPr>
-          <w:rFonts w:ascii="Arial" w:hAnsi="Arial" w:cs="Arial"/>
-          <w:lang w:eastAsia="zh-CN"/>
-        </w:rPr>
-        <w:t xml:space="preserve"> </w:t>
-      </w:r>
-      <w:proofErr w:type="spellStart"/>
-      <w:r>
-        <w:rPr>
-          <w:rFonts w:ascii="Arial" w:hAnsi="Arial" w:cs="Arial"/>
-          <w:lang w:eastAsia="zh-CN"/>
-        </w:rPr>
-        <w:t>authentication</w:t>
-      </w:r>
-      <w:proofErr w:type="spellEnd"/>
-      <w:r>
-        <w:rPr>
-          <w:rFonts w:ascii="Arial" w:hAnsi="Arial" w:cs="Arial"/>
-          <w:lang w:eastAsia="zh-CN"/>
-        </w:rPr>
-        <w:t xml:space="preserve"> </w:t>
-      </w:r>
-      <w:proofErr w:type="spellStart"/>
-      <w:r>
-        <w:rPr>
-          <w:rFonts w:ascii="Arial" w:hAnsi="Arial" w:cs="Arial"/>
-          <w:lang w:eastAsia="zh-CN"/>
-        </w:rPr>
-        <w:t>is</w:t>
-      </w:r>
-      <w:proofErr w:type="spellEnd"/>
-      <w:r>
-        <w:rPr>
-          <w:rFonts w:ascii="Arial" w:hAnsi="Arial" w:cs="Arial"/>
-          <w:lang w:eastAsia="zh-CN"/>
-        </w:rPr>
-        <w:t xml:space="preserve"> </w:t>
-      </w:r>
-      <w:proofErr w:type="spellStart"/>
-      <w:r>
-        <w:rPr>
-          <w:rFonts w:ascii="Arial" w:hAnsi="Arial" w:cs="Arial"/>
-          <w:lang w:eastAsia="zh-CN"/>
-        </w:rPr>
-        <w:t>required</w:t>
-      </w:r>
-      <w:proofErr w:type="spellEnd"/>
-      <w:r>
-        <w:rPr>
-          <w:rFonts w:ascii="Arial" w:hAnsi="Arial" w:cs="Arial"/>
-          <w:lang w:eastAsia="zh-CN"/>
-        </w:rPr>
-        <w:t xml:space="preserve">, </w:t>
-      </w:r>
-      <w:proofErr w:type="spellStart"/>
-      <w:r>
-        <w:rPr>
-          <w:rFonts w:ascii="Arial" w:hAnsi="Arial" w:cs="Arial"/>
-          <w:lang w:eastAsia="zh-CN"/>
-        </w:rPr>
-        <w:t>such</w:t>
-      </w:r>
-      <w:proofErr w:type="spellEnd"/>
-      <w:r>
-        <w:rPr>
-          <w:rFonts w:ascii="Arial" w:hAnsi="Arial" w:cs="Arial"/>
-          <w:lang w:eastAsia="zh-CN"/>
-        </w:rPr>
-        <w:t xml:space="preserve"> as a card </w:t>
-      </w:r>
-      <w:proofErr w:type="spellStart"/>
-      <w:r>
-        <w:rPr>
-          <w:rFonts w:ascii="Arial" w:hAnsi="Arial" w:cs="Arial"/>
-          <w:lang w:eastAsia="zh-CN"/>
-        </w:rPr>
-        <w:t>or</w:t>
-      </w:r>
-      <w:proofErr w:type="spellEnd"/>
-      <w:r>
-        <w:rPr>
-          <w:rFonts w:ascii="Arial" w:hAnsi="Arial" w:cs="Arial"/>
-          <w:lang w:eastAsia="zh-CN"/>
-        </w:rPr>
-        <w:t xml:space="preserve"> a </w:t>
-      </w:r>
-      <w:proofErr w:type="spellStart"/>
-      <w:r>
-        <w:rPr>
-          <w:rFonts w:ascii="Arial" w:hAnsi="Arial" w:cs="Arial"/>
-          <w:lang w:eastAsia="zh-CN"/>
-        </w:rPr>
-        <w:t>password</w:t>
-      </w:r>
-      <w:proofErr w:type="spellEnd"/>
-      <w:r>
-        <w:rPr>
-          <w:rFonts w:ascii="Arial" w:hAnsi="Arial" w:cs="Arial"/>
-          <w:lang w:eastAsia="zh-CN"/>
-        </w:rPr>
-        <w:t xml:space="preserve">, </w:t>
-      </w:r>
-      <w:proofErr w:type="spellStart"/>
-      <w:r>
-        <w:rPr>
-          <w:rFonts w:ascii="Arial" w:hAnsi="Arial" w:cs="Arial"/>
-          <w:lang w:eastAsia="zh-CN"/>
-        </w:rPr>
-        <w:t>which</w:t>
-      </w:r>
-      <w:proofErr w:type="spellEnd"/>
-      <w:r>
-        <w:rPr>
-          <w:rFonts w:ascii="Arial" w:hAnsi="Arial" w:cs="Arial"/>
-          <w:lang w:eastAsia="zh-CN"/>
-        </w:rPr>
-        <w:t xml:space="preserve"> </w:t>
-      </w:r>
-      <w:proofErr w:type="spellStart"/>
-      <w:r>
-        <w:rPr>
-          <w:rFonts w:ascii="Arial" w:hAnsi="Arial" w:cs="Arial"/>
-          <w:lang w:eastAsia="zh-CN"/>
-        </w:rPr>
-        <w:t>can</w:t>
-      </w:r>
-      <w:proofErr w:type="spellEnd"/>
-      <w:r>
-        <w:rPr>
-          <w:rFonts w:ascii="Arial" w:hAnsi="Arial" w:cs="Arial"/>
-          <w:lang w:eastAsia="zh-CN"/>
-        </w:rPr>
-        <w:t xml:space="preserve"> make </w:t>
-      </w:r>
-      <w:proofErr w:type="spellStart"/>
-      <w:r>
-        <w:rPr>
-          <w:rFonts w:ascii="Arial" w:hAnsi="Arial" w:cs="Arial"/>
-          <w:lang w:eastAsia="zh-CN"/>
-        </w:rPr>
-        <w:t>these</w:t>
-      </w:r>
-      <w:proofErr w:type="spellEnd"/>
-      <w:r>
-        <w:rPr>
-          <w:rFonts w:ascii="Arial" w:hAnsi="Arial" w:cs="Arial"/>
-          <w:lang w:eastAsia="zh-CN"/>
-        </w:rPr>
-        <w:t xml:space="preserve"> </w:t>
-      </w:r>
-      <w:proofErr w:type="spellStart"/>
-      <w:r>
-        <w:rPr>
-          <w:rFonts w:ascii="Arial" w:hAnsi="Arial" w:cs="Arial"/>
-          <w:lang w:eastAsia="zh-CN"/>
-        </w:rPr>
-        <w:t>methods</w:t>
-      </w:r>
-      <w:proofErr w:type="spellEnd"/>
-      <w:r>
-        <w:rPr>
-          <w:rFonts w:ascii="Arial" w:hAnsi="Arial" w:cs="Arial"/>
-          <w:lang w:eastAsia="zh-CN"/>
-        </w:rPr>
-        <w:t xml:space="preserve"> </w:t>
-      </w:r>
-      <w:proofErr w:type="spellStart"/>
-      <w:r>
-        <w:rPr>
-          <w:rFonts w:ascii="Arial" w:hAnsi="Arial" w:cs="Arial"/>
-          <w:lang w:eastAsia="zh-CN"/>
-        </w:rPr>
-        <w:t>vulnerable</w:t>
-      </w:r>
-      <w:proofErr w:type="spellEnd"/>
-      <w:r>
-        <w:rPr>
-          <w:rFonts w:ascii="Arial" w:hAnsi="Arial" w:cs="Arial"/>
-          <w:lang w:eastAsia="zh-CN"/>
-        </w:rPr>
-        <w:t xml:space="preserve"> </w:t>
-      </w:r>
-      <w:proofErr w:type="spellStart"/>
-      <w:r>
-        <w:rPr>
-          <w:rFonts w:ascii="Arial" w:hAnsi="Arial" w:cs="Arial"/>
-          <w:lang w:eastAsia="zh-CN"/>
-        </w:rPr>
-        <w:t>to</w:t>
-      </w:r>
-      <w:proofErr w:type="spellEnd"/>
-      <w:r>
-        <w:rPr>
-          <w:rFonts w:ascii="Arial" w:hAnsi="Arial" w:cs="Arial"/>
-          <w:lang w:eastAsia="zh-CN"/>
-        </w:rPr>
-        <w:t xml:space="preserve"> </w:t>
-      </w:r>
-      <w:proofErr w:type="spellStart"/>
-      <w:r>
-        <w:rPr>
-          <w:rFonts w:ascii="Arial" w:hAnsi="Arial" w:cs="Arial"/>
-          <w:lang w:eastAsia="zh-CN"/>
-        </w:rPr>
-        <w:t>fraud</w:t>
-      </w:r>
-      <w:proofErr w:type="spellEnd"/>
-      <w:r>
-        <w:rPr>
-          <w:rFonts w:ascii="Arial" w:hAnsi="Arial" w:cs="Arial"/>
-          <w:lang w:eastAsia="zh-CN"/>
-        </w:rPr>
-        <w:t xml:space="preserve">. </w:t>
-      </w:r>
-      <w:proofErr w:type="spellStart"/>
-      <w:r>
-        <w:rPr>
-          <w:rFonts w:ascii="Arial" w:hAnsi="Arial" w:cs="Arial"/>
-          <w:lang w:eastAsia="zh-CN"/>
-        </w:rPr>
-        <w:t>There</w:t>
-      </w:r>
-      <w:proofErr w:type="spellEnd"/>
-      <w:r>
-        <w:rPr>
-          <w:rFonts w:ascii="Arial" w:hAnsi="Arial" w:cs="Arial"/>
-          <w:lang w:eastAsia="zh-CN"/>
-        </w:rPr>
-        <w:t xml:space="preserve"> </w:t>
-      </w:r>
-      <w:proofErr w:type="spellStart"/>
-      <w:r>
-        <w:rPr>
-          <w:rFonts w:ascii="Arial" w:hAnsi="Arial" w:cs="Arial"/>
-          <w:lang w:eastAsia="zh-CN"/>
-        </w:rPr>
-        <w:t>is</w:t>
-      </w:r>
-      <w:proofErr w:type="spellEnd"/>
-      <w:r>
-        <w:rPr>
-          <w:rFonts w:ascii="Arial" w:hAnsi="Arial" w:cs="Arial"/>
-          <w:lang w:eastAsia="zh-CN"/>
-        </w:rPr>
-        <w:t xml:space="preserve"> </w:t>
-      </w:r>
-      <w:proofErr w:type="spellStart"/>
-      <w:r>
-        <w:rPr>
-          <w:rFonts w:ascii="Arial" w:hAnsi="Arial" w:cs="Arial"/>
-          <w:lang w:eastAsia="zh-CN"/>
-        </w:rPr>
-        <w:t>also</w:t>
-      </w:r>
-      <w:proofErr w:type="spellEnd"/>
-      <w:r>
-        <w:rPr>
-          <w:rFonts w:ascii="Arial" w:hAnsi="Arial" w:cs="Arial"/>
-          <w:lang w:eastAsia="zh-CN"/>
-        </w:rPr>
-        <w:t xml:space="preserve"> </w:t>
-      </w:r>
-      <w:proofErr w:type="spellStart"/>
-      <w:r>
-        <w:rPr>
-          <w:rFonts w:ascii="Arial" w:hAnsi="Arial" w:cs="Arial"/>
-          <w:lang w:eastAsia="zh-CN"/>
-        </w:rPr>
-        <w:t>the</w:t>
-      </w:r>
-      <w:proofErr w:type="spellEnd"/>
-      <w:r>
-        <w:rPr>
-          <w:rFonts w:ascii="Arial" w:hAnsi="Arial" w:cs="Arial"/>
-          <w:lang w:eastAsia="zh-CN"/>
-        </w:rPr>
-        <w:t xml:space="preserve"> </w:t>
-      </w:r>
-      <w:proofErr w:type="spellStart"/>
-      <w:r>
-        <w:rPr>
-          <w:rFonts w:ascii="Arial" w:hAnsi="Arial" w:cs="Arial"/>
-          <w:lang w:eastAsia="zh-CN"/>
-        </w:rPr>
-        <w:t>fact</w:t>
-      </w:r>
-      <w:proofErr w:type="spellEnd"/>
-      <w:r>
-        <w:rPr>
-          <w:rFonts w:ascii="Arial" w:hAnsi="Arial" w:cs="Arial"/>
-          <w:lang w:eastAsia="zh-CN"/>
-        </w:rPr>
-        <w:t xml:space="preserve"> </w:t>
-      </w:r>
-      <w:proofErr w:type="spellStart"/>
-      <w:r>
-        <w:rPr>
-          <w:rFonts w:ascii="Arial" w:hAnsi="Arial" w:cs="Arial"/>
-          <w:lang w:eastAsia="zh-CN"/>
-        </w:rPr>
-        <w:t>that</w:t>
-      </w:r>
-      <w:proofErr w:type="spellEnd"/>
-      <w:r>
-        <w:rPr>
-          <w:rFonts w:ascii="Arial" w:hAnsi="Arial" w:cs="Arial"/>
-          <w:lang w:eastAsia="zh-CN"/>
-        </w:rPr>
-        <w:t xml:space="preserve">, in </w:t>
-      </w:r>
-      <w:proofErr w:type="spellStart"/>
-      <w:r>
-        <w:rPr>
-          <w:rFonts w:ascii="Arial" w:hAnsi="Arial" w:cs="Arial"/>
-          <w:lang w:eastAsia="zh-CN"/>
-        </w:rPr>
-        <w:t>most</w:t>
-      </w:r>
-      <w:proofErr w:type="spellEnd"/>
-      <w:r>
-        <w:rPr>
-          <w:rFonts w:ascii="Arial" w:hAnsi="Arial" w:cs="Arial"/>
-          <w:lang w:eastAsia="zh-CN"/>
-        </w:rPr>
-        <w:t xml:space="preserve"> cases, </w:t>
-      </w:r>
-      <w:proofErr w:type="spellStart"/>
-      <w:r>
-        <w:rPr>
-          <w:rFonts w:ascii="Arial" w:hAnsi="Arial" w:cs="Arial"/>
-          <w:lang w:eastAsia="zh-CN"/>
-        </w:rPr>
-        <w:t>such</w:t>
-      </w:r>
-      <w:proofErr w:type="spellEnd"/>
-      <w:r>
-        <w:rPr>
-          <w:rFonts w:ascii="Arial" w:hAnsi="Arial" w:cs="Arial"/>
-          <w:lang w:eastAsia="zh-CN"/>
-        </w:rPr>
-        <w:t xml:space="preserve"> systems require internet </w:t>
-      </w:r>
-      <w:proofErr w:type="spellStart"/>
-      <w:r>
-        <w:rPr>
-          <w:rFonts w:ascii="Arial" w:hAnsi="Arial" w:cs="Arial"/>
-          <w:lang w:eastAsia="zh-CN"/>
-        </w:rPr>
-        <w:t>access</w:t>
-      </w:r>
-      <w:proofErr w:type="spellEnd"/>
-      <w:r>
-        <w:rPr>
-          <w:rFonts w:ascii="Arial" w:hAnsi="Arial" w:cs="Arial"/>
-          <w:lang w:eastAsia="zh-CN"/>
-        </w:rPr>
-        <w:t xml:space="preserve">, </w:t>
-      </w:r>
-      <w:proofErr w:type="spellStart"/>
-      <w:r>
-        <w:rPr>
-          <w:rFonts w:ascii="Arial" w:hAnsi="Arial" w:cs="Arial"/>
-          <w:lang w:eastAsia="zh-CN"/>
-        </w:rPr>
-        <w:t>which</w:t>
-      </w:r>
-      <w:proofErr w:type="spellEnd"/>
-      <w:r>
-        <w:rPr>
-          <w:rFonts w:ascii="Arial" w:hAnsi="Arial" w:cs="Arial"/>
-          <w:lang w:eastAsia="zh-CN"/>
-        </w:rPr>
-        <w:t xml:space="preserve"> </w:t>
-      </w:r>
-      <w:proofErr w:type="spellStart"/>
-      <w:r>
-        <w:rPr>
-          <w:rFonts w:ascii="Arial" w:hAnsi="Arial" w:cs="Arial"/>
-          <w:lang w:eastAsia="zh-CN"/>
-        </w:rPr>
-        <w:t>can</w:t>
-      </w:r>
-      <w:proofErr w:type="spellEnd"/>
-      <w:r>
-        <w:rPr>
-          <w:rFonts w:ascii="Arial" w:hAnsi="Arial" w:cs="Arial"/>
-          <w:lang w:eastAsia="zh-CN"/>
-        </w:rPr>
-        <w:t xml:space="preserve"> </w:t>
-      </w:r>
-      <w:proofErr w:type="spellStart"/>
-      <w:r>
-        <w:rPr>
-          <w:rFonts w:ascii="Arial" w:hAnsi="Arial" w:cs="Arial"/>
-          <w:lang w:eastAsia="zh-CN"/>
-        </w:rPr>
-        <w:t>become</w:t>
-      </w:r>
-      <w:proofErr w:type="spellEnd"/>
-      <w:r>
-        <w:rPr>
-          <w:rFonts w:ascii="Arial" w:hAnsi="Arial" w:cs="Arial"/>
-          <w:lang w:eastAsia="zh-CN"/>
-        </w:rPr>
-        <w:t xml:space="preserve"> a point </w:t>
-      </w:r>
-      <w:proofErr w:type="spellStart"/>
-      <w:r>
-        <w:rPr>
-          <w:rFonts w:ascii="Arial" w:hAnsi="Arial" w:cs="Arial"/>
-          <w:lang w:eastAsia="zh-CN"/>
-        </w:rPr>
-        <w:t>of</w:t>
-      </w:r>
-      <w:proofErr w:type="spellEnd"/>
-      <w:r>
-        <w:rPr>
-          <w:rFonts w:ascii="Arial" w:hAnsi="Arial" w:cs="Arial"/>
-          <w:lang w:eastAsia="zh-CN"/>
-        </w:rPr>
-        <w:t xml:space="preserve"> </w:t>
-      </w:r>
-      <w:proofErr w:type="spellStart"/>
-      <w:r>
-        <w:rPr>
-          <w:rFonts w:ascii="Arial" w:hAnsi="Arial" w:cs="Arial"/>
-          <w:lang w:eastAsia="zh-CN"/>
-        </w:rPr>
-        <w:t>vulnerability</w:t>
-      </w:r>
-      <w:proofErr w:type="spellEnd"/>
-      <w:r>
-        <w:rPr>
-          <w:rFonts w:ascii="Arial" w:hAnsi="Arial" w:cs="Arial"/>
-          <w:lang w:eastAsia="zh-CN"/>
-        </w:rPr>
-        <w:t xml:space="preserve"> as </w:t>
-      </w:r>
-      <w:proofErr w:type="spellStart"/>
-      <w:r>
-        <w:rPr>
-          <w:rFonts w:ascii="Arial" w:hAnsi="Arial" w:cs="Arial"/>
-          <w:lang w:eastAsia="zh-CN"/>
-        </w:rPr>
-        <w:t>well</w:t>
-      </w:r>
-      <w:proofErr w:type="spellEnd"/>
-      <w:r>
-        <w:rPr>
-          <w:rFonts w:ascii="Arial" w:hAnsi="Arial" w:cs="Arial"/>
-          <w:lang w:eastAsia="zh-CN"/>
-        </w:rPr>
-        <w:t xml:space="preserve"> as </w:t>
-      </w:r>
-      <w:proofErr w:type="spellStart"/>
-      <w:r>
-        <w:rPr>
-          <w:rFonts w:ascii="Arial" w:hAnsi="Arial" w:cs="Arial"/>
-          <w:lang w:eastAsia="zh-CN"/>
-        </w:rPr>
-        <w:t>inefficiency</w:t>
-      </w:r>
-      <w:proofErr w:type="spellEnd"/>
-      <w:r>
-        <w:rPr>
-          <w:rFonts w:ascii="Arial" w:hAnsi="Arial" w:cs="Arial"/>
-          <w:lang w:eastAsia="zh-CN"/>
-        </w:rPr>
-        <w:t xml:space="preserve"> in </w:t>
-      </w:r>
-      <w:proofErr w:type="spellStart"/>
-      <w:r>
-        <w:rPr>
-          <w:rFonts w:ascii="Arial" w:hAnsi="Arial" w:cs="Arial"/>
-          <w:lang w:eastAsia="zh-CN"/>
-        </w:rPr>
-        <w:t>situations</w:t>
-      </w:r>
-      <w:proofErr w:type="spellEnd"/>
-      <w:r>
-        <w:rPr>
-          <w:rFonts w:ascii="Arial" w:hAnsi="Arial" w:cs="Arial"/>
-          <w:lang w:eastAsia="zh-CN"/>
-        </w:rPr>
-        <w:t xml:space="preserve"> </w:t>
-      </w:r>
-      <w:proofErr w:type="spellStart"/>
-      <w:r>
-        <w:rPr>
-          <w:rFonts w:ascii="Arial" w:hAnsi="Arial" w:cs="Arial"/>
-          <w:lang w:eastAsia="zh-CN"/>
-        </w:rPr>
-        <w:t>where</w:t>
-      </w:r>
-      <w:proofErr w:type="spellEnd"/>
-      <w:r>
-        <w:rPr>
-          <w:rFonts w:ascii="Arial" w:hAnsi="Arial" w:cs="Arial"/>
-          <w:lang w:eastAsia="zh-CN"/>
-        </w:rPr>
-        <w:t xml:space="preserve"> </w:t>
-      </w:r>
-      <w:proofErr w:type="spellStart"/>
-      <w:r>
-        <w:rPr>
-          <w:rFonts w:ascii="Arial" w:hAnsi="Arial" w:cs="Arial"/>
-          <w:lang w:eastAsia="zh-CN"/>
-        </w:rPr>
-        <w:t>there</w:t>
-      </w:r>
-      <w:proofErr w:type="spellEnd"/>
-      <w:r>
-        <w:rPr>
-          <w:rFonts w:ascii="Arial" w:hAnsi="Arial" w:cs="Arial"/>
-          <w:lang w:eastAsia="zh-CN"/>
-        </w:rPr>
-        <w:t xml:space="preserve"> </w:t>
-      </w:r>
-      <w:proofErr w:type="spellStart"/>
-      <w:r>
-        <w:rPr>
-          <w:rFonts w:ascii="Arial" w:hAnsi="Arial" w:cs="Arial"/>
-          <w:lang w:eastAsia="zh-CN"/>
-        </w:rPr>
-        <w:t>is</w:t>
-      </w:r>
-      <w:proofErr w:type="spellEnd"/>
-      <w:r>
-        <w:rPr>
-          <w:rFonts w:ascii="Arial" w:hAnsi="Arial" w:cs="Arial"/>
-          <w:lang w:eastAsia="zh-CN"/>
-        </w:rPr>
-        <w:t xml:space="preserve"> network </w:t>
-      </w:r>
-      <w:proofErr w:type="spellStart"/>
-      <w:r>
-        <w:rPr>
-          <w:rFonts w:ascii="Arial" w:hAnsi="Arial" w:cs="Arial"/>
-          <w:lang w:eastAsia="zh-CN"/>
-        </w:rPr>
-        <w:t>latency</w:t>
-      </w:r>
-      <w:proofErr w:type="spellEnd"/>
-      <w:r>
-        <w:rPr>
-          <w:rFonts w:ascii="Arial" w:hAnsi="Arial" w:cs="Arial"/>
-          <w:lang w:eastAsia="zh-CN"/>
-        </w:rPr>
-        <w:t>.</w:t>
-      </w:r>
-    </w:p>
-    <w:p>
-      <w:pPr>
-        <w:spacing w:line="360" w:lineRule="auto"/>
-        <w:jc w:val="both"/>
-        <w:rPr>
-          <w:rFonts w:ascii="Arial" w:hAnsi="Arial" w:cs="Arial"/>
-          <w:lang w:eastAsia="zh-CN"/>
-        </w:rPr>
-      </w:pPr>
-      <w:proofErr w:type="spellStart"/>
-      <w:r>
-        <w:rPr>
-          <w:rFonts w:ascii="Arial" w:hAnsi="Arial" w:cs="Arial"/>
-          <w:lang w:eastAsia="zh-CN"/>
-        </w:rPr>
-        <w:t>Given</w:t>
-      </w:r>
-      <w:proofErr w:type="spellEnd"/>
-      <w:r>
-        <w:rPr>
-          <w:rFonts w:ascii="Arial" w:hAnsi="Arial" w:cs="Arial"/>
-          <w:lang w:eastAsia="zh-CN"/>
-        </w:rPr>
-        <w:t xml:space="preserve"> </w:t>
-      </w:r>
-      <w:proofErr w:type="spellStart"/>
-      <w:r>
-        <w:rPr>
-          <w:rFonts w:ascii="Arial" w:hAnsi="Arial" w:cs="Arial"/>
-          <w:lang w:eastAsia="zh-CN"/>
-        </w:rPr>
-        <w:t>this</w:t>
-      </w:r>
-      <w:proofErr w:type="spellEnd"/>
-      <w:r>
-        <w:rPr>
-          <w:rFonts w:ascii="Arial" w:hAnsi="Arial" w:cs="Arial"/>
-          <w:lang w:eastAsia="zh-CN"/>
-        </w:rPr>
-        <w:t xml:space="preserve"> </w:t>
-      </w:r>
-      <w:proofErr w:type="spellStart"/>
-      <w:r>
-        <w:rPr>
-          <w:rFonts w:ascii="Arial" w:hAnsi="Arial" w:cs="Arial"/>
-          <w:lang w:eastAsia="zh-CN"/>
-        </w:rPr>
-        <w:t>scenario</w:t>
-      </w:r>
-      <w:proofErr w:type="spellEnd"/>
-      <w:r>
-        <w:rPr>
-          <w:rFonts w:ascii="Arial" w:hAnsi="Arial" w:cs="Arial"/>
-          <w:lang w:eastAsia="zh-CN"/>
-        </w:rPr>
-        <w:t xml:space="preserve">, </w:t>
-      </w:r>
-      <w:proofErr w:type="spellStart"/>
-      <w:r>
-        <w:rPr>
-          <w:rFonts w:ascii="Arial" w:hAnsi="Arial" w:cs="Arial"/>
-          <w:lang w:eastAsia="zh-CN"/>
-        </w:rPr>
-        <w:t>the</w:t>
-      </w:r>
-      <w:proofErr w:type="spellEnd"/>
-      <w:r>
-        <w:rPr>
-          <w:rFonts w:ascii="Arial" w:hAnsi="Arial" w:cs="Arial"/>
-          <w:lang w:eastAsia="zh-CN"/>
-        </w:rPr>
-        <w:t xml:space="preserve"> </w:t>
-      </w:r>
-      <w:proofErr w:type="spellStart"/>
-      <w:r>
-        <w:rPr>
-          <w:rFonts w:ascii="Arial" w:hAnsi="Arial" w:cs="Arial"/>
-          <w:lang w:eastAsia="zh-CN"/>
-        </w:rPr>
-        <w:t>present</w:t>
-      </w:r>
-      <w:proofErr w:type="spellEnd"/>
-      <w:r>
-        <w:rPr>
-          <w:rFonts w:ascii="Arial" w:hAnsi="Arial" w:cs="Arial"/>
-          <w:lang w:eastAsia="zh-CN"/>
-        </w:rPr>
-        <w:t xml:space="preserve"> </w:t>
-      </w:r>
-      <w:proofErr w:type="spellStart"/>
-      <w:r>
-        <w:rPr>
-          <w:rFonts w:ascii="Arial" w:hAnsi="Arial" w:cs="Arial"/>
-          <w:lang w:eastAsia="zh-CN"/>
-        </w:rPr>
-        <w:t>work</w:t>
-      </w:r>
-      <w:proofErr w:type="spellEnd"/>
-      <w:r>
-        <w:rPr>
-          <w:rFonts w:ascii="Arial" w:hAnsi="Arial" w:cs="Arial"/>
-          <w:lang w:eastAsia="zh-CN"/>
-        </w:rPr>
-        <w:t xml:space="preserve"> </w:t>
-      </w:r>
-      <w:proofErr w:type="spellStart"/>
-      <w:r>
-        <w:rPr>
-          <w:rFonts w:ascii="Arial" w:hAnsi="Arial" w:cs="Arial"/>
-          <w:lang w:eastAsia="zh-CN"/>
-        </w:rPr>
-        <w:t>proposes</w:t>
-      </w:r>
-      <w:proofErr w:type="spellEnd"/>
-      <w:r>
-        <w:rPr>
-          <w:rFonts w:ascii="Arial" w:hAnsi="Arial" w:cs="Arial"/>
-          <w:lang w:eastAsia="zh-CN"/>
-        </w:rPr>
-        <w:t xml:space="preserve"> </w:t>
-      </w:r>
-      <w:proofErr w:type="spellStart"/>
-      <w:r>
-        <w:rPr>
-          <w:rFonts w:ascii="Arial" w:hAnsi="Arial" w:cs="Arial"/>
-          <w:lang w:eastAsia="zh-CN"/>
-        </w:rPr>
-        <w:t>an</w:t>
-      </w:r>
-      <w:proofErr w:type="spellEnd"/>
-      <w:r>
-        <w:rPr>
-          <w:rFonts w:ascii="Arial" w:hAnsi="Arial" w:cs="Arial"/>
-          <w:lang w:eastAsia="zh-CN"/>
-        </w:rPr>
-        <w:t xml:space="preserve"> </w:t>
-      </w:r>
-      <w:proofErr w:type="spellStart"/>
-      <w:r>
-        <w:rPr>
-          <w:rFonts w:ascii="Arial" w:hAnsi="Arial" w:cs="Arial"/>
-          <w:lang w:eastAsia="zh-CN"/>
-        </w:rPr>
-        <w:t>access</w:t>
-      </w:r>
-      <w:proofErr w:type="spellEnd"/>
-      <w:r>
-        <w:rPr>
-          <w:rFonts w:ascii="Arial" w:hAnsi="Arial" w:cs="Arial"/>
-          <w:lang w:eastAsia="zh-CN"/>
-        </w:rPr>
-        <w:t xml:space="preserve"> </w:t>
-      </w:r>
-      <w:proofErr w:type="spellStart"/>
-      <w:r>
-        <w:rPr>
-          <w:rFonts w:ascii="Arial" w:hAnsi="Arial" w:cs="Arial"/>
-          <w:lang w:eastAsia="zh-CN"/>
-        </w:rPr>
-        <w:t>control</w:t>
-      </w:r>
-      <w:proofErr w:type="spellEnd"/>
-      <w:r>
-        <w:rPr>
-          <w:rFonts w:ascii="Arial" w:hAnsi="Arial" w:cs="Arial"/>
-          <w:lang w:eastAsia="zh-CN"/>
-        </w:rPr>
-        <w:t xml:space="preserve"> system </w:t>
-      </w:r>
-      <w:proofErr w:type="spellStart"/>
-      <w:r>
-        <w:rPr>
-          <w:rFonts w:ascii="Arial" w:hAnsi="Arial" w:cs="Arial"/>
-          <w:lang w:eastAsia="zh-CN"/>
-        </w:rPr>
-        <w:t>that</w:t>
-      </w:r>
-      <w:proofErr w:type="spellEnd"/>
-      <w:r>
-        <w:rPr>
-          <w:rFonts w:ascii="Arial" w:hAnsi="Arial" w:cs="Arial"/>
-          <w:lang w:eastAsia="zh-CN"/>
-        </w:rPr>
-        <w:t xml:space="preserve"> </w:t>
-      </w:r>
-      <w:proofErr w:type="spellStart"/>
-      <w:r>
-        <w:rPr>
-          <w:rFonts w:ascii="Arial" w:hAnsi="Arial" w:cs="Arial"/>
-          <w:lang w:eastAsia="zh-CN"/>
-        </w:rPr>
-        <w:t>operates</w:t>
-      </w:r>
-      <w:proofErr w:type="spellEnd"/>
-      <w:r>
-        <w:rPr>
-          <w:rFonts w:ascii="Arial" w:hAnsi="Arial" w:cs="Arial"/>
-          <w:lang w:eastAsia="zh-CN"/>
-        </w:rPr>
-        <w:t xml:space="preserve"> offline, </w:t>
-      </w:r>
-      <w:proofErr w:type="spellStart"/>
-      <w:r>
-        <w:rPr>
-          <w:rFonts w:ascii="Arial" w:hAnsi="Arial" w:cs="Arial"/>
-          <w:lang w:eastAsia="zh-CN"/>
-        </w:rPr>
-        <w:t>based</w:t>
-      </w:r>
-      <w:proofErr w:type="spellEnd"/>
-      <w:r>
-        <w:rPr>
-          <w:rFonts w:ascii="Arial" w:hAnsi="Arial" w:cs="Arial"/>
-          <w:lang w:eastAsia="zh-CN"/>
-        </w:rPr>
-        <w:t xml:space="preserve"> </w:t>
-      </w:r>
-      <w:proofErr w:type="spellStart"/>
-      <w:r>
-        <w:rPr>
-          <w:rFonts w:ascii="Arial" w:hAnsi="Arial" w:cs="Arial"/>
-          <w:lang w:eastAsia="zh-CN"/>
-        </w:rPr>
-        <w:t>on</w:t>
-      </w:r>
-      <w:proofErr w:type="spellEnd"/>
-      <w:r>
-        <w:rPr>
-          <w:rFonts w:ascii="Arial" w:hAnsi="Arial" w:cs="Arial"/>
-          <w:lang w:eastAsia="zh-CN"/>
-        </w:rPr>
-        <w:t xml:space="preserve"> </w:t>
-      </w:r>
-      <w:proofErr w:type="spellStart"/>
-      <w:r>
-        <w:rPr>
-          <w:rFonts w:ascii="Arial" w:hAnsi="Arial" w:cs="Arial"/>
-          <w:lang w:eastAsia="zh-CN"/>
-        </w:rPr>
-        <w:t>two-factor</w:t>
-      </w:r>
-      <w:proofErr w:type="spellEnd"/>
-      <w:r>
-        <w:rPr>
-          <w:rFonts w:ascii="Arial" w:hAnsi="Arial" w:cs="Arial"/>
-          <w:lang w:eastAsia="zh-CN"/>
-        </w:rPr>
-        <w:t xml:space="preserve"> </w:t>
-      </w:r>
-      <w:proofErr w:type="spellStart"/>
-      <w:r>
-        <w:rPr>
-          <w:rFonts w:ascii="Arial" w:hAnsi="Arial" w:cs="Arial"/>
-          <w:lang w:eastAsia="zh-CN"/>
-        </w:rPr>
-        <w:t>authentication</w:t>
-      </w:r>
-      <w:proofErr w:type="spellEnd"/>
-      <w:r>
-        <w:rPr>
-          <w:rFonts w:ascii="Arial" w:hAnsi="Arial" w:cs="Arial"/>
-          <w:lang w:eastAsia="zh-CN"/>
-        </w:rPr>
-        <w:t xml:space="preserve">, </w:t>
-      </w:r>
-      <w:proofErr w:type="spellStart"/>
-      <w:r>
-        <w:rPr>
-          <w:rFonts w:ascii="Arial" w:hAnsi="Arial" w:cs="Arial"/>
-          <w:lang w:eastAsia="zh-CN"/>
-        </w:rPr>
-        <w:t>namely</w:t>
-      </w:r>
-      <w:proofErr w:type="spellEnd"/>
-      <w:r>
-        <w:rPr>
-          <w:rFonts w:ascii="Arial" w:hAnsi="Arial" w:cs="Arial"/>
-          <w:lang w:eastAsia="zh-CN"/>
-        </w:rPr>
-        <w:t xml:space="preserve"> facial </w:t>
-      </w:r>
-      <w:proofErr w:type="spellStart"/>
-      <w:r>
-        <w:rPr>
-          <w:rFonts w:ascii="Arial" w:hAnsi="Arial" w:cs="Arial"/>
-          <w:lang w:eastAsia="zh-CN"/>
-        </w:rPr>
-        <w:t>biometrics</w:t>
-      </w:r>
-      <w:proofErr w:type="spellEnd"/>
-      <w:r>
-        <w:rPr>
-          <w:rFonts w:ascii="Arial" w:hAnsi="Arial" w:cs="Arial"/>
-          <w:lang w:eastAsia="zh-CN"/>
-        </w:rPr>
-        <w:t xml:space="preserve"> </w:t>
-      </w:r>
-      <w:proofErr w:type="spellStart"/>
-      <w:r>
-        <w:rPr>
-          <w:rFonts w:ascii="Arial" w:hAnsi="Arial" w:cs="Arial"/>
-          <w:lang w:eastAsia="zh-CN"/>
-        </w:rPr>
-        <w:t>and</w:t>
-      </w:r>
-      <w:proofErr w:type="spellEnd"/>
-      <w:r>
-        <w:rPr>
-          <w:rFonts w:ascii="Arial" w:hAnsi="Arial" w:cs="Arial"/>
-          <w:lang w:eastAsia="zh-CN"/>
-        </w:rPr>
-        <w:t xml:space="preserve"> </w:t>
-      </w:r>
-      <w:proofErr w:type="spellStart"/>
-      <w:r>
-        <w:rPr>
-          <w:rFonts w:ascii="Arial" w:hAnsi="Arial" w:cs="Arial"/>
-          <w:lang w:eastAsia="zh-CN"/>
-        </w:rPr>
-        <w:t>identification</w:t>
-      </w:r>
-      <w:proofErr w:type="spellEnd"/>
-      <w:r>
-        <w:rPr>
-          <w:rFonts w:ascii="Arial" w:hAnsi="Arial" w:cs="Arial"/>
-          <w:lang w:eastAsia="zh-CN"/>
-        </w:rPr>
-        <w:t xml:space="preserve"> </w:t>
-      </w:r>
-      <w:proofErr w:type="spellStart"/>
-      <w:r>
-        <w:rPr>
-          <w:rFonts w:ascii="Arial" w:hAnsi="Arial" w:cs="Arial"/>
-          <w:lang w:eastAsia="zh-CN"/>
-        </w:rPr>
-        <w:t>through</w:t>
-      </w:r>
-      <w:proofErr w:type="spellEnd"/>
-      <w:r>
-        <w:rPr>
-          <w:rFonts w:ascii="Arial" w:hAnsi="Arial" w:cs="Arial"/>
-          <w:lang w:eastAsia="zh-CN"/>
-        </w:rPr>
-        <w:t xml:space="preserve"> RFID cards.</w:t>
-      </w:r>
-    </w:p>
-    <w:p>
-      <w:pPr>
-        <w:spacing w:line="360" w:lineRule="auto"/>
-        <w:jc w:val="both"/>
-        <w:rPr>
-          <w:rFonts w:ascii="Arial" w:hAnsi="Arial" w:cs="Arial"/>
-          <w:lang w:eastAsia="zh-CN"/>
-        </w:rPr>
-      </w:pPr>
-      <w:r>
-        <w:rPr>
-          <w:rFonts w:ascii="Arial" w:hAnsi="Arial" w:cs="Arial"/>
-          <w:lang w:eastAsia="zh-CN"/>
-        </w:rPr>
-        <w:t xml:space="preserve">For </w:t>
-      </w:r>
-      <w:proofErr w:type="spellStart"/>
-      <w:r>
-        <w:rPr>
-          <w:rFonts w:ascii="Arial" w:hAnsi="Arial" w:cs="Arial"/>
-          <w:lang w:eastAsia="zh-CN"/>
-        </w:rPr>
-        <w:t>the</w:t>
-      </w:r>
-      <w:proofErr w:type="spellEnd"/>
-      <w:r>
-        <w:rPr>
-          <w:rFonts w:ascii="Arial" w:hAnsi="Arial" w:cs="Arial"/>
-          <w:lang w:eastAsia="zh-CN"/>
-        </w:rPr>
-        <w:t xml:space="preserve"> </w:t>
-      </w:r>
-      <w:proofErr w:type="spellStart"/>
-      <w:r>
-        <w:rPr>
-          <w:rFonts w:ascii="Arial" w:hAnsi="Arial" w:cs="Arial"/>
-          <w:lang w:eastAsia="zh-CN"/>
-        </w:rPr>
-        <w:t>proposed</w:t>
-      </w:r>
-      <w:proofErr w:type="spellEnd"/>
-      <w:r>
-        <w:rPr>
-          <w:rFonts w:ascii="Arial" w:hAnsi="Arial" w:cs="Arial"/>
-          <w:lang w:eastAsia="zh-CN"/>
-        </w:rPr>
-        <w:t xml:space="preserve"> system, it </w:t>
-      </w:r>
-      <w:proofErr w:type="spellStart"/>
-      <w:r>
-        <w:rPr>
-          <w:rFonts w:ascii="Arial" w:hAnsi="Arial" w:cs="Arial"/>
-          <w:lang w:eastAsia="zh-CN"/>
-        </w:rPr>
-        <w:t>is</w:t>
-      </w:r>
-      <w:proofErr w:type="spellEnd"/>
-      <w:r>
-        <w:rPr>
-          <w:rFonts w:ascii="Arial" w:hAnsi="Arial" w:cs="Arial"/>
-          <w:lang w:eastAsia="zh-CN"/>
-        </w:rPr>
-        <w:t xml:space="preserve"> </w:t>
-      </w:r>
-      <w:proofErr w:type="spellStart"/>
-      <w:r>
-        <w:rPr>
-          <w:rFonts w:ascii="Arial" w:hAnsi="Arial" w:cs="Arial"/>
-          <w:lang w:eastAsia="zh-CN"/>
-        </w:rPr>
-        <w:t>also</w:t>
-      </w:r>
-      <w:proofErr w:type="spellEnd"/>
-      <w:r>
-        <w:rPr>
-          <w:rFonts w:ascii="Arial" w:hAnsi="Arial" w:cs="Arial"/>
-          <w:lang w:eastAsia="zh-CN"/>
-        </w:rPr>
-        <w:t xml:space="preserve"> </w:t>
-      </w:r>
-      <w:proofErr w:type="spellStart"/>
-      <w:r>
-        <w:rPr>
-          <w:rFonts w:ascii="Arial" w:hAnsi="Arial" w:cs="Arial"/>
-          <w:lang w:eastAsia="zh-CN"/>
-        </w:rPr>
-        <w:t>intended</w:t>
-      </w:r>
-      <w:proofErr w:type="spellEnd"/>
-      <w:r>
-        <w:rPr>
-          <w:rFonts w:ascii="Arial" w:hAnsi="Arial" w:cs="Arial"/>
-          <w:lang w:eastAsia="zh-CN"/>
-        </w:rPr>
-        <w:t xml:space="preserve"> </w:t>
-      </w:r>
-      <w:proofErr w:type="spellStart"/>
-      <w:r>
-        <w:rPr>
-          <w:rFonts w:ascii="Arial" w:hAnsi="Arial" w:cs="Arial"/>
-          <w:lang w:eastAsia="zh-CN"/>
-        </w:rPr>
-        <w:t>to</w:t>
-      </w:r>
-      <w:proofErr w:type="spellEnd"/>
-      <w:r>
-        <w:rPr>
-          <w:rFonts w:ascii="Arial" w:hAnsi="Arial" w:cs="Arial"/>
-          <w:lang w:eastAsia="zh-CN"/>
-        </w:rPr>
-        <w:t xml:space="preserve"> </w:t>
-      </w:r>
-      <w:proofErr w:type="spellStart"/>
-      <w:r>
-        <w:rPr>
-          <w:rFonts w:ascii="Arial" w:hAnsi="Arial" w:cs="Arial"/>
-          <w:lang w:eastAsia="zh-CN"/>
-        </w:rPr>
-        <w:t>develop</w:t>
-      </w:r>
-      <w:proofErr w:type="spellEnd"/>
-      <w:r>
-        <w:rPr>
-          <w:rFonts w:ascii="Arial" w:hAnsi="Arial" w:cs="Arial"/>
-          <w:lang w:eastAsia="zh-CN"/>
-        </w:rPr>
-        <w:t xml:space="preserve"> </w:t>
-      </w:r>
-      <w:proofErr w:type="spellStart"/>
-      <w:r>
-        <w:rPr>
-          <w:rFonts w:ascii="Arial" w:hAnsi="Arial" w:cs="Arial"/>
-          <w:lang w:eastAsia="zh-CN"/>
-        </w:rPr>
-        <w:t>the</w:t>
-      </w:r>
-      <w:proofErr w:type="spellEnd"/>
-      <w:r>
-        <w:rPr>
-          <w:rFonts w:ascii="Arial" w:hAnsi="Arial" w:cs="Arial"/>
-          <w:lang w:eastAsia="zh-CN"/>
-        </w:rPr>
-        <w:t xml:space="preserve"> hardware </w:t>
-      </w:r>
-      <w:proofErr w:type="spellStart"/>
-      <w:r>
-        <w:rPr>
-          <w:rFonts w:ascii="Arial" w:hAnsi="Arial" w:cs="Arial"/>
-          <w:lang w:eastAsia="zh-CN"/>
-        </w:rPr>
-        <w:t>assembly</w:t>
-      </w:r>
-      <w:proofErr w:type="spellEnd"/>
-      <w:r>
-        <w:rPr>
-          <w:rFonts w:ascii="Arial" w:hAnsi="Arial" w:cs="Arial"/>
-          <w:lang w:eastAsia="zh-CN"/>
-        </w:rPr>
-        <w:t xml:space="preserve"> </w:t>
-      </w:r>
-      <w:proofErr w:type="spellStart"/>
-      <w:r>
-        <w:rPr>
-          <w:rFonts w:ascii="Arial" w:hAnsi="Arial" w:cs="Arial"/>
-          <w:lang w:eastAsia="zh-CN"/>
-        </w:rPr>
-        <w:t>with</w:t>
-      </w:r>
-      <w:proofErr w:type="spellEnd"/>
-      <w:r>
-        <w:rPr>
-          <w:rFonts w:ascii="Arial" w:hAnsi="Arial" w:cs="Arial"/>
-          <w:lang w:eastAsia="zh-CN"/>
-        </w:rPr>
-        <w:t xml:space="preserve"> </w:t>
-      </w:r>
-      <w:proofErr w:type="spellStart"/>
-      <w:r>
-        <w:rPr>
-          <w:rFonts w:ascii="Arial" w:hAnsi="Arial" w:cs="Arial"/>
-          <w:lang w:eastAsia="zh-CN"/>
-        </w:rPr>
-        <w:t>all</w:t>
-      </w:r>
-      <w:proofErr w:type="spellEnd"/>
-      <w:r>
-        <w:rPr>
-          <w:rFonts w:ascii="Arial" w:hAnsi="Arial" w:cs="Arial"/>
-          <w:lang w:eastAsia="zh-CN"/>
-        </w:rPr>
-        <w:t xml:space="preserve"> </w:t>
-      </w:r>
-      <w:proofErr w:type="spellStart"/>
-      <w:r>
-        <w:rPr>
-          <w:rFonts w:ascii="Arial" w:hAnsi="Arial" w:cs="Arial"/>
-          <w:lang w:eastAsia="zh-CN"/>
-        </w:rPr>
-        <w:t>components</w:t>
-      </w:r>
-      <w:proofErr w:type="spellEnd"/>
-      <w:r>
-        <w:rPr>
-          <w:rFonts w:ascii="Arial" w:hAnsi="Arial" w:cs="Arial"/>
-          <w:lang w:eastAsia="zh-CN"/>
-        </w:rPr>
-        <w:t xml:space="preserve"> </w:t>
-      </w:r>
-      <w:proofErr w:type="spellStart"/>
-      <w:r>
-        <w:rPr>
-          <w:rFonts w:ascii="Arial" w:hAnsi="Arial" w:cs="Arial"/>
-          <w:lang w:eastAsia="zh-CN"/>
-        </w:rPr>
-        <w:t>that</w:t>
-      </w:r>
-      <w:proofErr w:type="spellEnd"/>
-      <w:r>
-        <w:rPr>
-          <w:rFonts w:ascii="Arial" w:hAnsi="Arial" w:cs="Arial"/>
-          <w:lang w:eastAsia="zh-CN"/>
-        </w:rPr>
-        <w:t xml:space="preserve"> </w:t>
-      </w:r>
-      <w:proofErr w:type="spellStart"/>
-      <w:r>
-        <w:rPr>
-          <w:rFonts w:ascii="Arial" w:hAnsi="Arial" w:cs="Arial"/>
-          <w:lang w:eastAsia="zh-CN"/>
-        </w:rPr>
-        <w:t>enable</w:t>
-      </w:r>
-      <w:proofErr w:type="spellEnd"/>
-      <w:r>
-        <w:rPr>
-          <w:rFonts w:ascii="Arial" w:hAnsi="Arial" w:cs="Arial"/>
-          <w:lang w:eastAsia="zh-CN"/>
-        </w:rPr>
-        <w:t xml:space="preserve"> </w:t>
-      </w:r>
-      <w:proofErr w:type="spellStart"/>
-      <w:r>
-        <w:rPr>
-          <w:rFonts w:ascii="Arial" w:hAnsi="Arial" w:cs="Arial"/>
-          <w:lang w:eastAsia="zh-CN"/>
-        </w:rPr>
-        <w:t>the</w:t>
-      </w:r>
-      <w:proofErr w:type="spellEnd"/>
-      <w:r>
-        <w:rPr>
-          <w:rFonts w:ascii="Arial" w:hAnsi="Arial" w:cs="Arial"/>
-          <w:lang w:eastAsia="zh-CN"/>
-        </w:rPr>
-        <w:t xml:space="preserve"> software </w:t>
-      </w:r>
-      <w:proofErr w:type="spellStart"/>
-      <w:r>
-        <w:rPr>
-          <w:rFonts w:ascii="Arial" w:hAnsi="Arial" w:cs="Arial"/>
-          <w:lang w:eastAsia="zh-CN"/>
-        </w:rPr>
-        <w:t>to</w:t>
-      </w:r>
-      <w:proofErr w:type="spellEnd"/>
-      <w:r>
-        <w:rPr>
-          <w:rFonts w:ascii="Arial" w:hAnsi="Arial" w:cs="Arial"/>
-          <w:lang w:eastAsia="zh-CN"/>
-        </w:rPr>
-        <w:t xml:space="preserve"> </w:t>
-      </w:r>
-      <w:proofErr w:type="spellStart"/>
-      <w:r>
-        <w:rPr>
-          <w:rFonts w:ascii="Arial" w:hAnsi="Arial" w:cs="Arial"/>
-          <w:lang w:eastAsia="zh-CN"/>
-        </w:rPr>
-        <w:t>function</w:t>
-      </w:r>
-      <w:proofErr w:type="spellEnd"/>
-      <w:r>
-        <w:rPr>
-          <w:rFonts w:ascii="Arial" w:hAnsi="Arial" w:cs="Arial"/>
-          <w:lang w:eastAsia="zh-CN"/>
-        </w:rPr>
-        <w:t xml:space="preserve">, </w:t>
-      </w:r>
-      <w:proofErr w:type="spellStart"/>
-      <w:r>
-        <w:rPr>
-          <w:rFonts w:ascii="Arial" w:hAnsi="Arial" w:cs="Arial"/>
-          <w:lang w:eastAsia="zh-CN"/>
-        </w:rPr>
-        <w:t>such</w:t>
-      </w:r>
-      <w:proofErr w:type="spellEnd"/>
-      <w:r>
-        <w:rPr>
-          <w:rFonts w:ascii="Arial" w:hAnsi="Arial" w:cs="Arial"/>
-          <w:lang w:eastAsia="zh-CN"/>
-        </w:rPr>
-        <w:t xml:space="preserve"> as </w:t>
-      </w:r>
-      <w:proofErr w:type="spellStart"/>
-      <w:r>
-        <w:rPr>
-          <w:rFonts w:ascii="Arial" w:hAnsi="Arial" w:cs="Arial"/>
-          <w:lang w:eastAsia="zh-CN"/>
-        </w:rPr>
-        <w:t>an</w:t>
-      </w:r>
-      <w:proofErr w:type="spellEnd"/>
-      <w:r>
-        <w:rPr>
-          <w:rFonts w:ascii="Arial" w:hAnsi="Arial" w:cs="Arial"/>
-          <w:lang w:eastAsia="zh-CN"/>
-        </w:rPr>
-        <w:t xml:space="preserve"> RFID </w:t>
-      </w:r>
-      <w:proofErr w:type="spellStart"/>
-      <w:r>
-        <w:rPr>
-          <w:rFonts w:ascii="Arial" w:hAnsi="Arial" w:cs="Arial"/>
-          <w:lang w:eastAsia="zh-CN"/>
-        </w:rPr>
-        <w:t>reader</w:t>
-      </w:r>
-      <w:proofErr w:type="spellEnd"/>
-      <w:r>
-        <w:rPr>
-          <w:rFonts w:ascii="Arial" w:hAnsi="Arial" w:cs="Arial"/>
-          <w:lang w:eastAsia="zh-CN"/>
-        </w:rPr>
-        <w:t xml:space="preserve">, a </w:t>
-      </w:r>
-      <w:proofErr w:type="spellStart"/>
-      <w:r>
-        <w:rPr>
-          <w:rFonts w:ascii="Arial" w:hAnsi="Arial" w:cs="Arial"/>
-          <w:lang w:eastAsia="zh-CN"/>
-        </w:rPr>
-        <w:t>camera</w:t>
-      </w:r>
-      <w:proofErr w:type="spellEnd"/>
-      <w:r>
-        <w:rPr>
-          <w:rFonts w:ascii="Arial" w:hAnsi="Arial" w:cs="Arial"/>
-          <w:lang w:eastAsia="zh-CN"/>
-        </w:rPr>
-        <w:t xml:space="preserve"> for </w:t>
-      </w:r>
-      <w:proofErr w:type="spellStart"/>
-      <w:r>
-        <w:rPr>
-          <w:rFonts w:ascii="Arial" w:hAnsi="Arial" w:cs="Arial"/>
-          <w:lang w:eastAsia="zh-CN"/>
-        </w:rPr>
-        <w:t>capturing</w:t>
-      </w:r>
-      <w:proofErr w:type="spellEnd"/>
-      <w:r>
-        <w:rPr>
-          <w:rFonts w:ascii="Arial" w:hAnsi="Arial" w:cs="Arial"/>
-          <w:lang w:eastAsia="zh-CN"/>
-        </w:rPr>
-        <w:t xml:space="preserve"> facial </w:t>
-      </w:r>
-      <w:proofErr w:type="spellStart"/>
-      <w:r>
-        <w:rPr>
-          <w:rFonts w:ascii="Arial" w:hAnsi="Arial" w:cs="Arial"/>
-          <w:lang w:eastAsia="zh-CN"/>
-        </w:rPr>
-        <w:t>images</w:t>
-      </w:r>
-      <w:proofErr w:type="spellEnd"/>
-      <w:r>
-        <w:rPr>
-          <w:rFonts w:ascii="Arial" w:hAnsi="Arial" w:cs="Arial"/>
-          <w:lang w:eastAsia="zh-CN"/>
-        </w:rPr>
-        <w:t xml:space="preserve">, </w:t>
-      </w:r>
-      <w:proofErr w:type="spellStart"/>
-      <w:r>
-        <w:rPr>
-          <w:rFonts w:ascii="Arial" w:hAnsi="Arial" w:cs="Arial"/>
-          <w:lang w:eastAsia="zh-CN"/>
-        </w:rPr>
-        <w:t>among</w:t>
-      </w:r>
-      <w:proofErr w:type="spellEnd"/>
-      <w:r>
-        <w:rPr>
-          <w:rFonts w:ascii="Arial" w:hAnsi="Arial" w:cs="Arial"/>
-          <w:lang w:eastAsia="zh-CN"/>
-        </w:rPr>
-        <w:t xml:space="preserve"> </w:t>
-      </w:r>
-      <w:proofErr w:type="spellStart"/>
-      <w:r>
-        <w:rPr>
-          <w:rFonts w:ascii="Arial" w:hAnsi="Arial" w:cs="Arial"/>
-          <w:lang w:eastAsia="zh-CN"/>
-        </w:rPr>
-        <w:t>other</w:t>
-      </w:r>
-      <w:proofErr w:type="spellEnd"/>
-      <w:r>
-        <w:rPr>
-          <w:rFonts w:ascii="Arial" w:hAnsi="Arial" w:cs="Arial"/>
-          <w:lang w:eastAsia="zh-CN"/>
-        </w:rPr>
-        <w:t xml:space="preserve"> </w:t>
-      </w:r>
-      <w:proofErr w:type="spellStart"/>
-      <w:r>
-        <w:rPr>
-          <w:rFonts w:ascii="Arial" w:hAnsi="Arial" w:cs="Arial"/>
-          <w:lang w:eastAsia="zh-CN"/>
-        </w:rPr>
-        <w:t>necessary</w:t>
-      </w:r>
-      <w:proofErr w:type="spellEnd"/>
-      <w:r>
-        <w:rPr>
-          <w:rFonts w:ascii="Arial" w:hAnsi="Arial" w:cs="Arial"/>
-          <w:lang w:eastAsia="zh-CN"/>
-        </w:rPr>
-        <w:t xml:space="preserve"> </w:t>
-      </w:r>
-      <w:proofErr w:type="spellStart"/>
-      <w:r>
-        <w:rPr>
-          <w:rFonts w:ascii="Arial" w:hAnsi="Arial" w:cs="Arial"/>
-          <w:lang w:eastAsia="zh-CN"/>
-        </w:rPr>
-        <w:t>components</w:t>
-      </w:r>
-      <w:proofErr w:type="spellEnd"/>
-      <w:r>
-        <w:rPr>
-          <w:rFonts w:ascii="Arial" w:hAnsi="Arial" w:cs="Arial"/>
-          <w:lang w:eastAsia="zh-CN"/>
-        </w:rPr>
-        <w:t>.</w:t>
-      </w:r>
-    </w:p>
-    <w:p>
-      <w:pPr>
-        <w:spacing w:line="360" w:lineRule="auto"/>
-        <w:jc w:val="both"/>
-        <w:rPr>
-          <w:rFonts w:ascii="Arial" w:hAnsi="Arial" w:cs="Arial"/>
-          <w:lang w:eastAsia="zh-CN"/>
-        </w:rPr>
-      </w:pPr>
-      <w:r>
-        <w:rPr>
-          <w:rFonts w:ascii="Arial" w:hAnsi="Arial" w:cs="Arial"/>
-          <w:lang w:eastAsia="zh-CN"/>
-        </w:rPr>
-        <w:t xml:space="preserve">At </w:t>
-      </w:r>
-      <w:proofErr w:type="spellStart"/>
-      <w:r>
-        <w:rPr>
-          <w:rFonts w:ascii="Arial" w:hAnsi="Arial" w:cs="Arial"/>
-          <w:lang w:eastAsia="zh-CN"/>
-        </w:rPr>
-        <w:t>the</w:t>
-      </w:r>
-      <w:proofErr w:type="spellEnd"/>
-      <w:r>
-        <w:rPr>
-          <w:rFonts w:ascii="Arial" w:hAnsi="Arial" w:cs="Arial"/>
-          <w:lang w:eastAsia="zh-CN"/>
-        </w:rPr>
-        <w:t xml:space="preserve"> </w:t>
-      </w:r>
-      <w:proofErr w:type="spellStart"/>
-      <w:r>
-        <w:rPr>
-          <w:rFonts w:ascii="Arial" w:hAnsi="Arial" w:cs="Arial"/>
-          <w:lang w:eastAsia="zh-CN"/>
-        </w:rPr>
-        <w:t>end</w:t>
-      </w:r>
-      <w:proofErr w:type="spellEnd"/>
-      <w:r>
-        <w:rPr>
-          <w:rFonts w:ascii="Arial" w:hAnsi="Arial" w:cs="Arial"/>
-          <w:lang w:eastAsia="zh-CN"/>
-        </w:rPr>
-        <w:t xml:space="preserve"> </w:t>
-      </w:r>
-      <w:proofErr w:type="spellStart"/>
-      <w:r>
-        <w:rPr>
-          <w:rFonts w:ascii="Arial" w:hAnsi="Arial" w:cs="Arial"/>
-          <w:lang w:eastAsia="zh-CN"/>
-        </w:rPr>
-        <w:t>of</w:t>
-      </w:r>
-      <w:proofErr w:type="spellEnd"/>
-      <w:r>
-        <w:rPr>
-          <w:rFonts w:ascii="Arial" w:hAnsi="Arial" w:cs="Arial"/>
-          <w:lang w:eastAsia="zh-CN"/>
-        </w:rPr>
-        <w:t xml:space="preserve"> </w:t>
-      </w:r>
-      <w:proofErr w:type="spellStart"/>
-      <w:r>
-        <w:rPr>
-          <w:rFonts w:ascii="Arial" w:hAnsi="Arial" w:cs="Arial"/>
-          <w:lang w:eastAsia="zh-CN"/>
-        </w:rPr>
-        <w:t>the</w:t>
-      </w:r>
-      <w:proofErr w:type="spellEnd"/>
-      <w:r>
-        <w:rPr>
-          <w:rFonts w:ascii="Arial" w:hAnsi="Arial" w:cs="Arial"/>
-          <w:lang w:eastAsia="zh-CN"/>
-        </w:rPr>
-        <w:t xml:space="preserve"> </w:t>
-      </w:r>
-      <w:proofErr w:type="spellStart"/>
-      <w:r>
-        <w:rPr>
-          <w:rFonts w:ascii="Arial" w:hAnsi="Arial" w:cs="Arial"/>
-          <w:lang w:eastAsia="zh-CN"/>
-        </w:rPr>
-        <w:t>project</w:t>
-      </w:r>
-      <w:proofErr w:type="spellEnd"/>
-      <w:r>
-        <w:rPr>
-          <w:rFonts w:ascii="Arial" w:hAnsi="Arial" w:cs="Arial"/>
-          <w:lang w:eastAsia="zh-CN"/>
-        </w:rPr>
-        <w:t xml:space="preserve">, it </w:t>
-      </w:r>
-      <w:proofErr w:type="spellStart"/>
-      <w:r>
-        <w:rPr>
-          <w:rFonts w:ascii="Arial" w:hAnsi="Arial" w:cs="Arial"/>
-          <w:lang w:eastAsia="zh-CN"/>
-        </w:rPr>
-        <w:t>is</w:t>
-      </w:r>
-      <w:proofErr w:type="spellEnd"/>
-      <w:r>
-        <w:rPr>
-          <w:rFonts w:ascii="Arial" w:hAnsi="Arial" w:cs="Arial"/>
-          <w:lang w:eastAsia="zh-CN"/>
-        </w:rPr>
-        <w:t xml:space="preserve"> </w:t>
-      </w:r>
-      <w:proofErr w:type="spellStart"/>
-      <w:r>
-        <w:rPr>
-          <w:rFonts w:ascii="Arial" w:hAnsi="Arial" w:cs="Arial"/>
-          <w:lang w:eastAsia="zh-CN"/>
-        </w:rPr>
-        <w:t>expected</w:t>
-      </w:r>
-      <w:proofErr w:type="spellEnd"/>
-      <w:r>
-        <w:rPr>
-          <w:rFonts w:ascii="Arial" w:hAnsi="Arial" w:cs="Arial"/>
-          <w:lang w:eastAsia="zh-CN"/>
-        </w:rPr>
-        <w:t xml:space="preserve"> </w:t>
-      </w:r>
-      <w:proofErr w:type="spellStart"/>
-      <w:r>
-        <w:rPr>
-          <w:rFonts w:ascii="Arial" w:hAnsi="Arial" w:cs="Arial"/>
-          <w:lang w:eastAsia="zh-CN"/>
-        </w:rPr>
-        <w:t>to</w:t>
-      </w:r>
-      <w:proofErr w:type="spellEnd"/>
-      <w:r>
-        <w:rPr>
-          <w:rFonts w:ascii="Arial" w:hAnsi="Arial" w:cs="Arial"/>
-          <w:lang w:eastAsia="zh-CN"/>
-        </w:rPr>
-        <w:t xml:space="preserve"> </w:t>
-      </w:r>
-      <w:proofErr w:type="spellStart"/>
-      <w:r>
-        <w:rPr>
-          <w:rFonts w:ascii="Arial" w:hAnsi="Arial" w:cs="Arial"/>
-          <w:lang w:eastAsia="zh-CN"/>
-        </w:rPr>
-        <w:t>obtain</w:t>
-      </w:r>
-      <w:proofErr w:type="spellEnd"/>
-      <w:r>
-        <w:rPr>
-          <w:rFonts w:ascii="Arial" w:hAnsi="Arial" w:cs="Arial"/>
-          <w:lang w:eastAsia="zh-CN"/>
-        </w:rPr>
-        <w:t xml:space="preserve"> a complete </w:t>
-      </w:r>
-      <w:proofErr w:type="spellStart"/>
-      <w:r>
-        <w:rPr>
-          <w:rFonts w:ascii="Arial" w:hAnsi="Arial" w:cs="Arial"/>
-          <w:lang w:eastAsia="zh-CN"/>
-        </w:rPr>
-        <w:t>access</w:t>
-      </w:r>
-      <w:proofErr w:type="spellEnd"/>
-      <w:r>
-        <w:rPr>
-          <w:rFonts w:ascii="Arial" w:hAnsi="Arial" w:cs="Arial"/>
-          <w:lang w:eastAsia="zh-CN"/>
-        </w:rPr>
-        <w:t xml:space="preserve"> </w:t>
-      </w:r>
-      <w:proofErr w:type="spellStart"/>
-      <w:r>
-        <w:rPr>
-          <w:rFonts w:ascii="Arial" w:hAnsi="Arial" w:cs="Arial"/>
-          <w:lang w:eastAsia="zh-CN"/>
-        </w:rPr>
-        <w:t>control</w:t>
-      </w:r>
-      <w:proofErr w:type="spellEnd"/>
-      <w:r>
-        <w:rPr>
-          <w:rFonts w:ascii="Arial" w:hAnsi="Arial" w:cs="Arial"/>
-          <w:lang w:eastAsia="zh-CN"/>
-        </w:rPr>
-        <w:t xml:space="preserve"> system, </w:t>
-      </w:r>
-      <w:proofErr w:type="spellStart"/>
-      <w:r>
-        <w:rPr>
-          <w:rFonts w:ascii="Arial" w:hAnsi="Arial" w:cs="Arial"/>
-          <w:lang w:eastAsia="zh-CN"/>
-        </w:rPr>
-        <w:t>composed</w:t>
-      </w:r>
-      <w:proofErr w:type="spellEnd"/>
-      <w:r>
-        <w:rPr>
-          <w:rFonts w:ascii="Arial" w:hAnsi="Arial" w:cs="Arial"/>
-          <w:lang w:eastAsia="zh-CN"/>
-        </w:rPr>
-        <w:t xml:space="preserve"> </w:t>
-      </w:r>
-      <w:proofErr w:type="spellStart"/>
-      <w:r>
-        <w:rPr>
-          <w:rFonts w:ascii="Arial" w:hAnsi="Arial" w:cs="Arial"/>
-          <w:lang w:eastAsia="zh-CN"/>
-        </w:rPr>
-        <w:t>of</w:t>
-      </w:r>
-      <w:proofErr w:type="spellEnd"/>
-      <w:r>
-        <w:rPr>
-          <w:rFonts w:ascii="Arial" w:hAnsi="Arial" w:cs="Arial"/>
-          <w:lang w:eastAsia="zh-CN"/>
-        </w:rPr>
-        <w:t xml:space="preserve"> </w:t>
-      </w:r>
-      <w:proofErr w:type="spellStart"/>
-      <w:r>
-        <w:rPr>
-          <w:rFonts w:ascii="Arial" w:hAnsi="Arial" w:cs="Arial"/>
-          <w:lang w:eastAsia="zh-CN"/>
-        </w:rPr>
-        <w:t>dedicated</w:t>
-      </w:r>
-      <w:proofErr w:type="spellEnd"/>
-      <w:r>
-        <w:rPr>
-          <w:rFonts w:ascii="Arial" w:hAnsi="Arial" w:cs="Arial"/>
-          <w:lang w:eastAsia="zh-CN"/>
-        </w:rPr>
-        <w:t xml:space="preserve"> hardware </w:t>
-      </w:r>
-      <w:proofErr w:type="spellStart"/>
-      <w:r>
-        <w:rPr>
-          <w:rFonts w:ascii="Arial" w:hAnsi="Arial" w:cs="Arial"/>
-          <w:lang w:eastAsia="zh-CN"/>
-        </w:rPr>
-        <w:t>and</w:t>
-      </w:r>
-      <w:proofErr w:type="spellEnd"/>
-      <w:r>
-        <w:rPr>
-          <w:rFonts w:ascii="Arial" w:hAnsi="Arial" w:cs="Arial"/>
-          <w:lang w:eastAsia="zh-CN"/>
-        </w:rPr>
-        <w:t xml:space="preserve"> software </w:t>
-      </w:r>
-      <w:proofErr w:type="spellStart"/>
-      <w:r>
-        <w:rPr>
-          <w:rFonts w:ascii="Arial" w:hAnsi="Arial" w:cs="Arial"/>
-          <w:lang w:eastAsia="zh-CN"/>
-        </w:rPr>
-        <w:t>capable</w:t>
-      </w:r>
-      <w:proofErr w:type="spellEnd"/>
-      <w:r>
-        <w:rPr>
-          <w:rFonts w:ascii="Arial" w:hAnsi="Arial" w:cs="Arial"/>
-          <w:lang w:eastAsia="zh-CN"/>
-        </w:rPr>
-        <w:t xml:space="preserve"> </w:t>
-      </w:r>
-      <w:proofErr w:type="spellStart"/>
-      <w:r>
-        <w:rPr>
-          <w:rFonts w:ascii="Arial" w:hAnsi="Arial" w:cs="Arial"/>
-          <w:lang w:eastAsia="zh-CN"/>
-        </w:rPr>
-        <w:t>of</w:t>
-      </w:r>
-      <w:proofErr w:type="spellEnd"/>
-      <w:r>
-        <w:rPr>
-          <w:rFonts w:ascii="Arial" w:hAnsi="Arial" w:cs="Arial"/>
-          <w:lang w:eastAsia="zh-CN"/>
-        </w:rPr>
-        <w:t xml:space="preserve"> </w:t>
-      </w:r>
-      <w:proofErr w:type="spellStart"/>
-      <w:r>
-        <w:rPr>
-          <w:rFonts w:ascii="Arial" w:hAnsi="Arial" w:cs="Arial"/>
-          <w:lang w:eastAsia="zh-CN"/>
-        </w:rPr>
-        <w:t>performing</w:t>
-      </w:r>
-      <w:proofErr w:type="spellEnd"/>
-      <w:r>
-        <w:rPr>
-          <w:rFonts w:ascii="Arial" w:hAnsi="Arial" w:cs="Arial"/>
-          <w:lang w:eastAsia="zh-CN"/>
-        </w:rPr>
-        <w:t xml:space="preserve"> </w:t>
-      </w:r>
-      <w:proofErr w:type="spellStart"/>
-      <w:r>
-        <w:rPr>
-          <w:rFonts w:ascii="Arial" w:hAnsi="Arial" w:cs="Arial"/>
-          <w:lang w:eastAsia="zh-CN"/>
-        </w:rPr>
-        <w:t>user</w:t>
-      </w:r>
-      <w:proofErr w:type="spellEnd"/>
-      <w:r>
-        <w:rPr>
-          <w:rFonts w:ascii="Arial" w:hAnsi="Arial" w:cs="Arial"/>
-          <w:lang w:eastAsia="zh-CN"/>
-        </w:rPr>
-        <w:t xml:space="preserve"> </w:t>
-      </w:r>
-      <w:proofErr w:type="spellStart"/>
-      <w:r>
-        <w:rPr>
-          <w:rFonts w:ascii="Arial" w:hAnsi="Arial" w:cs="Arial"/>
-          <w:lang w:eastAsia="zh-CN"/>
-        </w:rPr>
-        <w:t>authentication</w:t>
-      </w:r>
-      <w:proofErr w:type="spellEnd"/>
-      <w:r>
-        <w:rPr>
-          <w:rFonts w:ascii="Arial" w:hAnsi="Arial" w:cs="Arial"/>
-          <w:lang w:eastAsia="zh-CN"/>
-        </w:rPr>
-        <w:t xml:space="preserve"> in a </w:t>
-      </w:r>
-      <w:proofErr w:type="spellStart"/>
-      <w:r>
-        <w:rPr>
-          <w:rFonts w:ascii="Arial" w:hAnsi="Arial" w:cs="Arial"/>
-          <w:lang w:eastAsia="zh-CN"/>
-        </w:rPr>
-        <w:t>secure</w:t>
-      </w:r>
-      <w:proofErr w:type="spellEnd"/>
-      <w:r>
-        <w:rPr>
-          <w:rFonts w:ascii="Arial" w:hAnsi="Arial" w:cs="Arial"/>
-          <w:lang w:eastAsia="zh-CN"/>
-        </w:rPr>
-        <w:t xml:space="preserve">, </w:t>
-      </w:r>
-      <w:proofErr w:type="spellStart"/>
-      <w:r>
-        <w:rPr>
-          <w:rFonts w:ascii="Arial" w:hAnsi="Arial" w:cs="Arial"/>
-          <w:lang w:eastAsia="zh-CN"/>
-        </w:rPr>
-        <w:t>efficient</w:t>
-      </w:r>
-      <w:proofErr w:type="spellEnd"/>
-      <w:r>
-        <w:rPr>
-          <w:rFonts w:ascii="Arial" w:hAnsi="Arial" w:cs="Arial"/>
-          <w:lang w:eastAsia="zh-CN"/>
-        </w:rPr>
-        <w:t xml:space="preserve">, </w:t>
-      </w:r>
-      <w:proofErr w:type="spellStart"/>
-      <w:r>
-        <w:rPr>
-          <w:rFonts w:ascii="Arial" w:hAnsi="Arial" w:cs="Arial"/>
-          <w:lang w:eastAsia="zh-CN"/>
-        </w:rPr>
-        <w:t>and</w:t>
-      </w:r>
-      <w:proofErr w:type="spellEnd"/>
-      <w:r>
-        <w:rPr>
-          <w:rFonts w:ascii="Arial" w:hAnsi="Arial" w:cs="Arial"/>
-          <w:lang w:eastAsia="zh-CN"/>
-        </w:rPr>
-        <w:t xml:space="preserve"> network-</w:t>
-      </w:r>
-      <w:proofErr w:type="spellStart"/>
-      <w:r>
-        <w:rPr>
-          <w:rFonts w:ascii="Arial" w:hAnsi="Arial" w:cs="Arial"/>
-          <w:lang w:eastAsia="zh-CN"/>
-        </w:rPr>
-        <w:t>independent</w:t>
-      </w:r>
-      <w:proofErr w:type="spellEnd"/>
-      <w:r>
-        <w:rPr>
-          <w:rFonts w:ascii="Arial" w:hAnsi="Arial" w:cs="Arial"/>
-          <w:lang w:eastAsia="zh-CN"/>
-        </w:rPr>
-        <w:t xml:space="preserve"> </w:t>
-      </w:r>
-      <w:proofErr w:type="spellStart"/>
-      <w:r>
-        <w:rPr>
-          <w:rFonts w:ascii="Arial" w:hAnsi="Arial" w:cs="Arial"/>
-          <w:lang w:eastAsia="zh-CN"/>
-        </w:rPr>
-        <w:t>manner</w:t>
-      </w:r>
-      <w:proofErr w:type="spellEnd"/>
-      <w:r>
-        <w:rPr>
-          <w:rFonts w:ascii="Arial" w:hAnsi="Arial" w:cs="Arial"/>
-          <w:lang w:eastAsia="zh-CN"/>
-        </w:rPr>
-        <w:t>.</w:t>
-      </w:r>
-    </w:p>
-    <w:p>
-      <w:pPr>
-        <w:spacing w:line="360" w:lineRule="auto"/>
-        <w:jc w:val="both"/>
-        <w:rPr>
-          <w:rFonts w:ascii="Arial" w:hAnsi="Arial" w:cs="Arial"/>
-          <w:b/>
-          <w:bCs/>
-          <w:lang w:eastAsia="zh-CN"/>
-        </w:rPr>
-      </w:pPr>
-    </w:p>
-    <w:p>
-      <w:pPr>
-        <w:spacing w:line="360" w:lineRule="auto"/>
-        <w:jc w:val="both"/>
-        <w:rPr>
-          <w:rFonts w:ascii="Arial" w:hAnsi="Arial" w:cs="Arial"/>
-          <w:lang w:eastAsia="zh-CN"/>
-        </w:rPr>
-      </w:pPr>
-      <w:r>
-        <w:rPr>
-          <w:rFonts w:ascii="Arial" w:hAnsi="Arial" w:cs="Arial"/>
-          <w:b/>
-          <w:bCs/>
-          <w:lang w:eastAsia="zh-CN"/>
-        </w:rPr>
-        <w:t>Keywords:</w:t>
-      </w:r>
-      <w:r>
-        <w:rPr>
-          <w:rFonts w:ascii="Arial" w:hAnsi="Arial" w:cs="Arial"/>
-          <w:lang w:eastAsia="zh-CN"/>
-        </w:rPr>
-        <w:t xml:space="preserve"> Access </w:t>
-      </w:r>
-      <w:proofErr w:type="spellStart"/>
-      <w:r>
-        <w:rPr>
-          <w:rFonts w:ascii="Arial" w:hAnsi="Arial" w:cs="Arial"/>
-          <w:lang w:eastAsia="zh-CN"/>
-        </w:rPr>
-        <w:t>control</w:t>
-      </w:r>
-      <w:proofErr w:type="spellEnd"/>
-      <w:r>
-        <w:rPr>
-          <w:rFonts w:ascii="Arial" w:hAnsi="Arial" w:cs="Arial"/>
-          <w:lang w:eastAsia="zh-CN"/>
-        </w:rPr>
-        <w:t xml:space="preserve">; </w:t>
-      </w:r>
-      <w:proofErr w:type="spellStart"/>
-      <w:r>
-        <w:rPr>
-          <w:rFonts w:ascii="Arial" w:hAnsi="Arial" w:cs="Arial"/>
-          <w:lang w:eastAsia="zh-CN"/>
-        </w:rPr>
-        <w:t>Multi-factor</w:t>
-      </w:r>
-      <w:proofErr w:type="spellEnd"/>
-      <w:r>
-        <w:rPr>
-          <w:rFonts w:ascii="Arial" w:hAnsi="Arial" w:cs="Arial"/>
-          <w:lang w:eastAsia="zh-CN"/>
-        </w:rPr>
-        <w:t xml:space="preserve"> </w:t>
-      </w:r>
-      <w:proofErr w:type="spellStart"/>
-      <w:r>
-        <w:rPr>
-          <w:rFonts w:ascii="Arial" w:hAnsi="Arial" w:cs="Arial"/>
-          <w:lang w:eastAsia="zh-CN"/>
-        </w:rPr>
-        <w:t>authentication</w:t>
-      </w:r>
-      <w:proofErr w:type="spellEnd"/>
-      <w:r>
-        <w:rPr>
-          <w:rFonts w:ascii="Arial" w:hAnsi="Arial" w:cs="Arial"/>
-          <w:lang w:eastAsia="zh-CN"/>
-        </w:rPr>
-        <w:t xml:space="preserve">; </w:t>
-      </w:r>
-      <w:proofErr w:type="gramStart"/>
-      <w:r>
-        <w:rPr>
-          <w:rFonts w:ascii="Arial" w:hAnsi="Arial" w:cs="Arial"/>
-          <w:lang w:eastAsia="zh-CN"/>
-        </w:rPr>
-        <w:t>Facial</w:t>
-      </w:r>
-      <w:proofErr w:type="gramEnd"/>
-      <w:r>
-        <w:rPr>
-          <w:rFonts w:ascii="Arial" w:hAnsi="Arial" w:cs="Arial"/>
-          <w:lang w:eastAsia="zh-CN"/>
-        </w:rPr>
-        <w:t xml:space="preserve"> </w:t>
-      </w:r>
-      <w:proofErr w:type="spellStart"/>
-      <w:r>
-        <w:rPr>
-          <w:rFonts w:ascii="Arial" w:hAnsi="Arial" w:cs="Arial"/>
-          <w:lang w:eastAsia="zh-CN"/>
-        </w:rPr>
-        <w:t>biometrics</w:t>
-      </w:r>
-      <w:proofErr w:type="spellEnd"/>
-      <w:r>
-        <w:rPr>
-          <w:rFonts w:ascii="Arial" w:hAnsi="Arial" w:cs="Arial"/>
-          <w:lang w:eastAsia="zh-CN"/>
-        </w:rPr>
-        <w:t xml:space="preserve">; RFID; </w:t>
-      </w:r>
-      <w:proofErr w:type="spellStart"/>
-      <w:r>
-        <w:rPr>
-          <w:rFonts w:ascii="Arial" w:hAnsi="Arial" w:cs="Arial"/>
-          <w:lang w:eastAsia="zh-CN"/>
-        </w:rPr>
-        <w:t>Embedded</w:t>
-      </w:r>
-      <w:proofErr w:type="spellEnd"/>
-      <w:r>
-        <w:rPr>
-          <w:rFonts w:ascii="Arial" w:hAnsi="Arial" w:cs="Arial"/>
-          <w:lang w:eastAsia="zh-CN"/>
-        </w:rPr>
-        <w:t xml:space="preserve"> system</w:t>
+        <w:t xml:space="preserve"> Access control; Multi-factor authentication; Facial biometrics; RFID; Embedded system</w:t>
       </w:r>
     </w:p>
     <w:p>
@@ -4148,13 +1587,7 @@
               <w:rPr>
                 <w:b/>
               </w:rPr>
-              <w:t>1</w:t>
-            </w:r>
-            <w:r>
-              <w:rPr>
-                <w:b/>
-              </w:rPr>
-              <w:t>.</w:t>
+              <w:t>1.</w:t>
             </w:r>
             <w:r>
               <w:rPr>
@@ -4390,6 +1823,22 @@
               <w:t>1.6</w:t>
             </w:r>
           </w:p>
+          <w:p>
+            <w:pPr>
+              <w:pStyle w:val="Text"/>
+              <w:spacing w:line="480" w:lineRule="auto"/>
+              <w:ind w:firstLine="0"/>
+              <w:rPr>
+                <w:b/>
+              </w:rPr>
+            </w:pPr>
+            <w:r>
+              <w:rPr>
+                <w:b/>
+              </w:rPr>
+              <w:t>1.7</w:t>
+            </w:r>
+          </w:p>
         </w:tc>
         <w:tc>
           <w:tcPr>
@@ -4649,6 +2098,46 @@
                 <w:bCs/>
               </w:rPr>
               <w:t>.............................................….</w:t>
+            </w:r>
+          </w:p>
+          <w:p>
+            <w:pPr>
+              <w:pStyle w:val="Text"/>
+              <w:spacing w:line="480" w:lineRule="auto"/>
+              <w:ind w:firstLine="0"/>
+              <w:rPr>
+                <w:bCs/>
+              </w:rPr>
+            </w:pPr>
+            <w:r>
+              <w:rPr>
+                <w:b/>
+              </w:rPr>
+              <w:t>Bibliografia</w:t>
+            </w:r>
+            <w:r>
+              <w:rPr>
+                <w:bCs/>
+              </w:rPr>
+              <w:t>................</w:t>
+            </w:r>
+            <w:r>
+              <w:rPr>
+                <w:bCs/>
+              </w:rPr>
+              <w:t>........</w:t>
+            </w:r>
+            <w:r>
+              <w:rPr>
+                <w:bCs/>
+              </w:rPr>
+              <w:t>.............................................….</w:t>
+            </w:r>
+            <w:r>
+              <w:rPr>
+                <w:bCs/>
+              </w:rPr>
+              <w:t>.................</w:t>
             </w:r>
           </w:p>
         </w:tc>
@@ -4709,7 +2198,10 @@
               <w:ind w:firstLine="0"/>
             </w:pPr>
             <w:r>
-              <w:t>10</w:t>
+              <w:t>1</w:t>
+            </w:r>
+            <w:r>
+              <w:t>1</w:t>
             </w:r>
           </w:p>
           <w:p>
@@ -4730,6 +2222,16 @@
             </w:pPr>
             <w:r>
               <w:t>13</w:t>
+            </w:r>
+          </w:p>
+          <w:p>
+            <w:pPr>
+              <w:pStyle w:val="Text"/>
+              <w:spacing w:line="480" w:lineRule="auto"/>
+              <w:ind w:firstLine="0"/>
+            </w:pPr>
+            <w:r>
+              <w:t>14</w:t>
             </w:r>
           </w:p>
         </w:tc>
@@ -5103,21 +2605,7 @@
         <w:rPr>
           <w:rFonts w:ascii="Arial" w:hAnsi="Arial" w:cs="Arial"/>
         </w:rPr>
-        <w:t xml:space="preserve">O sistema contará com um hardware dedicado, implementado por meio de um </w:t>
-      </w:r>
-      <w:proofErr w:type="spellStart"/>
-      <w:r>
-        <w:rPr>
-          <w:rFonts w:ascii="Arial" w:hAnsi="Arial" w:cs="Arial"/>
-        </w:rPr>
-        <w:t>Raspberry</w:t>
-      </w:r>
-      <w:proofErr w:type="spellEnd"/>
-      <w:r>
-        <w:rPr>
-          <w:rFonts w:ascii="Arial" w:hAnsi="Arial" w:cs="Arial"/>
-        </w:rPr>
-        <w:t xml:space="preserve"> Pi, o qual será responsável pela integração dos dispositivos utilizados nos métodos de autenticação, bem como pela execução do software do sistema.</w:t>
+        <w:t>O sistema contará com um hardware dedicado, implementado por meio de um Raspberry Pi, o qual será responsável pela integração dos dispositivos utilizados nos métodos de autenticação, bem como pela execução do software do sistema.</w:t>
       </w:r>
     </w:p>
     <w:p>
@@ -5164,6 +2652,7 @@
     </w:p>
     <w:p>
       <w:pPr>
+        <w:pStyle w:val="NormalWeb"/>
         <w:spacing w:line="360" w:lineRule="auto"/>
         <w:ind w:firstLine="396"/>
         <w:jc w:val="both"/>
@@ -5175,140 +2664,110 @@
         <w:rPr>
           <w:rFonts w:ascii="Arial" w:hAnsi="Arial" w:cs="Arial"/>
         </w:rPr>
-        <w:t xml:space="preserve">O controle de acesso a instalações não é uma prática recente. Desde que a espécie humana passou a se organizar em sociedade, tornou-se comum a restrição de determinados ambientes a grupos específicos de indivíduos. Na Roma Antiga, por exemplo, o templo de </w:t>
-      </w:r>
-      <w:proofErr w:type="spellStart"/>
-      <w:r>
-        <w:rPr>
-          <w:rFonts w:ascii="Arial" w:hAnsi="Arial" w:cs="Arial"/>
-        </w:rPr>
-        <w:t>Vesta</w:t>
-      </w:r>
-      <w:proofErr w:type="spellEnd"/>
-      <w:r>
-        <w:rPr>
-          <w:rFonts w:ascii="Arial" w:hAnsi="Arial" w:cs="Arial"/>
-        </w:rPr>
-        <w:t xml:space="preserve"> era acessível apenas às sacerdotisas da deusa, sendo o </w:t>
-      </w:r>
-      <w:proofErr w:type="spellStart"/>
+        <w:t xml:space="preserve">O controle de acesso a instalações não é uma prática recente. Desde que a espécie humana passou a se organizar em sociedade, tornou-se comum a restrição de determinados ambientes a grupos específicos de indivíduos. Na Roma Antiga, por exemplo, o templo de Vesta era acessível apenas às sacerdotisas da deusa, sendo o </w:t>
+      </w:r>
       <w:r>
         <w:rPr>
           <w:rStyle w:val="nfase"/>
           <w:rFonts w:ascii="Arial" w:eastAsiaTheme="majorEastAsia" w:hAnsi="Arial" w:cs="Arial"/>
         </w:rPr>
-        <w:t>pontifex</w:t>
-      </w:r>
-      <w:proofErr w:type="spellEnd"/>
+        <w:t>pontifex maximus</w:t>
+      </w:r>
+      <w:r>
+        <w:rPr>
+          <w:rFonts w:ascii="Arial" w:hAnsi="Arial" w:cs="Arial"/>
+        </w:rPr>
+        <w:t xml:space="preserve"> a única exceção (HORVAT, 2007, p. 9).</w:t>
+      </w:r>
+    </w:p>
+    <w:p>
+      <w:pPr>
+        <w:pStyle w:val="NormalWeb"/>
+        <w:spacing w:line="360" w:lineRule="auto"/>
+        <w:jc w:val="both"/>
+        <w:rPr>
+          <w:rFonts w:ascii="Arial" w:hAnsi="Arial" w:cs="Arial"/>
+        </w:rPr>
+      </w:pPr>
+      <w:r>
+        <w:rPr>
+          <w:rFonts w:ascii="Arial" w:hAnsi="Arial" w:cs="Arial"/>
+        </w:rPr>
+        <w:t>Na era contemporânea, por motivos de segurança, os mecanismos de controle de acesso tornaram-se indispensáveis, mesmo em ambientes considerados simples (STALLINGS, 2017). Com o avanço tecnológico, novos métodos automatizados passaram a ser amplamente utilizados, proporcionando maior praticidade e eficiência (SICARI et al., 2015).</w:t>
+      </w:r>
+    </w:p>
+    <w:p>
+      <w:pPr>
+        <w:pStyle w:val="NormalWeb"/>
+        <w:spacing w:line="360" w:lineRule="auto"/>
+        <w:jc w:val="both"/>
+        <w:rPr>
+          <w:rFonts w:ascii="Arial" w:hAnsi="Arial" w:cs="Arial"/>
+        </w:rPr>
+      </w:pPr>
+      <w:r>
+        <w:rPr>
+          <w:rFonts w:ascii="Arial" w:hAnsi="Arial" w:cs="Arial"/>
+        </w:rPr>
+        <w:t>Entre os diversos métodos existentes, a utilização de senhas é uma das formas mais comuns de autenticação. No entanto, sua segurança é considerada limitada, uma vez que podem ser compartilhadas entre indivíduos ou até mesmo esquecidas pelos próprios usuários (FLORÊNCIO; HERLEY, 2007; GOLLE; WAGNER, 2007).</w:t>
+      </w:r>
+    </w:p>
+    <w:p>
+      <w:pPr>
+        <w:pStyle w:val="NormalWeb"/>
+        <w:spacing w:line="360" w:lineRule="auto"/>
+        <w:jc w:val="both"/>
+        <w:rPr>
+          <w:rFonts w:ascii="Arial" w:hAnsi="Arial" w:cs="Arial"/>
+        </w:rPr>
+      </w:pPr>
+      <w:r>
+        <w:rPr>
+          <w:rFonts w:ascii="Arial" w:hAnsi="Arial" w:cs="Arial"/>
+        </w:rPr>
+        <w:t xml:space="preserve">A biometria constitui outro método amplamente empregado, podendo ser realizada por meio de reconhecimento facial ou impressão digital. Esse tipo de autenticação apresenta maior nível de segurança, pois utiliza características únicas de cada </w:t>
+      </w:r>
+      <w:r>
+        <w:rPr>
+          <w:rFonts w:ascii="Arial" w:hAnsi="Arial" w:cs="Arial"/>
+        </w:rPr>
+        <w:lastRenderedPageBreak/>
+        <w:t>indivíduo, garantindo maior precisão na identificação do usuário (JAIN; ROSS; PRABHAKAR, 2004; WAYMAN, 2005).</w:t>
+      </w:r>
+    </w:p>
+    <w:p>
+      <w:pPr>
+        <w:pStyle w:val="NormalWeb"/>
+        <w:spacing w:line="360" w:lineRule="auto"/>
+        <w:jc w:val="both"/>
+        <w:rPr>
+          <w:rFonts w:ascii="Arial" w:hAnsi="Arial" w:cs="Arial"/>
+        </w:rPr>
+      </w:pPr>
+      <w:r>
+        <w:rPr>
+          <w:rFonts w:ascii="Arial" w:hAnsi="Arial" w:cs="Arial"/>
+        </w:rPr>
+        <w:t>A tecnologia RFID (</w:t>
+      </w:r>
       <w:r>
         <w:rPr>
           <w:rStyle w:val="nfase"/>
           <w:rFonts w:ascii="Arial" w:eastAsiaTheme="majorEastAsia" w:hAnsi="Arial" w:cs="Arial"/>
         </w:rPr>
-        <w:t xml:space="preserve"> </w:t>
-      </w:r>
-      <w:proofErr w:type="spellStart"/>
-      <w:r>
-        <w:rPr>
-          <w:rStyle w:val="nfase"/>
-          <w:rFonts w:ascii="Arial" w:eastAsiaTheme="majorEastAsia" w:hAnsi="Arial" w:cs="Arial"/>
-        </w:rPr>
-        <w:t>maximus</w:t>
-      </w:r>
-      <w:proofErr w:type="spellEnd"/>
-      <w:r>
-        <w:rPr>
-          <w:rFonts w:ascii="Arial" w:hAnsi="Arial" w:cs="Arial"/>
-        </w:rPr>
-        <w:t xml:space="preserve"> a única exceção (HORVAT, 2007, p. 9).</w:t>
-      </w:r>
-    </w:p>
-    <w:p>
-      <w:pPr>
-        <w:spacing w:line="360" w:lineRule="auto"/>
-        <w:jc w:val="both"/>
-        <w:rPr>
-          <w:rFonts w:ascii="Arial" w:hAnsi="Arial" w:cs="Arial"/>
-        </w:rPr>
-      </w:pPr>
-      <w:r>
-        <w:rPr>
-          <w:rFonts w:ascii="Arial" w:hAnsi="Arial" w:cs="Arial"/>
-        </w:rPr>
-        <w:t>Na era contemporânea, por motivos de segurança, os mecanismos de controle de acesso tornaram-se indispensáveis, mesmo em ambientes considerados simples. Com o avanço tecnológico, novos métodos automatizados passaram a ser amplamente utilizados, proporcionando maior praticidade e eficiência.</w:t>
-      </w:r>
-    </w:p>
-    <w:p>
-      <w:pPr>
-        <w:spacing w:line="360" w:lineRule="auto"/>
-        <w:jc w:val="both"/>
-        <w:rPr>
-          <w:rFonts w:ascii="Arial" w:hAnsi="Arial" w:cs="Arial"/>
-        </w:rPr>
-      </w:pPr>
-      <w:r>
-        <w:rPr>
-          <w:rFonts w:ascii="Arial" w:hAnsi="Arial" w:cs="Arial"/>
-        </w:rPr>
-        <w:t>Entre os diversos métodos existentes, a utilização de senhas é uma das formas mais comuns de autenticação. No entanto, sua segurança é considerada limitada, uma vez que podem ser compartilhadas entre indivíduos ou até mesmo esquecidas pelos próprios usuários.</w:t>
-      </w:r>
-    </w:p>
-    <w:p>
-      <w:pPr>
-        <w:spacing w:line="360" w:lineRule="auto"/>
-        <w:jc w:val="both"/>
-        <w:rPr>
-          <w:rFonts w:ascii="Arial" w:hAnsi="Arial" w:cs="Arial"/>
-        </w:rPr>
-      </w:pPr>
-      <w:r>
-        <w:rPr>
-          <w:rFonts w:ascii="Arial" w:hAnsi="Arial" w:cs="Arial"/>
-        </w:rPr>
-        <w:t>A biometria constitui outro método amplamente empregado, podendo ser realizada por meio de reconhecimento facial ou impressão digital. Esse tipo de autenticação apresenta maior nível de segurança, pois utiliza características únicas de cada indivíduo, garantindo maior precisão na identificação do usuário.</w:t>
-      </w:r>
-    </w:p>
-    <w:p>
-      <w:pPr>
-        <w:spacing w:line="360" w:lineRule="auto"/>
-        <w:jc w:val="both"/>
-        <w:rPr>
-          <w:rFonts w:ascii="Arial" w:hAnsi="Arial" w:cs="Arial"/>
-        </w:rPr>
-      </w:pPr>
-      <w:r>
-        <w:rPr>
-          <w:rFonts w:ascii="Arial" w:hAnsi="Arial" w:cs="Arial"/>
-        </w:rPr>
-        <w:lastRenderedPageBreak/>
-        <w:t>A tecnologia RFID (</w:t>
-      </w:r>
-      <w:r>
-        <w:rPr>
-          <w:rStyle w:val="nfase"/>
-          <w:rFonts w:ascii="Arial" w:hAnsi="Arial" w:cs="Arial"/>
-        </w:rPr>
-        <w:t xml:space="preserve">Radio Frequency </w:t>
-      </w:r>
-      <w:proofErr w:type="spellStart"/>
-      <w:r>
-        <w:rPr>
-          <w:rStyle w:val="nfase"/>
-          <w:rFonts w:ascii="Arial" w:hAnsi="Arial" w:cs="Arial"/>
-        </w:rPr>
-        <w:t>Identification</w:t>
-      </w:r>
-      <w:proofErr w:type="spellEnd"/>
-      <w:r>
-        <w:rPr>
-          <w:rFonts w:ascii="Arial" w:hAnsi="Arial" w:cs="Arial"/>
-        </w:rPr>
-        <w:t>) também é amplamente utilizada em sistemas de controle de acesso. Ela pode ser considerada uma solução intermediária entre o uso de senhas e a biometria no que se refere à segurança. Embora seja mais prática e eficiente que a biometria em termos de rapidez, ainda permite o compartilhamento do dispositivo de acesso. Por outro lado, apresenta maior segurança em relação às senhas, pois exige a posse física do identificador para liberação do acesso.</w:t>
-      </w:r>
-    </w:p>
-    <w:p>
-      <w:pPr>
-        <w:spacing w:line="360" w:lineRule="auto"/>
+        <w:t>Radio Frequency Identification</w:t>
+      </w:r>
+      <w:r>
+        <w:rPr>
+          <w:rFonts w:ascii="Arial" w:hAnsi="Arial" w:cs="Arial"/>
+        </w:rPr>
+        <w:t>) também é amplamente utilizada em sistemas de controle de acesso. Ela pode ser considerada uma solução intermediária entre o uso de senhas e a biometria no que se refere à segurança (WEIS et al., 2004). Embora seja mais prática e eficiente que a biometria em termos de rapidez, ainda permite o compartilhamento do dispositivo de acesso. Por outro lado, apresenta maior segurança em relação às senhas, pois exige a posse física do identificador para liberação do acesso (KLAUS; SCHMIDT, 2007).</w:t>
+      </w:r>
+    </w:p>
+    <w:p>
+      <w:pPr>
+        <w:spacing w:line="360" w:lineRule="auto"/>
+        <w:jc w:val="both"/>
         <w:rPr>
           <w:rFonts w:ascii="Arial" w:hAnsi="Arial" w:cs="Arial"/>
         </w:rPr>
@@ -5335,6 +2794,7 @@
     </w:p>
     <w:p>
       <w:pPr>
+        <w:pStyle w:val="NormalWeb"/>
         <w:spacing w:line="360" w:lineRule="auto"/>
         <w:ind w:firstLine="396"/>
         <w:jc w:val="both"/>
@@ -5346,113 +2806,77 @@
         <w:rPr>
           <w:rFonts w:ascii="Arial" w:hAnsi="Arial" w:cs="Arial"/>
         </w:rPr>
-        <w:t>A maioria dos sistemas de controle de acesso utilizados atualmente depende de conexão com a internet, sendo que as informações necessárias para a autenticação dos usuários ficam armazenadas em servidores de banco de dados remotos.</w:t>
-      </w:r>
-    </w:p>
-    <w:p>
-      <w:pPr>
-        <w:spacing w:line="360" w:lineRule="auto"/>
-        <w:jc w:val="both"/>
-        <w:rPr>
-          <w:rFonts w:ascii="Arial" w:hAnsi="Arial" w:cs="Arial"/>
-        </w:rPr>
-      </w:pPr>
-      <w:r>
-        <w:rPr>
-          <w:rFonts w:ascii="Arial" w:hAnsi="Arial" w:cs="Arial"/>
-        </w:rPr>
-        <w:t>Essa dependência da rede pode gerar diversas vulnerabilidades. Uma delas está relacionada à segurança, uma vez que é amplamente reconhecido na área de segurança da informação que qualquer dispositivo conectado à internet está sujeito a riscos, como ataques cibernéticos e acessos não autorizados.</w:t>
-      </w:r>
-    </w:p>
-    <w:p>
-      <w:pPr>
-        <w:spacing w:line="360" w:lineRule="auto"/>
-        <w:jc w:val="both"/>
-        <w:rPr>
-          <w:rFonts w:ascii="Arial" w:hAnsi="Arial" w:cs="Arial"/>
-        </w:rPr>
-      </w:pPr>
-      <w:r>
-        <w:rPr>
-          <w:rFonts w:ascii="Arial" w:hAnsi="Arial" w:cs="Arial"/>
-        </w:rPr>
-        <w:t>Outro fator relevante é a disponibilidade do sistema. Por mais confiável que seja um provedor de internet, não é possível garantir a conectividade de forma contínua e ininterrupta. Dessa forma, caso haja indisponibilidade da rede, o sistema de autenticação pode deixar de funcionar, comprometendo o controle de acesso.</w:t>
-      </w:r>
-    </w:p>
-    <w:p>
-      <w:pPr>
-        <w:spacing w:line="360" w:lineRule="auto"/>
-        <w:jc w:val="both"/>
-        <w:rPr>
-          <w:rFonts w:ascii="Arial" w:hAnsi="Arial" w:cs="Arial"/>
-        </w:rPr>
-      </w:pPr>
-      <w:r>
-        <w:rPr>
-          <w:rFonts w:ascii="Arial" w:hAnsi="Arial" w:cs="Arial"/>
-        </w:rPr>
-        <w:t>Além disso, a latência da rede também pode impactar negativamente o desempenho do sistema. Mesmo com a conexão ativa, atrasos na comunicação podem fazer com que o processo de autenticação seja mais lento do que o esperado, prejudicando a experiência do usuário e a eficiência do sistema.</w:t>
-      </w:r>
-    </w:p>
-    <w:p>
-      <w:pPr>
-        <w:spacing w:line="360" w:lineRule="auto"/>
-        <w:jc w:val="both"/>
-        <w:rPr>
-          <w:rFonts w:ascii="Arial" w:hAnsi="Arial" w:cs="Arial"/>
-        </w:rPr>
-      </w:pPr>
-      <w:r>
-        <w:rPr>
-          <w:rFonts w:ascii="Arial" w:hAnsi="Arial" w:cs="Arial"/>
-        </w:rPr>
-        <w:t xml:space="preserve">Diante desses aspectos, torna-se relevante o desenvolvimento de </w:t>
-      </w:r>
-      <w:r>
-        <w:rPr>
-          <w:rFonts w:ascii="Arial" w:hAnsi="Arial" w:cs="Arial"/>
-        </w:rPr>
-        <w:t xml:space="preserve">um </w:t>
-      </w:r>
-      <w:r>
-        <w:rPr>
-          <w:rFonts w:ascii="Arial" w:hAnsi="Arial" w:cs="Arial"/>
-        </w:rPr>
-        <w:t xml:space="preserve">sistema </w:t>
-      </w:r>
-      <w:r>
-        <w:rPr>
-          <w:rFonts w:ascii="Arial" w:hAnsi="Arial" w:cs="Arial"/>
-        </w:rPr>
-        <w:t>que</w:t>
-      </w:r>
-      <w:r>
-        <w:rPr>
-          <w:rFonts w:ascii="Arial" w:hAnsi="Arial" w:cs="Arial"/>
-        </w:rPr>
-        <w:t xml:space="preserve"> opere de forma independente da internet, garantindo maior segurança, disponibilidade e desempenho no controle de acesso</w:t>
-      </w:r>
-    </w:p>
-    <w:p>
-      <w:pPr>
-        <w:spacing w:line="360" w:lineRule="auto"/>
-        <w:jc w:val="both"/>
-        <w:rPr>
-          <w:rFonts w:ascii="Arial" w:hAnsi="Arial" w:cs="Arial"/>
-        </w:rPr>
-      </w:pPr>
-    </w:p>
-    <w:p>
-      <w:pPr>
-        <w:spacing w:line="360" w:lineRule="auto"/>
-        <w:jc w:val="both"/>
-        <w:rPr>
-          <w:rFonts w:ascii="Arial" w:hAnsi="Arial" w:cs="Arial"/>
-        </w:rPr>
-      </w:pPr>
-    </w:p>
-    <w:p>
-      <w:pPr>
+        <w:t>A maioria dos sistemas de controle de acesso utilizados atualmente depende de conexão com a internet, sendo que as informações necessárias para a autenticação dos usuários ficam armazenadas em servidores de banco de dados remotos (TANENBAUM; WETHERALL, 2011).</w:t>
+      </w:r>
+    </w:p>
+    <w:p>
+      <w:pPr>
+        <w:pStyle w:val="NormalWeb"/>
+        <w:spacing w:line="360" w:lineRule="auto"/>
+        <w:jc w:val="both"/>
+        <w:rPr>
+          <w:rFonts w:ascii="Arial" w:hAnsi="Arial" w:cs="Arial"/>
+        </w:rPr>
+      </w:pPr>
+      <w:r>
+        <w:rPr>
+          <w:rFonts w:ascii="Arial" w:hAnsi="Arial" w:cs="Arial"/>
+        </w:rPr>
+        <w:t>Essa dependência da rede pode gerar diversas vulnerabilidades. Uma delas está relacionada à segurança, uma vez que é amplamente reconhecido na área de segurança da informação que qualquer dispositivo conectado à internet está sujeito a riscos, como ataques cibernéticos e acessos não autorizados (STALLINGS, 2017; ANDERSON, 2020).</w:t>
+      </w:r>
+    </w:p>
+    <w:p>
+      <w:pPr>
+        <w:pStyle w:val="NormalWeb"/>
+        <w:spacing w:line="360" w:lineRule="auto"/>
+        <w:jc w:val="both"/>
+        <w:rPr>
+          <w:rFonts w:ascii="Arial" w:hAnsi="Arial" w:cs="Arial"/>
+        </w:rPr>
+      </w:pPr>
+      <w:r>
+        <w:rPr>
+          <w:rFonts w:ascii="Arial" w:hAnsi="Arial" w:cs="Arial"/>
+        </w:rPr>
+        <w:t>Outro fator relevante é a disponibilidade do sistema. Por mais confiável que seja um provedor de internet, não é possível garantir a conectividade de forma contínua e ininterrupta. Dessa forma, caso haja indisponibilidade da rede, o sistema de autenticação pode deixar de funcionar, comprometendo o controle de acesso (KUROSE; ROSS, 2013).</w:t>
+      </w:r>
+    </w:p>
+    <w:p>
+      <w:pPr>
+        <w:pStyle w:val="NormalWeb"/>
+        <w:spacing w:line="360" w:lineRule="auto"/>
+        <w:jc w:val="both"/>
+        <w:rPr>
+          <w:rFonts w:ascii="Arial" w:hAnsi="Arial" w:cs="Arial"/>
+        </w:rPr>
+      </w:pPr>
+      <w:r>
+        <w:rPr>
+          <w:rFonts w:ascii="Arial" w:hAnsi="Arial" w:cs="Arial"/>
+        </w:rPr>
+        <w:t>Além disso, a latência da rede também pode impactar negativamente o desempenho do sistema. Mesmo com a conexão ativa, atrasos na comunicação podem fazer com que o processo de autenticação seja mais lento do que o esperado, prejudicando a experiência do usuário e a eficiência do sistema (TANENBAUM; WETHERALL, 2011).</w:t>
+      </w:r>
+    </w:p>
+    <w:p>
+      <w:pPr>
+        <w:pStyle w:val="NormalWeb"/>
+        <w:spacing w:line="360" w:lineRule="auto"/>
+        <w:jc w:val="both"/>
+        <w:rPr>
+          <w:rFonts w:ascii="Arial" w:hAnsi="Arial" w:cs="Arial"/>
+        </w:rPr>
+      </w:pPr>
+      <w:r>
+        <w:rPr>
+          <w:rFonts w:ascii="Arial" w:hAnsi="Arial" w:cs="Arial"/>
+        </w:rPr>
+        <w:lastRenderedPageBreak/>
+        <w:t>Diante desses aspectos, torna-se relevante o desenvolvimento de um sistema que opere de forma independente da internet, garantindo maior segurança, disponibilidade e desempenho no controle de acesso.</w:t>
+      </w:r>
+    </w:p>
+    <w:p>
+      <w:pPr>
+        <w:pStyle w:val="NormalWeb"/>
         <w:spacing w:line="360" w:lineRule="auto"/>
         <w:jc w:val="both"/>
         <w:rPr>
@@ -5476,124 +2900,71 @@
         <w:rPr>
           <w:rFonts w:ascii="Arial" w:hAnsi="Arial" w:cs="Arial"/>
         </w:rPr>
-        <w:lastRenderedPageBreak/>
         <w:t>JUSTIFICATIVA</w:t>
       </w:r>
     </w:p>
     <w:p>
       <w:pPr>
-        <w:spacing w:line="360" w:lineRule="auto"/>
-        <w:ind w:firstLine="396"/>
-        <w:jc w:val="both"/>
-        <w:rPr>
-          <w:rFonts w:ascii="Arial" w:hAnsi="Arial" w:cs="Arial"/>
-        </w:rPr>
-      </w:pPr>
-      <w:r>
-        <w:rPr>
-          <w:rFonts w:ascii="Arial" w:hAnsi="Arial" w:cs="Arial"/>
-        </w:rPr>
-        <w:t xml:space="preserve">A crescente demanda por sistemas de controle de acesso mais robustos e seguros está diretamente relacionada ao aumento das preocupações com a proteção de ambientes físicos e informações sensíveis. </w:t>
-      </w:r>
-      <w:r>
-        <w:rPr>
-          <w:rFonts w:ascii="Arial" w:hAnsi="Arial" w:cs="Arial"/>
-        </w:rPr>
-        <w:t>O</w:t>
-      </w:r>
-      <w:r>
-        <w:rPr>
-          <w:rFonts w:ascii="Arial" w:hAnsi="Arial" w:cs="Arial"/>
-        </w:rPr>
-        <w:t xml:space="preserve"> controle adequado de acesso tornou-se um fator essencial para a prevenção de incidentes de segurança, exigindo soluções cada vez mais confiáveis, eficientes e adaptáveis às diferentes realidades de </w:t>
-      </w:r>
-      <w:r>
-        <w:rPr>
-          <w:rFonts w:ascii="Arial" w:hAnsi="Arial" w:cs="Arial"/>
-        </w:rPr>
-        <w:t>uso</w:t>
-      </w:r>
-      <w:r>
-        <w:rPr>
-          <w:rFonts w:ascii="Arial" w:hAnsi="Arial" w:cs="Arial"/>
-        </w:rPr>
-        <w:t xml:space="preserve"> (</w:t>
-      </w:r>
-      <w:proofErr w:type="spellStart"/>
-      <w:r>
-        <w:rPr>
-          <w:rFonts w:ascii="Arial" w:hAnsi="Arial" w:cs="Arial"/>
-        </w:rPr>
-        <w:t>Sfre</w:t>
-      </w:r>
-      <w:r>
-        <w:rPr>
-          <w:rFonts w:ascii="Arial" w:hAnsi="Arial" w:cs="Arial"/>
-        </w:rPr>
-        <w:t>d</w:t>
-      </w:r>
-      <w:r>
-        <w:rPr>
-          <w:rFonts w:ascii="Arial" w:hAnsi="Arial" w:cs="Arial"/>
-        </w:rPr>
-        <w:t>do</w:t>
-      </w:r>
-      <w:proofErr w:type="spellEnd"/>
-      <w:r>
-        <w:rPr>
-          <w:rFonts w:ascii="Arial" w:hAnsi="Arial" w:cs="Arial"/>
-        </w:rPr>
-        <w:t>; Flores, 2009)</w:t>
-      </w:r>
-      <w:r>
-        <w:rPr>
-          <w:rFonts w:ascii="Arial" w:hAnsi="Arial" w:cs="Arial"/>
-        </w:rPr>
-        <w:t>.</w:t>
-      </w:r>
-    </w:p>
-    <w:p>
-      <w:pPr>
-        <w:spacing w:line="360" w:lineRule="auto"/>
-        <w:jc w:val="both"/>
-        <w:rPr>
-          <w:rFonts w:ascii="Arial" w:hAnsi="Arial" w:cs="Arial"/>
-        </w:rPr>
-      </w:pPr>
-      <w:r>
-        <w:rPr>
-          <w:rFonts w:ascii="Arial" w:hAnsi="Arial" w:cs="Arial"/>
-        </w:rPr>
-        <w:t>A utilização de autenticação multifator contribui significativamente para a redução dos riscos de acesso indevido, uma vez que combina diferentes formas de verificação da identidade do usuário. Além disso, o funcionamento offline elimina vulnerabilidades associadas à dependência de conexão com a internet, bem como reduz ineficiências relacionadas à latência da rede.</w:t>
-      </w:r>
-    </w:p>
-    <w:p>
-      <w:pPr>
-        <w:spacing w:line="360" w:lineRule="auto"/>
-        <w:jc w:val="both"/>
-        <w:rPr>
-          <w:rFonts w:ascii="Arial" w:hAnsi="Arial" w:cs="Arial"/>
-        </w:rPr>
-      </w:pPr>
-      <w:r>
-        <w:rPr>
-          <w:rFonts w:ascii="Arial" w:hAnsi="Arial" w:cs="Arial"/>
-        </w:rPr>
-        <w:t xml:space="preserve">Adicionalmente, o uso de um hardware dedicado, por meio de um </w:t>
-      </w:r>
-      <w:proofErr w:type="spellStart"/>
-      <w:r>
-        <w:rPr>
-          <w:rFonts w:ascii="Arial" w:hAnsi="Arial" w:cs="Arial"/>
-        </w:rPr>
-        <w:t>Raspberry</w:t>
-      </w:r>
-      <w:proofErr w:type="spellEnd"/>
-      <w:r>
-        <w:rPr>
-          <w:rFonts w:ascii="Arial" w:hAnsi="Arial" w:cs="Arial"/>
-        </w:rPr>
-        <w:t xml:space="preserve"> Pi, possibilita o desenvolvimento de uma solução de baixo custo e alta eficiência, tornando-a viável para diferentes aplicações no contexto de controle de acesso.</w:t>
+        <w:pStyle w:val="NormalWeb"/>
+        <w:spacing w:line="360" w:lineRule="auto"/>
+        <w:jc w:val="both"/>
+        <w:rPr>
+          <w:rFonts w:ascii="Arial" w:hAnsi="Arial" w:cs="Arial"/>
+        </w:rPr>
+      </w:pPr>
+      <w:r>
+        <w:rPr>
+          <w:rFonts w:ascii="Arial" w:hAnsi="Arial" w:cs="Arial"/>
+        </w:rPr>
+        <w:t>A crescente demanda por sistemas de controle de acesso mais robustos e seguros está diretamente relacionada ao aumento das preocupações com a proteção de ambientes físicos e informações sensíveis (SFREDDO; FLORES, 2009; ANDERSON, 2020). O controle adequado de acesso tornou-se um fator essencial para a prevenção de incidentes de segurança, exigindo soluções cada vez mais confiáveis, eficientes e adaptáveis às diferentes realidades de uso.</w:t>
+      </w:r>
+    </w:p>
+    <w:p>
+      <w:pPr>
+        <w:pStyle w:val="NormalWeb"/>
+        <w:spacing w:line="360" w:lineRule="auto"/>
+        <w:jc w:val="both"/>
+        <w:rPr>
+          <w:rFonts w:ascii="Arial" w:hAnsi="Arial" w:cs="Arial"/>
+        </w:rPr>
+      </w:pPr>
+      <w:r>
+        <w:rPr>
+          <w:rFonts w:ascii="Arial" w:hAnsi="Arial" w:cs="Arial"/>
+        </w:rPr>
+        <w:t>A utilização de autenticação multifator contribui significativamente para a redução dos riscos de acesso indevido, uma vez que combina diferentes formas de verificação da identidade do usuário (BONNEAU et al., 2012).</w:t>
+      </w:r>
+    </w:p>
+    <w:p>
+      <w:pPr>
+        <w:pStyle w:val="NormalWeb"/>
+        <w:spacing w:line="360" w:lineRule="auto"/>
+        <w:jc w:val="both"/>
+        <w:rPr>
+          <w:rFonts w:ascii="Arial" w:hAnsi="Arial" w:cs="Arial"/>
+        </w:rPr>
+      </w:pPr>
+      <w:r>
+        <w:rPr>
+          <w:rFonts w:ascii="Arial" w:hAnsi="Arial" w:cs="Arial"/>
+        </w:rPr>
+        <w:t>Além disso, o funcionamento offline elimina vulnerabilidades associadas à dependência de conexão com a internet, bem como reduz ineficiências relacionadas à latência da rede, aumentando a eficiência do sistema (SICARI et al., 2015).</w:t>
+      </w:r>
+    </w:p>
+    <w:p>
+      <w:pPr>
+        <w:pStyle w:val="NormalWeb"/>
+        <w:spacing w:line="360" w:lineRule="auto"/>
+        <w:jc w:val="both"/>
+        <w:rPr>
+          <w:rFonts w:ascii="Arial" w:hAnsi="Arial" w:cs="Arial"/>
+        </w:rPr>
+      </w:pPr>
+      <w:r>
+        <w:rPr>
+          <w:rFonts w:ascii="Arial" w:hAnsi="Arial" w:cs="Arial"/>
+        </w:rPr>
+        <w:t>Adicionalmente, o uso de um hardware dedicado, por meio de um Raspberry Pi, possibilita o desenvolvimento de uma solução de baixo custo e alta eficiência, tornando-a viável para diferentes aplicações no contexto de controle de acesso (USTUNDAG; CEVIKCAN, 2017).</w:t>
       </w:r>
     </w:p>
     <w:p>
@@ -5676,32 +3047,8 @@
         <w:rPr>
           <w:rFonts w:ascii="Arial" w:hAnsi="Arial" w:cs="Arial"/>
         </w:rPr>
-        <w:t xml:space="preserve">Desenvolver um sistema de controle de acesso baseado em autenticação de dois fatores, utilizando leitura de cartão RFID e biometria facial, capaz de operar de forma independente da conexão com a internet, por meio de um hardware dedicado implementado em um </w:t>
-      </w:r>
-      <w:proofErr w:type="spellStart"/>
-      <w:r>
-        <w:rPr>
-          <w:rFonts w:ascii="Arial" w:hAnsi="Arial" w:cs="Arial"/>
-        </w:rPr>
-        <w:t>Raspberry</w:t>
-      </w:r>
-      <w:proofErr w:type="spellEnd"/>
-      <w:r>
-        <w:rPr>
-          <w:rFonts w:ascii="Arial" w:hAnsi="Arial" w:cs="Arial"/>
-        </w:rPr>
-        <w:t xml:space="preserve"> Pi.</w:t>
-      </w:r>
-    </w:p>
-    <w:p>
-      <w:pPr>
-        <w:spacing w:line="360" w:lineRule="auto"/>
-        <w:ind w:firstLine="708"/>
-        <w:jc w:val="both"/>
-        <w:rPr>
-          <w:rFonts w:ascii="Arial" w:hAnsi="Arial" w:cs="Arial"/>
-        </w:rPr>
-      </w:pPr>
+        <w:t>Desenvolver um sistema de controle de acesso baseado em autenticação de dois fatores, utilizando leitura de cartão RFID e biometria facial, capaz de operar de forma independente da conexão com a internet, por meio de um hardware dedicado implementado em um Raspberry Pi.</w:t>
+      </w:r>
     </w:p>
     <w:p>
       <w:pPr>
@@ -5723,6 +3070,7 @@
           <w:b/>
           <w:bCs/>
         </w:rPr>
+        <w:lastRenderedPageBreak/>
         <w:t>Objetivos e</w:t>
       </w:r>
       <w:r>
@@ -5827,7 +3175,6 @@
         <w:rPr>
           <w:rFonts w:ascii="Arial" w:hAnsi="Arial" w:cs="Arial"/>
         </w:rPr>
-        <w:lastRenderedPageBreak/>
         <w:t xml:space="preserve">Integrar os métodos de autenticação por RFID e biometria facial em um único sistema; </w:t>
       </w:r>
     </w:p>
@@ -5935,21 +3282,7 @@
         <w:rPr>
           <w:rFonts w:ascii="Arial" w:hAnsi="Arial" w:cs="Arial"/>
         </w:rPr>
-        <w:t xml:space="preserve">Configurar e integrar os componentes de hardware utilizando um </w:t>
-      </w:r>
-      <w:proofErr w:type="spellStart"/>
-      <w:r>
-        <w:rPr>
-          <w:rFonts w:ascii="Arial" w:hAnsi="Arial" w:cs="Arial"/>
-        </w:rPr>
-        <w:t>Raspberry</w:t>
-      </w:r>
-      <w:proofErr w:type="spellEnd"/>
-      <w:r>
-        <w:rPr>
-          <w:rFonts w:ascii="Arial" w:hAnsi="Arial" w:cs="Arial"/>
-        </w:rPr>
-        <w:t xml:space="preserve"> Pi como plataforma de processamento; </w:t>
+        <w:t xml:space="preserve">Configurar e integrar os componentes de hardware utilizando um Raspberry Pi como plataforma de processamento; </w:t>
       </w:r>
     </w:p>
     <w:p>
@@ -6053,583 +3386,159 @@
     </w:p>
     <w:p>
       <w:pPr>
+        <w:pStyle w:val="NormalWeb"/>
         <w:spacing w:line="360" w:lineRule="auto"/>
         <w:ind w:firstLine="396"/>
-        <w:rPr>
-          <w:rFonts w:ascii="Arial" w:hAnsi="Arial" w:cs="Arial"/>
-        </w:rPr>
-      </w:pPr>
-      <w:r>
-        <w:rPr>
-          <w:rFonts w:ascii="Arial" w:hAnsi="Arial" w:cs="Arial"/>
-        </w:rPr>
-        <w:t xml:space="preserve">Quanto aos procedimentos metodológicos do </w:t>
-      </w:r>
-      <w:r>
-        <w:rPr>
-          <w:rFonts w:ascii="Arial" w:hAnsi="Arial" w:cs="Arial"/>
-        </w:rPr>
-        <w:t xml:space="preserve">devemos adotar no presente </w:t>
-      </w:r>
-      <w:r>
-        <w:rPr>
-          <w:rFonts w:ascii="Arial" w:hAnsi="Arial" w:cs="Arial"/>
-        </w:rPr>
-        <w:t>trabalh</w:t>
-      </w:r>
-      <w:r>
-        <w:rPr>
-          <w:rFonts w:ascii="Arial" w:hAnsi="Arial" w:cs="Arial"/>
-        </w:rPr>
-        <w:t>o</w:t>
-      </w:r>
-      <w:r>
-        <w:rPr>
-          <w:rFonts w:ascii="Arial" w:hAnsi="Arial" w:cs="Arial"/>
-        </w:rPr>
-        <w:t xml:space="preserve"> três tipos de pesquisa</w:t>
-      </w:r>
-      <w:r>
-        <w:rPr>
-          <w:rFonts w:ascii="Arial" w:hAnsi="Arial" w:cs="Arial"/>
-        </w:rPr>
-        <w:t xml:space="preserve">: sendo elas </w:t>
-      </w:r>
-      <w:r>
-        <w:rPr>
-          <w:rFonts w:ascii="Arial" w:hAnsi="Arial" w:cs="Arial"/>
-        </w:rPr>
-        <w:t xml:space="preserve">a exploratória, </w:t>
-      </w:r>
-      <w:r>
-        <w:rPr>
-          <w:rFonts w:ascii="Arial" w:hAnsi="Arial" w:cs="Arial"/>
-        </w:rPr>
-        <w:t xml:space="preserve">a </w:t>
-      </w:r>
-      <w:r>
-        <w:rPr>
-          <w:rFonts w:ascii="Arial" w:hAnsi="Arial" w:cs="Arial"/>
-        </w:rPr>
-        <w:t xml:space="preserve">descritiva e </w:t>
-      </w:r>
-      <w:r>
-        <w:rPr>
-          <w:rFonts w:ascii="Arial" w:hAnsi="Arial" w:cs="Arial"/>
-        </w:rPr>
-        <w:t xml:space="preserve">a </w:t>
-      </w:r>
-      <w:r>
-        <w:rPr>
-          <w:rFonts w:ascii="Arial" w:hAnsi="Arial" w:cs="Arial"/>
-        </w:rPr>
-        <w:t>explicativa</w:t>
-      </w:r>
-      <w:r>
-        <w:rPr>
-          <w:rFonts w:ascii="Arial" w:hAnsi="Arial" w:cs="Arial"/>
-        </w:rPr>
-        <w:t>.</w:t>
-      </w:r>
-    </w:p>
-    <w:p>
-      <w:pPr>
-        <w:jc w:val="both"/>
-        <w:rPr>
-          <w:rFonts w:ascii="Arial" w:hAnsi="Arial" w:cs="Arial"/>
-        </w:rPr>
-      </w:pPr>
-      <w:r>
-        <w:rPr>
-          <w:rFonts w:ascii="Arial" w:hAnsi="Arial" w:cs="Arial"/>
-        </w:rPr>
-        <w:t>Segundo Wazlawick acerca da pesquisa exploratória:</w:t>
-      </w:r>
-    </w:p>
-    <w:p>
-      <w:pPr>
-        <w:ind w:left="708"/>
-        <w:jc w:val="both"/>
-        <w:rPr>
-          <w:rFonts w:ascii="Arial" w:hAnsi="Arial" w:cs="Arial"/>
-          <w:sz w:val="20"/>
-          <w:szCs w:val="20"/>
-        </w:rPr>
-      </w:pPr>
-      <w:r>
-        <w:rPr>
-          <w:rFonts w:ascii="Arial" w:hAnsi="Arial" w:cs="Arial"/>
-          <w:sz w:val="20"/>
-          <w:szCs w:val="20"/>
-        </w:rPr>
-        <w:t>A pesquisa exploratória é aquela em que o autor não tem necessariamente uma hipótese ou objetivo definido em mente. Ela pode ser considerada, muitas vezes, o primeiro estágio de um processo de pesquisa mais longo. Na pesquisa exploratória, o autor vai examinar um conjunto de fenômenos, buscando anomalias conhecidas ou não e que possam ser, então, a base para uma pesquisa mais sistemática depois</w:t>
-      </w:r>
-      <w:r>
-        <w:rPr>
-          <w:rFonts w:ascii="Arial" w:hAnsi="Arial" w:cs="Arial"/>
-          <w:sz w:val="20"/>
-          <w:szCs w:val="20"/>
-        </w:rPr>
-        <w:t xml:space="preserve"> </w:t>
-      </w:r>
-      <w:r>
-        <w:rPr>
-          <w:rFonts w:ascii="Arial" w:hAnsi="Arial" w:cs="Arial"/>
-          <w:sz w:val="20"/>
-          <w:szCs w:val="20"/>
-        </w:rPr>
-        <w:t>(</w:t>
-      </w:r>
-      <w:r>
-        <w:rPr>
-          <w:rFonts w:ascii="Arial" w:hAnsi="Arial" w:cs="Arial"/>
-          <w:sz w:val="20"/>
-          <w:szCs w:val="20"/>
-        </w:rPr>
-        <w:t>Wazlawick</w:t>
-      </w:r>
-      <w:r>
-        <w:rPr>
-          <w:rFonts w:ascii="Arial" w:hAnsi="Arial" w:cs="Arial"/>
-          <w:sz w:val="20"/>
-          <w:szCs w:val="20"/>
-        </w:rPr>
-        <w:t>, 2020, p 18).</w:t>
-      </w:r>
-    </w:p>
-    <w:p>
-      <w:pPr>
-        <w:spacing w:line="360" w:lineRule="auto"/>
-        <w:jc w:val="both"/>
-        <w:rPr>
-          <w:rFonts w:ascii="Arial" w:hAnsi="Arial" w:cs="Arial"/>
-        </w:rPr>
-      </w:pPr>
-      <w:r>
-        <w:rPr>
-          <w:rFonts w:ascii="Arial" w:hAnsi="Arial" w:cs="Arial"/>
-        </w:rPr>
-        <w:t>também</w:t>
-      </w:r>
-      <w:r>
-        <w:rPr>
-          <w:rFonts w:ascii="Arial" w:hAnsi="Arial" w:cs="Arial"/>
-        </w:rPr>
-        <w:t xml:space="preserve"> nos métodos de pesquisa que usaremos</w:t>
-      </w:r>
-      <w:r>
-        <w:rPr>
-          <w:rFonts w:ascii="Arial" w:hAnsi="Arial" w:cs="Arial"/>
-        </w:rPr>
-        <w:t xml:space="preserve"> para elaborar o nosso projeto,</w:t>
-      </w:r>
-      <w:r>
-        <w:rPr>
-          <w:rFonts w:ascii="Arial" w:hAnsi="Arial" w:cs="Arial"/>
-        </w:rPr>
-        <w:t xml:space="preserve"> a pesquisa descritiva:</w:t>
-      </w:r>
-    </w:p>
-    <w:p>
-      <w:pPr>
-        <w:ind w:left="708"/>
-        <w:jc w:val="both"/>
-        <w:rPr>
-          <w:rFonts w:ascii="Arial" w:hAnsi="Arial" w:cs="Arial"/>
-          <w:sz w:val="20"/>
-          <w:szCs w:val="20"/>
-        </w:rPr>
-      </w:pPr>
-      <w:r>
-        <w:rPr>
-          <w:rFonts w:ascii="Arial" w:hAnsi="Arial" w:cs="Arial"/>
-          <w:sz w:val="20"/>
-          <w:szCs w:val="20"/>
-        </w:rPr>
-        <w:t>A pesquisa descritiva é mais objetiva do que a exploratória. Com ela, busca-se obter dados mais consistentes sobre determinada realidade, mas não há ainda interferência do pesquisador ou a tentativa de obter teorias que expliquem os fenômenos. Tenta-se apenas descrever os fatos como eles são ou categorizá-los. A pesquisa descritiva é caracterizada pelo levantamento de dados e pela aplicação de entrevistas e questionários. Assim como a pesquisa exploratória, ela pode ser considerada um passo prévio para encontrar fenômenos não explicados pelas teorias vigentes</w:t>
-      </w:r>
-      <w:r>
-        <w:rPr>
-          <w:rFonts w:ascii="Arial" w:hAnsi="Arial" w:cs="Arial"/>
-          <w:sz w:val="20"/>
-          <w:szCs w:val="20"/>
-        </w:rPr>
-        <w:t xml:space="preserve"> (</w:t>
-      </w:r>
-      <w:r>
-        <w:rPr>
-          <w:rFonts w:ascii="Arial" w:hAnsi="Arial" w:cs="Arial"/>
-          <w:sz w:val="20"/>
-          <w:szCs w:val="20"/>
-        </w:rPr>
-        <w:t>Wazlawick</w:t>
-      </w:r>
-      <w:r>
-        <w:rPr>
-          <w:rFonts w:ascii="Arial" w:hAnsi="Arial" w:cs="Arial"/>
-          <w:sz w:val="20"/>
-          <w:szCs w:val="20"/>
-        </w:rPr>
-        <w:t>, 2020, p 18).</w:t>
-      </w:r>
-    </w:p>
-    <w:p>
-      <w:pPr>
-        <w:jc w:val="both"/>
-        <w:rPr>
-          <w:rFonts w:ascii="Arial" w:hAnsi="Arial" w:cs="Arial"/>
-          <w:sz w:val="20"/>
-          <w:szCs w:val="20"/>
-        </w:rPr>
-      </w:pPr>
-    </w:p>
-    <w:p>
-      <w:pPr>
-        <w:spacing w:line="360" w:lineRule="auto"/>
-        <w:jc w:val="both"/>
-        <w:rPr>
-          <w:rFonts w:ascii="Arial" w:hAnsi="Arial" w:cs="Arial"/>
-        </w:rPr>
-      </w:pPr>
-      <w:r>
-        <w:rPr>
-          <w:rFonts w:ascii="Arial" w:hAnsi="Arial" w:cs="Arial"/>
-        </w:rPr>
-        <w:t>Concluindo</w:t>
-      </w:r>
-      <w:r>
-        <w:rPr>
-          <w:rFonts w:ascii="Arial" w:hAnsi="Arial" w:cs="Arial"/>
-        </w:rPr>
-        <w:t xml:space="preserve"> nossos métodos de pesquisa a pesquisa explicativa de acordo com </w:t>
-      </w:r>
-      <w:r>
-        <w:rPr>
-          <w:rFonts w:ascii="Arial" w:hAnsi="Arial" w:cs="Arial"/>
-        </w:rPr>
-        <w:t xml:space="preserve">Wazlawick </w:t>
-      </w:r>
-      <w:r>
-        <w:rPr>
-          <w:rFonts w:ascii="Arial" w:hAnsi="Arial" w:cs="Arial"/>
-        </w:rPr>
-        <w:t>(</w:t>
-      </w:r>
-      <w:r>
-        <w:rPr>
-          <w:rFonts w:ascii="Arial" w:hAnsi="Arial" w:cs="Arial"/>
-        </w:rPr>
-        <w:t>2020, p 18)</w:t>
-      </w:r>
-      <w:r>
-        <w:rPr>
-          <w:rFonts w:ascii="Arial" w:hAnsi="Arial" w:cs="Arial"/>
-        </w:rPr>
-        <w:t xml:space="preserve"> “[...]</w:t>
-      </w:r>
-      <w:r>
-        <w:rPr>
-          <w:rFonts w:ascii="Arial" w:hAnsi="Arial" w:cs="Arial"/>
-        </w:rPr>
-        <w:t xml:space="preserve"> é a mais complexa e completa. É a pesquisa científica </w:t>
+        <w:jc w:val="both"/>
+        <w:rPr>
+          <w:rFonts w:ascii="Arial" w:hAnsi="Arial" w:cs="Arial"/>
+        </w:rPr>
+      </w:pPr>
+      <w:r>
+        <w:rPr>
+          <w:rFonts w:ascii="Arial" w:hAnsi="Arial" w:cs="Arial"/>
+        </w:rPr>
+        <w:t>Quanto aos procedimentos metodológicos, serão adotados no presente trabalho três tipos de pesquisa: exploratória, descritiva e explicativa.</w:t>
+      </w:r>
+    </w:p>
+    <w:p>
+      <w:pPr>
+        <w:pStyle w:val="NormalWeb"/>
+        <w:spacing w:line="360" w:lineRule="auto"/>
+        <w:jc w:val="both"/>
+        <w:rPr>
+          <w:rFonts w:ascii="Arial" w:hAnsi="Arial" w:cs="Arial"/>
+        </w:rPr>
+      </w:pPr>
+      <w:r>
+        <w:rPr>
+          <w:rFonts w:ascii="Arial" w:hAnsi="Arial" w:cs="Arial"/>
+        </w:rPr>
+        <w:t>Segundo Wazlawick (2020, p. 18), acerca da pesquisa exploratória, trata-se de um tipo de pesquisa em que o autor não possui necessariamente uma hipótese ou objetivo definido previamente. Ela pode ser considerada, muitas vezes, o primeiro estágio de um processo de pesquisa mais amplo. Nesse contexto, o pesquisador examina um conjunto de fenômenos, buscando identificar anomalias, conhecidas ou não, que possam servir de base para uma investigação mais sistemática posteriormente.</w:t>
+      </w:r>
+    </w:p>
+    <w:p>
+      <w:pPr>
+        <w:pStyle w:val="NormalWeb"/>
+        <w:spacing w:line="360" w:lineRule="auto"/>
+        <w:jc w:val="both"/>
+        <w:rPr>
+          <w:rFonts w:ascii="Arial" w:hAnsi="Arial" w:cs="Arial"/>
+        </w:rPr>
+      </w:pPr>
+      <w:r>
+        <w:rPr>
+          <w:rFonts w:ascii="Arial" w:hAnsi="Arial" w:cs="Arial"/>
+        </w:rPr>
+        <w:t xml:space="preserve">Ainda dentro dos métodos de pesquisa utilizados na elaboração deste projeto, destaca-se a pesquisa descritiva. Conforme Wazlawick (2020, p. 18), a pesquisa </w:t>
       </w:r>
       <w:r>
         <w:rPr>
           <w:rFonts w:ascii="Arial" w:hAnsi="Arial" w:cs="Arial"/>
         </w:rPr>
         <w:lastRenderedPageBreak/>
-        <w:t>por excelência porque, além de analisar os dados observados, busca suas causas e explicações, ou seja, os fatores determinantes desses dados</w:t>
-      </w:r>
-      <w:r>
-        <w:rPr>
-          <w:rFonts w:ascii="Arial" w:hAnsi="Arial" w:cs="Arial"/>
-        </w:rPr>
-        <w:t xml:space="preserve"> [...]</w:t>
-      </w:r>
-      <w:r>
-        <w:rPr>
-          <w:rFonts w:ascii="Arial" w:hAnsi="Arial" w:cs="Arial"/>
-        </w:rPr>
-        <w:t>.</w:t>
-      </w:r>
-      <w:r>
-        <w:rPr>
-          <w:rFonts w:ascii="Arial" w:hAnsi="Arial" w:cs="Arial"/>
-        </w:rPr>
-        <w:t>”</w:t>
-      </w:r>
-    </w:p>
-    <w:p>
-      <w:pPr>
-        <w:jc w:val="both"/>
-        <w:rPr>
-          <w:rFonts w:ascii="Arial" w:hAnsi="Arial" w:cs="Arial"/>
-        </w:rPr>
-      </w:pPr>
-    </w:p>
-    <w:p>
-      <w:pPr>
-        <w:spacing w:line="360" w:lineRule="auto"/>
-        <w:jc w:val="both"/>
-        <w:rPr>
-          <w:rFonts w:ascii="Arial" w:hAnsi="Arial" w:cs="Arial"/>
-        </w:rPr>
-      </w:pPr>
-      <w:r>
-        <w:rPr>
-          <w:rFonts w:ascii="Arial" w:hAnsi="Arial" w:cs="Arial"/>
-        </w:rPr>
-        <w:t>De Tal forma con</w:t>
-      </w:r>
-      <w:r>
-        <w:rPr>
-          <w:rFonts w:ascii="Arial" w:hAnsi="Arial" w:cs="Arial"/>
-        </w:rPr>
-        <w:t>clui</w:t>
-      </w:r>
-      <w:r>
-        <w:rPr>
-          <w:rFonts w:ascii="Arial" w:hAnsi="Arial" w:cs="Arial"/>
-        </w:rPr>
-        <w:t>-se então que a pesquisa exploratória é a quela que não tem não tem um objetivo ou hipótese definido previamente e como pode ser captado empiricamente pelo nome é somente a exploração de um tema que pode ou não ser aprofundado</w:t>
-      </w:r>
-      <w:r>
-        <w:rPr>
-          <w:rFonts w:ascii="Arial" w:hAnsi="Arial" w:cs="Arial"/>
-        </w:rPr>
-        <w:t xml:space="preserve">. </w:t>
-      </w:r>
-    </w:p>
-    <w:p>
-      <w:pPr>
-        <w:spacing w:line="360" w:lineRule="auto"/>
-        <w:jc w:val="both"/>
-        <w:rPr>
-          <w:rFonts w:ascii="Arial" w:hAnsi="Arial" w:cs="Arial"/>
-        </w:rPr>
-      </w:pPr>
-      <w:r>
-        <w:rPr>
-          <w:rFonts w:ascii="Arial" w:hAnsi="Arial" w:cs="Arial"/>
-        </w:rPr>
-        <w:t xml:space="preserve">Já a pesquisa descritiva é mais </w:t>
-      </w:r>
-      <w:r>
-        <w:rPr>
-          <w:rFonts w:ascii="Arial" w:hAnsi="Arial" w:cs="Arial"/>
-        </w:rPr>
-        <w:t>complexa que</w:t>
-      </w:r>
-      <w:r>
-        <w:rPr>
-          <w:rFonts w:ascii="Arial" w:hAnsi="Arial" w:cs="Arial"/>
-        </w:rPr>
-        <w:t xml:space="preserve"> a exploratória</w:t>
-      </w:r>
-      <w:r>
-        <w:rPr>
-          <w:rFonts w:ascii="Arial" w:hAnsi="Arial" w:cs="Arial"/>
-        </w:rPr>
-        <w:t>,</w:t>
-      </w:r>
-      <w:r>
-        <w:rPr>
-          <w:rFonts w:ascii="Arial" w:hAnsi="Arial" w:cs="Arial"/>
-        </w:rPr>
-        <w:t xml:space="preserve"> deve ter um objetivo concreto </w:t>
-      </w:r>
-      <w:r>
-        <w:rPr>
-          <w:rFonts w:ascii="Arial" w:hAnsi="Arial" w:cs="Arial"/>
-        </w:rPr>
-        <w:t>e baseia-se em levantamento</w:t>
-      </w:r>
-      <w:r>
-        <w:rPr>
-          <w:rFonts w:ascii="Arial" w:hAnsi="Arial" w:cs="Arial"/>
-        </w:rPr>
-        <w:t xml:space="preserve"> de dados</w:t>
-      </w:r>
-      <w:r>
-        <w:rPr>
-          <w:rFonts w:ascii="Arial" w:hAnsi="Arial" w:cs="Arial"/>
-        </w:rPr>
-        <w:t>, embora não tenha como objetivo explicá-los</w:t>
-      </w:r>
-      <w:r>
-        <w:rPr>
-          <w:rFonts w:ascii="Arial" w:hAnsi="Arial" w:cs="Arial"/>
-        </w:rPr>
-        <w:t xml:space="preserve">. </w:t>
-      </w:r>
-    </w:p>
-    <w:p>
-      <w:pPr>
-        <w:spacing w:line="360" w:lineRule="auto"/>
-        <w:jc w:val="both"/>
-        <w:rPr>
-          <w:rFonts w:ascii="Arial" w:hAnsi="Arial" w:cs="Arial"/>
-        </w:rPr>
-      </w:pPr>
-      <w:r>
-        <w:rPr>
-          <w:rFonts w:ascii="Arial" w:hAnsi="Arial" w:cs="Arial"/>
-        </w:rPr>
-        <w:t>A pesquisa explicativa é a mais completa das três pois utiliza os dados captados pela pesquisa descritiva e busca formular as causas e explicações para elas.</w:t>
-      </w:r>
-    </w:p>
-    <w:p>
-      <w:pPr>
-        <w:spacing w:line="360" w:lineRule="auto"/>
-        <w:jc w:val="both"/>
-        <w:rPr>
-          <w:rFonts w:ascii="Arial" w:hAnsi="Arial" w:cs="Arial"/>
-        </w:rPr>
-      </w:pPr>
-      <w:r>
-        <w:rPr>
-          <w:rFonts w:ascii="Arial" w:hAnsi="Arial" w:cs="Arial"/>
-        </w:rPr>
-        <w:t>Quanto ao delineamento da pesquisa, será adotada a pesquisa bibliográfica, considerada essencial para qualquer produção acadêmica, pois envolve o estudo de livros, artigos científicos, teses e outras publicações relevantes, conforme destacado por Wazlawick (2020, p. 18).</w:t>
-      </w:r>
-    </w:p>
-    <w:p>
-      <w:pPr>
-        <w:spacing w:line="360" w:lineRule="auto"/>
-        <w:rPr>
-          <w:rFonts w:ascii="Arial" w:hAnsi="Arial" w:cs="Arial"/>
-        </w:rPr>
-      </w:pPr>
-      <w:r>
-        <w:rPr>
-          <w:rFonts w:ascii="Arial" w:hAnsi="Arial" w:cs="Arial"/>
-        </w:rPr>
-        <w:t>Além disso será feito</w:t>
-      </w:r>
-      <w:r>
-        <w:rPr>
-          <w:rFonts w:ascii="Arial" w:hAnsi="Arial" w:cs="Arial"/>
-        </w:rPr>
-        <w:t xml:space="preserve"> </w:t>
-      </w:r>
-      <w:r>
-        <w:rPr>
-          <w:rFonts w:ascii="Arial" w:hAnsi="Arial" w:cs="Arial"/>
-        </w:rPr>
-        <w:t>us</w:t>
-      </w:r>
-      <w:r>
-        <w:rPr>
-          <w:rFonts w:ascii="Arial" w:hAnsi="Arial" w:cs="Arial"/>
-        </w:rPr>
-        <w:t>o</w:t>
-      </w:r>
-      <w:r>
-        <w:rPr>
-          <w:rFonts w:ascii="Arial" w:hAnsi="Arial" w:cs="Arial"/>
-        </w:rPr>
-        <w:t xml:space="preserve"> </w:t>
-      </w:r>
-      <w:r>
-        <w:rPr>
-          <w:rFonts w:ascii="Arial" w:hAnsi="Arial" w:cs="Arial"/>
-        </w:rPr>
-        <w:t>d</w:t>
-      </w:r>
-      <w:r>
-        <w:rPr>
-          <w:rFonts w:ascii="Arial" w:hAnsi="Arial" w:cs="Arial"/>
-        </w:rPr>
-        <w:t>a pesquisa experimental</w:t>
-      </w:r>
-      <w:r>
-        <w:rPr>
-          <w:rFonts w:ascii="Arial" w:hAnsi="Arial" w:cs="Arial"/>
-        </w:rPr>
-        <w:t>, de acordo como Wazlawick:</w:t>
-      </w:r>
-      <w:r>
-        <w:rPr>
-          <w:rFonts w:ascii="Arial" w:hAnsi="Arial" w:cs="Arial"/>
-        </w:rPr>
-        <w:t xml:space="preserve"> </w:t>
-      </w:r>
-    </w:p>
-    <w:p>
-      <w:pPr>
-        <w:spacing w:line="360" w:lineRule="auto"/>
-        <w:ind w:left="708"/>
-        <w:jc w:val="both"/>
-        <w:rPr>
-          <w:rFonts w:ascii="Arial" w:hAnsi="Arial" w:cs="Arial"/>
-          <w:sz w:val="20"/>
-          <w:szCs w:val="20"/>
-        </w:rPr>
-      </w:pPr>
-      <w:r>
-        <w:rPr>
-          <w:rFonts w:ascii="Arial" w:hAnsi="Arial" w:cs="Arial"/>
-          <w:sz w:val="20"/>
-          <w:szCs w:val="20"/>
-        </w:rPr>
-        <w:t>caracteriza-se pela manipulação de um aspecto da realidade pelo pesquisador. O pesquisador introduz, por exemplo, uma nova técnica em uma empresa de software e observa se a produtividade aumenta. A pesquisa experimental implica ter uma ou mais variáveis experimentais que podem ser controladas pelo pesquisador (o fato de usar ou não determinada técnica, por exemplo), e uma ou mais variáveis observadas, cuja medição poderá levar, possivelmente, à conclusão de que existe algum tipo de dependência com a variável experimental (por exemplo, avaliar a produtividade dos programadores em pontos de função por dia de trabalho e verificar se a técnica aumenta significativamente esse valor) (Wazlawick, 2020, p 18).</w:t>
-      </w:r>
-    </w:p>
-    <w:p>
-      <w:pPr>
-        <w:pStyle w:val="PargrafodaLista"/>
-        <w:spacing w:line="360" w:lineRule="auto"/>
-        <w:ind w:left="396"/>
-        <w:rPr>
-          <w:rFonts w:ascii="Arial" w:hAnsi="Arial" w:cs="Arial"/>
-        </w:rPr>
-      </w:pPr>
-    </w:p>
-    <w:p>
-      <w:pPr>
-        <w:pStyle w:val="PargrafodaLista"/>
-        <w:spacing w:line="360" w:lineRule="auto"/>
-        <w:ind w:left="396"/>
-        <w:rPr>
-          <w:rFonts w:ascii="Arial" w:hAnsi="Arial" w:cs="Arial"/>
-        </w:rPr>
-      </w:pPr>
-    </w:p>
-    <w:p>
-      <w:pPr>
-        <w:pStyle w:val="PargrafodaLista"/>
-        <w:spacing w:line="360" w:lineRule="auto"/>
-        <w:ind w:left="396"/>
-        <w:rPr>
-          <w:rFonts w:ascii="Arial" w:hAnsi="Arial" w:cs="Arial"/>
-        </w:rPr>
-      </w:pPr>
-    </w:p>
-    <w:p>
-      <w:pPr>
-        <w:pStyle w:val="PargrafodaLista"/>
-        <w:spacing w:line="360" w:lineRule="auto"/>
-        <w:ind w:left="396"/>
-        <w:rPr>
-          <w:rFonts w:ascii="Arial" w:hAnsi="Arial" w:cs="Arial"/>
-        </w:rPr>
-      </w:pPr>
-    </w:p>
-    <w:p>
-      <w:pPr>
-        <w:pStyle w:val="PargrafodaLista"/>
-        <w:spacing w:line="360" w:lineRule="auto"/>
-        <w:ind w:left="396"/>
-        <w:rPr>
-          <w:rFonts w:ascii="Arial" w:hAnsi="Arial" w:cs="Arial"/>
-        </w:rPr>
-      </w:pPr>
-    </w:p>
-    <w:p>
-      <w:pPr>
-        <w:pStyle w:val="PargrafodaLista"/>
-        <w:spacing w:line="360" w:lineRule="auto"/>
-        <w:ind w:left="396"/>
+        <w:t>descritiva é mais objetiva do que a exploratória, tendo como finalidade obter dados mais consistentes sobre determinada realidade. No entanto, não há interferência do pesquisador nem a intenção de explicar os fenômenos, mas sim descrevê-los ou categorizá-los. Esse tipo de pesquisa é caracterizado principalmente pelo levantamento de dados, utilizando técnicas como entrevistas e questionários.</w:t>
+      </w:r>
+    </w:p>
+    <w:p>
+      <w:pPr>
+        <w:pStyle w:val="NormalWeb"/>
+        <w:spacing w:line="360" w:lineRule="auto"/>
+        <w:jc w:val="both"/>
+        <w:rPr>
+          <w:rFonts w:ascii="Arial" w:hAnsi="Arial" w:cs="Arial"/>
+        </w:rPr>
+      </w:pPr>
+      <w:r>
+        <w:rPr>
+          <w:rFonts w:ascii="Arial" w:hAnsi="Arial" w:cs="Arial"/>
+        </w:rPr>
+        <w:t>Concluindo os métodos de pesquisa, tem-se a pesquisa explicativa que, de acordo com Wazlawick (2020, p. 18), é considerada a mais complexa e completa, pois além de analisar os dados observados, busca suas causas e explicações, ou seja, os fatores determinantes desses dados.</w:t>
+      </w:r>
+    </w:p>
+    <w:p>
+      <w:pPr>
+        <w:pStyle w:val="NormalWeb"/>
+        <w:spacing w:line="360" w:lineRule="auto"/>
+        <w:jc w:val="both"/>
+        <w:rPr>
+          <w:rFonts w:ascii="Arial" w:hAnsi="Arial" w:cs="Arial"/>
+        </w:rPr>
+      </w:pPr>
+      <w:r>
+        <w:rPr>
+          <w:rFonts w:ascii="Arial" w:hAnsi="Arial" w:cs="Arial"/>
+        </w:rPr>
+        <w:t>Dessa forma, conclui-se que a pesquisa exploratória é aquela que não possui um objetivo ou hipótese previamente definidos, sendo voltada principalmente à exploração inicial de um tema, que pode ou não ser aprofundado posteriormente. Já a pesquisa descritiva apresenta maior nível de estruturação, baseando-se no levantamento de dados, embora não tenha como objetivo explicá-los. Por fim, a pesquisa explicativa é a mais completa entre as três, pois utiliza os dados obtidos para buscar suas causas e explicações.</w:t>
+      </w:r>
+    </w:p>
+    <w:p>
+      <w:pPr>
+        <w:pStyle w:val="NormalWeb"/>
+        <w:spacing w:line="360" w:lineRule="auto"/>
+        <w:jc w:val="both"/>
+        <w:rPr>
+          <w:rFonts w:ascii="Arial" w:hAnsi="Arial" w:cs="Arial"/>
+        </w:rPr>
+      </w:pPr>
+      <w:r>
+        <w:rPr>
+          <w:rFonts w:ascii="Arial" w:hAnsi="Arial" w:cs="Arial"/>
+        </w:rPr>
+        <w:t>Quanto ao delineamento da pesquisa, será adotada a pesquisa bibliográfica, considerada essencial para qualquer produção acadêmica, pois envolve o estudo de livros, artigos científicos, teses e outras publicações relevantes (WAZLAWICK, 2020).</w:t>
+      </w:r>
+    </w:p>
+    <w:p>
+      <w:pPr>
+        <w:pStyle w:val="NormalWeb"/>
+        <w:spacing w:line="360" w:lineRule="auto"/>
+        <w:jc w:val="both"/>
+        <w:rPr>
+          <w:rFonts w:ascii="Arial" w:hAnsi="Arial" w:cs="Arial"/>
+        </w:rPr>
+      </w:pPr>
+      <w:r>
+        <w:rPr>
+          <w:rFonts w:ascii="Arial" w:hAnsi="Arial" w:cs="Arial"/>
+        </w:rPr>
+        <w:t>Além disso, será utilizada a pesquisa experimental que, segundo Wazlawick (2020, p. 18), caracteriza-se pela manipulação de aspectos da realidade por parte do pesquisador. Nesse tipo de pesquisa, são definidas variáveis que podem ser controladas, bem como variáveis observadas, permitindo verificar possíveis relações de dependência entre elas.</w:t>
+      </w:r>
+    </w:p>
+    <w:p>
+      <w:pPr>
+        <w:spacing w:line="360" w:lineRule="auto"/>
+        <w:rPr>
+          <w:rFonts w:ascii="Arial" w:hAnsi="Arial" w:cs="Arial"/>
+        </w:rPr>
+      </w:pPr>
+    </w:p>
+    <w:p>
+      <w:pPr>
+        <w:spacing w:line="360" w:lineRule="auto"/>
+        <w:rPr>
+          <w:rFonts w:ascii="Arial" w:hAnsi="Arial" w:cs="Arial"/>
+        </w:rPr>
+      </w:pPr>
+    </w:p>
+    <w:p>
+      <w:pPr>
+        <w:spacing w:line="360" w:lineRule="auto"/>
+        <w:rPr>
+          <w:rFonts w:ascii="Arial" w:hAnsi="Arial" w:cs="Arial"/>
+        </w:rPr>
+      </w:pPr>
+    </w:p>
+    <w:p>
+      <w:pPr>
+        <w:spacing w:line="360" w:lineRule="auto"/>
+        <w:rPr>
+          <w:rFonts w:ascii="Arial" w:hAnsi="Arial" w:cs="Arial"/>
+        </w:rPr>
+      </w:pPr>
+    </w:p>
+    <w:p>
+      <w:pPr>
+        <w:spacing w:line="360" w:lineRule="auto"/>
         <w:rPr>
           <w:rFonts w:ascii="Arial" w:hAnsi="Arial" w:cs="Arial"/>
         </w:rPr>
@@ -6683,21 +3592,7 @@
         <w:rPr>
           <w:rFonts w:ascii="Arial" w:hAnsi="Arial" w:cs="Arial"/>
         </w:rPr>
-        <w:t xml:space="preserve">O Capítulo 3 apresenta o desenvolvimento do sistema proposto, incluindo a arquitetura da solução, a integração entre hardware e software, bem como a implementação utilizando um </w:t>
-      </w:r>
-      <w:proofErr w:type="spellStart"/>
-      <w:r>
-        <w:rPr>
-          <w:rFonts w:ascii="Arial" w:hAnsi="Arial" w:cs="Arial"/>
-        </w:rPr>
-        <w:t>Raspberry</w:t>
-      </w:r>
-      <w:proofErr w:type="spellEnd"/>
-      <w:r>
-        <w:rPr>
-          <w:rFonts w:ascii="Arial" w:hAnsi="Arial" w:cs="Arial"/>
-        </w:rPr>
-        <w:t xml:space="preserve"> Pi e os módulos necessários para autenticação.</w:t>
+        <w:t>O Capítulo 3 apresenta o desenvolvimento do sistema proposto, incluindo a arquitetura da solução, a integração entre hardware e software, bem como a implementação utilizando um Raspberry Pi e os módulos necessários para autenticação.</w:t>
       </w:r>
     </w:p>
     <w:p>
@@ -6739,8 +3634,761 @@
         </w:rPr>
       </w:pPr>
     </w:p>
+    <w:p>
+      <w:pPr>
+        <w:spacing w:line="360" w:lineRule="auto"/>
+        <w:jc w:val="both"/>
+        <w:rPr>
+          <w:rFonts w:ascii="Arial" w:hAnsi="Arial" w:cs="Arial"/>
+        </w:rPr>
+      </w:pPr>
+    </w:p>
+    <w:p>
+      <w:pPr>
+        <w:spacing w:line="360" w:lineRule="auto"/>
+        <w:jc w:val="both"/>
+        <w:rPr>
+          <w:rFonts w:ascii="Arial" w:hAnsi="Arial" w:cs="Arial"/>
+        </w:rPr>
+      </w:pPr>
+    </w:p>
+    <w:p>
+      <w:pPr>
+        <w:spacing w:line="360" w:lineRule="auto"/>
+        <w:jc w:val="both"/>
+        <w:rPr>
+          <w:rFonts w:ascii="Arial" w:hAnsi="Arial" w:cs="Arial"/>
+        </w:rPr>
+      </w:pPr>
+    </w:p>
+    <w:p>
+      <w:pPr>
+        <w:spacing w:line="360" w:lineRule="auto"/>
+        <w:jc w:val="both"/>
+        <w:rPr>
+          <w:rFonts w:ascii="Arial" w:hAnsi="Arial" w:cs="Arial"/>
+        </w:rPr>
+      </w:pPr>
+    </w:p>
+    <w:p>
+      <w:pPr>
+        <w:spacing w:line="360" w:lineRule="auto"/>
+        <w:jc w:val="both"/>
+        <w:rPr>
+          <w:rFonts w:ascii="Arial" w:hAnsi="Arial" w:cs="Arial"/>
+        </w:rPr>
+      </w:pPr>
+    </w:p>
+    <w:p>
+      <w:pPr>
+        <w:spacing w:line="360" w:lineRule="auto"/>
+        <w:jc w:val="both"/>
+        <w:rPr>
+          <w:rFonts w:ascii="Arial" w:hAnsi="Arial" w:cs="Arial"/>
+        </w:rPr>
+      </w:pPr>
+    </w:p>
+    <w:p>
+      <w:pPr>
+        <w:spacing w:line="360" w:lineRule="auto"/>
+        <w:jc w:val="both"/>
+        <w:rPr>
+          <w:rFonts w:ascii="Arial" w:hAnsi="Arial" w:cs="Arial"/>
+        </w:rPr>
+      </w:pPr>
+    </w:p>
+    <w:p>
+      <w:pPr>
+        <w:spacing w:line="360" w:lineRule="auto"/>
+        <w:jc w:val="both"/>
+        <w:rPr>
+          <w:rFonts w:ascii="Arial" w:hAnsi="Arial" w:cs="Arial"/>
+        </w:rPr>
+      </w:pPr>
+    </w:p>
+    <w:p>
+      <w:pPr>
+        <w:spacing w:line="360" w:lineRule="auto"/>
+        <w:jc w:val="both"/>
+        <w:rPr>
+          <w:rFonts w:ascii="Arial" w:hAnsi="Arial" w:cs="Arial"/>
+        </w:rPr>
+      </w:pPr>
+    </w:p>
+    <w:p>
+      <w:pPr>
+        <w:spacing w:line="360" w:lineRule="auto"/>
+        <w:jc w:val="both"/>
+        <w:rPr>
+          <w:rFonts w:ascii="Arial" w:hAnsi="Arial" w:cs="Arial"/>
+        </w:rPr>
+      </w:pPr>
+    </w:p>
+    <w:p>
+      <w:pPr>
+        <w:pStyle w:val="PargrafodaLista"/>
+        <w:numPr>
+          <w:ilvl w:val="1"/>
+          <w:numId w:val="1"/>
+        </w:numPr>
+        <w:spacing w:line="360" w:lineRule="auto"/>
+        <w:jc w:val="both"/>
+        <w:rPr>
+          <w:rFonts w:ascii="Arial" w:hAnsi="Arial" w:cs="Arial"/>
+        </w:rPr>
+      </w:pPr>
+      <w:r>
+        <w:rPr>
+          <w:rFonts w:ascii="Arial" w:hAnsi="Arial" w:cs="Arial"/>
+        </w:rPr>
+        <w:lastRenderedPageBreak/>
+        <w:t>B</w:t>
+      </w:r>
+      <w:r>
+        <w:rPr>
+          <w:rFonts w:ascii="Arial" w:hAnsi="Arial" w:cs="Arial"/>
+        </w:rPr>
+        <w:t>IBLIOGR</w:t>
+      </w:r>
+      <w:r>
+        <w:rPr>
+          <w:rFonts w:ascii="Arial" w:hAnsi="Arial" w:cs="Arial"/>
+        </w:rPr>
+        <w:t>A</w:t>
+      </w:r>
+      <w:r>
+        <w:rPr>
+          <w:rFonts w:ascii="Arial" w:hAnsi="Arial" w:cs="Arial"/>
+        </w:rPr>
+        <w:t>FIA</w:t>
+      </w:r>
+    </w:p>
+    <w:p>
+      <w:pPr>
+        <w:pStyle w:val="NormalWeb"/>
+        <w:rPr>
+          <w:rFonts w:ascii="Arial" w:hAnsi="Arial" w:cs="Arial"/>
+        </w:rPr>
+      </w:pPr>
+      <w:r>
+        <w:rPr>
+          <w:rFonts w:ascii="Arial" w:hAnsi="Arial" w:cs="Arial"/>
+        </w:rPr>
+        <w:t xml:space="preserve">ANDERSON, Ross. </w:t>
+      </w:r>
+      <w:r>
+        <w:rPr>
+          <w:rStyle w:val="nfase"/>
+          <w:rFonts w:ascii="Arial" w:eastAsiaTheme="majorEastAsia" w:hAnsi="Arial" w:cs="Arial"/>
+        </w:rPr>
+        <w:t>Security Engineering: A Guide to Building Dependable Distributed Systems</w:t>
+      </w:r>
+      <w:r>
+        <w:rPr>
+          <w:rFonts w:ascii="Arial" w:hAnsi="Arial" w:cs="Arial"/>
+        </w:rPr>
+        <w:t>. 3. ed. Indianapolis: Wiley, 2020.</w:t>
+      </w:r>
+    </w:p>
+    <w:p>
+      <w:pPr>
+        <w:pStyle w:val="NormalWeb"/>
+        <w:rPr>
+          <w:rFonts w:ascii="Arial" w:hAnsi="Arial" w:cs="Arial"/>
+        </w:rPr>
+      </w:pPr>
+      <w:r>
+        <w:rPr>
+          <w:rFonts w:ascii="Arial" w:hAnsi="Arial" w:cs="Arial"/>
+        </w:rPr>
+        <w:t xml:space="preserve">BONNEAU, Joseph et al. The quest to replace passwords: A framework for comparative evaluation of web authentication schemes. In: </w:t>
+      </w:r>
+      <w:r>
+        <w:rPr>
+          <w:rStyle w:val="nfase"/>
+          <w:rFonts w:ascii="Arial" w:eastAsiaTheme="majorEastAsia" w:hAnsi="Arial" w:cs="Arial"/>
+        </w:rPr>
+        <w:t>IEEE Symposium on Security and Privacy</w:t>
+      </w:r>
+      <w:r>
+        <w:rPr>
+          <w:rFonts w:ascii="Arial" w:hAnsi="Arial" w:cs="Arial"/>
+        </w:rPr>
+        <w:t>, 2012. p. 553–567.</w:t>
+      </w:r>
+      <w:r>
+        <w:rPr>
+          <w:rFonts w:ascii="Arial" w:hAnsi="Arial" w:cs="Arial"/>
+        </w:rPr>
+        <w:br/>
+        <w:t xml:space="preserve">Disponível em: </w:t>
+      </w:r>
+      <w:hyperlink r:id="rId9" w:tgtFrame="_new" w:history="1">
+        <w:r>
+          <w:rPr>
+            <w:rStyle w:val="Hyperlink"/>
+            <w:rFonts w:ascii="Arial" w:eastAsiaTheme="majorEastAsia" w:hAnsi="Arial" w:cs="Arial"/>
+          </w:rPr>
+          <w:t>https://ieeexplore.ieee.org/document/6234436</w:t>
+        </w:r>
+      </w:hyperlink>
+      <w:r>
+        <w:rPr>
+          <w:rFonts w:ascii="Arial" w:hAnsi="Arial" w:cs="Arial"/>
+        </w:rPr>
+        <w:t>.</w:t>
+      </w:r>
+      <w:r>
+        <w:rPr>
+          <w:rFonts w:ascii="Arial" w:hAnsi="Arial" w:cs="Arial"/>
+        </w:rPr>
+        <w:br/>
+        <w:t>Acesso em: 18 abr. 2026.</w:t>
+      </w:r>
+    </w:p>
+    <w:p>
+      <w:pPr>
+        <w:pStyle w:val="NormalWeb"/>
+        <w:rPr>
+          <w:rFonts w:ascii="Arial" w:hAnsi="Arial" w:cs="Arial"/>
+        </w:rPr>
+      </w:pPr>
+      <w:r>
+        <w:rPr>
+          <w:rFonts w:ascii="Arial" w:hAnsi="Arial" w:cs="Arial"/>
+        </w:rPr>
+        <w:t xml:space="preserve">FLORÊNCIO, Dinei; HERLEY, Cormac. A large-scale study of web password habits. In: </w:t>
+      </w:r>
+      <w:r>
+        <w:rPr>
+          <w:rStyle w:val="nfase"/>
+          <w:rFonts w:ascii="Arial" w:eastAsiaTheme="majorEastAsia" w:hAnsi="Arial" w:cs="Arial"/>
+        </w:rPr>
+        <w:t>Proceedings of the 16th International World Wide Web Conference</w:t>
+      </w:r>
+      <w:r>
+        <w:rPr>
+          <w:rFonts w:ascii="Arial" w:hAnsi="Arial" w:cs="Arial"/>
+        </w:rPr>
+        <w:t>, 2007. p. 657–666.</w:t>
+      </w:r>
+      <w:r>
+        <w:rPr>
+          <w:rFonts w:ascii="Arial" w:hAnsi="Arial" w:cs="Arial"/>
+        </w:rPr>
+        <w:br/>
+        <w:t xml:space="preserve">Disponível em: </w:t>
+      </w:r>
+      <w:hyperlink r:id="rId10" w:tgtFrame="_new" w:history="1">
+        <w:r>
+          <w:rPr>
+            <w:rStyle w:val="Hyperlink"/>
+            <w:rFonts w:ascii="Arial" w:eastAsiaTheme="majorEastAsia" w:hAnsi="Arial" w:cs="Arial"/>
+          </w:rPr>
+          <w:t>https://dl.acm.org/d</w:t>
+        </w:r>
+        <w:r>
+          <w:rPr>
+            <w:rStyle w:val="Hyperlink"/>
+            <w:rFonts w:ascii="Arial" w:eastAsiaTheme="majorEastAsia" w:hAnsi="Arial" w:cs="Arial"/>
+          </w:rPr>
+          <w:t>o</w:t>
+        </w:r>
+        <w:r>
+          <w:rPr>
+            <w:rStyle w:val="Hyperlink"/>
+            <w:rFonts w:ascii="Arial" w:eastAsiaTheme="majorEastAsia" w:hAnsi="Arial" w:cs="Arial"/>
+          </w:rPr>
+          <w:t>i/10.1145/1242572.1242661</w:t>
+        </w:r>
+      </w:hyperlink>
+      <w:r>
+        <w:rPr>
+          <w:rFonts w:ascii="Arial" w:hAnsi="Arial" w:cs="Arial"/>
+        </w:rPr>
+        <w:t>.</w:t>
+      </w:r>
+      <w:r>
+        <w:rPr>
+          <w:rFonts w:ascii="Arial" w:hAnsi="Arial" w:cs="Arial"/>
+        </w:rPr>
+        <w:br/>
+        <w:t>Acesso em: 18 abr. 2026.</w:t>
+      </w:r>
+    </w:p>
+    <w:p>
+      <w:pPr>
+        <w:pStyle w:val="NormalWeb"/>
+        <w:rPr>
+          <w:rFonts w:ascii="Arial" w:hAnsi="Arial" w:cs="Arial"/>
+        </w:rPr>
+      </w:pPr>
+      <w:r>
+        <w:rPr>
+          <w:rFonts w:ascii="Arial" w:hAnsi="Arial" w:cs="Arial"/>
+        </w:rPr>
+        <w:t xml:space="preserve">GOLLE, Philippe; WAGNER, David. Cryptanalysis of a cognitive authentication scheme. In: </w:t>
+      </w:r>
+      <w:r>
+        <w:rPr>
+          <w:rStyle w:val="nfase"/>
+          <w:rFonts w:ascii="Arial" w:eastAsiaTheme="majorEastAsia" w:hAnsi="Arial" w:cs="Arial"/>
+        </w:rPr>
+        <w:t>IEEE Symposium on Security and Privacy</w:t>
+      </w:r>
+      <w:r>
+        <w:rPr>
+          <w:rFonts w:ascii="Arial" w:hAnsi="Arial" w:cs="Arial"/>
+        </w:rPr>
+        <w:t>, 2007. p. 66–70.</w:t>
+      </w:r>
+      <w:r>
+        <w:rPr>
+          <w:rFonts w:ascii="Arial" w:hAnsi="Arial" w:cs="Arial"/>
+        </w:rPr>
+        <w:br/>
+        <w:t>Disponível em: https://ieeexplore.ieee.org/document/4140987.</w:t>
+      </w:r>
+      <w:r>
+        <w:rPr>
+          <w:rFonts w:ascii="Arial" w:hAnsi="Arial" w:cs="Arial"/>
+        </w:rPr>
+        <w:br/>
+        <w:t>Acesso em: 18 abr. 2026.</w:t>
+      </w:r>
+    </w:p>
+    <w:p>
+      <w:pPr>
+        <w:pStyle w:val="NormalWeb"/>
+        <w:rPr>
+          <w:rFonts w:ascii="Arial" w:hAnsi="Arial" w:cs="Arial"/>
+        </w:rPr>
+      </w:pPr>
+      <w:r>
+        <w:rPr>
+          <w:rFonts w:ascii="Arial" w:hAnsi="Arial" w:cs="Arial"/>
+        </w:rPr>
+        <w:t xml:space="preserve">HORVAT, Frank. </w:t>
+      </w:r>
+      <w:r>
+        <w:rPr>
+          <w:rStyle w:val="nfase"/>
+          <w:rFonts w:ascii="Arial" w:eastAsiaTheme="majorEastAsia" w:hAnsi="Arial" w:cs="Arial"/>
+        </w:rPr>
+        <w:t>The Vestal Virgins: Sex, Status, and Ritual in Ancient Rome</w:t>
+      </w:r>
+      <w:r>
+        <w:rPr>
+          <w:rFonts w:ascii="Arial" w:hAnsi="Arial" w:cs="Arial"/>
+        </w:rPr>
+        <w:t>. London: Routledge, 2007.</w:t>
+      </w:r>
+    </w:p>
+    <w:p>
+      <w:pPr>
+        <w:pStyle w:val="NormalWeb"/>
+        <w:rPr>
+          <w:rFonts w:ascii="Arial" w:hAnsi="Arial" w:cs="Arial"/>
+        </w:rPr>
+      </w:pPr>
+      <w:r>
+        <w:rPr>
+          <w:rFonts w:ascii="Arial" w:hAnsi="Arial" w:cs="Arial"/>
+        </w:rPr>
+        <w:t xml:space="preserve">JAIN, Anil K.; ROSS, Arun; PRABHAKAR, Salil. An introduction to biometric recognition. </w:t>
+      </w:r>
+      <w:r>
+        <w:rPr>
+          <w:rStyle w:val="nfase"/>
+          <w:rFonts w:ascii="Arial" w:eastAsiaTheme="majorEastAsia" w:hAnsi="Arial" w:cs="Arial"/>
+        </w:rPr>
+        <w:t>IEEE Transactions on Circuits and Systems for Video Technology</w:t>
+      </w:r>
+      <w:r>
+        <w:rPr>
+          <w:rFonts w:ascii="Arial" w:hAnsi="Arial" w:cs="Arial"/>
+        </w:rPr>
+        <w:t>, v. 14, n. 1, p. 4–20, 2004.</w:t>
+      </w:r>
+      <w:r>
+        <w:rPr>
+          <w:rFonts w:ascii="Arial" w:hAnsi="Arial" w:cs="Arial"/>
+        </w:rPr>
+        <w:br/>
+        <w:t xml:space="preserve">Disponível em: </w:t>
+      </w:r>
+      <w:hyperlink r:id="rId11" w:tgtFrame="_new" w:history="1">
+        <w:r>
+          <w:rPr>
+            <w:rStyle w:val="Hyperlink"/>
+            <w:rFonts w:ascii="Arial" w:eastAsiaTheme="majorEastAsia" w:hAnsi="Arial" w:cs="Arial"/>
+          </w:rPr>
+          <w:t>https://ieeexplore.ieee.org/document/1262027</w:t>
+        </w:r>
+      </w:hyperlink>
+      <w:r>
+        <w:rPr>
+          <w:rFonts w:ascii="Arial" w:hAnsi="Arial" w:cs="Arial"/>
+        </w:rPr>
+        <w:t>.</w:t>
+      </w:r>
+      <w:r>
+        <w:rPr>
+          <w:rFonts w:ascii="Arial" w:hAnsi="Arial" w:cs="Arial"/>
+        </w:rPr>
+        <w:br/>
+        <w:t>Acesso em: 18 abr. 2026.</w:t>
+      </w:r>
+    </w:p>
+    <w:p>
+      <w:pPr>
+        <w:pStyle w:val="NormalWeb"/>
+        <w:rPr>
+          <w:rFonts w:ascii="Arial" w:hAnsi="Arial" w:cs="Arial"/>
+        </w:rPr>
+      </w:pPr>
+      <w:r>
+        <w:rPr>
+          <w:rFonts w:ascii="Arial" w:hAnsi="Arial" w:cs="Arial"/>
+        </w:rPr>
+        <w:t xml:space="preserve">KLAUS, Michael; SCHMIDT, Andreas. </w:t>
+      </w:r>
+      <w:r>
+        <w:rPr>
+          <w:rStyle w:val="nfase"/>
+          <w:rFonts w:ascii="Arial" w:eastAsiaTheme="majorEastAsia" w:hAnsi="Arial" w:cs="Arial"/>
+        </w:rPr>
+        <w:t>RFID Handbook: Fundamentals and Applications in Contactless Smart Cards and Identification</w:t>
+      </w:r>
+      <w:r>
+        <w:rPr>
+          <w:rFonts w:ascii="Arial" w:hAnsi="Arial" w:cs="Arial"/>
+        </w:rPr>
+        <w:t>. 2. ed. Wiley, 2007.</w:t>
+      </w:r>
+    </w:p>
+    <w:p>
+      <w:pPr>
+        <w:pStyle w:val="NormalWeb"/>
+        <w:rPr>
+          <w:rFonts w:ascii="Arial" w:hAnsi="Arial" w:cs="Arial"/>
+        </w:rPr>
+      </w:pPr>
+      <w:r>
+        <w:rPr>
+          <w:rFonts w:ascii="Arial" w:hAnsi="Arial" w:cs="Arial"/>
+        </w:rPr>
+        <w:t xml:space="preserve">KUROSE, James F.; ROSS, Keith W. </w:t>
+      </w:r>
+      <w:r>
+        <w:rPr>
+          <w:rStyle w:val="nfase"/>
+          <w:rFonts w:ascii="Arial" w:eastAsiaTheme="majorEastAsia" w:hAnsi="Arial" w:cs="Arial"/>
+        </w:rPr>
+        <w:t>Computer Networking: A Top-Down Approach</w:t>
+      </w:r>
+      <w:r>
+        <w:rPr>
+          <w:rFonts w:ascii="Arial" w:hAnsi="Arial" w:cs="Arial"/>
+        </w:rPr>
+        <w:t>. 6. ed. Boston: Pearson, 2013.</w:t>
+      </w:r>
+    </w:p>
+    <w:p>
+      <w:pPr>
+        <w:pStyle w:val="NormalWeb"/>
+        <w:rPr>
+          <w:rFonts w:ascii="Arial" w:hAnsi="Arial" w:cs="Arial"/>
+        </w:rPr>
+      </w:pPr>
+      <w:r>
+        <w:rPr>
+          <w:rFonts w:ascii="Arial" w:hAnsi="Arial" w:cs="Arial"/>
+        </w:rPr>
+        <w:t>SFREDDO, Clóvis; FLORES, Lucas. Segurança da informação: conceitos e aplicações. Porto Alegre: Bookman, 2009.</w:t>
+      </w:r>
+    </w:p>
+    <w:p>
+      <w:pPr>
+        <w:pStyle w:val="NormalWeb"/>
+        <w:rPr>
+          <w:rFonts w:ascii="Arial" w:hAnsi="Arial" w:cs="Arial"/>
+        </w:rPr>
+      </w:pPr>
+      <w:r>
+        <w:rPr>
+          <w:rFonts w:ascii="Arial" w:hAnsi="Arial" w:cs="Arial"/>
+        </w:rPr>
+        <w:t xml:space="preserve">SICARI, Sabrina et al. Security, privacy and trust in Internet of Things: The road ahead. </w:t>
+      </w:r>
+      <w:r>
+        <w:rPr>
+          <w:rStyle w:val="nfase"/>
+          <w:rFonts w:ascii="Arial" w:eastAsiaTheme="majorEastAsia" w:hAnsi="Arial" w:cs="Arial"/>
+        </w:rPr>
+        <w:t>Computer Networks</w:t>
+      </w:r>
+      <w:r>
+        <w:rPr>
+          <w:rFonts w:ascii="Arial" w:hAnsi="Arial" w:cs="Arial"/>
+        </w:rPr>
+        <w:t>, v. 76, p. 146–164, 2015.</w:t>
+      </w:r>
+      <w:r>
+        <w:rPr>
+          <w:rFonts w:ascii="Arial" w:hAnsi="Arial" w:cs="Arial"/>
+        </w:rPr>
+        <w:br/>
+        <w:t xml:space="preserve">Disponível em: </w:t>
+      </w:r>
+      <w:hyperlink r:id="rId12" w:tgtFrame="_new" w:history="1">
+        <w:r>
+          <w:rPr>
+            <w:rStyle w:val="Hyperlink"/>
+            <w:rFonts w:ascii="Arial" w:eastAsiaTheme="majorEastAsia" w:hAnsi="Arial" w:cs="Arial"/>
+          </w:rPr>
+          <w:t>https://www.sciencedirect.co</w:t>
+        </w:r>
+        <w:r>
+          <w:rPr>
+            <w:rStyle w:val="Hyperlink"/>
+            <w:rFonts w:ascii="Arial" w:eastAsiaTheme="majorEastAsia" w:hAnsi="Arial" w:cs="Arial"/>
+          </w:rPr>
+          <w:t>m</w:t>
+        </w:r>
+        <w:r>
+          <w:rPr>
+            <w:rStyle w:val="Hyperlink"/>
+            <w:rFonts w:ascii="Arial" w:eastAsiaTheme="majorEastAsia" w:hAnsi="Arial" w:cs="Arial"/>
+          </w:rPr>
+          <w:t>/science/article/pii/S1389128614003971</w:t>
+        </w:r>
+      </w:hyperlink>
+      <w:r>
+        <w:rPr>
+          <w:rFonts w:ascii="Arial" w:hAnsi="Arial" w:cs="Arial"/>
+        </w:rPr>
+        <w:t>.</w:t>
+      </w:r>
+      <w:r>
+        <w:rPr>
+          <w:rFonts w:ascii="Arial" w:hAnsi="Arial" w:cs="Arial"/>
+        </w:rPr>
+        <w:br/>
+        <w:t>Acesso em: 18 abr. 2026.</w:t>
+      </w:r>
+    </w:p>
+    <w:p>
+      <w:pPr>
+        <w:pStyle w:val="NormalWeb"/>
+        <w:rPr>
+          <w:rFonts w:ascii="Arial" w:hAnsi="Arial" w:cs="Arial"/>
+        </w:rPr>
+      </w:pPr>
+      <w:r>
+        <w:rPr>
+          <w:rFonts w:ascii="Arial" w:hAnsi="Arial" w:cs="Arial"/>
+        </w:rPr>
+        <w:t xml:space="preserve">STALLINGS, William. </w:t>
+      </w:r>
+      <w:r>
+        <w:rPr>
+          <w:rStyle w:val="nfase"/>
+          <w:rFonts w:ascii="Arial" w:eastAsiaTheme="majorEastAsia" w:hAnsi="Arial" w:cs="Arial"/>
+        </w:rPr>
+        <w:t>Cryptography and Network Security: Principles and Practice</w:t>
+      </w:r>
+      <w:r>
+        <w:rPr>
+          <w:rFonts w:ascii="Arial" w:hAnsi="Arial" w:cs="Arial"/>
+        </w:rPr>
+        <w:t>. 7. ed. Pearson, 2017.</w:t>
+      </w:r>
+    </w:p>
+    <w:p>
+      <w:pPr>
+        <w:pStyle w:val="NormalWeb"/>
+        <w:rPr>
+          <w:rFonts w:ascii="Arial" w:hAnsi="Arial" w:cs="Arial"/>
+        </w:rPr>
+      </w:pPr>
+      <w:r>
+        <w:rPr>
+          <w:rFonts w:ascii="Arial" w:hAnsi="Arial" w:cs="Arial"/>
+        </w:rPr>
+        <w:lastRenderedPageBreak/>
+        <w:t xml:space="preserve">TANENBAUM, Andrew S.; WETHERALL, David J. </w:t>
+      </w:r>
+      <w:r>
+        <w:rPr>
+          <w:rStyle w:val="nfase"/>
+          <w:rFonts w:ascii="Arial" w:eastAsiaTheme="majorEastAsia" w:hAnsi="Arial" w:cs="Arial"/>
+        </w:rPr>
+        <w:t>Computer Networks</w:t>
+      </w:r>
+      <w:r>
+        <w:rPr>
+          <w:rFonts w:ascii="Arial" w:hAnsi="Arial" w:cs="Arial"/>
+        </w:rPr>
+        <w:t>. 5. ed. Boston: Pearson, 2011.</w:t>
+      </w:r>
+    </w:p>
+    <w:p>
+      <w:pPr>
+        <w:pStyle w:val="NormalWeb"/>
+        <w:rPr>
+          <w:rFonts w:ascii="Arial" w:hAnsi="Arial" w:cs="Arial"/>
+        </w:rPr>
+      </w:pPr>
+      <w:r>
+        <w:rPr>
+          <w:rFonts w:ascii="Arial" w:hAnsi="Arial" w:cs="Arial"/>
+        </w:rPr>
+        <w:t xml:space="preserve">USTUNDAG, Alp; CEVIKCAN, Emre. </w:t>
+      </w:r>
+      <w:r>
+        <w:rPr>
+          <w:rStyle w:val="nfase"/>
+          <w:rFonts w:ascii="Arial" w:eastAsiaTheme="majorEastAsia" w:hAnsi="Arial" w:cs="Arial"/>
+        </w:rPr>
+        <w:t>Industry 4.0: Managing the Digital Transformation</w:t>
+      </w:r>
+      <w:r>
+        <w:rPr>
+          <w:rFonts w:ascii="Arial" w:hAnsi="Arial" w:cs="Arial"/>
+        </w:rPr>
+        <w:t>. Springer, 2017.</w:t>
+      </w:r>
+    </w:p>
+    <w:p>
+      <w:pPr>
+        <w:pStyle w:val="NormalWeb"/>
+        <w:rPr>
+          <w:rFonts w:ascii="Arial" w:hAnsi="Arial" w:cs="Arial"/>
+        </w:rPr>
+      </w:pPr>
+      <w:r>
+        <w:rPr>
+          <w:rFonts w:ascii="Arial" w:hAnsi="Arial" w:cs="Arial"/>
+        </w:rPr>
+        <w:t xml:space="preserve">WEIS, Stephen A. et al. Security and privacy aspects of low-cost radio frequency identification systems. In: </w:t>
+      </w:r>
+      <w:r>
+        <w:rPr>
+          <w:rStyle w:val="nfase"/>
+          <w:rFonts w:ascii="Arial" w:eastAsiaTheme="majorEastAsia" w:hAnsi="Arial" w:cs="Arial"/>
+        </w:rPr>
+        <w:t>Security in Pervasive Computing</w:t>
+      </w:r>
+      <w:r>
+        <w:rPr>
+          <w:rFonts w:ascii="Arial" w:hAnsi="Arial" w:cs="Arial"/>
+        </w:rPr>
+        <w:t>. Springer, 2004. p. 201–212.</w:t>
+      </w:r>
+      <w:r>
+        <w:rPr>
+          <w:rFonts w:ascii="Arial" w:hAnsi="Arial" w:cs="Arial"/>
+        </w:rPr>
+        <w:br/>
+        <w:t>Disponível em: https://link.springer.com/chapter/10.1007/978-3-540-24680-2_18.</w:t>
+      </w:r>
+      <w:r>
+        <w:rPr>
+          <w:rFonts w:ascii="Arial" w:hAnsi="Arial" w:cs="Arial"/>
+        </w:rPr>
+        <w:br/>
+        <w:t>Acesso em: 18 abr. 2026.</w:t>
+      </w:r>
+    </w:p>
+    <w:p>
+      <w:pPr>
+        <w:pStyle w:val="NormalWeb"/>
+        <w:rPr>
+          <w:rFonts w:ascii="Arial" w:hAnsi="Arial" w:cs="Arial"/>
+        </w:rPr>
+      </w:pPr>
+      <w:r>
+        <w:rPr>
+          <w:rFonts w:ascii="Arial" w:hAnsi="Arial" w:cs="Arial"/>
+        </w:rPr>
+        <w:t xml:space="preserve">WAYMAN, James L. Fundamentals of biometric authentication technologies. </w:t>
+      </w:r>
+      <w:r>
+        <w:rPr>
+          <w:rStyle w:val="nfase"/>
+          <w:rFonts w:ascii="Arial" w:eastAsiaTheme="majorEastAsia" w:hAnsi="Arial" w:cs="Arial"/>
+        </w:rPr>
+        <w:t>International Journal of Image and Graphics</w:t>
+      </w:r>
+      <w:r>
+        <w:rPr>
+          <w:rFonts w:ascii="Arial" w:hAnsi="Arial" w:cs="Arial"/>
+        </w:rPr>
+        <w:t>, v. 1, n. 1, p. 93–113, 2005.</w:t>
+      </w:r>
+      <w:r>
+        <w:rPr>
+          <w:rFonts w:ascii="Arial" w:hAnsi="Arial" w:cs="Arial"/>
+        </w:rPr>
+        <w:br/>
+        <w:t>Disponível em: https://www.worldscientific.com/doi/abs/10.1142/S021946780500013X.</w:t>
+      </w:r>
+      <w:r>
+        <w:rPr>
+          <w:rFonts w:ascii="Arial" w:hAnsi="Arial" w:cs="Arial"/>
+        </w:rPr>
+        <w:br/>
+        <w:t>Acesso em: 18 abr. 2026.</w:t>
+      </w:r>
+    </w:p>
+    <w:p>
+      <w:pPr>
+        <w:pStyle w:val="NormalWeb"/>
+        <w:rPr>
+          <w:rFonts w:ascii="Arial" w:hAnsi="Arial" w:cs="Arial"/>
+        </w:rPr>
+      </w:pPr>
+      <w:r>
+        <w:rPr>
+          <w:rFonts w:ascii="Arial" w:hAnsi="Arial" w:cs="Arial"/>
+        </w:rPr>
+        <w:t xml:space="preserve">WAZLAWICK, Raul Sidnei. </w:t>
+      </w:r>
+      <w:r>
+        <w:rPr>
+          <w:rStyle w:val="nfase"/>
+          <w:rFonts w:ascii="Arial" w:eastAsiaTheme="majorEastAsia" w:hAnsi="Arial" w:cs="Arial"/>
+        </w:rPr>
+        <w:t>Metodologia de pesquisa para ciência da computação</w:t>
+      </w:r>
+      <w:r>
+        <w:rPr>
+          <w:rFonts w:ascii="Arial" w:hAnsi="Arial" w:cs="Arial"/>
+        </w:rPr>
+        <w:t>. 3. ed. Rio de Janeiro: Elsevier, 2020.</w:t>
+      </w:r>
+    </w:p>
+    <w:p>
+      <w:pPr>
+        <w:spacing w:line="360" w:lineRule="auto"/>
+        <w:jc w:val="both"/>
+        <w:rPr>
+          <w:rFonts w:ascii="Arial" w:hAnsi="Arial" w:cs="Arial"/>
+        </w:rPr>
+      </w:pPr>
+    </w:p>
+    <w:p>
+      <w:pPr>
+        <w:spacing w:line="360" w:lineRule="auto"/>
+        <w:jc w:val="both"/>
+        <w:rPr>
+          <w:rFonts w:ascii="Arial" w:hAnsi="Arial" w:cs="Arial"/>
+        </w:rPr>
+      </w:pPr>
+    </w:p>
     <w:sectPr>
-      <w:headerReference w:type="default" r:id="rId9"/>
+      <w:headerReference w:type="default" r:id="rId13"/>
       <w:type w:val="continuous"/>
       <w:pgSz w:w="11906" w:h="16838"/>
       <w:pgMar w:top="1701" w:right="1134" w:bottom="1134" w:left="1701" w:header="709" w:footer="709" w:gutter="0"/>
@@ -7701,6 +5349,7 @@
   <w:style w:type="character" w:default="1" w:styleId="Fontepargpadro">
     <w:name w:val="Default Paragraph Font"/>
     <w:uiPriority w:val="1"/>
+    <w:semiHidden/>
     <w:unhideWhenUsed/>
   </w:style>
   <w:style w:type="table" w:default="1" w:styleId="Tabelanormal">
@@ -8118,7 +5767,6 @@
     <w:name w:val="Normal (Web)"/>
     <w:basedOn w:val="Normal"/>
     <w:uiPriority w:val="99"/>
-    <w:semiHidden/>
     <w:unhideWhenUsed/>
     <w:rsid w:val="005F2DFA"/>
     <w:pPr>
@@ -8204,6 +5852,30 @@
       <w:szCs w:val="32"/>
       <w:lang w:eastAsia="pt-BR"/>
       <w14:ligatures w14:val="none"/>
+    </w:rPr>
+  </w:style>
+  <w:style w:type="character" w:styleId="Hyperlink">
+    <w:name w:val="Hyperlink"/>
+    <w:basedOn w:val="Fontepargpadro"/>
+    <w:uiPriority w:val="99"/>
+    <w:semiHidden/>
+    <w:unhideWhenUsed/>
+    <w:rsid w:val="002D11CB"/>
+    <w:rPr>
+      <w:color w:val="0000FF"/>
+      <w:u w:val="single"/>
+    </w:rPr>
+  </w:style>
+  <w:style w:type="character" w:styleId="HiperlinkVisitado">
+    <w:name w:val="FollowedHyperlink"/>
+    <w:basedOn w:val="Fontepargpadro"/>
+    <w:uiPriority w:val="99"/>
+    <w:semiHidden/>
+    <w:unhideWhenUsed/>
+    <w:rsid w:val="002D11CB"/>
+    <w:rPr>
+      <w:color w:val="96607D" w:themeColor="followedHyperlink"/>
+      <w:u w:val="single"/>
     </w:rPr>
   </w:style>
 </w:styles>
